--- a/REI-Combinatoria/10c - Fase opcional - Rúbrica pel professor.docx
+++ b/REI-Combinatoria/10c - Fase opcional - Rúbrica pel professor.docx
@@ -7,14 +7,12 @@
         <w:rPr>
           <w:b/>
           <w:bCs/>
-          <w:lang w:val="ca-ES"/>
         </w:rPr>
       </w:pPr>
       <w:r>
         <w:rPr>
           <w:b/>
           <w:bCs/>
-          <w:lang w:val="ca-ES"/>
         </w:rPr>
         <w:t>Rúbrica d'Avaluació - Activitat "Fem de hackers!"</w:t>
       </w:r>
@@ -24,14 +22,12 @@
         <w:rPr>
           <w:b/>
           <w:bCs/>
-          <w:lang w:val="ca-ES"/>
         </w:rPr>
       </w:pPr>
       <w:r>
         <w:rPr>
           <w:b/>
           <w:bCs/>
-          <w:lang w:val="ca-ES"/>
         </w:rPr>
         <w:t>Nom de l'alumne/a: _______________________________________ Data: ________________</w:t>
       </w:r>
@@ -41,59 +37,28 @@
         <w:rPr>
           <w:b/>
           <w:bCs/>
-          <w:lang w:val="ca-ES"/>
         </w:rPr>
       </w:pPr>
       <w:r>
         <w:rPr>
           <w:b/>
           <w:bCs/>
-          <w:lang w:val="ca-ES"/>
-        </w:rPr>
-        <w:t>L’activitat:</w:t>
+        </w:rPr>
+        <w:t>Descriptor de l'activitat:</w:t>
       </w:r>
     </w:p>
     <w:p>
-      <w:pPr>
-        <w:rPr>
-          <w:lang w:val="ca-ES"/>
-        </w:rPr>
-      </w:pPr>
-      <w:r>
-        <w:rPr>
-          <w:lang w:val="ca-ES"/>
-        </w:rPr>
-        <w:t xml:space="preserve">En aquesta activitat, </w:t>
-      </w:r>
-      <w:r>
-        <w:rPr>
-          <w:lang w:val="ca-ES"/>
-        </w:rPr>
-        <w:t>els estudiants</w:t>
-      </w:r>
-      <w:r>
-        <w:rPr>
-          <w:lang w:val="ca-ES"/>
-        </w:rPr>
-        <w:t xml:space="preserve"> ha d'analitzar i calcular les possibles</w:t>
-      </w:r>
-      <w:r>
-        <w:rPr>
-          <w:lang w:val="ca-ES"/>
-        </w:rPr>
-        <w:t xml:space="preserve"> contrasenyes</w:t>
-      </w:r>
-      <w:r>
-        <w:rPr>
-          <w:lang w:val="ca-ES"/>
-        </w:rPr>
-        <w:t xml:space="preserve"> de diferents sistemes de seguretat (PUK, correus electrònics, PIN bancari, etc.) aplicant tècniques de comptatge i estratègies </w:t>
-      </w:r>
-      <w:r>
-        <w:rPr>
-          <w:lang w:val="ca-ES"/>
-        </w:rPr>
-        <w:t>vistes durant la situació dels cadenats.</w:t>
+      <w:r>
+        <w:t xml:space="preserve">En aquesta activitat, l'alumnat ha d'analitzar i calcular les possibles combinacions de diferents sistemes de seguretat (PUK, correus electrònics, PIN bancari, etc.) aplicant tècniques </w:t>
+      </w:r>
+      <w:r>
+        <w:rPr>
+          <w:highlight w:val="yellow"/>
+        </w:rPr>
+        <w:t>de recompte</w:t>
+      </w:r>
+      <w:r>
+        <w:t xml:space="preserve"> i estratègies de modelització matemàtica.</w:t>
       </w:r>
     </w:p>
     <w:p>
@@ -101,14 +66,12 @@
         <w:rPr>
           <w:b/>
           <w:bCs/>
-          <w:lang w:val="ca-ES"/>
         </w:rPr>
       </w:pPr>
       <w:r>
         <w:rPr>
           <w:b/>
           <w:bCs/>
-          <w:lang w:val="ca-ES"/>
         </w:rPr>
         <w:t>Competències avaluades:</w:t>
       </w:r>
@@ -119,22 +82,15 @@
           <w:ilvl w:val="0"/>
           <w:numId w:val="1"/>
         </w:numPr>
-        <w:rPr>
-          <w:lang w:val="ca-ES"/>
-        </w:rPr>
       </w:pPr>
       <w:r>
         <w:rPr>
           <w:b/>
           <w:bCs/>
-          <w:lang w:val="ca-ES"/>
         </w:rPr>
         <w:t>Interpretar, modelitzar i resoldre situacions de la vida quotidiana</w:t>
       </w:r>
       <w:r>
-        <w:rPr>
-          <w:lang w:val="ca-ES"/>
-        </w:rPr>
         <w:t xml:space="preserve"> (Competència 1)</w:t>
       </w:r>
     </w:p>
@@ -144,22 +100,15 @@
           <w:ilvl w:val="0"/>
           <w:numId w:val="1"/>
         </w:numPr>
-        <w:rPr>
-          <w:lang w:val="ca-ES"/>
-        </w:rPr>
       </w:pPr>
       <w:r>
         <w:rPr>
           <w:b/>
           <w:bCs/>
-          <w:lang w:val="ca-ES"/>
         </w:rPr>
         <w:t>Argumentar la idoneïtat de les solucions</w:t>
       </w:r>
       <w:r>
-        <w:rPr>
-          <w:lang w:val="ca-ES"/>
-        </w:rPr>
         <w:t xml:space="preserve"> (Competència 2)</w:t>
       </w:r>
     </w:p>
@@ -169,22 +118,15 @@
           <w:ilvl w:val="0"/>
           <w:numId w:val="1"/>
         </w:numPr>
-        <w:rPr>
-          <w:lang w:val="ca-ES"/>
-        </w:rPr>
       </w:pPr>
       <w:r>
         <w:rPr>
           <w:b/>
           <w:bCs/>
-          <w:lang w:val="ca-ES"/>
         </w:rPr>
         <w:t>Utilitzar el pensament computacional</w:t>
       </w:r>
       <w:r>
-        <w:rPr>
-          <w:lang w:val="ca-ES"/>
-        </w:rPr>
         <w:t xml:space="preserve"> (Competència 4)</w:t>
       </w:r>
     </w:p>
@@ -194,22 +136,15 @@
           <w:ilvl w:val="0"/>
           <w:numId w:val="1"/>
         </w:numPr>
-        <w:rPr>
-          <w:lang w:val="ca-ES"/>
-        </w:rPr>
       </w:pPr>
       <w:r>
         <w:rPr>
           <w:b/>
           <w:bCs/>
-          <w:lang w:val="ca-ES"/>
         </w:rPr>
         <w:t>Comunicar i representar conceptes matemàtics</w:t>
       </w:r>
       <w:r>
-        <w:rPr>
-          <w:lang w:val="ca-ES"/>
-        </w:rPr>
         <w:t xml:space="preserve"> (Competència 7)</w:t>
       </w:r>
     </w:p>
@@ -226,11 +161,11 @@
         <w:tblLook w:val="04A0" w:firstRow="1" w:lastRow="0" w:firstColumn="1" w:lastColumn="0" w:noHBand="0" w:noVBand="1"/>
       </w:tblPr>
       <w:tblGrid>
-        <w:gridCol w:w="1647"/>
-        <w:gridCol w:w="2477"/>
-        <w:gridCol w:w="2309"/>
-        <w:gridCol w:w="1997"/>
-        <w:gridCol w:w="2036"/>
+        <w:gridCol w:w="1693"/>
+        <w:gridCol w:w="2874"/>
+        <w:gridCol w:w="2115"/>
+        <w:gridCol w:w="1890"/>
+        <w:gridCol w:w="1894"/>
       </w:tblGrid>
       <w:tr>
         <w:trPr>
@@ -248,14 +183,12 @@
               <w:rPr>
                 <w:b/>
                 <w:bCs/>
-                <w:lang w:val="ca-ES"/>
               </w:rPr>
             </w:pPr>
             <w:r>
               <w:rPr>
                 <w:b/>
                 <w:bCs/>
-                <w:lang w:val="ca-ES"/>
               </w:rPr>
               <w:t>Dimensió</w:t>
             </w:r>
@@ -273,14 +206,12 @@
               <w:rPr>
                 <w:b/>
                 <w:bCs/>
-                <w:lang w:val="ca-ES"/>
               </w:rPr>
             </w:pPr>
             <w:r>
               <w:rPr>
                 <w:b/>
                 <w:bCs/>
-                <w:lang w:val="ca-ES"/>
               </w:rPr>
               <w:t>Excel·lent (9-10)</w:t>
             </w:r>
@@ -297,14 +228,12 @@
               <w:rPr>
                 <w:b/>
                 <w:bCs/>
-                <w:lang w:val="ca-ES"/>
               </w:rPr>
             </w:pPr>
             <w:r>
               <w:rPr>
                 <w:b/>
                 <w:bCs/>
-                <w:lang w:val="ca-ES"/>
               </w:rPr>
               <w:t>Notable (7-8)</w:t>
             </w:r>
@@ -321,14 +250,12 @@
               <w:rPr>
                 <w:b/>
                 <w:bCs/>
-                <w:lang w:val="ca-ES"/>
               </w:rPr>
             </w:pPr>
             <w:r>
               <w:rPr>
                 <w:b/>
                 <w:bCs/>
-                <w:lang w:val="ca-ES"/>
               </w:rPr>
               <w:t>Bé (5-6)</w:t>
             </w:r>
@@ -345,14 +272,12 @@
               <w:rPr>
                 <w:b/>
                 <w:bCs/>
-                <w:lang w:val="ca-ES"/>
               </w:rPr>
             </w:pPr>
             <w:r>
               <w:rPr>
                 <w:b/>
                 <w:bCs/>
-                <w:lang w:val="ca-ES"/>
               </w:rPr>
               <w:t>Insuficient (&lt;5)</w:t>
             </w:r>
@@ -370,37 +295,20 @@
             <w:hideMark/>
           </w:tcPr>
           <w:p>
-            <w:pPr>
-              <w:rPr>
-                <w:lang w:val="ca-ES"/>
-              </w:rPr>
-            </w:pPr>
             <w:r>
               <w:rPr>
                 <w:b/>
                 <w:bCs/>
-                <w:lang w:val="ca-ES"/>
               </w:rPr>
               <w:t>1. Anàlisi i interpretació de dades</w:t>
             </w:r>
             <w:r>
-              <w:rPr>
-                <w:lang w:val="ca-ES"/>
-              </w:rPr>
               <w:t xml:space="preserve"> </w:t>
             </w:r>
-          </w:p>
-          <w:p>
-            <w:pPr>
-              <w:rPr>
-                <w:lang w:val="ca-ES"/>
-              </w:rPr>
-            </w:pPr>
             <w:r>
               <w:rPr>
                 <w:i/>
                 <w:iCs/>
-                <w:lang w:val="ca-ES"/>
               </w:rPr>
               <w:t>(C1.1, C1.2)</w:t>
             </w:r>
@@ -414,16 +322,35 @@
             <w:hideMark/>
           </w:tcPr>
           <w:p>
-            <w:pPr>
-              <w:rPr>
-                <w:lang w:val="ca-ES"/>
-              </w:rPr>
-            </w:pPr>
             <w:r>
-              <w:rPr>
-                <w:lang w:val="ca-ES"/>
-              </w:rPr>
-              <w:t>Interpreta amb precisió les restriccions i variables de cada sistema. Aplica diverses estratègies amb claredat.</w:t>
+              <w:t>Interpreta amb precisió les restriccions i variables de cada sistema</w:t>
+            </w:r>
+            <w:r>
+              <w:t xml:space="preserve"> </w:t>
+            </w:r>
+            <w:r>
+              <w:rPr>
+                <w:highlight w:val="yellow"/>
+              </w:rPr>
+              <w:t>que s’analitza</w:t>
+            </w:r>
+            <w:r>
+              <w:t>. Aplica diverses estratègies amb claredat</w:t>
+            </w:r>
+            <w:r>
+              <w:t xml:space="preserve"> per </w:t>
+            </w:r>
+            <w:r>
+              <w:rPr>
+                <w:highlight w:val="yellow"/>
+              </w:rPr>
+              <w:t>analitzar les dades donades i variables a estudiar</w:t>
+            </w:r>
+            <w:r>
+              <w:rPr>
+                <w:highlight w:val="yellow"/>
+              </w:rPr>
+              <w:t>.</w:t>
             </w:r>
           </w:p>
         </w:tc>
@@ -434,15 +361,7 @@
             <w:hideMark/>
           </w:tcPr>
           <w:p>
-            <w:pPr>
-              <w:rPr>
-                <w:lang w:val="ca-ES"/>
-              </w:rPr>
-            </w:pPr>
             <w:r>
-              <w:rPr>
-                <w:lang w:val="ca-ES"/>
-              </w:rPr>
               <w:t>Interpreta correctament les restriccions i variables. Utilitza almenys dues estratègies vàlides.</w:t>
             </w:r>
           </w:p>
@@ -454,28 +373,8 @@
             <w:hideMark/>
           </w:tcPr>
           <w:p>
-            <w:pPr>
-              <w:rPr>
-                <w:lang w:val="ca-ES"/>
-              </w:rPr>
-            </w:pPr>
             <w:r>
-              <w:rPr>
-                <w:lang w:val="ca-ES"/>
-              </w:rPr>
-              <w:t xml:space="preserve">Interpreta parcialment les dades, però utilitza </w:t>
-            </w:r>
-            <w:r>
-              <w:rPr>
-                <w:lang w:val="ca-ES"/>
-              </w:rPr>
-              <w:t xml:space="preserve">només </w:t>
-            </w:r>
-            <w:r>
-              <w:rPr>
-                <w:lang w:val="ca-ES"/>
-              </w:rPr>
-              <w:t>una estratègia adequada.</w:t>
+              <w:t>Interpreta parcialment les dades, però utilitza una estratègia adequada.</w:t>
             </w:r>
           </w:p>
         </w:tc>
@@ -486,15 +385,7 @@
             <w:hideMark/>
           </w:tcPr>
           <w:p>
-            <w:pPr>
-              <w:rPr>
-                <w:lang w:val="ca-ES"/>
-              </w:rPr>
-            </w:pPr>
             <w:r>
-              <w:rPr>
-                <w:lang w:val="ca-ES"/>
-              </w:rPr>
               <w:t>No interpreta les dades o aplica estratègies inadequades.</w:t>
             </w:r>
           </w:p>
@@ -511,30 +402,20 @@
             <w:hideMark/>
           </w:tcPr>
           <w:p>
-            <w:pPr>
-              <w:rPr>
-                <w:lang w:val="ca-ES"/>
-              </w:rPr>
-            </w:pPr>
             <w:r>
               <w:rPr>
                 <w:b/>
                 <w:bCs/>
-                <w:lang w:val="ca-ES"/>
               </w:rPr>
               <w:t>2. Modelització matemàtica</w:t>
             </w:r>
             <w:r>
-              <w:rPr>
-                <w:lang w:val="ca-ES"/>
-              </w:rPr>
               <w:t xml:space="preserve"> </w:t>
             </w:r>
             <w:r>
               <w:rPr>
                 <w:i/>
                 <w:iCs/>
-                <w:lang w:val="ca-ES"/>
               </w:rPr>
               <w:t>(C1.3, C1.4)</w:t>
             </w:r>
@@ -548,16 +429,35 @@
             <w:hideMark/>
           </w:tcPr>
           <w:p>
-            <w:pPr>
-              <w:rPr>
-                <w:lang w:val="ca-ES"/>
-              </w:rPr>
-            </w:pPr>
             <w:r>
-              <w:rPr>
-                <w:lang w:val="ca-ES"/>
-              </w:rPr>
-              <w:t>Elabora models matemàtics coherents i justifica totes les decisions amb rigor.</w:t>
+              <w:t xml:space="preserve">Elabora models matemàtics </w:t>
+            </w:r>
+            <w:r>
+              <w:t xml:space="preserve">per a facilitar </w:t>
+            </w:r>
+            <w:r>
+              <w:rPr>
+                <w:highlight w:val="yellow"/>
+              </w:rPr>
+              <w:t>el recompte de codis o contrasenyes</w:t>
+            </w:r>
+            <w:r>
+              <w:t xml:space="preserve"> </w:t>
+            </w:r>
+            <w:r>
+              <w:t xml:space="preserve">coherents i justifica totes les decisions </w:t>
+            </w:r>
+            <w:r>
+              <w:rPr>
+                <w:highlight w:val="yellow"/>
+              </w:rPr>
+              <w:t>i propostes</w:t>
+            </w:r>
+            <w:r>
+              <w:t xml:space="preserve"> </w:t>
+            </w:r>
+            <w:r>
+              <w:t>amb rigor.</w:t>
             </w:r>
           </w:p>
         </w:tc>
@@ -568,15 +468,7 @@
             <w:hideMark/>
           </w:tcPr>
           <w:p>
-            <w:pPr>
-              <w:rPr>
-                <w:lang w:val="ca-ES"/>
-              </w:rPr>
-            </w:pPr>
             <w:r>
-              <w:rPr>
-                <w:lang w:val="ca-ES"/>
-              </w:rPr>
               <w:t>Presenta models correctes amb justificacions raonades i clares.</w:t>
             </w:r>
           </w:p>
@@ -588,15 +480,7 @@
             <w:hideMark/>
           </w:tcPr>
           <w:p>
-            <w:pPr>
-              <w:rPr>
-                <w:lang w:val="ca-ES"/>
-              </w:rPr>
-            </w:pPr>
             <w:r>
-              <w:rPr>
-                <w:lang w:val="ca-ES"/>
-              </w:rPr>
               <w:t>Elabora models amb algunes incoherències o justificacions parcials.</w:t>
             </w:r>
           </w:p>
@@ -608,15 +492,7 @@
             <w:hideMark/>
           </w:tcPr>
           <w:p>
-            <w:pPr>
-              <w:rPr>
-                <w:lang w:val="ca-ES"/>
-              </w:rPr>
-            </w:pPr>
             <w:r>
-              <w:rPr>
-                <w:lang w:val="ca-ES"/>
-              </w:rPr>
               <w:t>No presenta models coherents ni justifica adequadament les decisions.</w:t>
             </w:r>
           </w:p>
@@ -633,30 +509,20 @@
             <w:hideMark/>
           </w:tcPr>
           <w:p>
-            <w:pPr>
-              <w:rPr>
-                <w:lang w:val="ca-ES"/>
-              </w:rPr>
-            </w:pPr>
             <w:r>
               <w:rPr>
                 <w:b/>
                 <w:bCs/>
-                <w:lang w:val="ca-ES"/>
               </w:rPr>
               <w:t>3. Argumentació i verificació</w:t>
             </w:r>
             <w:r>
-              <w:rPr>
-                <w:lang w:val="ca-ES"/>
-              </w:rPr>
               <w:t xml:space="preserve"> </w:t>
             </w:r>
             <w:r>
               <w:rPr>
                 <w:i/>
                 <w:iCs/>
-                <w:lang w:val="ca-ES"/>
               </w:rPr>
               <w:t>(C2.1, C2.2)</w:t>
             </w:r>
@@ -670,16 +536,32 @@
             <w:hideMark/>
           </w:tcPr>
           <w:p>
-            <w:pPr>
-              <w:rPr>
-                <w:lang w:val="ca-ES"/>
-              </w:rPr>
-            </w:pPr>
             <w:r>
-              <w:rPr>
-                <w:lang w:val="ca-ES"/>
-              </w:rPr>
-              <w:t>Argumenta amb solidesa, utilitza el raonament lògic per validar i plantejar nous reptes.</w:t>
+              <w:t>Argumenta amb solidesa</w:t>
+            </w:r>
+            <w:r>
+              <w:t xml:space="preserve"> els </w:t>
+            </w:r>
+            <w:r>
+              <w:rPr>
+                <w:highlight w:val="yellow"/>
+              </w:rPr>
+              <w:t>models creats, raonant com s’utilitzen i</w:t>
+            </w:r>
+            <w:r>
+              <w:rPr>
+                <w:highlight w:val="yellow"/>
+              </w:rPr>
+              <w:t xml:space="preserve"> valida</w:t>
+            </w:r>
+            <w:r>
+              <w:rPr>
+                <w:highlight w:val="yellow"/>
+              </w:rPr>
+              <w:t>nt les respostes que aporten.</w:t>
+            </w:r>
+            <w:r>
+              <w:t xml:space="preserve"> </w:t>
             </w:r>
           </w:p>
         </w:tc>
@@ -690,15 +572,7 @@
             <w:hideMark/>
           </w:tcPr>
           <w:p>
-            <w:pPr>
-              <w:rPr>
-                <w:lang w:val="ca-ES"/>
-              </w:rPr>
-            </w:pPr>
             <w:r>
-              <w:rPr>
-                <w:lang w:val="ca-ES"/>
-              </w:rPr>
               <w:t>Justifica les solucions de manera clara i planteja alguna pregunta addicional.</w:t>
             </w:r>
           </w:p>
@@ -710,15 +584,7 @@
             <w:hideMark/>
           </w:tcPr>
           <w:p>
-            <w:pPr>
-              <w:rPr>
-                <w:lang w:val="ca-ES"/>
-              </w:rPr>
-            </w:pPr>
             <w:r>
-              <w:rPr>
-                <w:lang w:val="ca-ES"/>
-              </w:rPr>
               <w:t>Justifica parcialment les solucions, sense aprofundir en noves preguntes.</w:t>
             </w:r>
           </w:p>
@@ -730,15 +596,7 @@
             <w:hideMark/>
           </w:tcPr>
           <w:p>
-            <w:pPr>
-              <w:rPr>
-                <w:lang w:val="ca-ES"/>
-              </w:rPr>
-            </w:pPr>
             <w:r>
-              <w:rPr>
-                <w:lang w:val="ca-ES"/>
-              </w:rPr>
               <w:t>No justifica les respostes ni planteja nous reptes.</w:t>
             </w:r>
           </w:p>
@@ -755,38 +613,121 @@
             <w:hideMark/>
           </w:tcPr>
           <w:p>
-            <w:pPr>
-              <w:rPr>
-                <w:lang w:val="ca-ES"/>
-              </w:rPr>
-            </w:pPr>
             <w:r>
               <w:rPr>
                 <w:b/>
                 <w:bCs/>
-                <w:lang w:val="ca-ES"/>
-              </w:rPr>
-              <w:t>4</w:t>
+              </w:rPr>
+              <w:t>4. Pensament computacional</w:t>
             </w:r>
             <w:r>
-              <w:rPr>
-                <w:b/>
-                <w:bCs/>
-                <w:lang w:val="ca-ES"/>
-              </w:rPr>
-              <w:t>. Comunicació matemàtica</w:t>
-            </w:r>
-            <w:r>
-              <w:rPr>
-                <w:lang w:val="ca-ES"/>
-              </w:rPr>
               <w:t xml:space="preserve"> </w:t>
             </w:r>
             <w:r>
               <w:rPr>
                 <w:i/>
                 <w:iCs/>
-                <w:lang w:val="ca-ES"/>
+              </w:rPr>
+              <w:t>(C4.1, C4.2, C4.4)</w:t>
+            </w:r>
+          </w:p>
+        </w:tc>
+        <w:tc>
+          <w:tcPr>
+            <w:tcW w:w="0" w:type="auto"/>
+            <w:shd w:val="clear" w:color="auto" w:fill="E2EFD9" w:themeFill="accent6" w:themeFillTint="33"/>
+            <w:vAlign w:val="center"/>
+            <w:hideMark/>
+          </w:tcPr>
+          <w:p>
+            <w:r>
+              <w:t xml:space="preserve">Descompon els problemes en parts clares, identifica patrons i genera </w:t>
+            </w:r>
+            <w:r>
+              <w:rPr>
+                <w:highlight w:val="yellow"/>
+              </w:rPr>
+              <w:t>tècniques de recompte</w:t>
+            </w:r>
+            <w:r>
+              <w:t xml:space="preserve"> </w:t>
+            </w:r>
+            <w:r>
+              <w:rPr>
+                <w:highlight w:val="yellow"/>
+              </w:rPr>
+              <w:t>vàlides i eficients per aportar respostes a les preguntes platejades</w:t>
+            </w:r>
+            <w:r>
+              <w:rPr>
+                <w:highlight w:val="yellow"/>
+              </w:rPr>
+              <w:t>.</w:t>
+            </w:r>
+          </w:p>
+        </w:tc>
+        <w:tc>
+          <w:tcPr>
+            <w:tcW w:w="0" w:type="auto"/>
+            <w:vAlign w:val="center"/>
+            <w:hideMark/>
+          </w:tcPr>
+          <w:p>
+            <w:r>
+              <w:t>Analitza el problema en parts i reconeix patrons bàsics per resoldre’l.</w:t>
+            </w:r>
+          </w:p>
+        </w:tc>
+        <w:tc>
+          <w:tcPr>
+            <w:tcW w:w="0" w:type="auto"/>
+            <w:vAlign w:val="center"/>
+            <w:hideMark/>
+          </w:tcPr>
+          <w:p>
+            <w:r>
+              <w:t>Fa una descomposició bàsica i reconeix alguns patrons simples.</w:t>
+            </w:r>
+          </w:p>
+        </w:tc>
+        <w:tc>
+          <w:tcPr>
+            <w:tcW w:w="0" w:type="auto"/>
+            <w:vAlign w:val="center"/>
+            <w:hideMark/>
+          </w:tcPr>
+          <w:p>
+            <w:r>
+              <w:t>No descompon el problema ni reconeix patrons rellevants.</w:t>
+            </w:r>
+          </w:p>
+        </w:tc>
+      </w:tr>
+      <w:tr>
+        <w:trPr>
+          <w:tblCellSpacing w:w="15" w:type="dxa"/>
+        </w:trPr>
+        <w:tc>
+          <w:tcPr>
+            <w:tcW w:w="0" w:type="auto"/>
+            <w:vAlign w:val="center"/>
+            <w:hideMark/>
+          </w:tcPr>
+          <w:p>
+            <w:r>
+              <w:rPr>
+                <w:b/>
+                <w:bCs/>
+              </w:rPr>
+              <w:t>5. Comunicació matemàtica</w:t>
+            </w:r>
+            <w:r>
+              <w:t xml:space="preserve"> </w:t>
+            </w:r>
+            <w:r>
+              <w:rPr>
+                <w:i/>
+                <w:iCs/>
               </w:rPr>
               <w:t>(C7.1, C7.2)</w:t>
             </w:r>
@@ -800,16 +741,187 @@
             <w:hideMark/>
           </w:tcPr>
           <w:p>
+            <w:r>
+              <w:t xml:space="preserve">Comunica els processos i resultats amb </w:t>
+            </w:r>
+            <w:r>
+              <w:rPr>
+                <w:highlight w:val="yellow"/>
+              </w:rPr>
+              <w:t xml:space="preserve">terminologia </w:t>
+            </w:r>
+            <w:r>
+              <w:rPr>
+                <w:highlight w:val="yellow"/>
+              </w:rPr>
+              <w:t xml:space="preserve">consensuada, referent als diferents elements dels cadenats o contrasenyes, </w:t>
+            </w:r>
+            <w:r>
+              <w:rPr>
+                <w:highlight w:val="yellow"/>
+              </w:rPr>
+              <w:t xml:space="preserve"> i </w:t>
+            </w:r>
+            <w:r>
+              <w:rPr>
+                <w:highlight w:val="yellow"/>
+              </w:rPr>
+              <w:t xml:space="preserve">utilitzant i nombrant correctament les </w:t>
+            </w:r>
+            <w:r>
+              <w:rPr>
+                <w:highlight w:val="yellow"/>
+              </w:rPr>
+              <w:t xml:space="preserve">diverses </w:t>
+            </w:r>
+            <w:r>
+              <w:rPr>
+                <w:highlight w:val="yellow"/>
+              </w:rPr>
+              <w:t>tècniques o models emprats</w:t>
+            </w:r>
+            <w:r>
+              <w:t>.</w:t>
+            </w:r>
+          </w:p>
+        </w:tc>
+        <w:tc>
+          <w:tcPr>
+            <w:tcW w:w="0" w:type="auto"/>
+            <w:vAlign w:val="center"/>
+            <w:hideMark/>
+          </w:tcPr>
+          <w:p>
+            <w:r>
+              <w:t>Explica correctament el procés i utilitza representacions vàlides.</w:t>
+            </w:r>
+          </w:p>
+        </w:tc>
+        <w:tc>
+          <w:tcPr>
+            <w:tcW w:w="0" w:type="auto"/>
+            <w:vAlign w:val="center"/>
+            <w:hideMark/>
+          </w:tcPr>
+          <w:p>
+            <w:r>
+              <w:t>Comunica de manera bàsica, amb algunes imprecisions o manca de claredat.</w:t>
+            </w:r>
+          </w:p>
+        </w:tc>
+        <w:tc>
+          <w:tcPr>
+            <w:tcW w:w="0" w:type="auto"/>
+            <w:vAlign w:val="center"/>
+            <w:hideMark/>
+          </w:tcPr>
+          <w:p>
+            <w:r>
+              <w:t>No comunica adequadament els processos ni els resultats.</w:t>
+            </w:r>
+          </w:p>
+        </w:tc>
+      </w:tr>
+    </w:tbl>
+    <w:p>
+      <w:pPr>
+        <w:rPr>
+          <w:b/>
+          <w:bCs/>
+        </w:rPr>
+      </w:pPr>
+      <w:r>
+        <w:rPr>
+          <w:b/>
+          <w:bCs/>
+        </w:rPr>
+        <w:t>Comentaris del docent:</w:t>
+      </w:r>
+    </w:p>
+    <w:p/>
+    <w:p>
+      <w:pPr>
+        <w:rPr>
+          <w:b/>
+          <w:bCs/>
+        </w:rPr>
+      </w:pPr>
+      <w:r>
+        <w:rPr>
+          <w:b/>
+          <w:bCs/>
+        </w:rPr>
+        <w:lastRenderedPageBreak/>
+        <w:t>Qualificació final: ________________</w:t>
+      </w:r>
+    </w:p>
+    <w:p/>
+    <w:tbl>
+      <w:tblPr>
+        <w:tblW w:w="0" w:type="auto"/>
+        <w:tblCellSpacing w:w="15" w:type="dxa"/>
+        <w:tblCellMar>
+          <w:top w:w="15" w:type="dxa"/>
+          <w:left w:w="15" w:type="dxa"/>
+          <w:bottom w:w="15" w:type="dxa"/>
+          <w:right w:w="15" w:type="dxa"/>
+        </w:tblCellMar>
+        <w:tblLook w:val="04A0" w:firstRow="1" w:lastRow="0" w:firstColumn="1" w:lastColumn="0" w:noHBand="0" w:noVBand="1"/>
+      </w:tblPr>
+      <w:tblGrid>
+        <w:gridCol w:w="2239"/>
+        <w:gridCol w:w="5719"/>
+        <w:gridCol w:w="924"/>
+        <w:gridCol w:w="439"/>
+        <w:gridCol w:w="1145"/>
+      </w:tblGrid>
+      <w:tr>
+        <w:trPr>
+          <w:tblHeader/>
+          <w:tblCellSpacing w:w="15" w:type="dxa"/>
+        </w:trPr>
+        <w:tc>
+          <w:tcPr>
+            <w:tcW w:w="0" w:type="auto"/>
+            <w:vAlign w:val="center"/>
+            <w:hideMark/>
+          </w:tcPr>
+          <w:p>
             <w:pPr>
               <w:rPr>
-                <w:lang w:val="ca-ES"/>
+                <w:b/>
+                <w:bCs/>
               </w:rPr>
             </w:pPr>
             <w:r>
               <w:rPr>
-                <w:lang w:val="ca-ES"/>
-              </w:rPr>
-              <w:t>Comunica els processos i resultats amb terminologia adequada i diverses representacions clares.</w:t>
+                <w:b/>
+                <w:bCs/>
+              </w:rPr>
+              <w:t>Dimensió</w:t>
+            </w:r>
+          </w:p>
+        </w:tc>
+        <w:tc>
+          <w:tcPr>
+            <w:tcW w:w="0" w:type="auto"/>
+            <w:shd w:val="clear" w:color="auto" w:fill="E2EFD9" w:themeFill="accent6" w:themeFillTint="33"/>
+            <w:vAlign w:val="center"/>
+            <w:hideMark/>
+          </w:tcPr>
+          <w:p>
+            <w:pPr>
+              <w:rPr>
+                <w:b/>
+                <w:bCs/>
+              </w:rPr>
+            </w:pPr>
+            <w:r>
+              <w:rPr>
+                <w:b/>
+                <w:bCs/>
+              </w:rPr>
+              <w:t>Excel·lent (9-10)</w:t>
             </w:r>
           </w:p>
         </w:tc>
@@ -822,14 +934,16 @@
           <w:p>
             <w:pPr>
               <w:rPr>
-                <w:lang w:val="ca-ES"/>
+                <w:b/>
+                <w:bCs/>
               </w:rPr>
             </w:pPr>
             <w:r>
               <w:rPr>
-                <w:lang w:val="ca-ES"/>
-              </w:rPr>
-              <w:t>Explica correctament el procés i utilitza representacions vàlides.</w:t>
+                <w:b/>
+                <w:bCs/>
+              </w:rPr>
+              <w:t>Notable (7-8)</w:t>
             </w:r>
           </w:p>
         </w:tc>
@@ -842,14 +956,16 @@
           <w:p>
             <w:pPr>
               <w:rPr>
-                <w:lang w:val="ca-ES"/>
+                <w:b/>
+                <w:bCs/>
               </w:rPr>
             </w:pPr>
             <w:r>
               <w:rPr>
-                <w:lang w:val="ca-ES"/>
-              </w:rPr>
-              <w:t>Comunica de manera bàsica, amb algunes imprecisions o manca de claredat.</w:t>
+                <w:b/>
+                <w:bCs/>
+              </w:rPr>
+              <w:t>Bé (5-6)</w:t>
             </w:r>
           </w:p>
         </w:tc>
@@ -862,34 +978,374 @@
           <w:p>
             <w:pPr>
               <w:rPr>
-                <w:lang w:val="ca-ES"/>
+                <w:b/>
+                <w:bCs/>
               </w:rPr>
             </w:pPr>
             <w:r>
               <w:rPr>
-                <w:lang w:val="ca-ES"/>
-              </w:rPr>
-              <w:t>No comunica adequadament els processos ni els resultats.</w:t>
+                <w:b/>
+                <w:bCs/>
+              </w:rPr>
+              <w:t>Insuficient (&lt;5)</w:t>
             </w:r>
           </w:p>
         </w:tc>
       </w:tr>
+      <w:tr>
+        <w:trPr>
+          <w:tblCellSpacing w:w="15" w:type="dxa"/>
+        </w:trPr>
+        <w:tc>
+          <w:tcPr>
+            <w:tcW w:w="0" w:type="auto"/>
+            <w:vAlign w:val="center"/>
+            <w:hideMark/>
+          </w:tcPr>
+          <w:p>
+            <w:r>
+              <w:rPr>
+                <w:b/>
+                <w:bCs/>
+              </w:rPr>
+              <w:t>1. Anàlisi i interpretació de dades</w:t>
+            </w:r>
+            <w:r>
+              <w:t xml:space="preserve"> </w:t>
+            </w:r>
+            <w:r>
+              <w:rPr>
+                <w:i/>
+                <w:iCs/>
+              </w:rPr>
+              <w:t>(C1.1, C1.2)</w:t>
+            </w:r>
+          </w:p>
+        </w:tc>
+        <w:tc>
+          <w:tcPr>
+            <w:tcW w:w="0" w:type="auto"/>
+            <w:shd w:val="clear" w:color="auto" w:fill="E2EFD9" w:themeFill="accent6" w:themeFillTint="33"/>
+            <w:vAlign w:val="center"/>
+            <w:hideMark/>
+          </w:tcPr>
+          <w:p>
+            <w:r>
+              <w:t xml:space="preserve">Il·lustra cada contrasenya amb casos concrets i els estructura per facilitar-ne el recompte. </w:t>
+            </w:r>
+          </w:p>
+        </w:tc>
+        <w:tc>
+          <w:tcPr>
+            <w:tcW w:w="0" w:type="auto"/>
+            <w:vAlign w:val="center"/>
+          </w:tcPr>
+          <w:p/>
+        </w:tc>
+        <w:tc>
+          <w:tcPr>
+            <w:tcW w:w="0" w:type="auto"/>
+            <w:vAlign w:val="center"/>
+          </w:tcPr>
+          <w:p/>
+        </w:tc>
+        <w:tc>
+          <w:tcPr>
+            <w:tcW w:w="0" w:type="auto"/>
+            <w:vAlign w:val="center"/>
+          </w:tcPr>
+          <w:p/>
+        </w:tc>
+      </w:tr>
+      <w:tr>
+        <w:trPr>
+          <w:tblCellSpacing w:w="15" w:type="dxa"/>
+        </w:trPr>
+        <w:tc>
+          <w:tcPr>
+            <w:tcW w:w="0" w:type="auto"/>
+            <w:vAlign w:val="center"/>
+            <w:hideMark/>
+          </w:tcPr>
+          <w:p>
+            <w:r>
+              <w:rPr>
+                <w:b/>
+                <w:bCs/>
+              </w:rPr>
+              <w:t>2. Modelització matemàtica</w:t>
+            </w:r>
+            <w:r>
+              <w:t xml:space="preserve"> </w:t>
+            </w:r>
+            <w:r>
+              <w:rPr>
+                <w:i/>
+                <w:iCs/>
+              </w:rPr>
+              <w:t>(C1.3, C1.4)</w:t>
+            </w:r>
+          </w:p>
+        </w:tc>
+        <w:tc>
+          <w:tcPr>
+            <w:tcW w:w="0" w:type="auto"/>
+            <w:shd w:val="clear" w:color="auto" w:fill="E2EFD9" w:themeFill="accent6" w:themeFillTint="33"/>
+            <w:vAlign w:val="center"/>
+          </w:tcPr>
+          <w:p>
+            <w:r>
+              <w:t xml:space="preserve">Associa cada contrasenya amb un </w:t>
+            </w:r>
+            <w:r>
+              <w:t>tipus de cadenat</w:t>
+            </w:r>
+            <w:r>
+              <w:t>, amb una regla general</w:t>
+            </w:r>
+            <w:r>
+              <w:t xml:space="preserve"> o amb un </w:t>
+            </w:r>
+            <w:r>
+              <w:t>model algebraic que en facilita el recompte.</w:t>
+            </w:r>
+          </w:p>
+        </w:tc>
+        <w:tc>
+          <w:tcPr>
+            <w:tcW w:w="0" w:type="auto"/>
+            <w:vAlign w:val="center"/>
+          </w:tcPr>
+          <w:p/>
+        </w:tc>
+        <w:tc>
+          <w:tcPr>
+            <w:tcW w:w="0" w:type="auto"/>
+            <w:vAlign w:val="center"/>
+          </w:tcPr>
+          <w:p/>
+        </w:tc>
+        <w:tc>
+          <w:tcPr>
+            <w:tcW w:w="0" w:type="auto"/>
+            <w:vAlign w:val="center"/>
+          </w:tcPr>
+          <w:p/>
+        </w:tc>
+      </w:tr>
+      <w:tr>
+        <w:trPr>
+          <w:tblCellSpacing w:w="15" w:type="dxa"/>
+        </w:trPr>
+        <w:tc>
+          <w:tcPr>
+            <w:tcW w:w="0" w:type="auto"/>
+            <w:vAlign w:val="center"/>
+            <w:hideMark/>
+          </w:tcPr>
+          <w:p>
+            <w:r>
+              <w:rPr>
+                <w:b/>
+                <w:bCs/>
+              </w:rPr>
+              <w:t>3. Argumentació i verificació</w:t>
+            </w:r>
+            <w:r>
+              <w:t xml:space="preserve"> </w:t>
+            </w:r>
+            <w:r>
+              <w:rPr>
+                <w:i/>
+                <w:iCs/>
+              </w:rPr>
+              <w:t>(C2.1, C2.2)</w:t>
+            </w:r>
+          </w:p>
+        </w:tc>
+        <w:tc>
+          <w:tcPr>
+            <w:tcW w:w="0" w:type="auto"/>
+            <w:shd w:val="clear" w:color="auto" w:fill="E2EFD9" w:themeFill="accent6" w:themeFillTint="33"/>
+            <w:vAlign w:val="center"/>
+          </w:tcPr>
+          <w:p>
+            <w:r>
+              <w:t>Presenta arguments convincents sobre la seguretat de cada tipus de contrasenya</w:t>
+            </w:r>
+            <w:r>
+              <w:t xml:space="preserve"> i la comparació entre elles</w:t>
+            </w:r>
+            <w:r>
+              <w:t>, basant-se en el nombre de caselles i en el nombre d’elements de cada casella.</w:t>
+            </w:r>
+          </w:p>
+        </w:tc>
+        <w:tc>
+          <w:tcPr>
+            <w:tcW w:w="0" w:type="auto"/>
+            <w:vAlign w:val="center"/>
+          </w:tcPr>
+          <w:p/>
+        </w:tc>
+        <w:tc>
+          <w:tcPr>
+            <w:tcW w:w="0" w:type="auto"/>
+            <w:vAlign w:val="center"/>
+          </w:tcPr>
+          <w:p/>
+        </w:tc>
+        <w:tc>
+          <w:tcPr>
+            <w:tcW w:w="0" w:type="auto"/>
+            <w:vAlign w:val="center"/>
+          </w:tcPr>
+          <w:p/>
+        </w:tc>
+      </w:tr>
+      <w:tr>
+        <w:trPr>
+          <w:tblCellSpacing w:w="15" w:type="dxa"/>
+        </w:trPr>
+        <w:tc>
+          <w:tcPr>
+            <w:tcW w:w="0" w:type="auto"/>
+            <w:vAlign w:val="center"/>
+            <w:hideMark/>
+          </w:tcPr>
+          <w:p>
+            <w:r>
+              <w:rPr>
+                <w:b/>
+                <w:bCs/>
+              </w:rPr>
+              <w:t>4. Pensament computacional</w:t>
+            </w:r>
+            <w:r>
+              <w:t xml:space="preserve"> </w:t>
+            </w:r>
+            <w:r>
+              <w:rPr>
+                <w:i/>
+                <w:iCs/>
+              </w:rPr>
+              <w:t>(C4.1, C4.2, C4.4)</w:t>
+            </w:r>
+          </w:p>
+        </w:tc>
+        <w:tc>
+          <w:tcPr>
+            <w:tcW w:w="0" w:type="auto"/>
+            <w:shd w:val="clear" w:color="auto" w:fill="E2EFD9" w:themeFill="accent6" w:themeFillTint="33"/>
+            <w:vAlign w:val="center"/>
+          </w:tcPr>
+          <w:p>
+            <w:r>
+              <w:t>Associa a cada contrasenya un patró multiplicatiu concret i té en compte la restricció que suposa que hi hagi un mínim d’un tipus d’element (número, majúscula, minúscula, caràcter especial).</w:t>
+            </w:r>
+          </w:p>
+        </w:tc>
+        <w:tc>
+          <w:tcPr>
+            <w:tcW w:w="0" w:type="auto"/>
+            <w:vAlign w:val="center"/>
+          </w:tcPr>
+          <w:p/>
+        </w:tc>
+        <w:tc>
+          <w:tcPr>
+            <w:tcW w:w="0" w:type="auto"/>
+            <w:vAlign w:val="center"/>
+          </w:tcPr>
+          <w:p/>
+        </w:tc>
+        <w:tc>
+          <w:tcPr>
+            <w:tcW w:w="0" w:type="auto"/>
+            <w:vAlign w:val="center"/>
+          </w:tcPr>
+          <w:p/>
+        </w:tc>
+      </w:tr>
+      <w:tr>
+        <w:trPr>
+          <w:tblCellSpacing w:w="15" w:type="dxa"/>
+        </w:trPr>
+        <w:tc>
+          <w:tcPr>
+            <w:tcW w:w="0" w:type="auto"/>
+            <w:vAlign w:val="center"/>
+            <w:hideMark/>
+          </w:tcPr>
+          <w:p>
+            <w:r>
+              <w:rPr>
+                <w:b/>
+                <w:bCs/>
+              </w:rPr>
+              <w:t>5. Comunicació matemàtica</w:t>
+            </w:r>
+            <w:r>
+              <w:t xml:space="preserve"> </w:t>
+            </w:r>
+            <w:r>
+              <w:rPr>
+                <w:i/>
+                <w:iCs/>
+              </w:rPr>
+              <w:t>(C7.1, C7.2)</w:t>
+            </w:r>
+          </w:p>
+        </w:tc>
+        <w:tc>
+          <w:tcPr>
+            <w:tcW w:w="0" w:type="auto"/>
+            <w:shd w:val="clear" w:color="auto" w:fill="E2EFD9" w:themeFill="accent6" w:themeFillTint="33"/>
+            <w:vAlign w:val="center"/>
+          </w:tcPr>
+          <w:p>
+            <w:r>
+              <w:t>Presenta els resultats de l’estudi de forma clara i estructurada.</w:t>
+            </w:r>
+          </w:p>
+        </w:tc>
+        <w:tc>
+          <w:tcPr>
+            <w:tcW w:w="0" w:type="auto"/>
+            <w:vAlign w:val="center"/>
+          </w:tcPr>
+          <w:p/>
+        </w:tc>
+        <w:tc>
+          <w:tcPr>
+            <w:tcW w:w="0" w:type="auto"/>
+            <w:vAlign w:val="center"/>
+          </w:tcPr>
+          <w:p/>
+        </w:tc>
+        <w:tc>
+          <w:tcPr>
+            <w:tcW w:w="0" w:type="auto"/>
+            <w:vAlign w:val="center"/>
+          </w:tcPr>
+          <w:p/>
+        </w:tc>
+      </w:tr>
     </w:tbl>
+    <w:p/>
     <w:p>
       <w:pPr>
         <w:rPr>
           <w:b/>
           <w:bCs/>
-          <w:lang w:val="ca-ES"/>
         </w:rPr>
       </w:pPr>
       <w:r>
         <w:rPr>
           <w:b/>
           <w:bCs/>
-          <w:lang w:val="ca-ES"/>
-        </w:rPr>
-        <w:t>Comentaris del docent:</w:t>
+        </w:rPr>
+        <w:br w:type="page"/>
       </w:r>
     </w:p>
     <w:p>
@@ -897,233 +1353,6079 @@
         <w:rPr>
           <w:b/>
           <w:bCs/>
-          <w:lang w:val="ca-ES"/>
-        </w:rPr>
-      </w:pPr>
+        </w:rPr>
+      </w:pPr>
+      <w:r>
+        <w:rPr>
+          <w:b/>
+          <w:bCs/>
+        </w:rPr>
+        <w:lastRenderedPageBreak/>
+        <w:t>Solucionari</w:t>
+      </w:r>
     </w:p>
     <w:p>
       <w:pPr>
         <w:rPr>
           <w:b/>
           <w:bCs/>
-          <w:lang w:val="ca-ES"/>
+          <w:sz w:val="24"/>
+          <w:szCs w:val="24"/>
         </w:rPr>
       </w:pPr>
       <w:r>
         <w:rPr>
           <w:b/>
           <w:bCs/>
-          <w:lang w:val="ca-ES"/>
-        </w:rPr>
-        <w:t>Qualificacions parcials:</w:t>
+          <w:sz w:val="24"/>
+          <w:szCs w:val="24"/>
+        </w:rPr>
+        <w:t xml:space="preserve">PUK MÒBIL: </w:t>
+      </w:r>
+      <w:r>
+        <w:rPr>
+          <w:b/>
+          <w:bCs/>
+          <w:sz w:val="24"/>
+          <w:szCs w:val="24"/>
+        </w:rPr>
+        <w:t>8 números</w:t>
       </w:r>
     </w:p>
     <w:p>
       <w:pPr>
+        <w:ind w:left="708"/>
+        <w:rPr>
+          <w:rFonts w:eastAsiaTheme="minorEastAsia"/>
+        </w:rPr>
+      </w:pPr>
+      <w:r>
+        <w:rPr>
+          <w:rFonts w:eastAsiaTheme="minorEastAsia"/>
+        </w:rPr>
+        <w:t>10 elements possibles per a cada casella i 8 caselles, sense restriccions:</w:t>
+      </w:r>
+    </w:p>
+    <w:p>
+      <w:pPr>
+        <w:ind w:left="708"/>
+        <w:jc w:val="center"/>
+        <w:rPr>
+          <w:rFonts w:eastAsiaTheme="minorEastAsia"/>
+        </w:rPr>
+      </w:pPr>
+      <w:r>
+        <w:rPr>
+          <w:rFonts w:eastAsiaTheme="minorEastAsia"/>
+        </w:rPr>
+        <w:t xml:space="preserve">Nombre de contrasenyes: </w:t>
+      </w:r>
+      <m:oMath>
+        <m:sSup>
+          <m:sSupPr>
+            <m:ctrlPr>
+              <w:rPr>
+                <w:rFonts w:ascii="Cambria Math" w:hAnsi="Cambria Math"/>
+                <w:i/>
+              </w:rPr>
+            </m:ctrlPr>
+          </m:sSupPr>
+          <m:e>
+            <m:r>
+              <w:rPr>
+                <w:rFonts w:ascii="Cambria Math" w:hAnsi="Cambria Math"/>
+              </w:rPr>
+              <m:t>10</m:t>
+            </m:r>
+          </m:e>
+          <m:sup>
+            <m:r>
+              <w:rPr>
+                <w:rFonts w:ascii="Cambria Math" w:hAnsi="Cambria Math"/>
+              </w:rPr>
+              <m:t>8</m:t>
+            </m:r>
+          </m:sup>
+        </m:sSup>
+      </m:oMath>
+    </w:p>
+    <w:p>
+      <w:pPr>
+        <w:pBdr>
+          <w:bottom w:val="single" w:sz="6" w:space="1" w:color="auto"/>
+        </w:pBdr>
+        <w:rPr>
+          <w:rFonts w:eastAsiaTheme="minorEastAsia"/>
+        </w:rPr>
+      </w:pPr>
+    </w:p>
+    <w:p>
+      <w:pPr>
+        <w:rPr>
+          <w:b/>
+          <w:bCs/>
+          <w:sz w:val="24"/>
+          <w:szCs w:val="24"/>
+        </w:rPr>
+      </w:pPr>
+      <w:r>
+        <w:rPr>
+          <w:b/>
+          <w:bCs/>
+          <w:sz w:val="24"/>
+          <w:szCs w:val="24"/>
+        </w:rPr>
+        <w:t>GMAIL: 8 elements mínim amb lletres majúscules, minúscules, números i  caràcters especials (com es vulgui)</w:t>
+      </w:r>
+    </w:p>
+    <w:p>
+      <w:pPr>
+        <w:spacing w:after="0"/>
+        <w:ind w:firstLine="708"/>
+      </w:pPr>
+      <w:r>
+        <w:t>26 lletres majúscules</w:t>
+      </w:r>
+    </w:p>
+    <w:p>
+      <w:pPr>
+        <w:spacing w:after="0"/>
+        <w:ind w:firstLine="708"/>
+      </w:pPr>
+      <w:r>
+        <w:t>26 lletres minúscules</w:t>
+      </w:r>
+    </w:p>
+    <w:p>
+      <w:pPr>
+        <w:spacing w:after="0"/>
+        <w:ind w:firstLine="708"/>
+      </w:pPr>
+      <w:r>
+        <w:t>10 números</w:t>
+      </w:r>
+    </w:p>
+    <w:p>
+      <w:pPr>
+        <w:spacing w:after="0"/>
+        <w:ind w:firstLine="708"/>
+      </w:pPr>
+      <w:r>
+        <w:t>32 caràcters especials</w:t>
+      </w:r>
+    </w:p>
+    <w:p>
+      <w:pPr>
+        <w:ind w:firstLine="708"/>
+        <w:jc w:val="center"/>
+      </w:pPr>
+      <w:r>
+        <w:rPr>
+          <w:rFonts w:eastAsiaTheme="minorEastAsia"/>
+        </w:rPr>
+        <w:t xml:space="preserve">Nombre de contrasenyes: </w:t>
+      </w:r>
+      <m:oMath>
+        <m:sSup>
+          <m:sSupPr>
+            <m:ctrlPr>
+              <w:rPr>
+                <w:rFonts w:ascii="Cambria Math" w:hAnsi="Cambria Math"/>
+                <w:i/>
+              </w:rPr>
+            </m:ctrlPr>
+          </m:sSupPr>
+          <m:e>
+            <m:d>
+              <m:dPr>
+                <m:ctrlPr>
+                  <w:rPr>
+                    <w:rFonts w:ascii="Cambria Math" w:hAnsi="Cambria Math"/>
+                    <w:i/>
+                  </w:rPr>
+                </m:ctrlPr>
+              </m:dPr>
+              <m:e>
+                <m:r>
+                  <w:rPr>
+                    <w:rFonts w:ascii="Cambria Math" w:hAnsi="Cambria Math"/>
+                  </w:rPr>
+                  <m:t>26+26+10 + 32</m:t>
+                </m:r>
+              </m:e>
+            </m:d>
+          </m:e>
+          <m:sup>
+            <m:r>
+              <w:rPr>
+                <w:rFonts w:ascii="Cambria Math" w:hAnsi="Cambria Math"/>
+              </w:rPr>
+              <m:t>8</m:t>
+            </m:r>
+          </m:sup>
+        </m:sSup>
+      </m:oMath>
+    </w:p>
+    <w:p>
+      <w:pPr>
+        <w:pBdr>
+          <w:bottom w:val="single" w:sz="6" w:space="1" w:color="auto"/>
+        </w:pBdr>
+        <w:rPr>
+          <w:rFonts w:eastAsiaTheme="minorEastAsia"/>
+        </w:rPr>
+      </w:pPr>
+    </w:p>
+    <w:p>
+      <w:pPr>
+        <w:rPr>
+          <w:b/>
+          <w:bCs/>
+          <w:sz w:val="24"/>
+          <w:szCs w:val="24"/>
+        </w:rPr>
+      </w:pPr>
+      <w:r>
+        <w:rPr>
+          <w:b/>
+          <w:bCs/>
+          <w:sz w:val="24"/>
+          <w:szCs w:val="24"/>
+        </w:rPr>
+        <w:t>CORREU INSTITUT: 8 elements mínim, alfanumèric, mínim una majúscula o un caràcter especial</w:t>
+      </w:r>
+    </w:p>
+    <w:p>
+      <w:pPr>
+        <w:ind w:firstLine="708"/>
+      </w:pPr>
+      <w:r>
+        <w:t>Comptem</w:t>
+      </w:r>
+      <w:r>
+        <w:t xml:space="preserve"> quants no tenen cap majúscula ni caràcter especial i els restem dels anteriors:</w:t>
+      </w:r>
+    </w:p>
+    <w:p>
+      <w:pPr>
+        <w:ind w:firstLine="708"/>
+      </w:pPr>
+      <w:r>
+        <w:t xml:space="preserve">Només minúscules i números: </w:t>
+      </w:r>
+      <m:oMath>
+        <m:sSup>
+          <m:sSupPr>
+            <m:ctrlPr>
+              <w:rPr>
+                <w:rFonts w:ascii="Cambria Math" w:hAnsi="Cambria Math"/>
+                <w:i/>
+              </w:rPr>
+            </m:ctrlPr>
+          </m:sSupPr>
+          <m:e>
+            <m:d>
+              <m:dPr>
+                <m:ctrlPr>
+                  <w:rPr>
+                    <w:rFonts w:ascii="Cambria Math" w:hAnsi="Cambria Math"/>
+                    <w:i/>
+                  </w:rPr>
+                </m:ctrlPr>
+              </m:dPr>
+              <m:e>
+                <m:r>
+                  <w:rPr>
+                    <w:rFonts w:ascii="Cambria Math" w:hAnsi="Cambria Math"/>
+                  </w:rPr>
+                  <m:t>26+10</m:t>
+                </m:r>
+              </m:e>
+            </m:d>
+          </m:e>
+          <m:sup>
+            <m:r>
+              <w:rPr>
+                <w:rFonts w:ascii="Cambria Math" w:hAnsi="Cambria Math"/>
+              </w:rPr>
+              <m:t>8</m:t>
+            </m:r>
+          </m:sup>
+        </m:sSup>
+      </m:oMath>
+    </w:p>
+    <w:p>
+      <w:pPr>
+        <w:ind w:firstLine="708"/>
+        <w:jc w:val="center"/>
+      </w:pPr>
+      <w:r>
+        <w:rPr>
+          <w:rFonts w:eastAsiaTheme="minorEastAsia"/>
+        </w:rPr>
+        <w:t xml:space="preserve">Nombre de contrasenyes: </w:t>
+      </w:r>
+      <m:oMath>
+        <m:sSup>
+          <m:sSupPr>
+            <m:ctrlPr>
+              <w:rPr>
+                <w:rFonts w:ascii="Cambria Math" w:hAnsi="Cambria Math"/>
+                <w:i/>
+              </w:rPr>
+            </m:ctrlPr>
+          </m:sSupPr>
+          <m:e>
+            <m:d>
+              <m:dPr>
+                <m:ctrlPr>
+                  <w:rPr>
+                    <w:rFonts w:ascii="Cambria Math" w:hAnsi="Cambria Math"/>
+                    <w:i/>
+                  </w:rPr>
+                </m:ctrlPr>
+              </m:dPr>
+              <m:e>
+                <m:r>
+                  <w:rPr>
+                    <w:rFonts w:ascii="Cambria Math" w:hAnsi="Cambria Math"/>
+                  </w:rPr>
+                  <m:t xml:space="preserve">26+26+10 + </m:t>
+                </m:r>
+                <m:r>
+                  <w:rPr>
+                    <w:rFonts w:ascii="Cambria Math" w:hAnsi="Cambria Math"/>
+                    <w:highlight w:val="yellow"/>
+                  </w:rPr>
+                  <m:t>31</m:t>
+                </m:r>
+              </m:e>
+            </m:d>
+          </m:e>
+          <m:sup>
+            <m:r>
+              <w:rPr>
+                <w:rFonts w:ascii="Cambria Math" w:hAnsi="Cambria Math"/>
+              </w:rPr>
+              <m:t>8</m:t>
+            </m:r>
+          </m:sup>
+        </m:sSup>
+        <m:r>
+          <w:rPr>
+            <w:rFonts w:ascii="Cambria Math" w:hAnsi="Cambria Math"/>
+          </w:rPr>
+          <m:t xml:space="preserve">– </m:t>
+        </m:r>
+        <m:sSup>
+          <m:sSupPr>
+            <m:ctrlPr>
+              <w:rPr>
+                <w:rFonts w:ascii="Cambria Math" w:hAnsi="Cambria Math"/>
+                <w:i/>
+              </w:rPr>
+            </m:ctrlPr>
+          </m:sSupPr>
+          <m:e>
+            <m:d>
+              <m:dPr>
+                <m:ctrlPr>
+                  <w:rPr>
+                    <w:rFonts w:ascii="Cambria Math" w:hAnsi="Cambria Math"/>
+                    <w:i/>
+                  </w:rPr>
+                </m:ctrlPr>
+              </m:dPr>
+              <m:e>
+                <m:r>
+                  <w:rPr>
+                    <w:rFonts w:ascii="Cambria Math" w:hAnsi="Cambria Math"/>
+                  </w:rPr>
+                  <m:t>26+10</m:t>
+                </m:r>
+              </m:e>
+            </m:d>
+          </m:e>
+          <m:sup>
+            <m:r>
+              <w:rPr>
+                <w:rFonts w:ascii="Cambria Math" w:hAnsi="Cambria Math"/>
+              </w:rPr>
+              <m:t>8</m:t>
+            </m:r>
+          </m:sup>
+        </m:sSup>
+      </m:oMath>
+    </w:p>
+    <w:p>
+      <w:pPr>
+        <w:pBdr>
+          <w:bottom w:val="single" w:sz="6" w:space="1" w:color="auto"/>
+        </w:pBdr>
+        <w:rPr>
+          <w:rFonts w:eastAsiaTheme="minorEastAsia"/>
+        </w:rPr>
+      </w:pPr>
+    </w:p>
+    <w:p>
+      <w:pPr>
+        <w:rPr>
+          <w:b/>
+          <w:bCs/>
+          <w:sz w:val="24"/>
+          <w:szCs w:val="24"/>
+        </w:rPr>
+      </w:pPr>
+      <w:r>
+        <w:rPr>
+          <w:b/>
+          <w:bCs/>
+          <w:sz w:val="24"/>
+          <w:szCs w:val="24"/>
+        </w:rPr>
+        <w:t>PIN BANC: 8 lletres minúscules</w:t>
+      </w:r>
+    </w:p>
+    <w:p>
+      <w:pPr>
+        <w:ind w:firstLine="708"/>
+        <w:jc w:val="center"/>
+      </w:pPr>
+      <w:r>
+        <w:rPr>
+          <w:rFonts w:eastAsiaTheme="minorEastAsia"/>
+        </w:rPr>
+        <w:t>Nombre de contrasenyes:</w:t>
+      </w:r>
+      <m:oMath>
+        <m:r>
+          <w:rPr>
+            <w:rFonts w:ascii="Cambria Math" w:hAnsi="Cambria Math"/>
+          </w:rPr>
+          <m:t xml:space="preserve"> </m:t>
+        </m:r>
+        <m:sSup>
+          <m:sSupPr>
+            <m:ctrlPr>
+              <w:rPr>
+                <w:rFonts w:ascii="Cambria Math" w:hAnsi="Cambria Math"/>
+                <w:i/>
+              </w:rPr>
+            </m:ctrlPr>
+          </m:sSupPr>
+          <m:e>
+            <m:r>
+              <w:rPr>
+                <w:rFonts w:ascii="Cambria Math" w:hAnsi="Cambria Math"/>
+              </w:rPr>
+              <m:t>26</m:t>
+            </m:r>
+          </m:e>
+          <m:sup>
+            <m:r>
+              <w:rPr>
+                <w:rFonts w:ascii="Cambria Math" w:hAnsi="Cambria Math"/>
+              </w:rPr>
+              <m:t>8</m:t>
+            </m:r>
+          </m:sup>
+        </m:sSup>
+      </m:oMath>
+    </w:p>
+    <w:p>
+      <w:pPr>
+        <w:pBdr>
+          <w:bottom w:val="single" w:sz="6" w:space="1" w:color="auto"/>
+        </w:pBdr>
+        <w:rPr>
+          <w:rFonts w:eastAsiaTheme="minorEastAsia"/>
+        </w:rPr>
+      </w:pPr>
+    </w:p>
+    <w:p>
+      <w:pPr>
+        <w:rPr>
+          <w:b/>
+          <w:bCs/>
+          <w:sz w:val="24"/>
+          <w:szCs w:val="24"/>
+        </w:rPr>
+      </w:pPr>
+      <w:r>
+        <w:rPr>
+          <w:b/>
+          <w:bCs/>
+          <w:sz w:val="24"/>
+          <w:szCs w:val="24"/>
+        </w:rPr>
+        <w:t>CORREU INFANTIL: 8 elements, 4 lletres majúscules seguides de 4 números</w:t>
+      </w:r>
+    </w:p>
+    <w:p>
+      <w:r>
+        <w:tab/>
+        <w:t>26 lletres majúscules (Sense comptar ñ ni ç)</w:t>
+      </w:r>
+    </w:p>
+    <w:p>
+      <w:r>
+        <w:tab/>
+        <w:t>10 números</w:t>
+      </w:r>
+    </w:p>
+    <w:p>
+      <w:pPr>
+        <w:ind w:firstLine="708"/>
+        <w:jc w:val="center"/>
+      </w:pPr>
+      <w:r>
+        <w:t xml:space="preserve">Nombre de contrasenyes: </w:t>
+      </w:r>
+      <m:oMath>
+        <m:sSup>
+          <m:sSupPr>
+            <m:ctrlPr>
+              <w:rPr>
+                <w:rFonts w:ascii="Cambria Math" w:hAnsi="Cambria Math"/>
+                <w:i/>
+              </w:rPr>
+            </m:ctrlPr>
+          </m:sSupPr>
+          <m:e>
+            <m:r>
+              <w:rPr>
+                <w:rFonts w:ascii="Cambria Math" w:hAnsi="Cambria Math"/>
+              </w:rPr>
+              <m:t>26</m:t>
+            </m:r>
+          </m:e>
+          <m:sup>
+            <m:r>
+              <w:rPr>
+                <w:rFonts w:ascii="Cambria Math" w:hAnsi="Cambria Math"/>
+              </w:rPr>
+              <m:t>4</m:t>
+            </m:r>
+          </m:sup>
+        </m:sSup>
+        <m:r>
+          <w:rPr>
+            <w:rFonts w:ascii="Cambria Math" w:hAnsi="Cambria Math"/>
+          </w:rPr>
+          <m:t>·</m:t>
+        </m:r>
+        <m:sSup>
+          <m:sSupPr>
+            <m:ctrlPr>
+              <w:rPr>
+                <w:rFonts w:ascii="Cambria Math" w:hAnsi="Cambria Math"/>
+                <w:i/>
+              </w:rPr>
+            </m:ctrlPr>
+          </m:sSupPr>
+          <m:e>
+            <m:r>
+              <w:rPr>
+                <w:rFonts w:ascii="Cambria Math" w:hAnsi="Cambria Math"/>
+              </w:rPr>
+              <m:t>10</m:t>
+            </m:r>
+          </m:e>
+          <m:sup>
+            <m:r>
+              <w:rPr>
+                <w:rFonts w:ascii="Cambria Math" w:hAnsi="Cambria Math"/>
+              </w:rPr>
+              <m:t>4</m:t>
+            </m:r>
+          </m:sup>
+        </m:sSup>
+      </m:oMath>
+    </w:p>
+    <w:p>
+      <w:pPr>
+        <w:pBdr>
+          <w:bottom w:val="single" w:sz="6" w:space="1" w:color="auto"/>
+        </w:pBdr>
+        <w:rPr>
+          <w:rFonts w:eastAsiaTheme="minorEastAsia"/>
+        </w:rPr>
+      </w:pPr>
+    </w:p>
+    <w:p>
+      <w:pPr>
+        <w:rPr>
+          <w:b/>
+          <w:bCs/>
+          <w:sz w:val="24"/>
+          <w:szCs w:val="24"/>
+        </w:rPr>
+      </w:pPr>
+      <w:r>
+        <w:rPr>
+          <w:b/>
+          <w:bCs/>
+          <w:sz w:val="24"/>
+          <w:szCs w:val="24"/>
+        </w:rPr>
+        <w:br w:type="page"/>
+      </w:r>
+    </w:p>
+    <w:p>
+      <w:pPr>
+        <w:rPr>
+          <w:b/>
+          <w:bCs/>
+          <w:sz w:val="24"/>
+          <w:szCs w:val="24"/>
+        </w:rPr>
+      </w:pPr>
+      <w:r>
+        <w:rPr>
+          <w:b/>
+          <w:bCs/>
+          <w:sz w:val="24"/>
+          <w:szCs w:val="24"/>
+        </w:rPr>
+        <w:lastRenderedPageBreak/>
+        <w:t>CORREU PROFES: 8 elements mínim, alfanumèric, 2 números, 2 minúscules, 1 majúscula, caràcter especial si es vol</w:t>
+      </w:r>
+    </w:p>
+    <w:p>
+      <w:pPr>
+        <w:pStyle w:val="NormalWeb"/>
+        <w:rPr>
+          <w:rFonts w:asciiTheme="majorHAnsi" w:hAnsiTheme="majorHAnsi" w:cstheme="majorHAnsi"/>
+        </w:rPr>
+      </w:pPr>
+      <w:r>
+        <w:rPr>
+          <w:rFonts w:asciiTheme="majorHAnsi" w:hAnsiTheme="majorHAnsi" w:cstheme="majorHAnsi"/>
+        </w:rPr>
+        <w:t xml:space="preserve">Hem de comptar el nombre de contrasenyes que </w:t>
+      </w:r>
+      <w:r>
+        <w:rPr>
+          <w:rStyle w:val="Strong"/>
+          <w:rFonts w:asciiTheme="majorHAnsi" w:eastAsiaTheme="majorEastAsia" w:hAnsiTheme="majorHAnsi" w:cstheme="majorHAnsi"/>
+        </w:rPr>
+        <w:t>tenen almenys</w:t>
+      </w:r>
+      <w:r>
+        <w:rPr>
+          <w:rFonts w:asciiTheme="majorHAnsi" w:hAnsiTheme="majorHAnsi" w:cstheme="majorHAnsi"/>
+        </w:rPr>
+        <w:t>:</w:t>
+      </w:r>
+    </w:p>
+    <w:p>
+      <w:pPr>
         <w:numPr>
           <w:ilvl w:val="0"/>
-          <w:numId w:val="2"/>
+          <w:numId w:val="6"/>
         </w:numPr>
-        <w:rPr>
-          <w:lang w:val="ca-ES"/>
-        </w:rPr>
-      </w:pPr>
-      <w:r>
+        <w:spacing w:before="100" w:beforeAutospacing="1" w:after="100" w:afterAutospacing="1" w:line="240" w:lineRule="auto"/>
+        <w:rPr>
+          <w:rFonts w:asciiTheme="majorHAnsi" w:hAnsiTheme="majorHAnsi" w:cstheme="majorHAnsi"/>
+        </w:rPr>
+      </w:pPr>
+      <w:r>
+        <w:rPr>
+          <w:rStyle w:val="Strong"/>
+          <w:rFonts w:asciiTheme="majorHAnsi" w:hAnsiTheme="majorHAnsi" w:cstheme="majorHAnsi"/>
+        </w:rPr>
+        <w:t>2 números</w:t>
+      </w:r>
+    </w:p>
+    <w:p>
+      <w:pPr>
+        <w:numPr>
+          <w:ilvl w:val="0"/>
+          <w:numId w:val="6"/>
+        </w:numPr>
+        <w:spacing w:before="100" w:beforeAutospacing="1" w:after="100" w:afterAutospacing="1" w:line="240" w:lineRule="auto"/>
+        <w:rPr>
+          <w:rFonts w:asciiTheme="majorHAnsi" w:hAnsiTheme="majorHAnsi" w:cstheme="majorHAnsi"/>
+        </w:rPr>
+      </w:pPr>
+      <w:r>
+        <w:rPr>
+          <w:rStyle w:val="Strong"/>
+          <w:rFonts w:asciiTheme="majorHAnsi" w:hAnsiTheme="majorHAnsi" w:cstheme="majorHAnsi"/>
+        </w:rPr>
+        <w:t>2 minúscules</w:t>
+      </w:r>
+    </w:p>
+    <w:p>
+      <w:pPr>
+        <w:numPr>
+          <w:ilvl w:val="0"/>
+          <w:numId w:val="6"/>
+        </w:numPr>
+        <w:spacing w:before="100" w:beforeAutospacing="1" w:after="100" w:afterAutospacing="1" w:line="240" w:lineRule="auto"/>
+        <w:rPr>
+          <w:rStyle w:val="Strong"/>
+          <w:rFonts w:asciiTheme="majorHAnsi" w:hAnsiTheme="majorHAnsi" w:cstheme="majorHAnsi"/>
+          <w:b w:val="0"/>
+          <w:bCs w:val="0"/>
+        </w:rPr>
+      </w:pPr>
+      <w:r>
+        <w:rPr>
+          <w:rStyle w:val="Strong"/>
+          <w:rFonts w:asciiTheme="majorHAnsi" w:hAnsiTheme="majorHAnsi" w:cstheme="majorHAnsi"/>
+        </w:rPr>
+        <w:t>1 majúscula</w:t>
+      </w:r>
+    </w:p>
+    <w:p>
+      <w:pPr>
+        <w:pStyle w:val="NormalWeb"/>
+        <w:jc w:val="center"/>
+        <w:rPr>
+          <w:lang w:val="es-ES"/>
+        </w:rPr>
+      </w:pPr>
+      <w:r>
+        <w:rPr>
+          <w:noProof/>
+        </w:rPr>
+        <w:drawing>
+          <wp:inline distT="0" distB="0" distL="0" distR="0" wp14:anchorId="2D9F8718" wp14:editId="7BB200F0">
+            <wp:extent cx="4438650" cy="3203080"/>
+            <wp:effectExtent l="0" t="0" r="0" b="0"/>
+            <wp:docPr id="113928812" name="Picture 2" descr="A diagram of different colors and numbers&#10;&#10;AI-generated content may be incorrect."/>
+            <wp:cNvGraphicFramePr>
+              <a:graphicFrameLocks xmlns:a="http://schemas.openxmlformats.org/drawingml/2006/main" noChangeAspect="1"/>
+            </wp:cNvGraphicFramePr>
+            <a:graphic xmlns:a="http://schemas.openxmlformats.org/drawingml/2006/main">
+              <a:graphicData uri="http://schemas.openxmlformats.org/drawingml/2006/picture">
+                <pic:pic xmlns:pic="http://schemas.openxmlformats.org/drawingml/2006/picture">
+                  <pic:nvPicPr>
+                    <pic:cNvPr id="113928812" name="Picture 2" descr="A diagram of different colors and numbers&#10;&#10;AI-generated content may be incorrect."/>
+                    <pic:cNvPicPr>
+                      <a:picLocks noChangeAspect="1" noChangeArrowheads="1"/>
+                    </pic:cNvPicPr>
+                  </pic:nvPicPr>
+                  <pic:blipFill rotWithShape="1">
+                    <a:blip r:embed="rId8" cstate="print">
+                      <a:extLst>
+                        <a:ext uri="{28A0092B-C50C-407E-A947-70E740481C1C}">
+                          <a14:useLocalDpi xmlns:a14="http://schemas.microsoft.com/office/drawing/2010/main" val="0"/>
+                        </a:ext>
+                      </a:extLst>
+                    </a:blip>
+                    <a:srcRect l="3010" t="4484" r="2254" b="2522"/>
+                    <a:stretch/>
+                  </pic:blipFill>
+                  <pic:spPr bwMode="auto">
+                    <a:xfrm>
+                      <a:off x="0" y="0"/>
+                      <a:ext cx="4444386" cy="3207219"/>
+                    </a:xfrm>
+                    <a:prstGeom prst="rect">
+                      <a:avLst/>
+                    </a:prstGeom>
+                    <a:noFill/>
+                    <a:ln>
+                      <a:noFill/>
+                    </a:ln>
+                    <a:extLst>
+                      <a:ext uri="{53640926-AAD7-44D8-BBD7-CCE9431645EC}">
+                        <a14:shadowObscured xmlns:a14="http://schemas.microsoft.com/office/drawing/2010/main"/>
+                      </a:ext>
+                    </a:extLst>
+                  </pic:spPr>
+                </pic:pic>
+              </a:graphicData>
+            </a:graphic>
+          </wp:inline>
+        </w:drawing>
+      </w:r>
+    </w:p>
+    <w:p>
+      <w:pPr>
+        <w:pStyle w:val="NormalWeb"/>
+        <w:rPr>
+          <w:rFonts w:asciiTheme="majorHAnsi" w:hAnsiTheme="majorHAnsi" w:cstheme="majorHAnsi"/>
+        </w:rPr>
+      </w:pPr>
+      <w:r>
+        <w:rPr>
+          <w:rFonts w:asciiTheme="majorHAnsi" w:hAnsiTheme="majorHAnsi" w:cstheme="majorHAnsi"/>
+        </w:rPr>
+        <w:t xml:space="preserve">En aquest cas, el millor mètode és utilitzar </w:t>
+      </w:r>
+      <w:r>
+        <w:rPr>
+          <w:rStyle w:val="Strong"/>
+          <w:rFonts w:asciiTheme="majorHAnsi" w:eastAsiaTheme="majorEastAsia" w:hAnsiTheme="majorHAnsi" w:cstheme="majorHAnsi"/>
+        </w:rPr>
+        <w:t>el principi d’inclusió-exclusió</w:t>
+      </w:r>
+      <w:r>
+        <w:rPr>
+          <w:rFonts w:asciiTheme="majorHAnsi" w:hAnsiTheme="majorHAnsi" w:cstheme="majorHAnsi"/>
+        </w:rPr>
+        <w:t>, que consisteix en:</w:t>
+      </w:r>
+    </w:p>
+    <w:p>
+      <w:pPr>
+        <w:numPr>
+          <w:ilvl w:val="0"/>
+          <w:numId w:val="7"/>
+        </w:numPr>
+        <w:spacing w:before="100" w:beforeAutospacing="1" w:after="100" w:afterAutospacing="1" w:line="240" w:lineRule="auto"/>
+        <w:rPr>
+          <w:rFonts w:asciiTheme="majorHAnsi" w:hAnsiTheme="majorHAnsi" w:cstheme="majorHAnsi"/>
+        </w:rPr>
+      </w:pPr>
+      <w:r>
+        <w:rPr>
+          <w:rFonts w:asciiTheme="majorHAnsi" w:hAnsiTheme="majorHAnsi" w:cstheme="majorHAnsi"/>
+        </w:rPr>
+        <w:t>Comptar totes les contrasenyes possibles sense restriccions (</w:t>
+      </w:r>
+      <m:oMath>
+        <m:sSup>
+          <m:sSupPr>
+            <m:ctrlPr>
+              <w:rPr>
+                <w:rStyle w:val="katex-mathml"/>
+                <w:rFonts w:ascii="Cambria Math" w:hAnsi="Cambria Math" w:cstheme="majorHAnsi"/>
+                <w:i/>
+              </w:rPr>
+            </m:ctrlPr>
+          </m:sSupPr>
+          <m:e>
+            <m:r>
+              <w:rPr>
+                <w:rStyle w:val="katex-mathml"/>
+                <w:rFonts w:ascii="Cambria Math" w:hAnsi="Cambria Math" w:cstheme="majorHAnsi"/>
+              </w:rPr>
+              <m:t>94</m:t>
+            </m:r>
+          </m:e>
+          <m:sup>
+            <m:r>
+              <w:rPr>
+                <w:rStyle w:val="katex-mathml"/>
+                <w:rFonts w:ascii="Cambria Math" w:hAnsi="Cambria Math" w:cstheme="majorHAnsi"/>
+              </w:rPr>
+              <m:t>8</m:t>
+            </m:r>
+          </m:sup>
+        </m:sSup>
+      </m:oMath>
+      <w:r>
+        <w:rPr>
+          <w:rFonts w:asciiTheme="majorHAnsi" w:hAnsiTheme="majorHAnsi" w:cstheme="majorHAnsi"/>
+        </w:rPr>
+        <w:t>).</w:t>
+      </w:r>
+    </w:p>
+    <w:p>
+      <w:pPr>
+        <w:numPr>
+          <w:ilvl w:val="0"/>
+          <w:numId w:val="7"/>
+        </w:numPr>
+        <w:spacing w:before="100" w:beforeAutospacing="1" w:after="100" w:afterAutospacing="1" w:line="240" w:lineRule="auto"/>
+        <w:rPr>
+          <w:rStyle w:val="Strong"/>
+          <w:rFonts w:asciiTheme="majorHAnsi" w:hAnsiTheme="majorHAnsi" w:cstheme="majorHAnsi"/>
+          <w:b w:val="0"/>
+          <w:bCs w:val="0"/>
+        </w:rPr>
+      </w:pPr>
+      <w:r>
+        <w:rPr>
+          <w:rFonts w:asciiTheme="majorHAnsi" w:hAnsiTheme="majorHAnsi" w:cstheme="majorHAnsi"/>
+        </w:rPr>
+        <w:t xml:space="preserve">Restar les que </w:t>
+      </w:r>
+      <w:r>
+        <w:rPr>
+          <w:rStyle w:val="Strong"/>
+          <w:rFonts w:asciiTheme="majorHAnsi" w:hAnsiTheme="majorHAnsi" w:cstheme="majorHAnsi"/>
+        </w:rPr>
+        <w:t>no tenen</w:t>
+      </w:r>
+      <w:r>
+        <w:rPr>
+          <w:rStyle w:val="Strong"/>
+          <w:rFonts w:asciiTheme="majorHAnsi" w:hAnsiTheme="majorHAnsi" w:cstheme="majorHAnsi"/>
+        </w:rPr>
+        <w:t>:</w:t>
+      </w:r>
+    </w:p>
+    <w:p>
+      <w:pPr>
+        <w:numPr>
+          <w:ilvl w:val="1"/>
+          <w:numId w:val="7"/>
+        </w:numPr>
+        <w:spacing w:before="100" w:beforeAutospacing="1" w:after="100" w:afterAutospacing="1" w:line="240" w:lineRule="auto"/>
+        <w:rPr>
+          <w:rFonts w:asciiTheme="majorHAnsi" w:hAnsiTheme="majorHAnsi" w:cstheme="majorHAnsi"/>
+          <w:color w:val="FF0000"/>
+        </w:rPr>
+      </w:pPr>
+      <w:r>
+        <w:rPr>
+          <w:rStyle w:val="Strong"/>
+          <w:rFonts w:asciiTheme="majorHAnsi" w:hAnsiTheme="majorHAnsi" w:cstheme="majorHAnsi"/>
+          <w:color w:val="FF0000"/>
+        </w:rPr>
+        <w:t>prou números</w:t>
+      </w:r>
+      <w:r>
+        <w:rPr>
+          <w:rStyle w:val="Strong"/>
+          <w:rFonts w:asciiTheme="majorHAnsi" w:hAnsiTheme="majorHAnsi" w:cstheme="majorHAnsi"/>
+          <w:color w:val="FF0000"/>
+        </w:rPr>
+        <w:t xml:space="preserve"> (cap o només 1 número)</w:t>
+      </w:r>
+      <w:r>
+        <w:rPr>
+          <w:rFonts w:asciiTheme="majorHAnsi" w:hAnsiTheme="majorHAnsi" w:cstheme="majorHAnsi"/>
+          <w:color w:val="FF0000"/>
+        </w:rPr>
+        <w:t>.</w:t>
+      </w:r>
+    </w:p>
+    <w:p>
+      <w:pPr>
+        <w:numPr>
+          <w:ilvl w:val="1"/>
+          <w:numId w:val="7"/>
+        </w:numPr>
+        <w:spacing w:before="100" w:beforeAutospacing="1" w:after="100" w:afterAutospacing="1" w:line="240" w:lineRule="auto"/>
+        <w:rPr>
+          <w:rFonts w:asciiTheme="majorHAnsi" w:hAnsiTheme="majorHAnsi" w:cstheme="majorHAnsi"/>
+          <w:color w:val="00B050"/>
+        </w:rPr>
+      </w:pPr>
+      <w:r>
+        <w:rPr>
+          <w:rStyle w:val="Strong"/>
+          <w:rFonts w:asciiTheme="majorHAnsi" w:hAnsiTheme="majorHAnsi" w:cstheme="majorHAnsi"/>
+          <w:color w:val="00B050"/>
+        </w:rPr>
+        <w:t>prou minúscules</w:t>
+      </w:r>
+      <w:r>
+        <w:rPr>
+          <w:rStyle w:val="Strong"/>
+          <w:rFonts w:asciiTheme="majorHAnsi" w:hAnsiTheme="majorHAnsi" w:cstheme="majorHAnsi"/>
+          <w:color w:val="00B050"/>
+        </w:rPr>
+        <w:t xml:space="preserve"> (cap o només 1 minúscula)</w:t>
+      </w:r>
+      <w:r>
+        <w:rPr>
+          <w:rFonts w:asciiTheme="majorHAnsi" w:hAnsiTheme="majorHAnsi" w:cstheme="majorHAnsi"/>
+          <w:color w:val="00B050"/>
+        </w:rPr>
+        <w:t>.</w:t>
+      </w:r>
+    </w:p>
+    <w:p>
+      <w:pPr>
+        <w:numPr>
+          <w:ilvl w:val="1"/>
+          <w:numId w:val="7"/>
+        </w:numPr>
+        <w:spacing w:before="100" w:beforeAutospacing="1" w:after="100" w:afterAutospacing="1" w:line="240" w:lineRule="auto"/>
+        <w:rPr>
+          <w:rFonts w:asciiTheme="majorHAnsi" w:hAnsiTheme="majorHAnsi" w:cstheme="majorHAnsi"/>
+          <w:color w:val="0070C0"/>
+        </w:rPr>
+      </w:pPr>
+      <w:r>
+        <w:rPr>
+          <w:rStyle w:val="Strong"/>
+          <w:rFonts w:asciiTheme="majorHAnsi" w:hAnsiTheme="majorHAnsi" w:cstheme="majorHAnsi"/>
+          <w:color w:val="0070C0"/>
+        </w:rPr>
+        <w:t>prou majúscules</w:t>
+      </w:r>
+      <w:r>
+        <w:rPr>
+          <w:rStyle w:val="Strong"/>
+          <w:rFonts w:asciiTheme="majorHAnsi" w:hAnsiTheme="majorHAnsi" w:cstheme="majorHAnsi"/>
+          <w:color w:val="0070C0"/>
+        </w:rPr>
+        <w:t xml:space="preserve"> (cap majúscula)</w:t>
+      </w:r>
+      <w:r>
+        <w:rPr>
+          <w:rFonts w:asciiTheme="majorHAnsi" w:hAnsiTheme="majorHAnsi" w:cstheme="majorHAnsi"/>
+          <w:color w:val="0070C0"/>
+        </w:rPr>
+        <w:t>.</w:t>
+      </w:r>
+    </w:p>
+    <w:p>
+      <w:pPr>
+        <w:numPr>
+          <w:ilvl w:val="0"/>
+          <w:numId w:val="7"/>
+        </w:numPr>
+        <w:spacing w:before="100" w:beforeAutospacing="1" w:after="100" w:afterAutospacing="1" w:line="240" w:lineRule="auto"/>
+        <w:rPr>
+          <w:rFonts w:asciiTheme="majorHAnsi" w:hAnsiTheme="majorHAnsi" w:cstheme="majorHAnsi"/>
+        </w:rPr>
+      </w:pPr>
+      <w:r>
+        <w:rPr>
+          <w:rFonts w:asciiTheme="majorHAnsi" w:hAnsiTheme="majorHAnsi" w:cstheme="majorHAnsi"/>
+        </w:rPr>
+        <w:t>Tornar a sumar les que hem restat dues vegades (per correcció).</w:t>
+      </w:r>
+    </w:p>
+    <w:p>
+      <w:pPr>
+        <w:numPr>
+          <w:ilvl w:val="0"/>
+          <w:numId w:val="7"/>
+        </w:numPr>
+        <w:spacing w:before="100" w:beforeAutospacing="1" w:after="100" w:afterAutospacing="1" w:line="240" w:lineRule="auto"/>
+        <w:rPr>
+          <w:rStyle w:val="Strong"/>
+          <w:rFonts w:asciiTheme="majorHAnsi" w:hAnsiTheme="majorHAnsi" w:cstheme="majorHAnsi"/>
+          <w:b w:val="0"/>
+          <w:bCs w:val="0"/>
+          <w:color w:val="FFC000"/>
+        </w:rPr>
+      </w:pPr>
+      <w:r>
+        <w:rPr>
+          <w:rFonts w:asciiTheme="majorHAnsi" w:hAnsiTheme="majorHAnsi" w:cstheme="majorHAnsi"/>
+          <w:color w:val="FFC000"/>
+        </w:rPr>
+        <w:t>Tornar a restar les qu</w:t>
+      </w:r>
+      <w:r>
+        <w:rPr>
+          <w:rFonts w:asciiTheme="majorHAnsi" w:hAnsiTheme="majorHAnsi" w:cstheme="majorHAnsi"/>
+          <w:color w:val="FFC000"/>
+        </w:rPr>
+        <w:t>e compleixen les 3 restriccions</w:t>
+      </w:r>
+      <w:r>
+        <w:rPr>
+          <w:rFonts w:asciiTheme="majorHAnsi" w:hAnsiTheme="majorHAnsi" w:cstheme="majorHAnsi"/>
+          <w:color w:val="FFC000"/>
+        </w:rPr>
+        <w:t xml:space="preserve"> (Només caràcters especials)</w:t>
+      </w:r>
+      <w:r>
+        <w:rPr>
+          <w:rFonts w:asciiTheme="majorHAnsi" w:hAnsiTheme="majorHAnsi" w:cstheme="majorHAnsi"/>
+          <w:color w:val="FFC000"/>
+        </w:rPr>
+        <w:t>.</w:t>
+      </w:r>
+    </w:p>
+    <w:p>
+      <w:pPr>
+        <w:pStyle w:val="ListParagraph"/>
+        <w:numPr>
+          <w:ilvl w:val="0"/>
+          <w:numId w:val="13"/>
+        </w:numPr>
+        <w:rPr>
+          <w:rStyle w:val="Strong"/>
+          <w:rFonts w:asciiTheme="majorHAnsi" w:hAnsiTheme="majorHAnsi" w:cstheme="majorHAnsi"/>
+        </w:rPr>
+      </w:pPr>
+      <w:r>
+        <w:rPr>
+          <w:rStyle w:val="Strong"/>
+          <w:rFonts w:asciiTheme="majorHAnsi" w:hAnsiTheme="majorHAnsi" w:cstheme="majorHAnsi"/>
+        </w:rPr>
+        <w:t>Comptar totes les contrasenyes possibles sense restriccions</w:t>
+      </w:r>
+    </w:p>
+    <w:p>
+      <w:pPr>
+        <w:pStyle w:val="NormalWeb"/>
+        <w:ind w:firstLine="360"/>
+        <w:rPr>
+          <w:rFonts w:asciiTheme="majorHAnsi" w:hAnsiTheme="majorHAnsi" w:cstheme="majorHAnsi"/>
+        </w:rPr>
+      </w:pPr>
+      <w:r>
+        <w:rPr>
+          <w:rFonts w:asciiTheme="majorHAnsi" w:hAnsiTheme="majorHAnsi" w:cstheme="majorHAnsi"/>
+        </w:rPr>
+        <w:t>Si no hi hagués cap restricció, el nombre total de contrasenyes de 8 caràcters seria:</w:t>
+      </w:r>
+    </w:p>
+    <w:p>
+      <w:pPr>
+        <w:rPr>
+          <w:rFonts w:asciiTheme="majorHAnsi" w:hAnsiTheme="majorHAnsi" w:cstheme="majorHAnsi"/>
+        </w:rPr>
+      </w:pPr>
+      <m:oMathPara>
+        <m:oMath>
+          <m:sSup>
+            <m:sSupPr>
+              <m:ctrlPr>
+                <w:rPr>
+                  <w:rStyle w:val="katex-mathml"/>
+                  <w:rFonts w:ascii="Cambria Math" w:hAnsi="Cambria Math" w:cstheme="majorHAnsi"/>
+                  <w:i/>
+                </w:rPr>
+              </m:ctrlPr>
+            </m:sSupPr>
+            <m:e>
+              <m:sSup>
+                <m:sSupPr>
+                  <m:ctrlPr>
+                    <w:rPr>
+                      <w:rFonts w:ascii="Cambria Math" w:hAnsi="Cambria Math" w:cstheme="majorHAnsi"/>
+                      <w:i/>
+                    </w:rPr>
+                  </m:ctrlPr>
+                </m:sSupPr>
+                <m:e>
+                  <m:d>
+                    <m:dPr>
+                      <m:ctrlPr>
+                        <w:rPr>
+                          <w:rFonts w:ascii="Cambria Math" w:hAnsi="Cambria Math" w:cstheme="majorHAnsi"/>
+                          <w:i/>
+                        </w:rPr>
+                      </m:ctrlPr>
+                    </m:dPr>
+                    <m:e>
+                      <m:r>
+                        <w:rPr>
+                          <w:rFonts w:ascii="Cambria Math" w:hAnsi="Cambria Math" w:cstheme="majorHAnsi"/>
+                        </w:rPr>
+                        <m:t xml:space="preserve">26+26+10 + </m:t>
+                      </m:r>
+                      <m:r>
+                        <w:rPr>
+                          <w:rFonts w:ascii="Cambria Math" w:hAnsi="Cambria Math" w:cstheme="majorHAnsi"/>
+                        </w:rPr>
+                        <m:t>32</m:t>
+                      </m:r>
+                    </m:e>
+                  </m:d>
+                </m:e>
+                <m:sup>
+                  <m:r>
+                    <w:rPr>
+                      <w:rFonts w:ascii="Cambria Math" w:hAnsi="Cambria Math" w:cstheme="majorHAnsi"/>
+                    </w:rPr>
+                    <m:t>8</m:t>
+                  </m:r>
+                </m:sup>
+              </m:sSup>
+              <m:r>
+                <w:rPr>
+                  <w:rStyle w:val="katex-mathml"/>
+                  <w:rFonts w:ascii="Cambria Math" w:hAnsi="Cambria Math" w:cstheme="majorHAnsi"/>
+                </w:rPr>
+                <m:t>=</m:t>
+              </m:r>
+              <m:r>
+                <w:rPr>
+                  <w:rStyle w:val="katex-mathml"/>
+                  <w:rFonts w:ascii="Cambria Math" w:hAnsi="Cambria Math" w:cstheme="majorHAnsi"/>
+                </w:rPr>
+                <m:t>94</m:t>
+              </m:r>
+            </m:e>
+            <m:sup>
+              <m:r>
+                <w:rPr>
+                  <w:rStyle w:val="katex-mathml"/>
+                  <w:rFonts w:ascii="Cambria Math" w:hAnsi="Cambria Math" w:cstheme="majorHAnsi"/>
+                </w:rPr>
+                <m:t>8</m:t>
+              </m:r>
+            </m:sup>
+          </m:sSup>
+        </m:oMath>
+      </m:oMathPara>
+    </w:p>
+    <w:p>
+      <w:pPr>
+        <w:pStyle w:val="ListParagraph"/>
+        <w:numPr>
+          <w:ilvl w:val="0"/>
+          <w:numId w:val="13"/>
+        </w:numPr>
         <w:rPr>
           <w:b/>
           <w:bCs/>
-          <w:lang w:val="ca-ES"/>
-        </w:rPr>
-        <w:t>Interpretar, modelitzar i resoldre situacions de la vida quotidiana</w:t>
-      </w:r>
-      <w:r>
-        <w:rPr>
-          <w:lang w:val="ca-ES"/>
-        </w:rPr>
-        <w:t xml:space="preserve"> (Competència 1)</w:t>
-      </w:r>
-      <w:r>
-        <w:rPr>
-          <w:lang w:val="ca-ES"/>
-        </w:rPr>
-        <w:t xml:space="preserve">: </w:t>
-      </w:r>
-      <w:r>
+        </w:rPr>
+      </w:pPr>
+      <w:r>
+        <w:rPr>
+          <w:rFonts w:asciiTheme="majorHAnsi" w:hAnsiTheme="majorHAnsi" w:cstheme="majorHAnsi"/>
+        </w:rPr>
+        <w:t xml:space="preserve">Anem a comptar les contrasenyes </w:t>
+      </w:r>
+      <w:r>
+        <w:rPr>
+          <w:rStyle w:val="Strong"/>
+          <w:rFonts w:asciiTheme="majorHAnsi" w:eastAsiaTheme="majorEastAsia" w:hAnsiTheme="majorHAnsi" w:cstheme="majorHAnsi"/>
+        </w:rPr>
+        <w:t>que no tenen prou números, prou minúscules o prou majúscules</w:t>
+      </w:r>
+      <w:r>
+        <w:rPr>
+          <w:rFonts w:asciiTheme="majorHAnsi" w:hAnsiTheme="majorHAnsi" w:cstheme="majorHAnsi"/>
+        </w:rPr>
+        <w:t>.</w:t>
+      </w:r>
+    </w:p>
+    <w:p>
+      <w:pPr>
+        <w:pStyle w:val="ListParagraph"/>
+        <w:numPr>
+          <w:ilvl w:val="1"/>
+          <w:numId w:val="13"/>
+        </w:numPr>
         <w:rPr>
           <w:b/>
           <w:bCs/>
-          <w:lang w:val="ca-ES"/>
-        </w:rPr>
-        <w:t>____</w:t>
+          <w:color w:val="FF0000"/>
+        </w:rPr>
+      </w:pPr>
+      <w:r>
+        <w:rPr>
+          <w:b/>
+          <w:bCs/>
+          <w:color w:val="FF0000"/>
+        </w:rPr>
+        <w:t>Contrasenyes sense prou números</w:t>
       </w:r>
     </w:p>
     <w:p>
       <w:pPr>
+        <w:pStyle w:val="NormalWeb"/>
+        <w:ind w:left="1068"/>
+        <w:rPr>
+          <w:rFonts w:asciiTheme="majorHAnsi" w:hAnsiTheme="majorHAnsi" w:cstheme="majorHAnsi"/>
+          <w:color w:val="FF0000"/>
+        </w:rPr>
+      </w:pPr>
+      <w:r>
+        <w:rPr>
+          <w:rFonts w:asciiTheme="majorHAnsi" w:hAnsiTheme="majorHAnsi" w:cstheme="majorHAnsi"/>
+          <w:color w:val="FF0000"/>
+        </w:rPr>
+        <w:t xml:space="preserve">Si una contrasenya té </w:t>
+      </w:r>
+      <w:r>
+        <w:rPr>
+          <w:rStyle w:val="Strong"/>
+          <w:rFonts w:asciiTheme="majorHAnsi" w:eastAsiaTheme="majorEastAsia" w:hAnsiTheme="majorHAnsi" w:cstheme="majorHAnsi"/>
+          <w:color w:val="FF0000"/>
+        </w:rPr>
+        <w:t>menys de 2 números</w:t>
+      </w:r>
+      <w:r>
+        <w:rPr>
+          <w:rFonts w:asciiTheme="majorHAnsi" w:hAnsiTheme="majorHAnsi" w:cstheme="majorHAnsi"/>
+          <w:color w:val="FF0000"/>
+        </w:rPr>
+        <w:t xml:space="preserve">, vol dir que pot tenir </w:t>
+      </w:r>
+      <w:r>
+        <w:rPr>
+          <w:rStyle w:val="Strong"/>
+          <w:rFonts w:asciiTheme="majorHAnsi" w:eastAsiaTheme="majorEastAsia" w:hAnsiTheme="majorHAnsi" w:cstheme="majorHAnsi"/>
+          <w:color w:val="FF0000"/>
+        </w:rPr>
+        <w:t>0 o 1 número</w:t>
+      </w:r>
+      <w:r>
+        <w:rPr>
+          <w:rFonts w:asciiTheme="majorHAnsi" w:hAnsiTheme="majorHAnsi" w:cstheme="majorHAnsi"/>
+          <w:color w:val="FF0000"/>
+        </w:rPr>
+        <w:t>:</w:t>
+      </w:r>
+    </w:p>
+    <w:p>
+      <w:pPr>
         <w:numPr>
           <w:ilvl w:val="0"/>
-          <w:numId w:val="2"/>
+          <w:numId w:val="8"/>
         </w:numPr>
-        <w:rPr>
-          <w:lang w:val="ca-ES"/>
-        </w:rPr>
-      </w:pPr>
-      <w:r>
+        <w:tabs>
+          <w:tab w:val="clear" w:pos="720"/>
+          <w:tab w:val="num" w:pos="1788"/>
+        </w:tabs>
+        <w:spacing w:before="100" w:beforeAutospacing="1" w:after="100" w:afterAutospacing="1" w:line="240" w:lineRule="auto"/>
+        <w:ind w:left="1788"/>
+        <w:rPr>
+          <w:rFonts w:asciiTheme="majorHAnsi" w:hAnsiTheme="majorHAnsi" w:cstheme="majorHAnsi"/>
+          <w:color w:val="FF0000"/>
+        </w:rPr>
+      </w:pPr>
+      <w:r>
+        <w:rPr>
+          <w:rStyle w:val="Strong"/>
+          <w:rFonts w:asciiTheme="majorHAnsi" w:hAnsiTheme="majorHAnsi" w:cstheme="majorHAnsi"/>
+          <w:color w:val="FF0000"/>
+        </w:rPr>
+        <w:t>0 números</w:t>
+      </w:r>
+      <w:r>
+        <w:rPr>
+          <w:rFonts w:asciiTheme="majorHAnsi" w:hAnsiTheme="majorHAnsi" w:cstheme="majorHAnsi"/>
+          <w:color w:val="FF0000"/>
+        </w:rPr>
+        <w:t xml:space="preserve"> → només lletres (majúscules i minúscules) + caràcters especials → </w:t>
+      </w:r>
+      <w:r>
+        <w:rPr>
+          <w:rFonts w:asciiTheme="majorHAnsi" w:hAnsiTheme="majorHAnsi" w:cstheme="majorHAnsi"/>
+          <w:color w:val="FF0000"/>
+        </w:rPr>
+        <w:t xml:space="preserve">26 + 26 + 32 = </w:t>
+      </w:r>
+      <w:r>
+        <w:rPr>
+          <w:rStyle w:val="Strong"/>
+          <w:rFonts w:asciiTheme="majorHAnsi" w:hAnsiTheme="majorHAnsi" w:cstheme="majorHAnsi"/>
+          <w:color w:val="FF0000"/>
+        </w:rPr>
+        <w:t>84 opcions per caràcter</w:t>
+      </w:r>
+      <w:r>
+        <w:rPr>
+          <w:rFonts w:asciiTheme="majorHAnsi" w:hAnsiTheme="majorHAnsi" w:cstheme="majorHAnsi"/>
+          <w:color w:val="FF0000"/>
+        </w:rPr>
+        <w:t xml:space="preserve"> </w:t>
+      </w:r>
+      <m:oMath>
+        <m:sSup>
+          <m:sSupPr>
+            <m:ctrlPr>
+              <w:rPr>
+                <w:rStyle w:val="katex-mathml"/>
+                <w:rFonts w:ascii="Cambria Math" w:hAnsi="Cambria Math" w:cstheme="majorHAnsi"/>
+                <w:i/>
+                <w:color w:val="FF0000"/>
+              </w:rPr>
+            </m:ctrlPr>
+          </m:sSupPr>
+          <m:e>
+            <m:r>
+              <w:rPr>
+                <w:rStyle w:val="katex-mathml"/>
+                <w:rFonts w:ascii="Cambria Math" w:hAnsi="Cambria Math" w:cstheme="majorHAnsi"/>
+                <w:color w:val="FF0000"/>
+              </w:rPr>
+              <m:t>84</m:t>
+            </m:r>
+          </m:e>
+          <m:sup>
+            <m:r>
+              <w:rPr>
+                <w:rStyle w:val="katex-mathml"/>
+                <w:rFonts w:ascii="Cambria Math" w:hAnsi="Cambria Math" w:cstheme="majorHAnsi"/>
+                <w:color w:val="FF0000"/>
+              </w:rPr>
+              <m:t>8</m:t>
+            </m:r>
+          </m:sup>
+        </m:sSup>
+      </m:oMath>
+    </w:p>
+    <w:p>
+      <w:pPr>
+        <w:numPr>
+          <w:ilvl w:val="0"/>
+          <w:numId w:val="8"/>
+        </w:numPr>
+        <w:tabs>
+          <w:tab w:val="clear" w:pos="720"/>
+          <w:tab w:val="num" w:pos="1788"/>
+        </w:tabs>
+        <w:spacing w:before="100" w:beforeAutospacing="1" w:after="100" w:afterAutospacing="1" w:line="240" w:lineRule="auto"/>
+        <w:ind w:left="1788"/>
+        <w:rPr>
+          <w:rFonts w:asciiTheme="majorHAnsi" w:hAnsiTheme="majorHAnsi" w:cstheme="majorHAnsi"/>
+          <w:color w:val="FF0000"/>
+        </w:rPr>
+      </w:pPr>
+      <w:r>
+        <w:rPr>
+          <w:rStyle w:val="Strong"/>
+          <w:rFonts w:asciiTheme="majorHAnsi" w:hAnsiTheme="majorHAnsi" w:cstheme="majorHAnsi"/>
+          <w:color w:val="FF0000"/>
+        </w:rPr>
+        <w:t xml:space="preserve">Només </w:t>
+      </w:r>
+      <w:r>
+        <w:rPr>
+          <w:rStyle w:val="Strong"/>
+          <w:rFonts w:asciiTheme="majorHAnsi" w:hAnsiTheme="majorHAnsi" w:cstheme="majorHAnsi"/>
+          <w:color w:val="FF0000"/>
+        </w:rPr>
+        <w:t>1 número</w:t>
+      </w:r>
+      <w:r>
+        <w:rPr>
+          <w:rFonts w:asciiTheme="majorHAnsi" w:hAnsiTheme="majorHAnsi" w:cstheme="majorHAnsi"/>
+          <w:color w:val="FF0000"/>
+        </w:rPr>
+        <w:t xml:space="preserve">  </w:t>
+      </w:r>
+    </w:p>
+    <w:p>
+      <w:pPr>
+        <w:spacing w:before="100" w:beforeAutospacing="1" w:after="100" w:afterAutospacing="1" w:line="240" w:lineRule="auto"/>
+        <w:ind w:left="1788"/>
+        <w:rPr>
+          <w:rFonts w:asciiTheme="majorHAnsi" w:hAnsiTheme="majorHAnsi" w:cstheme="majorHAnsi"/>
+          <w:color w:val="FF0000"/>
+        </w:rPr>
+      </w:pPr>
+      <w:r>
+        <w:rPr>
+          <w:rFonts w:asciiTheme="majorHAnsi" w:hAnsiTheme="majorHAnsi" w:cstheme="majorHAnsi"/>
+          <w:color w:val="FF0000"/>
+        </w:rPr>
+        <w:t xml:space="preserve">Si no comptem el número </w:t>
+      </w:r>
+      <w:r>
+        <w:rPr>
+          <w:rFonts w:asciiTheme="majorHAnsi" w:hAnsiTheme="majorHAnsi" w:cstheme="majorHAnsi"/>
+          <w:color w:val="FF0000"/>
+        </w:rPr>
+        <w:t>→</w:t>
+      </w:r>
+      <w:r>
+        <w:rPr>
+          <w:rFonts w:asciiTheme="majorHAnsi" w:hAnsiTheme="majorHAnsi" w:cstheme="majorHAnsi"/>
+          <w:color w:val="FF0000"/>
+        </w:rPr>
+        <w:t xml:space="preserve"> Contrasenya de 7 posicions amb 84 opcions</w:t>
+      </w:r>
+      <w:r>
+        <w:rPr>
+          <w:rFonts w:asciiTheme="majorHAnsi" w:hAnsiTheme="majorHAnsi" w:cstheme="majorHAnsi"/>
+          <w:color w:val="FF0000"/>
+        </w:rPr>
+        <w:t xml:space="preserve"> </w:t>
+      </w:r>
+      <w:r>
+        <w:rPr>
+          <w:rFonts w:asciiTheme="majorHAnsi" w:hAnsiTheme="majorHAnsi" w:cstheme="majorHAnsi"/>
+          <w:color w:val="FF0000"/>
+        </w:rPr>
+        <w:t>→</w:t>
+      </w:r>
+      <m:oMath>
+        <m:sSup>
+          <m:sSupPr>
+            <m:ctrlPr>
+              <w:rPr>
+                <w:rStyle w:val="katex-mathml"/>
+                <w:rFonts w:ascii="Cambria Math" w:hAnsi="Cambria Math" w:cstheme="majorHAnsi"/>
+                <w:i/>
+                <w:color w:val="FF0000"/>
+              </w:rPr>
+            </m:ctrlPr>
+          </m:sSupPr>
+          <m:e>
+            <m:r>
+              <w:rPr>
+                <w:rStyle w:val="katex-mathml"/>
+                <w:rFonts w:ascii="Cambria Math" w:hAnsi="Cambria Math" w:cstheme="majorHAnsi"/>
+                <w:color w:val="FF0000"/>
+              </w:rPr>
+              <m:t>84</m:t>
+            </m:r>
+          </m:e>
+          <m:sup>
+            <m:r>
+              <w:rPr>
+                <w:rStyle w:val="katex-mathml"/>
+                <w:rFonts w:ascii="Cambria Math" w:hAnsi="Cambria Math" w:cstheme="majorHAnsi"/>
+                <w:color w:val="FF0000"/>
+              </w:rPr>
+              <m:t>7</m:t>
+            </m:r>
+          </m:sup>
+        </m:sSup>
+      </m:oMath>
+    </w:p>
+    <w:p>
+      <w:pPr>
+        <w:spacing w:before="100" w:beforeAutospacing="1" w:after="100" w:afterAutospacing="1" w:line="240" w:lineRule="auto"/>
+        <w:ind w:left="1788"/>
+        <w:rPr>
+          <w:rFonts w:asciiTheme="majorHAnsi" w:hAnsiTheme="majorHAnsi" w:cstheme="majorHAnsi"/>
+          <w:color w:val="FF0000"/>
+        </w:rPr>
+      </w:pPr>
+      <w:r>
+        <w:rPr>
+          <w:rFonts w:asciiTheme="majorHAnsi" w:hAnsiTheme="majorHAnsi" w:cstheme="majorHAnsi"/>
+          <w:color w:val="FF0000"/>
+        </w:rPr>
+        <w:lastRenderedPageBreak/>
+        <w:t>Per a cadascuna d’aquestes, podem introduir un número (10 opcions) a 8 posicions diferents:</w:t>
+      </w:r>
+    </w:p>
+    <w:p>
+      <w:pPr>
+        <w:spacing w:before="100" w:beforeAutospacing="1" w:after="100" w:afterAutospacing="1" w:line="240" w:lineRule="auto"/>
+        <w:ind w:left="1788"/>
+        <w:rPr>
+          <w:rFonts w:asciiTheme="majorHAnsi" w:hAnsiTheme="majorHAnsi" w:cstheme="majorHAnsi"/>
+          <w:color w:val="FF0000"/>
+        </w:rPr>
+      </w:pPr>
+      <m:oMathPara>
+        <m:oMath>
+          <m:sSup>
+            <m:sSupPr>
+              <m:ctrlPr>
+                <w:rPr>
+                  <w:rStyle w:val="katex-mathml"/>
+                  <w:rFonts w:ascii="Cambria Math" w:hAnsi="Cambria Math" w:cstheme="majorHAnsi"/>
+                  <w:i/>
+                  <w:color w:val="FF0000"/>
+                </w:rPr>
+              </m:ctrlPr>
+            </m:sSupPr>
+            <m:e>
+              <m:r>
+                <w:rPr>
+                  <w:rStyle w:val="katex-mathml"/>
+                  <w:rFonts w:ascii="Cambria Math" w:hAnsi="Cambria Math" w:cstheme="majorHAnsi"/>
+                  <w:color w:val="FF0000"/>
+                </w:rPr>
+                <m:t>84</m:t>
+              </m:r>
+            </m:e>
+            <m:sup>
+              <m:r>
+                <w:rPr>
+                  <w:rStyle w:val="katex-mathml"/>
+                  <w:rFonts w:ascii="Cambria Math" w:hAnsi="Cambria Math" w:cstheme="majorHAnsi"/>
+                  <w:color w:val="FF0000"/>
+                </w:rPr>
+                <m:t>7</m:t>
+              </m:r>
+            </m:sup>
+          </m:sSup>
+          <m:r>
+            <w:rPr>
+              <w:rStyle w:val="katex-mathml"/>
+              <w:rFonts w:ascii="Cambria Math" w:hAnsi="Cambria Math" w:cstheme="majorHAnsi"/>
+              <w:color w:val="FF0000"/>
+            </w:rPr>
+            <m:t>·8·10</m:t>
+          </m:r>
+        </m:oMath>
+      </m:oMathPara>
+    </w:p>
+    <w:p>
+      <w:pPr>
+        <w:pStyle w:val="NormalWeb"/>
+        <w:ind w:left="1068"/>
+        <w:rPr>
+          <w:rFonts w:asciiTheme="majorHAnsi" w:hAnsiTheme="majorHAnsi" w:cstheme="majorHAnsi"/>
+          <w:color w:val="FF0000"/>
+        </w:rPr>
+      </w:pPr>
+      <w:r>
+        <w:rPr>
+          <w:rFonts w:asciiTheme="majorHAnsi" w:hAnsiTheme="majorHAnsi" w:cstheme="majorHAnsi"/>
+          <w:color w:val="FF0000"/>
+        </w:rPr>
+        <w:t xml:space="preserve">Total de contrasenyes </w:t>
+      </w:r>
+      <w:r>
+        <w:rPr>
+          <w:rStyle w:val="Strong"/>
+          <w:rFonts w:asciiTheme="majorHAnsi" w:eastAsiaTheme="majorEastAsia" w:hAnsiTheme="majorHAnsi" w:cstheme="majorHAnsi"/>
+          <w:color w:val="FF0000"/>
+        </w:rPr>
+        <w:t>sense prou números</w:t>
+      </w:r>
+      <w:r>
+        <w:rPr>
+          <w:rFonts w:asciiTheme="majorHAnsi" w:hAnsiTheme="majorHAnsi" w:cstheme="majorHAnsi"/>
+          <w:color w:val="FF0000"/>
+        </w:rPr>
+        <w:t>:</w:t>
+      </w:r>
+    </w:p>
+    <w:p>
+      <w:pPr>
+        <w:rPr>
+          <w:rFonts w:asciiTheme="majorHAnsi" w:hAnsiTheme="majorHAnsi" w:cstheme="majorHAnsi"/>
+          <w:color w:val="FF0000"/>
+        </w:rPr>
+      </w:pPr>
+      <m:oMathPara>
+        <m:oMath>
+          <m:sSup>
+            <m:sSupPr>
+              <m:ctrlPr>
+                <w:rPr>
+                  <w:rStyle w:val="katex-mathml"/>
+                  <w:rFonts w:ascii="Cambria Math" w:hAnsi="Cambria Math" w:cstheme="majorHAnsi"/>
+                  <w:i/>
+                  <w:color w:val="FF0000"/>
+                </w:rPr>
+              </m:ctrlPr>
+            </m:sSupPr>
+            <m:e>
+              <m:r>
+                <w:rPr>
+                  <w:rStyle w:val="katex-mathml"/>
+                  <w:rFonts w:ascii="Cambria Math" w:hAnsi="Cambria Math" w:cstheme="majorHAnsi"/>
+                  <w:color w:val="FF0000"/>
+                </w:rPr>
+                <m:t>84</m:t>
+              </m:r>
+            </m:e>
+            <m:sup>
+              <m:r>
+                <w:rPr>
+                  <w:rStyle w:val="katex-mathml"/>
+                  <w:rFonts w:ascii="Cambria Math" w:hAnsi="Cambria Math" w:cstheme="majorHAnsi"/>
+                  <w:color w:val="FF0000"/>
+                </w:rPr>
+                <m:t>8</m:t>
+              </m:r>
+            </m:sup>
+          </m:sSup>
+          <m:r>
+            <w:rPr>
+              <w:rStyle w:val="katex-mathml"/>
+              <w:rFonts w:ascii="Cambria Math" w:hAnsi="Cambria Math" w:cstheme="majorHAnsi"/>
+              <w:color w:val="FF0000"/>
+            </w:rPr>
+            <m:t>+8</m:t>
+          </m:r>
+          <m:r>
+            <w:rPr>
+              <w:rStyle w:val="katex-mathml"/>
+              <w:rFonts w:ascii="Cambria Math" w:hAnsi="Cambria Math" w:cstheme="majorHAnsi"/>
+              <w:color w:val="FF0000"/>
+            </w:rPr>
+            <m:t>·</m:t>
+          </m:r>
+          <m:r>
+            <w:rPr>
+              <w:rStyle w:val="katex-mathml"/>
+              <w:rFonts w:ascii="Cambria Math" w:hAnsi="Cambria Math" w:cstheme="majorHAnsi"/>
+              <w:color w:val="FF0000"/>
+            </w:rPr>
+            <m:t>10</m:t>
+          </m:r>
+          <m:r>
+            <w:rPr>
+              <w:rStyle w:val="katex-mathml"/>
+              <w:rFonts w:ascii="Cambria Math" w:hAnsi="Cambria Math" w:cstheme="majorHAnsi"/>
+              <w:color w:val="FF0000"/>
+            </w:rPr>
+            <m:t>·</m:t>
+          </m:r>
+          <m:sSup>
+            <m:sSupPr>
+              <m:ctrlPr>
+                <w:rPr>
+                  <w:rStyle w:val="katex-mathml"/>
+                  <w:rFonts w:ascii="Cambria Math" w:hAnsi="Cambria Math" w:cstheme="majorHAnsi"/>
+                  <w:i/>
+                  <w:color w:val="FF0000"/>
+                </w:rPr>
+              </m:ctrlPr>
+            </m:sSupPr>
+            <m:e>
+              <m:r>
+                <w:rPr>
+                  <w:rStyle w:val="katex-mathml"/>
+                  <w:rFonts w:ascii="Cambria Math" w:hAnsi="Cambria Math" w:cstheme="majorHAnsi"/>
+                  <w:color w:val="FF0000"/>
+                </w:rPr>
+                <m:t>84</m:t>
+              </m:r>
+            </m:e>
+            <m:sup>
+              <m:r>
+                <w:rPr>
+                  <w:rStyle w:val="katex-mathml"/>
+                  <w:rFonts w:ascii="Cambria Math" w:hAnsi="Cambria Math" w:cstheme="majorHAnsi"/>
+                  <w:color w:val="FF0000"/>
+                </w:rPr>
+                <m:t>7</m:t>
+              </m:r>
+            </m:sup>
+          </m:sSup>
+        </m:oMath>
+      </m:oMathPara>
+    </w:p>
+    <w:p>
+      <w:pPr>
+        <w:pStyle w:val="ListParagraph"/>
+        <w:numPr>
+          <w:ilvl w:val="1"/>
+          <w:numId w:val="13"/>
+        </w:numPr>
         <w:rPr>
           <w:b/>
           <w:bCs/>
-          <w:lang w:val="ca-ES"/>
-        </w:rPr>
-        <w:t>Argumentar la idoneïtat de les solucions</w:t>
-      </w:r>
-      <w:r>
-        <w:rPr>
-          <w:lang w:val="ca-ES"/>
-        </w:rPr>
-        <w:t xml:space="preserve"> (Competència 2)</w:t>
-      </w:r>
-      <w:r>
-        <w:rPr>
-          <w:lang w:val="ca-ES"/>
+          <w:color w:val="00B050"/>
+        </w:rPr>
+      </w:pPr>
+      <w:r>
+        <w:rPr>
+          <w:color w:val="00B050"/>
+        </w:rPr>
+        <w:t>Contrasenyes sense prou minúscules</w:t>
+      </w:r>
+    </w:p>
+    <w:p>
+      <w:pPr>
+        <w:pStyle w:val="NormalWeb"/>
+        <w:ind w:left="1068"/>
+        <w:rPr>
+          <w:rFonts w:asciiTheme="majorHAnsi" w:hAnsiTheme="majorHAnsi" w:cstheme="majorHAnsi"/>
+          <w:color w:val="00B050"/>
+        </w:rPr>
+      </w:pPr>
+      <w:r>
+        <w:rPr>
+          <w:rFonts w:asciiTheme="majorHAnsi" w:hAnsiTheme="majorHAnsi" w:cstheme="majorHAnsi"/>
+          <w:color w:val="00B050"/>
+        </w:rPr>
+        <w:t xml:space="preserve">Si una contrasenya té </w:t>
+      </w:r>
+      <w:r>
+        <w:rPr>
+          <w:rStyle w:val="Strong"/>
+          <w:rFonts w:asciiTheme="majorHAnsi" w:eastAsiaTheme="majorEastAsia" w:hAnsiTheme="majorHAnsi" w:cstheme="majorHAnsi"/>
+          <w:color w:val="00B050"/>
+        </w:rPr>
+        <w:t>menys de 2 minúscules</w:t>
+      </w:r>
+      <w:r>
+        <w:rPr>
+          <w:rFonts w:asciiTheme="majorHAnsi" w:hAnsiTheme="majorHAnsi" w:cstheme="majorHAnsi"/>
+          <w:color w:val="00B050"/>
+        </w:rPr>
+        <w:t xml:space="preserve">, vol dir que pot tenir </w:t>
+      </w:r>
+      <w:r>
+        <w:rPr>
+          <w:rStyle w:val="Strong"/>
+          <w:rFonts w:asciiTheme="majorHAnsi" w:eastAsiaTheme="majorEastAsia" w:hAnsiTheme="majorHAnsi" w:cstheme="majorHAnsi"/>
+          <w:color w:val="00B050"/>
+        </w:rPr>
+        <w:t>0 o 1 minúscula</w:t>
+      </w:r>
+      <w:r>
+        <w:rPr>
+          <w:rFonts w:asciiTheme="majorHAnsi" w:hAnsiTheme="majorHAnsi" w:cstheme="majorHAnsi"/>
+          <w:color w:val="00B050"/>
+        </w:rPr>
+        <w:t>:</w:t>
+      </w:r>
+    </w:p>
+    <w:p>
+      <w:pPr>
+        <w:numPr>
+          <w:ilvl w:val="0"/>
+          <w:numId w:val="9"/>
+        </w:numPr>
+        <w:tabs>
+          <w:tab w:val="clear" w:pos="720"/>
+          <w:tab w:val="num" w:pos="1788"/>
+        </w:tabs>
+        <w:spacing w:before="100" w:beforeAutospacing="1" w:after="100" w:afterAutospacing="1" w:line="240" w:lineRule="auto"/>
+        <w:ind w:left="1788"/>
+        <w:rPr>
+          <w:rFonts w:asciiTheme="majorHAnsi" w:hAnsiTheme="majorHAnsi" w:cstheme="majorHAnsi"/>
+          <w:color w:val="00B050"/>
+        </w:rPr>
+      </w:pPr>
+      <w:r>
+        <w:rPr>
+          <w:rStyle w:val="Strong"/>
+          <w:rFonts w:asciiTheme="majorHAnsi" w:hAnsiTheme="majorHAnsi" w:cstheme="majorHAnsi"/>
+          <w:color w:val="00B050"/>
+        </w:rPr>
+        <w:t>0 minúscules</w:t>
+      </w:r>
+      <w:r>
+        <w:rPr>
+          <w:rFonts w:asciiTheme="majorHAnsi" w:hAnsiTheme="majorHAnsi" w:cstheme="majorHAnsi"/>
+          <w:color w:val="00B050"/>
+        </w:rPr>
+        <w:t xml:space="preserve"> → només números</w:t>
+      </w:r>
+      <w:r>
+        <w:rPr>
+          <w:rFonts w:asciiTheme="majorHAnsi" w:hAnsiTheme="majorHAnsi" w:cstheme="majorHAnsi"/>
+          <w:color w:val="00B050"/>
+        </w:rPr>
+        <w:t xml:space="preserve"> (10)</w:t>
+      </w:r>
+      <w:r>
+        <w:rPr>
+          <w:rFonts w:asciiTheme="majorHAnsi" w:hAnsiTheme="majorHAnsi" w:cstheme="majorHAnsi"/>
+          <w:color w:val="00B050"/>
+        </w:rPr>
+        <w:t>, majúscules</w:t>
+      </w:r>
+      <w:r>
+        <w:rPr>
+          <w:rFonts w:asciiTheme="majorHAnsi" w:hAnsiTheme="majorHAnsi" w:cstheme="majorHAnsi"/>
+          <w:color w:val="00B050"/>
+        </w:rPr>
+        <w:t xml:space="preserve"> (26)</w:t>
+      </w:r>
+      <w:r>
+        <w:rPr>
+          <w:rFonts w:asciiTheme="majorHAnsi" w:hAnsiTheme="majorHAnsi" w:cstheme="majorHAnsi"/>
+          <w:color w:val="00B050"/>
+        </w:rPr>
+        <w:t xml:space="preserve"> i caràcters especials</w:t>
+      </w:r>
+      <w:r>
+        <w:rPr>
+          <w:rFonts w:asciiTheme="majorHAnsi" w:hAnsiTheme="majorHAnsi" w:cstheme="majorHAnsi"/>
+          <w:color w:val="00B050"/>
+        </w:rPr>
+        <w:t xml:space="preserve"> (32)</w:t>
+      </w:r>
+      <w:r>
+        <w:rPr>
+          <w:rFonts w:asciiTheme="majorHAnsi" w:hAnsiTheme="majorHAnsi" w:cstheme="majorHAnsi"/>
+          <w:color w:val="00B050"/>
+        </w:rPr>
+        <w:t xml:space="preserve"> → </w:t>
+      </w:r>
+      <w:r>
+        <w:rPr>
+          <w:rFonts w:asciiTheme="majorHAnsi" w:hAnsiTheme="majorHAnsi" w:cstheme="majorHAnsi"/>
+          <w:color w:val="00B050"/>
+        </w:rPr>
+        <w:t xml:space="preserve">10+26+32 = </w:t>
+      </w:r>
+      <w:r>
+        <w:rPr>
+          <w:rStyle w:val="Strong"/>
+          <w:rFonts w:asciiTheme="majorHAnsi" w:hAnsiTheme="majorHAnsi" w:cstheme="majorHAnsi"/>
+          <w:color w:val="00B050"/>
+        </w:rPr>
+        <w:t>68 opcions per caràcter</w:t>
+      </w:r>
+      <w:r>
+        <w:rPr>
+          <w:rFonts w:asciiTheme="majorHAnsi" w:hAnsiTheme="majorHAnsi" w:cstheme="majorHAnsi"/>
+          <w:color w:val="00B050"/>
+        </w:rPr>
+        <w:t xml:space="preserve"> </w:t>
+      </w:r>
+      <m:oMath>
+        <m:sSup>
+          <m:sSupPr>
+            <m:ctrlPr>
+              <w:rPr>
+                <w:rStyle w:val="katex-mathml"/>
+                <w:rFonts w:ascii="Cambria Math" w:hAnsi="Cambria Math" w:cstheme="majorHAnsi"/>
+                <w:i/>
+                <w:color w:val="00B050"/>
+              </w:rPr>
+            </m:ctrlPr>
+          </m:sSupPr>
+          <m:e>
+            <m:r>
+              <w:rPr>
+                <w:rStyle w:val="katex-mathml"/>
+                <w:rFonts w:ascii="Cambria Math" w:hAnsi="Cambria Math" w:cstheme="majorHAnsi"/>
+                <w:color w:val="00B050"/>
+              </w:rPr>
+              <m:t>68</m:t>
+            </m:r>
+          </m:e>
+          <m:sup>
+            <m:r>
+              <w:rPr>
+                <w:rStyle w:val="katex-mathml"/>
+                <w:rFonts w:ascii="Cambria Math" w:hAnsi="Cambria Math" w:cstheme="majorHAnsi"/>
+                <w:color w:val="00B050"/>
+              </w:rPr>
+              <m:t>8</m:t>
+            </m:r>
+          </m:sup>
+        </m:sSup>
+      </m:oMath>
+    </w:p>
+    <w:p>
+      <w:pPr>
+        <w:numPr>
+          <w:ilvl w:val="0"/>
+          <w:numId w:val="9"/>
+        </w:numPr>
+        <w:tabs>
+          <w:tab w:val="clear" w:pos="720"/>
+          <w:tab w:val="num" w:pos="1788"/>
+        </w:tabs>
+        <w:spacing w:before="100" w:beforeAutospacing="1" w:after="100" w:afterAutospacing="1" w:line="240" w:lineRule="auto"/>
+        <w:ind w:left="1788"/>
+        <w:rPr>
+          <w:rFonts w:asciiTheme="majorHAnsi" w:hAnsiTheme="majorHAnsi" w:cstheme="majorHAnsi"/>
+          <w:color w:val="00B050"/>
+        </w:rPr>
+      </w:pPr>
+      <w:r>
+        <w:rPr>
+          <w:rStyle w:val="Strong"/>
+          <w:rFonts w:asciiTheme="majorHAnsi" w:hAnsiTheme="majorHAnsi" w:cstheme="majorHAnsi"/>
+          <w:color w:val="00B050"/>
+        </w:rPr>
+        <w:t>1 minúscula</w:t>
+      </w:r>
+      <w:r>
+        <w:rPr>
+          <w:rFonts w:asciiTheme="majorHAnsi" w:hAnsiTheme="majorHAnsi" w:cstheme="majorHAnsi"/>
+          <w:color w:val="00B050"/>
+        </w:rPr>
+        <w:t xml:space="preserve"> → </w:t>
+      </w:r>
+      <w:r>
+        <w:rPr>
+          <w:rFonts w:asciiTheme="majorHAnsi" w:hAnsiTheme="majorHAnsi" w:cstheme="majorHAnsi"/>
+          <w:color w:val="00B050"/>
+        </w:rPr>
+        <w:t>8</w:t>
+      </w:r>
+      <w:r>
+        <w:rPr>
+          <w:rFonts w:asciiTheme="majorHAnsi" w:hAnsiTheme="majorHAnsi" w:cstheme="majorHAnsi"/>
+          <w:color w:val="00B050"/>
+        </w:rPr>
+        <w:t xml:space="preserve"> posici</w:t>
+      </w:r>
+      <w:r>
+        <w:rPr>
+          <w:rFonts w:asciiTheme="majorHAnsi" w:hAnsiTheme="majorHAnsi" w:cstheme="majorHAnsi"/>
+          <w:color w:val="00B050"/>
+        </w:rPr>
+        <w:t>ons on poden anar</w:t>
+      </w:r>
+      <w:r>
+        <w:rPr>
+          <w:rFonts w:asciiTheme="majorHAnsi" w:hAnsiTheme="majorHAnsi" w:cstheme="majorHAnsi"/>
+          <w:color w:val="00B050"/>
+        </w:rPr>
+        <w:t xml:space="preserve"> 26 opcions (</w:t>
+      </w:r>
+      <w:r>
+        <w:rPr>
+          <w:rFonts w:asciiTheme="majorHAnsi" w:hAnsiTheme="majorHAnsi" w:cstheme="majorHAnsi"/>
+          <w:color w:val="00B050"/>
+        </w:rPr>
+        <w:t xml:space="preserve">la </w:t>
+      </w:r>
+      <w:r>
+        <w:rPr>
+          <w:rFonts w:asciiTheme="majorHAnsi" w:hAnsiTheme="majorHAnsi" w:cstheme="majorHAnsi"/>
+          <w:color w:val="00B050"/>
+        </w:rPr>
+        <w:t>lletra minúscula) i</w:t>
+      </w:r>
+      <w:r>
+        <w:rPr>
+          <w:rFonts w:asciiTheme="majorHAnsi" w:hAnsiTheme="majorHAnsi" w:cstheme="majorHAnsi"/>
+          <w:color w:val="00B050"/>
+        </w:rPr>
+        <w:t xml:space="preserve"> a les</w:t>
+      </w:r>
+      <w:r>
+        <w:rPr>
+          <w:rFonts w:asciiTheme="majorHAnsi" w:hAnsiTheme="majorHAnsi" w:cstheme="majorHAnsi"/>
+          <w:color w:val="00B050"/>
+        </w:rPr>
+        <w:t xml:space="preserve"> 7 posicions restants</w:t>
+      </w:r>
+      <w:r>
+        <w:rPr>
+          <w:rFonts w:asciiTheme="majorHAnsi" w:hAnsiTheme="majorHAnsi" w:cstheme="majorHAnsi"/>
+          <w:color w:val="00B050"/>
+        </w:rPr>
+        <w:t xml:space="preserve"> els </w:t>
+      </w:r>
+      <w:r>
+        <w:rPr>
+          <w:rFonts w:asciiTheme="majorHAnsi" w:hAnsiTheme="majorHAnsi" w:cstheme="majorHAnsi"/>
+          <w:color w:val="00B050"/>
+        </w:rPr>
+        <w:t xml:space="preserve">68 </w:t>
+      </w:r>
+      <w:r>
+        <w:rPr>
+          <w:rFonts w:asciiTheme="majorHAnsi" w:hAnsiTheme="majorHAnsi" w:cstheme="majorHAnsi"/>
+          <w:color w:val="00B050"/>
+        </w:rPr>
+        <w:t>caràcters no minúscules:</w:t>
+      </w:r>
+      <w:r>
+        <w:rPr>
+          <w:rFonts w:asciiTheme="majorHAnsi" w:hAnsiTheme="majorHAnsi" w:cstheme="majorHAnsi"/>
+          <w:color w:val="00B050"/>
+        </w:rPr>
+        <w:t xml:space="preserve"> </w:t>
+      </w:r>
+      <m:oMath>
+        <m:r>
+          <w:rPr>
+            <w:rStyle w:val="mord"/>
+            <w:rFonts w:ascii="Cambria Math" w:hAnsi="Cambria Math" w:cstheme="majorHAnsi"/>
+            <w:color w:val="00B050"/>
+          </w:rPr>
+          <m:t>8</m:t>
+        </m:r>
+        <m:r>
+          <w:rPr>
+            <w:rStyle w:val="mbin"/>
+            <w:rFonts w:ascii="Cambria Math" w:hAnsi="Cambria Math" w:cstheme="majorHAnsi"/>
+            <w:color w:val="00B050"/>
+          </w:rPr>
+          <m:t>·</m:t>
+        </m:r>
+        <m:r>
+          <w:rPr>
+            <w:rStyle w:val="mord"/>
+            <w:rFonts w:ascii="Cambria Math" w:hAnsi="Cambria Math" w:cstheme="majorHAnsi"/>
+            <w:color w:val="00B050"/>
+          </w:rPr>
+          <m:t>26</m:t>
+        </m:r>
+        <m:r>
+          <w:rPr>
+            <w:rStyle w:val="mbin"/>
+            <w:rFonts w:ascii="Cambria Math" w:hAnsi="Cambria Math" w:cstheme="majorHAnsi"/>
+            <w:color w:val="00B050"/>
+          </w:rPr>
+          <m:t>·</m:t>
+        </m:r>
+        <m:sSup>
+          <m:sSupPr>
+            <m:ctrlPr>
+              <w:rPr>
+                <w:rStyle w:val="mord"/>
+                <w:rFonts w:ascii="Cambria Math" w:hAnsi="Cambria Math" w:cstheme="majorHAnsi"/>
+                <w:i/>
+                <w:color w:val="00B050"/>
+              </w:rPr>
+            </m:ctrlPr>
+          </m:sSupPr>
+          <m:e>
+            <m:r>
+              <w:rPr>
+                <w:rStyle w:val="mord"/>
+                <w:rFonts w:ascii="Cambria Math" w:hAnsi="Cambria Math" w:cstheme="majorHAnsi"/>
+                <w:color w:val="00B050"/>
+              </w:rPr>
+              <m:t>68</m:t>
+            </m:r>
+            <m:ctrlPr>
+              <w:rPr>
+                <w:rStyle w:val="mbin"/>
+                <w:rFonts w:ascii="Cambria Math" w:hAnsi="Cambria Math" w:cstheme="majorHAnsi"/>
+                <w:i/>
+                <w:color w:val="00B050"/>
+              </w:rPr>
+            </m:ctrlPr>
+          </m:e>
+          <m:sup>
+            <m:r>
+              <w:rPr>
+                <w:rStyle w:val="mord"/>
+                <w:rFonts w:ascii="Cambria Math" w:hAnsi="Cambria Math" w:cstheme="majorHAnsi"/>
+                <w:color w:val="00B050"/>
+              </w:rPr>
+              <m:t>7</m:t>
+            </m:r>
+          </m:sup>
+        </m:sSup>
+      </m:oMath>
+    </w:p>
+    <w:p>
+      <w:pPr>
+        <w:pStyle w:val="NormalWeb"/>
+        <w:ind w:left="1068"/>
+        <w:rPr>
+          <w:rFonts w:asciiTheme="majorHAnsi" w:hAnsiTheme="majorHAnsi" w:cstheme="majorHAnsi"/>
+          <w:color w:val="00B050"/>
+        </w:rPr>
+      </w:pPr>
+      <w:r>
+        <w:rPr>
+          <w:rFonts w:asciiTheme="majorHAnsi" w:hAnsiTheme="majorHAnsi" w:cstheme="majorHAnsi"/>
+          <w:color w:val="00B050"/>
+        </w:rPr>
+        <w:t xml:space="preserve">Total de contrasenyes </w:t>
+      </w:r>
+      <w:r>
+        <w:rPr>
+          <w:rStyle w:val="Strong"/>
+          <w:rFonts w:asciiTheme="majorHAnsi" w:eastAsiaTheme="majorEastAsia" w:hAnsiTheme="majorHAnsi" w:cstheme="majorHAnsi"/>
+          <w:color w:val="00B050"/>
+        </w:rPr>
+        <w:t>sense prou minúscules</w:t>
+      </w:r>
+      <w:r>
+        <w:rPr>
+          <w:rFonts w:asciiTheme="majorHAnsi" w:hAnsiTheme="majorHAnsi" w:cstheme="majorHAnsi"/>
+          <w:color w:val="00B050"/>
+        </w:rPr>
+        <w:t>:</w:t>
+      </w:r>
+    </w:p>
+    <w:p>
+      <w:pPr>
+        <w:ind w:left="1068"/>
+        <w:rPr>
+          <w:rFonts w:asciiTheme="majorHAnsi" w:hAnsiTheme="majorHAnsi" w:cstheme="majorHAnsi"/>
+          <w:color w:val="00B050"/>
+        </w:rPr>
+      </w:pPr>
+      <m:oMathPara>
+        <m:oMath>
+          <m:sSup>
+            <m:sSupPr>
+              <m:ctrlPr>
+                <w:rPr>
+                  <w:rStyle w:val="katex-mathml"/>
+                  <w:rFonts w:ascii="Cambria Math" w:hAnsi="Cambria Math" w:cstheme="majorHAnsi"/>
+                  <w:i/>
+                  <w:color w:val="00B050"/>
+                </w:rPr>
+              </m:ctrlPr>
+            </m:sSupPr>
+            <m:e>
+              <m:r>
+                <w:rPr>
+                  <w:rStyle w:val="katex-mathml"/>
+                  <w:rFonts w:ascii="Cambria Math" w:hAnsi="Cambria Math" w:cstheme="majorHAnsi"/>
+                  <w:color w:val="00B050"/>
+                </w:rPr>
+                <m:t>68</m:t>
+              </m:r>
+            </m:e>
+            <m:sup>
+              <m:r>
+                <w:rPr>
+                  <w:rStyle w:val="katex-mathml"/>
+                  <w:rFonts w:ascii="Cambria Math" w:hAnsi="Cambria Math" w:cstheme="majorHAnsi"/>
+                  <w:color w:val="00B050"/>
+                </w:rPr>
+                <m:t>8</m:t>
+              </m:r>
+            </m:sup>
+          </m:sSup>
+          <m:r>
+            <w:rPr>
+              <w:rStyle w:val="katex-mathml"/>
+              <w:rFonts w:ascii="Cambria Math" w:hAnsi="Cambria Math" w:cstheme="majorHAnsi"/>
+              <w:color w:val="00B050"/>
+            </w:rPr>
+            <m:t>+8·26·</m:t>
+          </m:r>
+          <m:sSup>
+            <m:sSupPr>
+              <m:ctrlPr>
+                <w:rPr>
+                  <w:rStyle w:val="katex-mathml"/>
+                  <w:rFonts w:ascii="Cambria Math" w:hAnsi="Cambria Math" w:cstheme="majorHAnsi"/>
+                  <w:i/>
+                  <w:color w:val="00B050"/>
+                </w:rPr>
+              </m:ctrlPr>
+            </m:sSupPr>
+            <m:e>
+              <m:r>
+                <w:rPr>
+                  <w:rStyle w:val="katex-mathml"/>
+                  <w:rFonts w:ascii="Cambria Math" w:hAnsi="Cambria Math" w:cstheme="majorHAnsi"/>
+                  <w:color w:val="00B050"/>
+                </w:rPr>
+                <m:t>68</m:t>
+              </m:r>
+            </m:e>
+            <m:sup>
+              <m:r>
+                <w:rPr>
+                  <w:rStyle w:val="katex-mathml"/>
+                  <w:rFonts w:ascii="Cambria Math" w:hAnsi="Cambria Math" w:cstheme="majorHAnsi"/>
+                  <w:color w:val="00B050"/>
+                </w:rPr>
+                <m:t>7</m:t>
+              </m:r>
+            </m:sup>
+          </m:sSup>
+        </m:oMath>
+      </m:oMathPara>
+    </w:p>
+    <w:p>
+      <w:pPr>
+        <w:pStyle w:val="ListParagraph"/>
+        <w:numPr>
+          <w:ilvl w:val="1"/>
+          <w:numId w:val="13"/>
+        </w:numPr>
+        <w:ind w:left="1068"/>
+        <w:rPr>
+          <w:rFonts w:asciiTheme="majorHAnsi" w:hAnsiTheme="majorHAnsi" w:cstheme="majorHAnsi"/>
+          <w:color w:val="0070C0"/>
+        </w:rPr>
+      </w:pPr>
+      <w:r>
+        <w:rPr>
+          <w:color w:val="0070C0"/>
+        </w:rPr>
+        <w:t>Contrasenyes sense prou majúscules</w:t>
+      </w:r>
+      <w:r>
+        <w:rPr>
+          <w:color w:val="0070C0"/>
         </w:rPr>
         <w:t xml:space="preserve">: </w:t>
       </w:r>
       <w:r>
         <w:rPr>
+          <w:rFonts w:asciiTheme="majorHAnsi" w:hAnsiTheme="majorHAnsi" w:cstheme="majorHAnsi"/>
+          <w:color w:val="0070C0"/>
+        </w:rPr>
+        <w:t xml:space="preserve">Si una contrasenya té </w:t>
+      </w:r>
+      <w:r>
+        <w:rPr>
+          <w:rStyle w:val="Strong"/>
+          <w:rFonts w:asciiTheme="majorHAnsi" w:eastAsiaTheme="majorEastAsia" w:hAnsiTheme="majorHAnsi" w:cstheme="majorHAnsi"/>
+          <w:color w:val="0070C0"/>
+        </w:rPr>
+        <w:t>menys de 1 majúscula</w:t>
+      </w:r>
+      <w:r>
+        <w:rPr>
+          <w:rFonts w:asciiTheme="majorHAnsi" w:hAnsiTheme="majorHAnsi" w:cstheme="majorHAnsi"/>
+          <w:color w:val="0070C0"/>
+        </w:rPr>
+        <w:t xml:space="preserve">, vol dir que té </w:t>
+      </w:r>
+      <w:r>
+        <w:rPr>
+          <w:rStyle w:val="Strong"/>
+          <w:rFonts w:asciiTheme="majorHAnsi" w:eastAsiaTheme="majorEastAsia" w:hAnsiTheme="majorHAnsi" w:cstheme="majorHAnsi"/>
+          <w:color w:val="0070C0"/>
+        </w:rPr>
+        <w:t>0 majúscules</w:t>
+      </w:r>
+      <w:r>
+        <w:rPr>
+          <w:rFonts w:asciiTheme="majorHAnsi" w:hAnsiTheme="majorHAnsi" w:cstheme="majorHAnsi"/>
+          <w:color w:val="0070C0"/>
+        </w:rPr>
+        <w:t xml:space="preserve"> → només números, minúscules i caràcters especials → </w:t>
+      </w:r>
+      <w:r>
+        <w:rPr>
+          <w:rStyle w:val="Strong"/>
+          <w:rFonts w:asciiTheme="majorHAnsi" w:hAnsiTheme="majorHAnsi" w:cstheme="majorHAnsi"/>
+          <w:color w:val="0070C0"/>
+        </w:rPr>
+        <w:t>68 opcions per caràcter</w:t>
+      </w:r>
+      <w:r>
+        <w:rPr>
+          <w:rFonts w:asciiTheme="majorHAnsi" w:hAnsiTheme="majorHAnsi" w:cstheme="majorHAnsi"/>
+          <w:color w:val="0070C0"/>
+        </w:rPr>
+        <w:t xml:space="preserve"> </w:t>
+      </w:r>
+      <m:oMath>
+        <m:sSup>
+          <m:sSupPr>
+            <m:ctrlPr>
+              <w:rPr>
+                <w:rStyle w:val="katex-mathml"/>
+                <w:rFonts w:ascii="Cambria Math" w:hAnsi="Cambria Math" w:cstheme="majorHAnsi"/>
+                <w:i/>
+                <w:color w:val="0070C0"/>
+              </w:rPr>
+            </m:ctrlPr>
+          </m:sSupPr>
+          <m:e>
+            <m:r>
+              <w:rPr>
+                <w:rStyle w:val="katex-mathml"/>
+                <w:rFonts w:ascii="Cambria Math" w:hAnsi="Cambria Math" w:cstheme="majorHAnsi"/>
+                <w:color w:val="0070C0"/>
+              </w:rPr>
+              <m:t>68</m:t>
+            </m:r>
+          </m:e>
+          <m:sup>
+            <m:r>
+              <w:rPr>
+                <w:rStyle w:val="mord"/>
+                <w:rFonts w:ascii="Cambria Math" w:hAnsi="Cambria Math" w:cstheme="majorHAnsi"/>
+                <w:color w:val="0070C0"/>
+              </w:rPr>
+              <m:t>8</m:t>
+            </m:r>
+          </m:sup>
+        </m:sSup>
+      </m:oMath>
+    </w:p>
+    <w:p>
+      <w:pPr>
+        <w:pStyle w:val="NormalWeb"/>
+        <w:ind w:left="1068"/>
+        <w:rPr>
+          <w:rFonts w:asciiTheme="majorHAnsi" w:hAnsiTheme="majorHAnsi" w:cstheme="majorHAnsi"/>
+          <w:color w:val="0070C0"/>
+        </w:rPr>
+      </w:pPr>
+      <w:r>
+        <w:rPr>
+          <w:rFonts w:asciiTheme="majorHAnsi" w:hAnsiTheme="majorHAnsi" w:cstheme="majorHAnsi"/>
+          <w:color w:val="0070C0"/>
+        </w:rPr>
+        <w:t xml:space="preserve">Total de contrasenyes </w:t>
+      </w:r>
+      <w:r>
+        <w:rPr>
+          <w:rStyle w:val="Strong"/>
+          <w:rFonts w:asciiTheme="majorHAnsi" w:eastAsiaTheme="majorEastAsia" w:hAnsiTheme="majorHAnsi" w:cstheme="majorHAnsi"/>
+          <w:color w:val="0070C0"/>
+        </w:rPr>
+        <w:t>sense majúscules</w:t>
+      </w:r>
+      <w:r>
+        <w:rPr>
+          <w:rFonts w:asciiTheme="majorHAnsi" w:hAnsiTheme="majorHAnsi" w:cstheme="majorHAnsi"/>
+          <w:color w:val="0070C0"/>
+        </w:rPr>
+        <w:t>:</w:t>
+      </w:r>
+    </w:p>
+    <w:p>
+      <w:pPr>
+        <w:ind w:left="1068"/>
+        <w:rPr>
+          <w:rFonts w:asciiTheme="majorHAnsi" w:hAnsiTheme="majorHAnsi" w:cstheme="majorHAnsi"/>
+          <w:color w:val="0070C0"/>
+        </w:rPr>
+      </w:pPr>
+      <m:oMathPara>
+        <m:oMath>
+          <m:sSup>
+            <m:sSupPr>
+              <m:ctrlPr>
+                <w:rPr>
+                  <w:rStyle w:val="katex-mathml"/>
+                  <w:rFonts w:ascii="Cambria Math" w:hAnsi="Cambria Math" w:cstheme="majorHAnsi"/>
+                  <w:i/>
+                  <w:color w:val="0070C0"/>
+                </w:rPr>
+              </m:ctrlPr>
+            </m:sSupPr>
+            <m:e>
+              <m:r>
+                <w:rPr>
+                  <w:rStyle w:val="katex-mathml"/>
+                  <w:rFonts w:ascii="Cambria Math" w:hAnsi="Cambria Math" w:cstheme="majorHAnsi"/>
+                  <w:color w:val="0070C0"/>
+                </w:rPr>
+                <m:t>68</m:t>
+              </m:r>
+            </m:e>
+            <m:sup>
+              <m:r>
+                <w:rPr>
+                  <w:rStyle w:val="katex-mathml"/>
+                  <w:rFonts w:ascii="Cambria Math" w:hAnsi="Cambria Math" w:cstheme="majorHAnsi"/>
+                  <w:color w:val="0070C0"/>
+                </w:rPr>
+                <m:t>8</m:t>
+              </m:r>
+            </m:sup>
+          </m:sSup>
+        </m:oMath>
+      </m:oMathPara>
+    </w:p>
+    <w:p>
+      <w:pPr>
+        <w:pStyle w:val="ListParagraph"/>
+        <w:numPr>
+          <w:ilvl w:val="0"/>
+          <w:numId w:val="13"/>
+        </w:numPr>
+        <w:rPr>
+          <w:rStyle w:val="Strong"/>
+        </w:rPr>
+      </w:pPr>
+      <w:r>
+        <w:rPr>
+          <w:rStyle w:val="Strong"/>
+        </w:rPr>
+        <w:t>Restar l</w:t>
+      </w:r>
+      <w:r>
+        <w:rPr>
+          <w:rStyle w:val="Strong"/>
+        </w:rPr>
+        <w:t>es excloses a les totals</w:t>
+      </w:r>
+    </w:p>
+    <w:p>
+      <w:pPr>
+        <w:pStyle w:val="ListParagraph"/>
+        <w:rPr>
+          <w:rStyle w:val="katex-mathml"/>
+          <w:rFonts w:asciiTheme="majorHAnsi" w:hAnsiTheme="majorHAnsi" w:cstheme="majorHAnsi"/>
+          <w:color w:val="7030A0"/>
+        </w:rPr>
+      </w:pPr>
+      <m:oMath>
+        <m:sSup>
+          <m:sSupPr>
+            <m:ctrlPr>
+              <w:rPr>
+                <w:rStyle w:val="katex-mathml"/>
+                <w:rFonts w:ascii="Cambria Math" w:hAnsi="Cambria Math" w:cstheme="majorHAnsi"/>
+                <w:i/>
+              </w:rPr>
+            </m:ctrlPr>
+          </m:sSupPr>
+          <m:e>
+            <m:r>
+              <w:rPr>
+                <w:rStyle w:val="katex-mathml"/>
+                <w:rFonts w:ascii="Cambria Math" w:hAnsi="Cambria Math" w:cstheme="majorHAnsi"/>
+              </w:rPr>
+              <m:t>94</m:t>
+            </m:r>
+          </m:e>
+          <m:sup>
+            <m:r>
+              <w:rPr>
+                <w:rStyle w:val="katex-mathml"/>
+                <w:rFonts w:ascii="Cambria Math" w:hAnsi="Cambria Math" w:cstheme="majorHAnsi"/>
+              </w:rPr>
+              <m:t>8</m:t>
+            </m:r>
+          </m:sup>
+        </m:sSup>
+      </m:oMath>
+      <w:r>
+        <w:rPr>
+          <w:rStyle w:val="katex-mathml"/>
+          <w:rFonts w:asciiTheme="majorHAnsi" w:hAnsiTheme="majorHAnsi" w:cstheme="majorHAnsi"/>
+        </w:rPr>
+        <w:t xml:space="preserve"> </w:t>
+      </w:r>
+      <w:r>
+        <w:rPr>
+          <w:rStyle w:val="katex-mathml"/>
+          <w:rFonts w:asciiTheme="majorHAnsi" w:hAnsiTheme="majorHAnsi" w:cstheme="majorHAnsi"/>
+        </w:rPr>
+        <w:t xml:space="preserve"> − </w:t>
+      </w:r>
+      <w:r>
+        <w:rPr>
+          <w:rStyle w:val="katex-mathml"/>
+          <w:rFonts w:asciiTheme="majorHAnsi" w:hAnsiTheme="majorHAnsi" w:cstheme="majorHAnsi"/>
+          <w:color w:val="FF0000"/>
+        </w:rPr>
+        <w:t xml:space="preserve">(Sense prou números) </w:t>
+      </w:r>
+      <w:r>
+        <w:rPr>
+          <w:rStyle w:val="katex-mathml"/>
+          <w:rFonts w:asciiTheme="majorHAnsi" w:hAnsiTheme="majorHAnsi" w:cstheme="majorHAnsi"/>
+        </w:rPr>
+        <w:t xml:space="preserve">− </w:t>
+      </w:r>
+      <w:r>
+        <w:rPr>
+          <w:rStyle w:val="katex-mathml"/>
+          <w:rFonts w:asciiTheme="majorHAnsi" w:hAnsiTheme="majorHAnsi" w:cstheme="majorHAnsi"/>
+          <w:color w:val="00B050"/>
+        </w:rPr>
+        <w:t xml:space="preserve">(Sense prou minúscules) </w:t>
+      </w:r>
+      <w:r>
+        <w:rPr>
+          <w:rStyle w:val="katex-mathml"/>
+          <w:rFonts w:asciiTheme="majorHAnsi" w:hAnsiTheme="majorHAnsi" w:cstheme="majorHAnsi"/>
+        </w:rPr>
+        <w:t xml:space="preserve">− </w:t>
+      </w:r>
+      <w:r>
+        <w:rPr>
+          <w:rStyle w:val="katex-mathml"/>
+          <w:rFonts w:asciiTheme="majorHAnsi" w:hAnsiTheme="majorHAnsi" w:cstheme="majorHAnsi"/>
+          <w:color w:val="0070C0"/>
+        </w:rPr>
+        <w:t xml:space="preserve">(Sense prou majúscules) </w:t>
+      </w:r>
+      <w:r>
+        <w:rPr>
+          <w:rStyle w:val="katex-mathml"/>
+          <w:rFonts w:asciiTheme="majorHAnsi" w:hAnsiTheme="majorHAnsi" w:cstheme="majorHAnsi"/>
+        </w:rPr>
+        <w:t xml:space="preserve">+ </w:t>
+      </w:r>
+      <w:r>
+        <w:rPr>
+          <w:rStyle w:val="katex-mathml"/>
+          <w:rFonts w:asciiTheme="majorHAnsi" w:hAnsiTheme="majorHAnsi" w:cstheme="majorHAnsi"/>
+          <w:color w:val="7030A0"/>
+        </w:rPr>
+        <w:t>(Doblement restades)</w:t>
+      </w:r>
+    </w:p>
+    <w:p>
+      <w:pPr>
+        <w:pStyle w:val="ListParagraph"/>
+        <w:rPr>
+          <w:rStyle w:val="katex-mathml"/>
           <w:b/>
           <w:bCs/>
-          <w:lang w:val="ca-ES"/>
-        </w:rPr>
-        <w:t>____</w:t>
+        </w:rPr>
+      </w:pPr>
+      <m:oMath>
+        <m:e>
+          <m:ctrlPr>
+            <w:r>
+              <w:rPr>
+                <w:rStyle w:val="katex-mathml"/>
+                <w:rFonts w:asciiTheme="majorHAnsi" w:eastAsiaTheme="minorEastAsia" w:hAnsiTheme="majorHAnsi" w:cstheme="majorHAnsi"/>
+              </w:rPr>
+            </w:r>
+          </m:ctrlPr>
+        </m:e>
+      </m:oMath>
+      <w:r>
+        <w:rPr>
+          <w:rStyle w:val="katex-mathml"/>
+          <w:rFonts w:asciiTheme="majorHAnsi" w:eastAsiaTheme="minorEastAsia" w:hAnsiTheme="majorHAnsi" w:cstheme="majorHAnsi"/>
+        </w:rPr>
+        <w:t>94</w:t>
+      </w:r>
+      <w:r>
+        <w:rPr>
+          <w:rStyle w:val="katex-mathml"/>
+          <w:rFonts w:asciiTheme="majorHAnsi" w:eastAsiaTheme="minorEastAsia" w:hAnsiTheme="majorHAnsi" w:cstheme="majorHAnsi"/>
+        </w:rPr>
+        <w:t>8</w:t>
+      </w:r>
+      <w:r>
+        <w:rPr>
+          <w:rStyle w:val="katex-mathml"/>
+          <w:rFonts w:asciiTheme="majorHAnsi" w:eastAsiaTheme="minorEastAsia" w:hAnsiTheme="majorHAnsi" w:cstheme="majorHAnsi"/>
+        </w:rPr>
+        <w:t xml:space="preserve">  − </w:t>
+      </w:r>
+      <m:oMath>
+        <m:e>
+          <m:ctrlPr>
+            <w:r>
+              <w:rPr>
+                <w:rStyle w:val="katex-mathml"/>
+                <w:rFonts w:asciiTheme="majorHAnsi" w:eastAsiaTheme="minorEastAsia" w:hAnsiTheme="majorHAnsi" w:cstheme="majorHAnsi"/>
+                <w:color w:val="FF0000"/>
+              </w:rPr>
+            </w:r>
+          </m:ctrlPr>
+        </m:e>
+      </m:oMath>
+      <w:r>
+        <w:rPr>
+          <w:rStyle w:val="katex-mathml"/>
+          <w:rFonts w:asciiTheme="majorHAnsi" w:eastAsiaTheme="minorEastAsia" w:hAnsiTheme="majorHAnsi" w:cstheme="majorHAnsi"/>
+          <w:color w:val="FF0000"/>
+        </w:rPr>
+        <w:t>84</w:t>
+      </w:r>
+      <w:r>
+        <w:rPr>
+          <w:rStyle w:val="katex-mathml"/>
+          <w:rFonts w:asciiTheme="majorHAnsi" w:eastAsiaTheme="minorEastAsia" w:hAnsiTheme="majorHAnsi" w:cstheme="majorHAnsi"/>
+          <w:color w:val="FF0000"/>
+        </w:rPr>
+        <w:t>8</w:t>
+      </w:r>
+      <m:oMath>
+        <m:sSup>
+          <m:sSupPr>
+            <m:ctrlPr>
+              <w:rPr>
+                <w:rStyle w:val="katex-mathml"/>
+                <w:rFonts w:ascii="Cambria Math" w:hAnsi="Cambria Math" w:cstheme="majorHAnsi"/>
+                <w:i/>
+              </w:rPr>
+            </m:ctrlPr>
+          </m:sSupPr>
+          <m:e>
+            <m:r>
+              <w:rPr>
+                <w:rStyle w:val="katex-mathml"/>
+                <w:rFonts w:ascii="Cambria Math" w:hAnsi="Cambria Math" w:cstheme="majorHAnsi"/>
+              </w:rPr>
+              <m:t>94</m:t>
+            </m:r>
+          </m:e>
+          <m:sup>
+            <m:r>
+              <w:rPr>
+                <w:rStyle w:val="katex-mathml"/>
+                <w:rFonts w:ascii="Cambria Math" w:hAnsi="Cambria Math" w:cstheme="majorHAnsi"/>
+              </w:rPr>
+              <m:t>8</m:t>
+            </m:r>
+          </m:sup>
+        </m:sSup>
+        <m:r>
+          <w:rPr>
+            <w:rStyle w:val="katex-mathml"/>
+            <w:rFonts w:ascii="Cambria Math" w:hAnsi="Cambria Math" w:cstheme="majorHAnsi"/>
+          </w:rPr>
+          <m:t>-</m:t>
+        </m:r>
+        <m:sSup>
+          <m:sSupPr>
+            <m:ctrlPr>
+              <w:rPr>
+                <w:rStyle w:val="katex-mathml"/>
+                <w:rFonts w:ascii="Cambria Math" w:hAnsi="Cambria Math" w:cstheme="majorHAnsi"/>
+                <w:i/>
+                <w:color w:val="FF0000"/>
+              </w:rPr>
+            </m:ctrlPr>
+          </m:sSupPr>
+          <m:e>
+            <m:r>
+              <w:rPr>
+                <w:rStyle w:val="katex-mathml"/>
+                <w:rFonts w:ascii="Cambria Math" w:hAnsi="Cambria Math" w:cstheme="majorHAnsi"/>
+                <w:color w:val="FF0000"/>
+              </w:rPr>
+              <m:t>(</m:t>
+            </m:r>
+            <m:r>
+              <w:rPr>
+                <w:rStyle w:val="katex-mathml"/>
+                <w:rFonts w:ascii="Cambria Math" w:hAnsi="Cambria Math" w:cstheme="majorHAnsi"/>
+                <w:color w:val="FF0000"/>
+              </w:rPr>
+              <m:t>84</m:t>
+            </m:r>
+          </m:e>
+          <m:sup>
+            <m:r>
+              <w:rPr>
+                <w:rStyle w:val="katex-mathml"/>
+                <w:rFonts w:ascii="Cambria Math" w:hAnsi="Cambria Math" w:cstheme="majorHAnsi"/>
+                <w:color w:val="FF0000"/>
+              </w:rPr>
+              <m:t>8</m:t>
+            </m:r>
+          </m:sup>
+        </m:sSup>
+        <m:r>
+          <w:rPr>
+            <w:rStyle w:val="katex-mathml"/>
+            <w:rFonts w:ascii="Cambria Math" w:eastAsiaTheme="minorEastAsia" w:hAnsi="Cambria Math" w:cstheme="majorHAnsi"/>
+            <w:color w:val="FF0000"/>
+          </w:rPr>
+          <m:t>+8·10·</m:t>
+        </m:r>
+        <m:sSup>
+          <m:sSupPr>
+            <m:ctrlPr>
+              <w:rPr>
+                <w:rStyle w:val="katex-mathml"/>
+                <w:rFonts w:ascii="Cambria Math" w:eastAsiaTheme="minorEastAsia" w:hAnsi="Cambria Math" w:cstheme="majorHAnsi"/>
+                <w:i/>
+                <w:color w:val="FF0000"/>
+              </w:rPr>
+            </m:ctrlPr>
+          </m:sSupPr>
+          <m:e>
+            <m:r>
+              <w:rPr>
+                <w:rStyle w:val="katex-mathml"/>
+                <w:rFonts w:ascii="Cambria Math" w:eastAsiaTheme="minorEastAsia" w:hAnsi="Cambria Math" w:cstheme="majorHAnsi"/>
+                <w:color w:val="FF0000"/>
+              </w:rPr>
+              <m:t>84</m:t>
+            </m:r>
+          </m:e>
+          <m:sup>
+            <m:r>
+              <w:rPr>
+                <w:rStyle w:val="katex-mathml"/>
+                <w:rFonts w:ascii="Cambria Math" w:eastAsiaTheme="minorEastAsia" w:hAnsi="Cambria Math" w:cstheme="majorHAnsi"/>
+                <w:color w:val="FF0000"/>
+              </w:rPr>
+              <m:t>7</m:t>
+            </m:r>
+          </m:sup>
+        </m:sSup>
+        <m:r>
+          <w:rPr>
+            <w:rStyle w:val="katex-mathml"/>
+            <w:rFonts w:ascii="Cambria Math" w:eastAsiaTheme="minorEastAsia" w:hAnsi="Cambria Math" w:cstheme="majorHAnsi"/>
+            <w:color w:val="FF0000"/>
+          </w:rPr>
+          <m:t>)</m:t>
+        </m:r>
+        <m:r>
+          <w:rPr>
+            <w:rStyle w:val="katex-mathml"/>
+            <w:rFonts w:ascii="Cambria Math" w:eastAsiaTheme="minorEastAsia" w:hAnsi="Cambria Math" w:cstheme="majorHAnsi"/>
+          </w:rPr>
+          <m:t>-</m:t>
+        </m:r>
+        <m:r>
+          <w:rPr>
+            <w:rStyle w:val="katex-mathml"/>
+            <w:rFonts w:ascii="Cambria Math" w:eastAsiaTheme="minorEastAsia" w:hAnsi="Cambria Math" w:cstheme="majorHAnsi"/>
+            <w:color w:val="00B050"/>
+          </w:rPr>
+          <m:t>(</m:t>
+        </m:r>
+        <m:sSup>
+          <m:sSupPr>
+            <m:ctrlPr>
+              <w:rPr>
+                <w:rStyle w:val="katex-mathml"/>
+                <w:rFonts w:ascii="Cambria Math" w:eastAsiaTheme="minorEastAsia" w:hAnsi="Cambria Math" w:cstheme="majorHAnsi"/>
+                <w:i/>
+                <w:color w:val="00B050"/>
+              </w:rPr>
+            </m:ctrlPr>
+          </m:sSupPr>
+          <m:e>
+            <m:r>
+              <w:rPr>
+                <w:rStyle w:val="katex-mathml"/>
+                <w:rFonts w:ascii="Cambria Math" w:eastAsiaTheme="minorEastAsia" w:hAnsi="Cambria Math" w:cstheme="majorHAnsi"/>
+                <w:color w:val="00B050"/>
+              </w:rPr>
+              <m:t>68</m:t>
+            </m:r>
+          </m:e>
+          <m:sup>
+            <m:r>
+              <w:rPr>
+                <w:rStyle w:val="katex-mathml"/>
+                <w:rFonts w:ascii="Cambria Math" w:eastAsiaTheme="minorEastAsia" w:hAnsi="Cambria Math" w:cstheme="majorHAnsi"/>
+                <w:color w:val="00B050"/>
+              </w:rPr>
+              <m:t>8</m:t>
+            </m:r>
+          </m:sup>
+        </m:sSup>
+        <m:r>
+          <w:rPr>
+            <w:rStyle w:val="katex-mathml"/>
+            <w:rFonts w:ascii="Cambria Math" w:eastAsiaTheme="minorEastAsia" w:hAnsi="Cambria Math" w:cstheme="majorHAnsi"/>
+            <w:color w:val="00B050"/>
+          </w:rPr>
+          <m:t>+8·26·</m:t>
+        </m:r>
+        <m:sSup>
+          <m:sSupPr>
+            <m:ctrlPr>
+              <w:rPr>
+                <w:rStyle w:val="katex-mathml"/>
+                <w:rFonts w:ascii="Cambria Math" w:eastAsiaTheme="minorEastAsia" w:hAnsi="Cambria Math" w:cstheme="majorHAnsi"/>
+                <w:i/>
+                <w:color w:val="00B050"/>
+              </w:rPr>
+            </m:ctrlPr>
+          </m:sSupPr>
+          <m:e>
+            <m:r>
+              <w:rPr>
+                <w:rStyle w:val="katex-mathml"/>
+                <w:rFonts w:ascii="Cambria Math" w:eastAsiaTheme="minorEastAsia" w:hAnsi="Cambria Math" w:cstheme="majorHAnsi"/>
+                <w:color w:val="00B050"/>
+              </w:rPr>
+              <m:t>68</m:t>
+            </m:r>
+          </m:e>
+          <m:sup>
+            <m:r>
+              <w:rPr>
+                <w:rStyle w:val="katex-mathml"/>
+                <w:rFonts w:ascii="Cambria Math" w:eastAsiaTheme="minorEastAsia" w:hAnsi="Cambria Math" w:cstheme="majorHAnsi"/>
+                <w:color w:val="00B050"/>
+              </w:rPr>
+              <m:t>7</m:t>
+            </m:r>
+          </m:sup>
+        </m:sSup>
+        <m:r>
+          <w:rPr>
+            <w:rStyle w:val="katex-mathml"/>
+            <w:rFonts w:ascii="Cambria Math" w:eastAsiaTheme="minorEastAsia" w:hAnsi="Cambria Math" w:cstheme="majorHAnsi"/>
+            <w:color w:val="00B050"/>
+          </w:rPr>
+          <m:t>)</m:t>
+        </m:r>
+        <m:r>
+          <w:rPr>
+            <w:rStyle w:val="katex-mathml"/>
+            <w:rFonts w:ascii="Cambria Math" w:eastAsiaTheme="minorEastAsia" w:hAnsi="Cambria Math" w:cstheme="majorHAnsi"/>
+          </w:rPr>
+          <m:t>-</m:t>
+        </m:r>
+        <m:sSup>
+          <m:sSupPr>
+            <m:ctrlPr>
+              <w:rPr>
+                <w:rStyle w:val="katex-mathml"/>
+                <w:rFonts w:ascii="Cambria Math" w:eastAsiaTheme="minorEastAsia" w:hAnsi="Cambria Math" w:cstheme="majorHAnsi"/>
+                <w:i/>
+                <w:color w:val="0070C0"/>
+              </w:rPr>
+            </m:ctrlPr>
+          </m:sSupPr>
+          <m:e>
+            <m:r>
+              <w:rPr>
+                <w:rStyle w:val="katex-mathml"/>
+                <w:rFonts w:ascii="Cambria Math" w:eastAsiaTheme="minorEastAsia" w:hAnsi="Cambria Math" w:cstheme="majorHAnsi"/>
+                <w:color w:val="0070C0"/>
+              </w:rPr>
+              <m:t>68</m:t>
+            </m:r>
+          </m:e>
+          <m:sup>
+            <m:r>
+              <w:rPr>
+                <w:rStyle w:val="katex-mathml"/>
+                <w:rFonts w:ascii="Cambria Math" w:eastAsiaTheme="minorEastAsia" w:hAnsi="Cambria Math" w:cstheme="majorHAnsi"/>
+                <w:color w:val="0070C0"/>
+              </w:rPr>
+              <m:t>8</m:t>
+            </m:r>
+          </m:sup>
+        </m:sSup>
+        <m:r>
+          <w:rPr>
+            <w:rStyle w:val="katex-mathml"/>
+            <w:rFonts w:ascii="Cambria Math" w:eastAsiaTheme="minorEastAsia" w:hAnsi="Cambria Math" w:cstheme="majorHAnsi"/>
+          </w:rPr>
+          <m:t>+</m:t>
+        </m:r>
+        <m:r>
+          <m:rPr>
+            <m:sty m:val="p"/>
+          </m:rPr>
+          <w:rPr>
+            <w:rStyle w:val="katex-mathml"/>
+            <w:rFonts w:ascii="Cambria Math" w:hAnsi="Cambria Math" w:cstheme="majorHAnsi"/>
+            <w:color w:val="7030A0"/>
+          </w:rPr>
+          <m:t>(Doblement restades)</m:t>
+        </m:r>
+        <m:r>
+          <w:rPr>
+            <w:rStyle w:val="katex-mathml"/>
+            <w:rFonts w:ascii="Cambria Math" w:eastAsiaTheme="minorEastAsia" w:hAnsi="Cambria Math" w:cstheme="majorHAnsi"/>
+          </w:rPr>
+          <m:t xml:space="preserve">  </m:t>
+        </m:r>
+      </m:oMath>
+      <w:r>
+        <w:rPr>
+          <w:rStyle w:val="katex-mathml"/>
+          <w:rFonts w:asciiTheme="majorHAnsi" w:eastAsiaTheme="minorEastAsia" w:hAnsiTheme="majorHAnsi" w:cstheme="majorHAnsi"/>
+        </w:rPr>
+        <w:t xml:space="preserve"> </w:t>
       </w:r>
     </w:p>
     <w:p>
       <w:pPr>
-        <w:numPr>
-          <w:ilvl w:val="0"/>
-          <w:numId w:val="2"/>
-        </w:numPr>
-        <w:rPr>
-          <w:lang w:val="ca-ES"/>
-        </w:rPr>
-      </w:pPr>
-      <w:r>
-        <w:rPr>
+        <w:pStyle w:val="NormalWeb"/>
+        <w:rPr>
+          <w:rFonts w:asciiTheme="majorHAnsi" w:hAnsiTheme="majorHAnsi" w:cstheme="majorHAnsi"/>
+          <w:color w:val="7030A0"/>
+        </w:rPr>
+      </w:pPr>
+      <w:r>
+        <w:rPr>
+          <w:rFonts w:asciiTheme="majorHAnsi" w:eastAsiaTheme="minorHAnsi" w:hAnsiTheme="majorHAnsi" w:cstheme="majorHAnsi"/>
           <w:b/>
           <w:bCs/>
-          <w:lang w:val="ca-ES"/>
-        </w:rPr>
-        <w:t>Utilitzar el pensament computacional</w:t>
-      </w:r>
-      <w:r>
-        <w:rPr>
-          <w:lang w:val="ca-ES"/>
-        </w:rPr>
-        <w:t xml:space="preserve"> (Competència 4)</w:t>
-      </w:r>
-      <w:r>
-        <w:rPr>
-          <w:lang w:val="ca-ES"/>
-        </w:rPr>
-        <w:t xml:space="preserve">: </w:t>
-      </w:r>
-      <w:r>
-        <w:rPr>
+          <w:color w:val="00B050"/>
+          <w:kern w:val="2"/>
+          <w:sz w:val="22"/>
+          <w:szCs w:val="22"/>
+          <w:lang w:val="es-ES" w:eastAsia="en-US"/>
+          <w14:ligatures w14:val="standardContextual"/>
+        </w:rPr>
+        <w:drawing>
+          <wp:anchor distT="0" distB="0" distL="114300" distR="114300" simplePos="0" relativeHeight="251658240" behindDoc="1" locked="0" layoutInCell="1" allowOverlap="1" wp14:anchorId="3A23975C" wp14:editId="6935F148">
+            <wp:simplePos x="0" y="0"/>
+            <wp:positionH relativeFrom="margin">
+              <wp:posOffset>4524375</wp:posOffset>
+            </wp:positionH>
+            <wp:positionV relativeFrom="paragraph">
+              <wp:posOffset>314325</wp:posOffset>
+            </wp:positionV>
+            <wp:extent cx="2047875" cy="1913890"/>
+            <wp:effectExtent l="0" t="0" r="9525" b="0"/>
+            <wp:wrapTight wrapText="bothSides">
+              <wp:wrapPolygon edited="0">
+                <wp:start x="0" y="0"/>
+                <wp:lineTo x="0" y="21285"/>
+                <wp:lineTo x="21500" y="21285"/>
+                <wp:lineTo x="21500" y="0"/>
+                <wp:lineTo x="0" y="0"/>
+              </wp:wrapPolygon>
+            </wp:wrapTight>
+            <wp:docPr id="149317822" name="Picture 4" descr="A diagram of different languages&#10;&#10;AI-generated content may be incorrect."/>
+            <wp:cNvGraphicFramePr>
+              <a:graphicFrameLocks xmlns:a="http://schemas.openxmlformats.org/drawingml/2006/main" noChangeAspect="1"/>
+            </wp:cNvGraphicFramePr>
+            <a:graphic xmlns:a="http://schemas.openxmlformats.org/drawingml/2006/main">
+              <a:graphicData uri="http://schemas.openxmlformats.org/drawingml/2006/picture">
+                <pic:pic xmlns:pic="http://schemas.openxmlformats.org/drawingml/2006/picture">
+                  <pic:nvPicPr>
+                    <pic:cNvPr id="149317822" name="Picture 4" descr="A diagram of different languages&#10;&#10;AI-generated content may be incorrect."/>
+                    <pic:cNvPicPr>
+                      <a:picLocks noChangeAspect="1" noChangeArrowheads="1"/>
+                    </pic:cNvPicPr>
+                  </pic:nvPicPr>
+                  <pic:blipFill rotWithShape="1">
+                    <a:blip r:embed="rId9" cstate="print">
+                      <a:extLst>
+                        <a:ext uri="{28A0092B-C50C-407E-A947-70E740481C1C}">
+                          <a14:useLocalDpi xmlns:a14="http://schemas.microsoft.com/office/drawing/2010/main" val="0"/>
+                        </a:ext>
+                      </a:extLst>
+                    </a:blip>
+                    <a:srcRect l="20376" t="12133" r="16125" b="6604"/>
+                    <a:stretch/>
+                  </pic:blipFill>
+                  <pic:spPr bwMode="auto">
+                    <a:xfrm>
+                      <a:off x="0" y="0"/>
+                      <a:ext cx="2047875" cy="1913890"/>
+                    </a:xfrm>
+                    <a:prstGeom prst="rect">
+                      <a:avLst/>
+                    </a:prstGeom>
+                    <a:noFill/>
+                    <a:ln>
+                      <a:noFill/>
+                    </a:ln>
+                    <a:extLst>
+                      <a:ext uri="{53640926-AAD7-44D8-BBD7-CCE9431645EC}">
+                        <a14:shadowObscured xmlns:a14="http://schemas.microsoft.com/office/drawing/2010/main"/>
+                      </a:ext>
+                    </a:extLst>
+                  </pic:spPr>
+                </pic:pic>
+              </a:graphicData>
+            </a:graphic>
+            <wp14:sizeRelH relativeFrom="margin">
+              <wp14:pctWidth>0</wp14:pctWidth>
+            </wp14:sizeRelH>
+            <wp14:sizeRelV relativeFrom="margin">
+              <wp14:pctHeight>0</wp14:pctHeight>
+            </wp14:sizeRelV>
+          </wp:anchor>
+        </w:drawing>
+      </w:r>
+      <w:r>
+        <w:rPr>
+          <w:rFonts w:asciiTheme="majorHAnsi" w:hAnsiTheme="majorHAnsi" w:cstheme="majorHAnsi"/>
+          <w:color w:val="7030A0"/>
+        </w:rPr>
+        <w:t>On</w:t>
+      </w:r>
+      <w:r>
+        <w:rPr>
+          <w:rFonts w:asciiTheme="majorHAnsi" w:hAnsiTheme="majorHAnsi" w:cstheme="majorHAnsi"/>
+          <w:color w:val="7030A0"/>
+        </w:rPr>
+        <w:t xml:space="preserve"> les</w:t>
+      </w:r>
+      <w:r>
+        <w:rPr>
+          <w:color w:val="7030A0"/>
+        </w:rPr>
+        <w:t xml:space="preserve"> </w:t>
+      </w:r>
+      <w:r>
+        <w:rPr>
+          <w:rFonts w:asciiTheme="majorHAnsi" w:hAnsiTheme="majorHAnsi" w:cstheme="majorHAnsi"/>
+          <w:color w:val="7030A0"/>
+        </w:rPr>
+        <w:t>d</w:t>
+      </w:r>
+      <w:r>
+        <w:rPr>
+          <w:rFonts w:asciiTheme="majorHAnsi" w:hAnsiTheme="majorHAnsi" w:cstheme="majorHAnsi"/>
+          <w:color w:val="7030A0"/>
+        </w:rPr>
+        <w:t>oblement restades</w:t>
+      </w:r>
+    </w:p>
+    <w:p>
+      <w:pPr>
+        <w:spacing w:before="100" w:beforeAutospacing="1" w:after="100" w:afterAutospacing="1" w:line="240" w:lineRule="auto"/>
+        <w:rPr>
+          <w:rFonts w:asciiTheme="majorHAnsi" w:hAnsiTheme="majorHAnsi" w:cstheme="majorHAnsi"/>
+          <w:color w:val="7030A0"/>
+        </w:rPr>
+      </w:pPr>
+      <w:r>
+        <w:rPr>
+          <w:rStyle w:val="Strong"/>
+          <w:rFonts w:asciiTheme="majorHAnsi" w:hAnsiTheme="majorHAnsi" w:cstheme="majorHAnsi"/>
+          <w:color w:val="7030A0"/>
+        </w:rPr>
+        <w:t>Doblement restades</w:t>
+      </w:r>
+      <w:r>
+        <w:rPr>
+          <w:rFonts w:asciiTheme="majorHAnsi" w:hAnsiTheme="majorHAnsi" w:cstheme="majorHAnsi"/>
+          <w:color w:val="7030A0"/>
+        </w:rPr>
+        <w:t xml:space="preserve"> → Les hem restat dues vegades en els càlculs anteriors</w:t>
+      </w:r>
+      <w:r>
+        <w:rPr>
+          <w:rFonts w:asciiTheme="majorHAnsi" w:hAnsiTheme="majorHAnsi" w:cstheme="majorHAnsi"/>
+          <w:color w:val="7030A0"/>
+        </w:rPr>
+        <w:t xml:space="preserve"> (estan a dues llistes i les hem restat doble)</w:t>
+      </w:r>
+      <w:r>
+        <w:rPr>
+          <w:rFonts w:asciiTheme="majorHAnsi" w:hAnsiTheme="majorHAnsi" w:cstheme="majorHAnsi"/>
+          <w:color w:val="7030A0"/>
+        </w:rPr>
+        <w:t>, així que hem de tornar a sumar-les:</w:t>
+      </w:r>
+    </w:p>
+    <w:p>
+      <w:pPr>
+        <w:numPr>
+          <w:ilvl w:val="1"/>
+          <w:numId w:val="11"/>
+        </w:numPr>
+        <w:tabs>
+          <w:tab w:val="clear" w:pos="1440"/>
+          <w:tab w:val="num" w:pos="1080"/>
+        </w:tabs>
+        <w:ind w:left="1080"/>
+        <w:rPr>
+          <w:rStyle w:val="Strong"/>
+          <w:rFonts w:asciiTheme="majorHAnsi" w:hAnsiTheme="majorHAnsi" w:cstheme="majorHAnsi"/>
+          <w:color w:val="00B050"/>
+          <w:lang w:val="es-ES"/>
+        </w:rPr>
+      </w:pPr>
+      <w:r>
+        <w:rPr>
+          <w:rStyle w:val="Strong"/>
+          <w:rFonts w:asciiTheme="majorHAnsi" w:hAnsiTheme="majorHAnsi" w:cstheme="majorHAnsi"/>
+        </w:rPr>
+        <w:t xml:space="preserve">Sense </w:t>
+      </w:r>
+      <w:r>
+        <w:rPr>
+          <w:rStyle w:val="Strong"/>
+          <w:rFonts w:asciiTheme="majorHAnsi" w:hAnsiTheme="majorHAnsi" w:cstheme="majorHAnsi"/>
+          <w:color w:val="FF0000"/>
+        </w:rPr>
+        <w:t>prou números</w:t>
+      </w:r>
+      <w:r>
+        <w:rPr>
+          <w:rStyle w:val="Strong"/>
+          <w:rFonts w:asciiTheme="majorHAnsi" w:hAnsiTheme="majorHAnsi" w:cstheme="majorHAnsi"/>
+          <w:color w:val="FF0000"/>
+        </w:rPr>
+        <w:t xml:space="preserve"> (0 o 1 números)</w:t>
+      </w:r>
+      <w:r>
+        <w:rPr>
+          <w:rStyle w:val="Strong"/>
+          <w:rFonts w:asciiTheme="majorHAnsi" w:hAnsiTheme="majorHAnsi" w:cstheme="majorHAnsi"/>
+          <w:color w:val="FF0000"/>
+        </w:rPr>
+        <w:t xml:space="preserve"> </w:t>
+      </w:r>
+      <w:r>
+        <w:rPr>
+          <w:rStyle w:val="Strong"/>
+          <w:rFonts w:asciiTheme="majorHAnsi" w:hAnsiTheme="majorHAnsi" w:cstheme="majorHAnsi"/>
+        </w:rPr>
+        <w:t xml:space="preserve">i sense </w:t>
+      </w:r>
+      <w:r>
+        <w:rPr>
+          <w:rStyle w:val="Strong"/>
+          <w:rFonts w:asciiTheme="majorHAnsi" w:hAnsiTheme="majorHAnsi" w:cstheme="majorHAnsi"/>
+          <w:color w:val="00B050"/>
+        </w:rPr>
+        <w:t>prou minúscules</w:t>
+      </w:r>
+      <w:r>
+        <w:rPr>
+          <w:rStyle w:val="Strong"/>
+          <w:rFonts w:asciiTheme="majorHAnsi" w:hAnsiTheme="majorHAnsi" w:cstheme="majorHAnsi"/>
+          <w:color w:val="00B050"/>
+        </w:rPr>
+        <w:t xml:space="preserve"> (0 o 1 minúscules)</w:t>
+      </w:r>
+      <w:r>
+        <w:rPr>
+          <w:rFonts w:ascii="Times New Roman" w:eastAsia="Times New Roman" w:hAnsi="Times New Roman" w:cs="Times New Roman"/>
+          <w:kern w:val="0"/>
+          <w:sz w:val="24"/>
+          <w:szCs w:val="24"/>
+          <w:lang w:val="es-ES" w:eastAsia="es-ES"/>
+          <w14:ligatures w14:val="none"/>
+        </w:rPr>
+        <w:t xml:space="preserve"> </w:t>
+      </w:r>
+    </w:p>
+    <w:p>
+      <w:pPr>
+        <w:numPr>
+          <w:ilvl w:val="2"/>
+          <w:numId w:val="11"/>
+        </w:numPr>
+        <w:tabs>
+          <w:tab w:val="clear" w:pos="2160"/>
+          <w:tab w:val="num" w:pos="1800"/>
+        </w:tabs>
+        <w:spacing w:before="100" w:beforeAutospacing="1" w:after="100" w:afterAutospacing="1" w:line="240" w:lineRule="auto"/>
+        <w:ind w:left="1800"/>
+        <w:rPr>
+          <w:rStyle w:val="Strong"/>
+          <w:rFonts w:asciiTheme="majorHAnsi" w:hAnsiTheme="majorHAnsi" w:cstheme="majorHAnsi"/>
+          <w:b w:val="0"/>
+          <w:bCs w:val="0"/>
+          <w:color w:val="7030A0"/>
+        </w:rPr>
+      </w:pPr>
+      <w:r>
+        <w:rPr>
+          <w:rStyle w:val="Strong"/>
+          <w:rFonts w:asciiTheme="majorHAnsi" w:hAnsiTheme="majorHAnsi" w:cstheme="majorHAnsi"/>
+          <w:b w:val="0"/>
+          <w:bCs w:val="0"/>
+          <w:color w:val="7030A0"/>
+        </w:rPr>
+        <w:t xml:space="preserve">Amb 0 números i 0 minúscules: </w:t>
+      </w:r>
+      <m:oMath>
+        <m:sSup>
+          <m:sSupPr>
+            <m:ctrlPr>
+              <w:rPr>
+                <w:rStyle w:val="Strong"/>
+                <w:rFonts w:ascii="Cambria Math" w:hAnsi="Cambria Math" w:cstheme="majorHAnsi"/>
+                <w:b w:val="0"/>
+                <w:bCs w:val="0"/>
+                <w:i/>
+                <w:color w:val="7030A0"/>
+              </w:rPr>
+            </m:ctrlPr>
+          </m:sSupPr>
+          <m:e>
+            <m:d>
+              <m:dPr>
+                <m:ctrlPr>
+                  <w:rPr>
+                    <w:rStyle w:val="Strong"/>
+                    <w:rFonts w:ascii="Cambria Math" w:hAnsi="Cambria Math" w:cstheme="majorHAnsi"/>
+                    <w:b w:val="0"/>
+                    <w:bCs w:val="0"/>
+                    <w:i/>
+                    <w:color w:val="7030A0"/>
+                  </w:rPr>
+                </m:ctrlPr>
+              </m:dPr>
+              <m:e>
+                <m:r>
+                  <w:rPr>
+                    <w:rStyle w:val="Strong"/>
+                    <w:rFonts w:ascii="Cambria Math" w:hAnsi="Cambria Math" w:cstheme="majorHAnsi"/>
+                    <w:color w:val="7030A0"/>
+                  </w:rPr>
+                  <m:t>26+32</m:t>
+                </m:r>
+              </m:e>
+            </m:d>
+          </m:e>
+          <m:sup>
+            <m:r>
+              <w:rPr>
+                <w:rStyle w:val="Strong"/>
+                <w:rFonts w:ascii="Cambria Math" w:hAnsi="Cambria Math" w:cstheme="majorHAnsi"/>
+                <w:color w:val="7030A0"/>
+              </w:rPr>
+              <m:t>8</m:t>
+            </m:r>
+          </m:sup>
+        </m:sSup>
+        <m:r>
+          <w:rPr>
+            <w:rStyle w:val="Strong"/>
+            <w:rFonts w:ascii="Cambria Math" w:hAnsi="Cambria Math" w:cstheme="majorHAnsi"/>
+            <w:color w:val="7030A0"/>
+          </w:rPr>
+          <m:t>=</m:t>
+        </m:r>
+        <m:sSup>
+          <m:sSupPr>
+            <m:ctrlPr>
+              <w:rPr>
+                <w:rStyle w:val="Strong"/>
+                <w:rFonts w:ascii="Cambria Math" w:hAnsi="Cambria Math" w:cstheme="majorHAnsi"/>
+                <w:b w:val="0"/>
+                <w:bCs w:val="0"/>
+                <w:i/>
+                <w:color w:val="7030A0"/>
+              </w:rPr>
+            </m:ctrlPr>
+          </m:sSupPr>
+          <m:e>
+            <m:r>
+              <w:rPr>
+                <w:rStyle w:val="Strong"/>
+                <w:rFonts w:ascii="Cambria Math" w:hAnsi="Cambria Math" w:cstheme="majorHAnsi"/>
+                <w:color w:val="7030A0"/>
+              </w:rPr>
+              <m:t>58</m:t>
+            </m:r>
+          </m:e>
+          <m:sup>
+            <m:r>
+              <w:rPr>
+                <w:rStyle w:val="Strong"/>
+                <w:rFonts w:ascii="Cambria Math" w:hAnsi="Cambria Math" w:cstheme="majorHAnsi"/>
+                <w:color w:val="7030A0"/>
+              </w:rPr>
+              <m:t>8</m:t>
+            </m:r>
+          </m:sup>
+        </m:sSup>
+      </m:oMath>
+    </w:p>
+    <w:p>
+      <w:pPr>
+        <w:numPr>
+          <w:ilvl w:val="2"/>
+          <w:numId w:val="11"/>
+        </w:numPr>
+        <w:tabs>
+          <w:tab w:val="clear" w:pos="2160"/>
+          <w:tab w:val="num" w:pos="1800"/>
+        </w:tabs>
+        <w:spacing w:before="100" w:beforeAutospacing="1" w:after="100" w:afterAutospacing="1" w:line="240" w:lineRule="auto"/>
+        <w:ind w:left="1800"/>
+        <w:rPr>
+          <w:rStyle w:val="Strong"/>
+          <w:rFonts w:asciiTheme="majorHAnsi" w:hAnsiTheme="majorHAnsi" w:cstheme="majorHAnsi"/>
+          <w:b w:val="0"/>
+          <w:bCs w:val="0"/>
+          <w:color w:val="7030A0"/>
+        </w:rPr>
+      </w:pPr>
+      <w:r>
+        <w:rPr>
+          <w:rStyle w:val="Strong"/>
+          <w:rFonts w:asciiTheme="majorHAnsi" w:hAnsiTheme="majorHAnsi" w:cstheme="majorHAnsi"/>
+          <w:b w:val="0"/>
+          <w:bCs w:val="0"/>
+          <w:color w:val="7030A0"/>
+        </w:rPr>
+        <w:t xml:space="preserve">Amb 1 número i 1 minúscula: Podem utilitzar 8 posicions per al número i 7 per la minúscula. Per a cadascuna d’aquestes posicions, podem escollir 10 números i 26 minúscules. De les 6 posicions restants, podem escollir 58 majúscules o caràcters especials: </w:t>
+      </w:r>
+      <m:oMath>
+        <m:r>
+          <w:rPr>
+            <w:rStyle w:val="Strong"/>
+            <w:rFonts w:ascii="Cambria Math" w:hAnsi="Cambria Math" w:cstheme="majorHAnsi"/>
+            <w:color w:val="7030A0"/>
+          </w:rPr>
+          <m:t>8·7·10·26·</m:t>
+        </m:r>
+        <m:sSup>
+          <m:sSupPr>
+            <m:ctrlPr>
+              <w:rPr>
+                <w:rStyle w:val="Strong"/>
+                <w:rFonts w:ascii="Cambria Math" w:hAnsi="Cambria Math" w:cstheme="majorHAnsi"/>
+                <w:b w:val="0"/>
+                <w:bCs w:val="0"/>
+                <w:i/>
+                <w:color w:val="7030A0"/>
+              </w:rPr>
+            </m:ctrlPr>
+          </m:sSupPr>
+          <m:e>
+            <m:r>
+              <w:rPr>
+                <w:rStyle w:val="Strong"/>
+                <w:rFonts w:ascii="Cambria Math" w:hAnsi="Cambria Math" w:cstheme="majorHAnsi"/>
+                <w:color w:val="7030A0"/>
+              </w:rPr>
+              <m:t>58</m:t>
+            </m:r>
+          </m:e>
+          <m:sup>
+            <m:r>
+              <w:rPr>
+                <w:rStyle w:val="Strong"/>
+                <w:rFonts w:ascii="Cambria Math" w:hAnsi="Cambria Math" w:cstheme="majorHAnsi"/>
+                <w:color w:val="7030A0"/>
+              </w:rPr>
+              <m:t>6</m:t>
+            </m:r>
+          </m:sup>
+        </m:sSup>
+      </m:oMath>
+    </w:p>
+    <w:p>
+      <w:pPr>
+        <w:numPr>
+          <w:ilvl w:val="2"/>
+          <w:numId w:val="11"/>
+        </w:numPr>
+        <w:tabs>
+          <w:tab w:val="clear" w:pos="2160"/>
+          <w:tab w:val="num" w:pos="1800"/>
+        </w:tabs>
+        <w:spacing w:before="100" w:beforeAutospacing="1" w:after="100" w:afterAutospacing="1" w:line="240" w:lineRule="auto"/>
+        <w:ind w:left="1800"/>
+        <w:rPr>
+          <w:rStyle w:val="Strong"/>
+          <w:rFonts w:asciiTheme="majorHAnsi" w:hAnsiTheme="majorHAnsi" w:cstheme="majorHAnsi"/>
+          <w:b w:val="0"/>
+          <w:bCs w:val="0"/>
+          <w:color w:val="7030A0"/>
+        </w:rPr>
+      </w:pPr>
+      <w:r>
+        <w:rPr>
+          <w:rStyle w:val="Strong"/>
+          <w:rFonts w:asciiTheme="majorHAnsi" w:hAnsiTheme="majorHAnsi" w:cstheme="majorHAnsi"/>
+          <w:b w:val="0"/>
+          <w:bCs w:val="0"/>
+          <w:color w:val="7030A0"/>
+        </w:rPr>
+        <w:t xml:space="preserve">Amb 0 números i 1 minúscula: Podem escollir 8 posicions per la minúscula i 26 minúscules. De les 7 posicions restants podem escollir 58 majúscules o caràcters especials: </w:t>
+      </w:r>
+      <m:oMath>
+        <m:r>
+          <w:rPr>
+            <w:rStyle w:val="Strong"/>
+            <w:rFonts w:ascii="Cambria Math" w:hAnsi="Cambria Math" w:cstheme="majorHAnsi"/>
+            <w:color w:val="7030A0"/>
+          </w:rPr>
+          <m:t>8·26·</m:t>
+        </m:r>
+        <m:sSup>
+          <m:sSupPr>
+            <m:ctrlPr>
+              <w:rPr>
+                <w:rStyle w:val="Strong"/>
+                <w:rFonts w:ascii="Cambria Math" w:hAnsi="Cambria Math" w:cstheme="majorHAnsi"/>
+                <w:b w:val="0"/>
+                <w:bCs w:val="0"/>
+                <w:i/>
+                <w:color w:val="7030A0"/>
+              </w:rPr>
+            </m:ctrlPr>
+          </m:sSupPr>
+          <m:e>
+            <m:r>
+              <w:rPr>
+                <w:rStyle w:val="Strong"/>
+                <w:rFonts w:ascii="Cambria Math" w:hAnsi="Cambria Math" w:cstheme="majorHAnsi"/>
+                <w:color w:val="7030A0"/>
+              </w:rPr>
+              <m:t>58</m:t>
+            </m:r>
+          </m:e>
+          <m:sup>
+            <m:r>
+              <w:rPr>
+                <w:rStyle w:val="Strong"/>
+                <w:rFonts w:ascii="Cambria Math" w:hAnsi="Cambria Math" w:cstheme="majorHAnsi"/>
+                <w:color w:val="7030A0"/>
+              </w:rPr>
+              <m:t>7</m:t>
+            </m:r>
+          </m:sup>
+        </m:sSup>
+      </m:oMath>
+    </w:p>
+    <w:p>
+      <w:pPr>
+        <w:numPr>
+          <w:ilvl w:val="2"/>
+          <w:numId w:val="11"/>
+        </w:numPr>
+        <w:tabs>
+          <w:tab w:val="clear" w:pos="2160"/>
+          <w:tab w:val="num" w:pos="1800"/>
+        </w:tabs>
+        <w:spacing w:before="100" w:beforeAutospacing="1" w:after="100" w:afterAutospacing="1" w:line="240" w:lineRule="auto"/>
+        <w:ind w:left="1800"/>
+        <w:rPr>
+          <w:rFonts w:asciiTheme="majorHAnsi" w:hAnsiTheme="majorHAnsi" w:cstheme="majorHAnsi"/>
           <w:b/>
           <w:bCs/>
-          <w:lang w:val="ca-ES"/>
-        </w:rPr>
-        <w:t>____</w:t>
-      </w:r>
+          <w:color w:val="7030A0"/>
+        </w:rPr>
+      </w:pPr>
+      <w:r>
+        <w:rPr>
+          <w:rStyle w:val="Strong"/>
+          <w:rFonts w:asciiTheme="majorHAnsi" w:hAnsiTheme="majorHAnsi" w:cstheme="majorHAnsi"/>
+          <w:b w:val="0"/>
+          <w:bCs w:val="0"/>
+          <w:color w:val="7030A0"/>
+        </w:rPr>
+        <w:t xml:space="preserve">Amb 1 número i 0 minúscules: Podem escollir 8 posicions pel número d’entre 10 números. De les 7 posicions restants podem escollir 58 majúscules o caràcters especials: </w:t>
+      </w:r>
+      <m:oMath>
+        <m:r>
+          <w:rPr>
+            <w:rStyle w:val="Strong"/>
+            <w:rFonts w:ascii="Cambria Math" w:hAnsi="Cambria Math" w:cstheme="majorHAnsi"/>
+            <w:color w:val="7030A0"/>
+          </w:rPr>
+          <m:t>8·10·</m:t>
+        </m:r>
+        <m:sSup>
+          <m:sSupPr>
+            <m:ctrlPr>
+              <w:rPr>
+                <w:rStyle w:val="Strong"/>
+                <w:rFonts w:ascii="Cambria Math" w:hAnsi="Cambria Math" w:cstheme="majorHAnsi"/>
+                <w:b w:val="0"/>
+                <w:bCs w:val="0"/>
+                <w:i/>
+                <w:color w:val="7030A0"/>
+              </w:rPr>
+            </m:ctrlPr>
+          </m:sSupPr>
+          <m:e>
+            <m:r>
+              <w:rPr>
+                <w:rStyle w:val="Strong"/>
+                <w:rFonts w:ascii="Cambria Math" w:hAnsi="Cambria Math" w:cstheme="majorHAnsi"/>
+                <w:color w:val="7030A0"/>
+              </w:rPr>
+              <m:t>58</m:t>
+            </m:r>
+          </m:e>
+          <m:sup>
+            <m:r>
+              <w:rPr>
+                <w:rStyle w:val="Strong"/>
+                <w:rFonts w:ascii="Cambria Math" w:hAnsi="Cambria Math" w:cstheme="majorHAnsi"/>
+                <w:color w:val="7030A0"/>
+              </w:rPr>
+              <m:t>7</m:t>
+            </m:r>
+          </m:sup>
+        </m:sSup>
+      </m:oMath>
     </w:p>
     <w:p>
       <w:pPr>
+        <w:spacing w:before="100" w:beforeAutospacing="1" w:after="100" w:afterAutospacing="1" w:line="240" w:lineRule="auto"/>
+        <w:ind w:left="1080"/>
+        <w:rPr>
+          <w:rStyle w:val="katex-mathml"/>
+          <w:rFonts w:asciiTheme="majorHAnsi" w:eastAsiaTheme="minorEastAsia" w:hAnsiTheme="majorHAnsi" w:cstheme="majorHAnsi"/>
+        </w:rPr>
+      </w:pPr>
+      <m:oMath>
+        <m:sSup>
+          <m:sSupPr>
+            <m:ctrlPr>
+              <w:rPr>
+                <w:rStyle w:val="katex-mathml"/>
+                <w:rFonts w:ascii="Cambria Math" w:hAnsi="Cambria Math" w:cstheme="majorHAnsi"/>
+                <w:i/>
+                <w:highlight w:val="yellow"/>
+              </w:rPr>
+            </m:ctrlPr>
+          </m:sSupPr>
+          <m:e>
+            <m:r>
+              <w:rPr>
+                <w:rStyle w:val="katex-mathml"/>
+                <w:rFonts w:ascii="Cambria Math" w:hAnsi="Cambria Math" w:cstheme="majorHAnsi"/>
+                <w:highlight w:val="yellow"/>
+              </w:rPr>
+              <m:t>68</m:t>
+            </m:r>
+          </m:e>
+          <m:sup>
+            <m:r>
+              <w:rPr>
+                <w:rStyle w:val="katex-mathml"/>
+                <w:rFonts w:ascii="Cambria Math" w:hAnsi="Cambria Math" w:cstheme="majorHAnsi"/>
+                <w:highlight w:val="yellow"/>
+              </w:rPr>
+              <m:t>8</m:t>
+            </m:r>
+          </m:sup>
+        </m:sSup>
+        <m:r>
+          <w:rPr>
+            <w:rStyle w:val="katex-mathml"/>
+            <w:rFonts w:ascii="Cambria Math" w:hAnsi="Cambria Math" w:cstheme="majorHAnsi"/>
+            <w:highlight w:val="yellow"/>
+          </w:rPr>
+          <m:t>+8·26·</m:t>
+        </m:r>
+        <m:sSup>
+          <m:sSupPr>
+            <m:ctrlPr>
+              <w:rPr>
+                <w:rStyle w:val="katex-mathml"/>
+                <w:rFonts w:ascii="Cambria Math" w:hAnsi="Cambria Math" w:cstheme="majorHAnsi"/>
+                <w:i/>
+                <w:highlight w:val="yellow"/>
+              </w:rPr>
+            </m:ctrlPr>
+          </m:sSupPr>
+          <m:e>
+            <m:r>
+              <w:rPr>
+                <w:rStyle w:val="katex-mathml"/>
+                <w:rFonts w:ascii="Cambria Math" w:hAnsi="Cambria Math" w:cstheme="majorHAnsi"/>
+                <w:highlight w:val="yellow"/>
+              </w:rPr>
+              <m:t>68</m:t>
+            </m:r>
+          </m:e>
+          <m:sup>
+            <m:r>
+              <w:rPr>
+                <w:rStyle w:val="katex-mathml"/>
+                <w:rFonts w:ascii="Cambria Math" w:hAnsi="Cambria Math" w:cstheme="majorHAnsi"/>
+                <w:highlight w:val="yellow"/>
+              </w:rPr>
+              <m:t>7</m:t>
+            </m:r>
+          </m:sup>
+        </m:sSup>
+      </m:oMath>
+      <w:r>
+        <w:rPr>
+          <w:rStyle w:val="katex-mathml"/>
+          <w:rFonts w:asciiTheme="majorHAnsi" w:eastAsiaTheme="minorEastAsia" w:hAnsiTheme="majorHAnsi" w:cstheme="majorHAnsi"/>
+          <w:highlight w:val="yellow"/>
+        </w:rPr>
+        <w:t xml:space="preserve"> (</w:t>
+      </w:r>
+      <w:proofErr w:type="spellStart"/>
+      <w:r>
+        <w:rPr>
+          <w:rStyle w:val="katex-mathml"/>
+          <w:rFonts w:asciiTheme="majorHAnsi" w:eastAsiaTheme="minorEastAsia" w:hAnsiTheme="majorHAnsi" w:cstheme="majorHAnsi"/>
+          <w:highlight w:val="yellow"/>
+        </w:rPr>
+        <w:t>Marianna</w:t>
+      </w:r>
+      <w:proofErr w:type="spellEnd"/>
+      <w:r>
+        <w:rPr>
+          <w:rStyle w:val="katex-mathml"/>
+          <w:rFonts w:asciiTheme="majorHAnsi" w:eastAsiaTheme="minorEastAsia" w:hAnsiTheme="majorHAnsi" w:cstheme="majorHAnsi"/>
+          <w:highlight w:val="yellow"/>
+        </w:rPr>
+        <w:t>)</w:t>
+      </w:r>
+    </w:p>
+    <w:p>
+      <w:pPr>
+        <w:spacing w:before="100" w:beforeAutospacing="1" w:after="100" w:afterAutospacing="1" w:line="240" w:lineRule="auto"/>
+        <w:ind w:left="1080"/>
+        <w:jc w:val="center"/>
+        <w:rPr>
+          <w:rFonts w:asciiTheme="majorHAnsi" w:hAnsiTheme="majorHAnsi" w:cstheme="majorHAnsi"/>
+          <w:color w:val="7030A0"/>
+        </w:rPr>
+      </w:pPr>
+      <m:oMathPara>
+        <m:oMath>
+          <m:sSup>
+            <m:sSupPr>
+              <m:ctrlPr>
+                <w:rPr>
+                  <w:rStyle w:val="Strong"/>
+                  <w:rFonts w:ascii="Cambria Math" w:hAnsi="Cambria Math" w:cstheme="majorHAnsi"/>
+                  <w:b w:val="0"/>
+                  <w:bCs w:val="0"/>
+                  <w:i/>
+                  <w:color w:val="7030A0"/>
+                </w:rPr>
+              </m:ctrlPr>
+            </m:sSupPr>
+            <m:e>
+              <m:r>
+                <w:rPr>
+                  <w:rStyle w:val="Strong"/>
+                  <w:rFonts w:ascii="Cambria Math" w:hAnsi="Cambria Math" w:cstheme="majorHAnsi"/>
+                  <w:color w:val="7030A0"/>
+                </w:rPr>
+                <m:t>58</m:t>
+              </m:r>
+            </m:e>
+            <m:sup>
+              <m:r>
+                <w:rPr>
+                  <w:rStyle w:val="Strong"/>
+                  <w:rFonts w:ascii="Cambria Math" w:hAnsi="Cambria Math" w:cstheme="majorHAnsi"/>
+                  <w:color w:val="7030A0"/>
+                </w:rPr>
+                <m:t>8</m:t>
+              </m:r>
+            </m:sup>
+          </m:sSup>
+          <m:r>
+            <w:rPr>
+              <w:rFonts w:ascii="Cambria Math" w:hAnsi="Cambria Math" w:cstheme="majorHAnsi"/>
+              <w:color w:val="7030A0"/>
+            </w:rPr>
+            <m:t>+</m:t>
+          </m:r>
+          <m:r>
+            <w:rPr>
+              <w:rFonts w:ascii="Cambria Math" w:hAnsi="Cambria Math" w:cstheme="majorHAnsi"/>
+              <w:color w:val="7030A0"/>
+            </w:rPr>
+            <w:tab/>
+          </m:r>
+          <m:r>
+            <w:rPr>
+              <w:rFonts w:ascii="Cambria Math" w:hAnsi="Cambria Math" w:cstheme="majorHAnsi"/>
+              <w:color w:val="7030A0"/>
+            </w:rPr>
+            <m:t>8·7·10·26·</m:t>
+          </m:r>
+          <m:sSup>
+            <m:sSupPr>
+              <m:ctrlPr>
+                <w:rPr>
+                  <w:rFonts w:ascii="Cambria Math" w:hAnsi="Cambria Math" w:cstheme="majorHAnsi"/>
+                  <w:i/>
+                  <w:color w:val="7030A0"/>
+                </w:rPr>
+              </m:ctrlPr>
+            </m:sSupPr>
+            <m:e>
+              <m:r>
+                <w:rPr>
+                  <w:rFonts w:ascii="Cambria Math" w:hAnsi="Cambria Math" w:cstheme="majorHAnsi"/>
+                  <w:color w:val="7030A0"/>
+                </w:rPr>
+                <m:t>58</m:t>
+              </m:r>
+            </m:e>
+            <m:sup>
+              <m:r>
+                <w:rPr>
+                  <w:rFonts w:ascii="Cambria Math" w:hAnsi="Cambria Math" w:cstheme="majorHAnsi"/>
+                  <w:color w:val="7030A0"/>
+                </w:rPr>
+                <m:t>6</m:t>
+              </m:r>
+            </m:sup>
+          </m:sSup>
+          <m:r>
+            <w:rPr>
+              <w:rFonts w:ascii="Cambria Math" w:hAnsi="Cambria Math" w:cstheme="majorHAnsi"/>
+              <w:color w:val="7030A0"/>
+            </w:rPr>
+            <m:t>+8·26·</m:t>
+          </m:r>
+          <m:sSup>
+            <m:sSupPr>
+              <m:ctrlPr>
+                <w:rPr>
+                  <w:rFonts w:ascii="Cambria Math" w:hAnsi="Cambria Math" w:cstheme="majorHAnsi"/>
+                  <w:i/>
+                  <w:color w:val="7030A0"/>
+                </w:rPr>
+              </m:ctrlPr>
+            </m:sSupPr>
+            <m:e>
+              <m:r>
+                <w:rPr>
+                  <w:rFonts w:ascii="Cambria Math" w:hAnsi="Cambria Math" w:cstheme="majorHAnsi"/>
+                  <w:color w:val="7030A0"/>
+                </w:rPr>
+                <m:t>58</m:t>
+              </m:r>
+            </m:e>
+            <m:sup>
+              <m:r>
+                <w:rPr>
+                  <w:rFonts w:ascii="Cambria Math" w:hAnsi="Cambria Math" w:cstheme="majorHAnsi"/>
+                  <w:color w:val="7030A0"/>
+                </w:rPr>
+                <m:t>7</m:t>
+              </m:r>
+            </m:sup>
+          </m:sSup>
+          <m:r>
+            <w:rPr>
+              <w:rFonts w:ascii="Cambria Math" w:hAnsi="Cambria Math" w:cstheme="majorHAnsi"/>
+              <w:color w:val="7030A0"/>
+            </w:rPr>
+            <m:t>+8·10·</m:t>
+          </m:r>
+          <m:sSup>
+            <m:sSupPr>
+              <m:ctrlPr>
+                <w:rPr>
+                  <w:rFonts w:ascii="Cambria Math" w:hAnsi="Cambria Math" w:cstheme="majorHAnsi"/>
+                  <w:i/>
+                  <w:color w:val="7030A0"/>
+                </w:rPr>
+              </m:ctrlPr>
+            </m:sSupPr>
+            <m:e>
+              <m:r>
+                <w:rPr>
+                  <w:rFonts w:ascii="Cambria Math" w:hAnsi="Cambria Math" w:cstheme="majorHAnsi"/>
+                  <w:color w:val="7030A0"/>
+                </w:rPr>
+                <m:t>58</m:t>
+              </m:r>
+            </m:e>
+            <m:sup>
+              <m:r>
+                <w:rPr>
+                  <w:rFonts w:ascii="Cambria Math" w:hAnsi="Cambria Math" w:cstheme="majorHAnsi"/>
+                  <w:color w:val="7030A0"/>
+                </w:rPr>
+                <m:t>7</m:t>
+              </m:r>
+            </m:sup>
+          </m:sSup>
+        </m:oMath>
+      </m:oMathPara>
+    </w:p>
+    <w:p>
+      <w:pPr>
         <w:numPr>
-          <w:ilvl w:val="0"/>
-          <w:numId w:val="2"/>
+          <w:ilvl w:val="1"/>
+          <w:numId w:val="11"/>
         </w:numPr>
-        <w:rPr>
-          <w:lang w:val="ca-ES"/>
-        </w:rPr>
-      </w:pPr>
-      <w:r>
-        <w:rPr>
+        <w:tabs>
+          <w:tab w:val="clear" w:pos="1440"/>
+          <w:tab w:val="num" w:pos="1080"/>
+        </w:tabs>
+        <w:spacing w:before="100" w:beforeAutospacing="1" w:after="100" w:afterAutospacing="1" w:line="240" w:lineRule="auto"/>
+        <w:ind w:left="1080"/>
+        <w:rPr>
+          <w:rStyle w:val="katex-mathml"/>
+          <w:rFonts w:asciiTheme="majorHAnsi" w:hAnsiTheme="majorHAnsi" w:cstheme="majorHAnsi"/>
+        </w:rPr>
+      </w:pPr>
+      <w:r>
+        <w:rPr>
+          <w:rFonts w:ascii="Cambria Math" w:hAnsi="Cambria Math" w:cstheme="majorHAnsi"/>
+          <w:i/>
+          <w:color w:val="7030A0"/>
+          <w:lang w:val="es-ES"/>
+        </w:rPr>
+        <w:lastRenderedPageBreak/>
+        <w:drawing>
+          <wp:anchor distT="0" distB="0" distL="114300" distR="114300" simplePos="0" relativeHeight="251659264" behindDoc="1" locked="0" layoutInCell="1" allowOverlap="1" wp14:anchorId="55727DA9" wp14:editId="1A1D1832">
+            <wp:simplePos x="0" y="0"/>
+            <wp:positionH relativeFrom="column">
+              <wp:posOffset>4762500</wp:posOffset>
+            </wp:positionH>
+            <wp:positionV relativeFrom="paragraph">
+              <wp:posOffset>0</wp:posOffset>
+            </wp:positionV>
+            <wp:extent cx="1997198" cy="1863809"/>
+            <wp:effectExtent l="0" t="0" r="3175" b="3175"/>
+            <wp:wrapTight wrapText="bothSides">
+              <wp:wrapPolygon edited="0">
+                <wp:start x="0" y="0"/>
+                <wp:lineTo x="0" y="21416"/>
+                <wp:lineTo x="21428" y="21416"/>
+                <wp:lineTo x="21428" y="0"/>
+                <wp:lineTo x="0" y="0"/>
+              </wp:wrapPolygon>
+            </wp:wrapTight>
+            <wp:docPr id="761772577" name="Picture 6" descr="A diagram of a number of numbers&#10;&#10;AI-generated content may be incorrect."/>
+            <wp:cNvGraphicFramePr>
+              <a:graphicFrameLocks xmlns:a="http://schemas.openxmlformats.org/drawingml/2006/main" noChangeAspect="1"/>
+            </wp:cNvGraphicFramePr>
+            <a:graphic xmlns:a="http://schemas.openxmlformats.org/drawingml/2006/main">
+              <a:graphicData uri="http://schemas.openxmlformats.org/drawingml/2006/picture">
+                <pic:pic xmlns:pic="http://schemas.openxmlformats.org/drawingml/2006/picture">
+                  <pic:nvPicPr>
+                    <pic:cNvPr id="761772577" name="Picture 6" descr="A diagram of a number of numbers&#10;&#10;AI-generated content may be incorrect."/>
+                    <pic:cNvPicPr>
+                      <a:picLocks noChangeAspect="1" noChangeArrowheads="1"/>
+                    </pic:cNvPicPr>
+                  </pic:nvPicPr>
+                  <pic:blipFill>
+                    <a:blip r:embed="rId10" cstate="print">
+                      <a:extLst>
+                        <a:ext uri="{28A0092B-C50C-407E-A947-70E740481C1C}">
+                          <a14:useLocalDpi xmlns:a14="http://schemas.microsoft.com/office/drawing/2010/main" val="0"/>
+                        </a:ext>
+                      </a:extLst>
+                    </a:blip>
+                    <a:srcRect/>
+                    <a:stretch>
+                      <a:fillRect/>
+                    </a:stretch>
+                  </pic:blipFill>
+                  <pic:spPr bwMode="auto">
+                    <a:xfrm>
+                      <a:off x="0" y="0"/>
+                      <a:ext cx="1998470" cy="1864996"/>
+                    </a:xfrm>
+                    <a:prstGeom prst="rect">
+                      <a:avLst/>
+                    </a:prstGeom>
+                    <a:noFill/>
+                    <a:ln>
+                      <a:noFill/>
+                    </a:ln>
+                  </pic:spPr>
+                </pic:pic>
+              </a:graphicData>
+            </a:graphic>
+            <wp14:sizeRelH relativeFrom="margin">
+              <wp14:pctWidth>0</wp14:pctWidth>
+            </wp14:sizeRelH>
+            <wp14:sizeRelV relativeFrom="margin">
+              <wp14:pctHeight>0</wp14:pctHeight>
+            </wp14:sizeRelV>
+          </wp:anchor>
+        </w:drawing>
+      </w:r>
+      <w:r>
+        <w:rPr>
+          <w:rStyle w:val="Strong"/>
+          <w:rFonts w:asciiTheme="majorHAnsi" w:hAnsiTheme="majorHAnsi" w:cstheme="majorHAnsi"/>
+        </w:rPr>
+        <w:t xml:space="preserve">Sense </w:t>
+      </w:r>
+      <w:r>
+        <w:rPr>
+          <w:rStyle w:val="Strong"/>
+          <w:rFonts w:asciiTheme="majorHAnsi" w:hAnsiTheme="majorHAnsi" w:cstheme="majorHAnsi"/>
+          <w:color w:val="FF0000"/>
+        </w:rPr>
+        <w:t>prou números</w:t>
+      </w:r>
+      <w:r>
+        <w:rPr>
+          <w:rStyle w:val="Strong"/>
+          <w:rFonts w:asciiTheme="majorHAnsi" w:hAnsiTheme="majorHAnsi" w:cstheme="majorHAnsi"/>
+          <w:color w:val="FF0000"/>
+        </w:rPr>
+        <w:t xml:space="preserve"> (0 o 1 números)</w:t>
+      </w:r>
+      <w:r>
+        <w:rPr>
+          <w:rStyle w:val="Strong"/>
+          <w:rFonts w:asciiTheme="majorHAnsi" w:hAnsiTheme="majorHAnsi" w:cstheme="majorHAnsi"/>
+          <w:color w:val="FF0000"/>
+        </w:rPr>
+        <w:t xml:space="preserve"> </w:t>
+      </w:r>
+      <w:r>
+        <w:rPr>
+          <w:rStyle w:val="Strong"/>
+          <w:rFonts w:asciiTheme="majorHAnsi" w:hAnsiTheme="majorHAnsi" w:cstheme="majorHAnsi"/>
+        </w:rPr>
+        <w:t xml:space="preserve">i sense </w:t>
+      </w:r>
+      <w:r>
+        <w:rPr>
+          <w:rStyle w:val="Strong"/>
+          <w:rFonts w:asciiTheme="majorHAnsi" w:hAnsiTheme="majorHAnsi" w:cstheme="majorHAnsi"/>
+          <w:color w:val="0070C0"/>
+        </w:rPr>
+        <w:t>prou majúscules</w:t>
+      </w:r>
+      <w:r>
+        <w:rPr>
+          <w:rFonts w:asciiTheme="majorHAnsi" w:hAnsiTheme="majorHAnsi" w:cstheme="majorHAnsi"/>
+          <w:color w:val="0070C0"/>
+        </w:rPr>
+        <w:t xml:space="preserve"> </w:t>
+      </w:r>
+      <w:r>
+        <w:rPr>
+          <w:rFonts w:asciiTheme="majorHAnsi" w:hAnsiTheme="majorHAnsi" w:cstheme="majorHAnsi"/>
+        </w:rPr>
+        <w:t xml:space="preserve">→ </w:t>
+      </w:r>
+      <w:r>
+        <w:rPr>
+          <w:rStyle w:val="katex-mathml"/>
+          <w:rFonts w:asciiTheme="majorHAnsi" w:hAnsiTheme="majorHAnsi" w:cstheme="majorHAnsi"/>
+          <w:highlight w:val="yellow"/>
+        </w:rPr>
+        <w:t>68</w:t>
+      </w:r>
+      <w:r>
+        <w:rPr>
+          <w:rStyle w:val="katex-mathml"/>
+          <w:rFonts w:asciiTheme="majorHAnsi" w:hAnsiTheme="majorHAnsi" w:cstheme="majorHAnsi"/>
+          <w:highlight w:val="yellow"/>
+        </w:rPr>
+        <w:t>^</w:t>
+      </w:r>
+      <w:r>
+        <w:rPr>
+          <w:rStyle w:val="katex-mathml"/>
+          <w:rFonts w:asciiTheme="majorHAnsi" w:hAnsiTheme="majorHAnsi" w:cstheme="majorHAnsi"/>
+          <w:highlight w:val="yellow"/>
+        </w:rPr>
+        <w:t>8+8×10×68</w:t>
+      </w:r>
+      <w:r>
+        <w:rPr>
+          <w:rStyle w:val="katex-mathml"/>
+          <w:rFonts w:asciiTheme="majorHAnsi" w:hAnsiTheme="majorHAnsi" w:cstheme="majorHAnsi"/>
+          <w:highlight w:val="yellow"/>
+        </w:rPr>
+        <w:t>^</w:t>
+      </w:r>
+      <w:r>
+        <w:rPr>
+          <w:rStyle w:val="katex-mathml"/>
+          <w:rFonts w:asciiTheme="majorHAnsi" w:hAnsiTheme="majorHAnsi" w:cstheme="majorHAnsi"/>
+          <w:highlight w:val="yellow"/>
+        </w:rPr>
+        <w:t>7</w:t>
+      </w:r>
+    </w:p>
+    <w:p>
+      <w:pPr>
+        <w:numPr>
+          <w:ilvl w:val="2"/>
+          <w:numId w:val="11"/>
+        </w:numPr>
+        <w:tabs>
+          <w:tab w:val="clear" w:pos="2160"/>
+          <w:tab w:val="num" w:pos="1800"/>
+        </w:tabs>
+        <w:spacing w:before="100" w:beforeAutospacing="1" w:after="100" w:afterAutospacing="1" w:line="240" w:lineRule="auto"/>
+        <w:ind w:left="1800"/>
+        <w:rPr>
+          <w:rFonts w:asciiTheme="majorHAnsi" w:hAnsiTheme="majorHAnsi" w:cstheme="majorHAnsi"/>
+        </w:rPr>
+      </w:pPr>
+      <w:r>
+        <w:rPr>
+          <w:rFonts w:asciiTheme="majorHAnsi" w:hAnsiTheme="majorHAnsi" w:cstheme="majorHAnsi"/>
+        </w:rPr>
+        <w:t xml:space="preserve">Sense números i sense majúscules: Només minúscules i caràcters especials: </w:t>
+      </w:r>
+      <m:oMath>
+        <m:sSup>
+          <m:sSupPr>
+            <m:ctrlPr>
+              <w:rPr>
+                <w:rFonts w:ascii="Cambria Math" w:hAnsi="Cambria Math" w:cstheme="majorHAnsi"/>
+                <w:i/>
+              </w:rPr>
+            </m:ctrlPr>
+          </m:sSupPr>
+          <m:e>
+            <m:d>
+              <m:dPr>
+                <m:ctrlPr>
+                  <w:rPr>
+                    <w:rFonts w:ascii="Cambria Math" w:hAnsi="Cambria Math" w:cstheme="majorHAnsi"/>
+                    <w:i/>
+                  </w:rPr>
+                </m:ctrlPr>
+              </m:dPr>
+              <m:e>
+                <m:r>
+                  <w:rPr>
+                    <w:rFonts w:ascii="Cambria Math" w:hAnsi="Cambria Math" w:cstheme="majorHAnsi"/>
+                  </w:rPr>
+                  <m:t>26+32</m:t>
+                </m:r>
+              </m:e>
+            </m:d>
+          </m:e>
+          <m:sup>
+            <m:r>
+              <w:rPr>
+                <w:rFonts w:ascii="Cambria Math" w:hAnsi="Cambria Math" w:cstheme="majorHAnsi"/>
+              </w:rPr>
+              <m:t>8</m:t>
+            </m:r>
+          </m:sup>
+        </m:sSup>
+        <m:r>
+          <w:rPr>
+            <w:rFonts w:ascii="Cambria Math" w:hAnsi="Cambria Math" w:cstheme="majorHAnsi"/>
+          </w:rPr>
+          <m:t>=</m:t>
+        </m:r>
+        <m:sSup>
+          <m:sSupPr>
+            <m:ctrlPr>
+              <w:rPr>
+                <w:rFonts w:ascii="Cambria Math" w:hAnsi="Cambria Math" w:cstheme="majorHAnsi"/>
+                <w:i/>
+              </w:rPr>
+            </m:ctrlPr>
+          </m:sSupPr>
+          <m:e>
+            <m:r>
+              <w:rPr>
+                <w:rFonts w:ascii="Cambria Math" w:hAnsi="Cambria Math" w:cstheme="majorHAnsi"/>
+              </w:rPr>
+              <m:t>58</m:t>
+            </m:r>
+          </m:e>
+          <m:sup>
+            <m:r>
+              <w:rPr>
+                <w:rFonts w:ascii="Cambria Math" w:hAnsi="Cambria Math" w:cstheme="majorHAnsi"/>
+              </w:rPr>
+              <m:t>8</m:t>
+            </m:r>
+          </m:sup>
+        </m:sSup>
+      </m:oMath>
+    </w:p>
+    <w:p>
+      <w:pPr>
+        <w:numPr>
+          <w:ilvl w:val="2"/>
+          <w:numId w:val="11"/>
+        </w:numPr>
+        <w:tabs>
+          <w:tab w:val="clear" w:pos="2160"/>
+          <w:tab w:val="num" w:pos="1800"/>
+        </w:tabs>
+        <w:spacing w:before="100" w:beforeAutospacing="1" w:after="100" w:afterAutospacing="1" w:line="240" w:lineRule="auto"/>
+        <w:ind w:left="1800"/>
+        <w:rPr>
+          <w:rFonts w:asciiTheme="majorHAnsi" w:hAnsiTheme="majorHAnsi" w:cstheme="majorHAnsi"/>
+        </w:rPr>
+      </w:pPr>
+      <w:r>
+        <w:rPr>
+          <w:rFonts w:asciiTheme="majorHAnsi" w:hAnsiTheme="majorHAnsi" w:cstheme="majorHAnsi"/>
+        </w:rPr>
+        <w:t xml:space="preserve">Amb 1 número i sense majúscules: 8 posicions pels 10 números i a les 7 posicions restants minúscules o caràcters especials: </w:t>
+      </w:r>
+      <m:oMath>
+        <m:r>
+          <w:rPr>
+            <w:rFonts w:ascii="Cambria Math" w:hAnsi="Cambria Math" w:cstheme="majorHAnsi"/>
+          </w:rPr>
+          <m:t>8·10·</m:t>
+        </m:r>
+        <m:sSup>
+          <m:sSupPr>
+            <m:ctrlPr>
+              <w:rPr>
+                <w:rFonts w:ascii="Cambria Math" w:hAnsi="Cambria Math" w:cstheme="majorHAnsi"/>
+                <w:i/>
+              </w:rPr>
+            </m:ctrlPr>
+          </m:sSupPr>
+          <m:e>
+            <m:r>
+              <w:rPr>
+                <w:rFonts w:ascii="Cambria Math" w:hAnsi="Cambria Math" w:cstheme="majorHAnsi"/>
+              </w:rPr>
+              <m:t>58</m:t>
+            </m:r>
+          </m:e>
+          <m:sup>
+            <m:r>
+              <w:rPr>
+                <w:rFonts w:ascii="Cambria Math" w:hAnsi="Cambria Math" w:cstheme="majorHAnsi"/>
+              </w:rPr>
+              <m:t>7</m:t>
+            </m:r>
+          </m:sup>
+        </m:sSup>
+      </m:oMath>
+    </w:p>
+    <w:p>
+      <w:pPr>
+        <w:ind w:left="1800"/>
+        <w:jc w:val="center"/>
+        <w:rPr>
+          <w:rFonts w:ascii="Cambria Math" w:hAnsi="Cambria Math" w:cstheme="majorHAnsi"/>
+          <w:i/>
+          <w:color w:val="7030A0"/>
+          <w:lang w:val="es-ES"/>
+        </w:rPr>
+      </w:pPr>
+      <m:oMathPara>
+        <m:oMath>
+          <m:sSup>
+            <m:sSupPr>
+              <m:ctrlPr>
+                <w:rPr>
+                  <w:rFonts w:ascii="Cambria Math" w:hAnsi="Cambria Math" w:cstheme="majorHAnsi"/>
+                  <w:i/>
+                  <w:color w:val="7030A0"/>
+                </w:rPr>
+              </m:ctrlPr>
+            </m:sSupPr>
+            <m:e>
+              <m:r>
+                <w:rPr>
+                  <w:rFonts w:ascii="Cambria Math" w:hAnsi="Cambria Math" w:cstheme="majorHAnsi"/>
+                  <w:color w:val="7030A0"/>
+                </w:rPr>
+                <m:t>58</m:t>
+              </m:r>
+            </m:e>
+            <m:sup>
+              <m:r>
+                <w:rPr>
+                  <w:rFonts w:ascii="Cambria Math" w:hAnsi="Cambria Math" w:cstheme="majorHAnsi"/>
+                  <w:color w:val="7030A0"/>
+                </w:rPr>
+                <m:t>8</m:t>
+              </m:r>
+            </m:sup>
+          </m:sSup>
+          <m:r>
+            <w:rPr>
+              <w:rFonts w:ascii="Cambria Math" w:hAnsi="Cambria Math" w:cstheme="majorHAnsi"/>
+              <w:color w:val="7030A0"/>
+            </w:rPr>
+            <m:t>+</m:t>
+          </m:r>
+          <m:r>
+            <w:rPr>
+              <w:rFonts w:ascii="Cambria Math" w:hAnsi="Cambria Math" w:cstheme="majorHAnsi"/>
+              <w:color w:val="7030A0"/>
+            </w:rPr>
+            <m:t>8·10·</m:t>
+          </m:r>
+          <m:sSup>
+            <m:sSupPr>
+              <m:ctrlPr>
+                <w:rPr>
+                  <w:rFonts w:ascii="Cambria Math" w:hAnsi="Cambria Math" w:cstheme="majorHAnsi"/>
+                  <w:i/>
+                  <w:color w:val="7030A0"/>
+                </w:rPr>
+              </m:ctrlPr>
+            </m:sSupPr>
+            <m:e>
+              <m:r>
+                <w:rPr>
+                  <w:rFonts w:ascii="Cambria Math" w:hAnsi="Cambria Math" w:cstheme="majorHAnsi"/>
+                  <w:color w:val="7030A0"/>
+                </w:rPr>
+                <m:t>58</m:t>
+              </m:r>
+            </m:e>
+            <m:sup>
+              <m:r>
+                <w:rPr>
+                  <w:rFonts w:ascii="Cambria Math" w:hAnsi="Cambria Math" w:cstheme="majorHAnsi"/>
+                  <w:color w:val="7030A0"/>
+                </w:rPr>
+                <m:t>7</m:t>
+              </m:r>
+            </m:sup>
+          </m:sSup>
+        </m:oMath>
+      </m:oMathPara>
+    </w:p>
+    <w:p>
+      <w:pPr>
+        <w:numPr>
+          <w:ilvl w:val="1"/>
+          <w:numId w:val="11"/>
+        </w:numPr>
+        <w:tabs>
+          <w:tab w:val="clear" w:pos="1440"/>
+          <w:tab w:val="num" w:pos="1080"/>
+        </w:tabs>
+        <w:spacing w:before="100" w:beforeAutospacing="1" w:after="100" w:afterAutospacing="1" w:line="240" w:lineRule="auto"/>
+        <w:ind w:left="1080"/>
+        <w:rPr>
+          <w:rStyle w:val="katex-mathml"/>
+          <w:rFonts w:asciiTheme="majorHAnsi" w:hAnsiTheme="majorHAnsi" w:cstheme="majorHAnsi"/>
+        </w:rPr>
+      </w:pPr>
+      <w:r>
+        <w:rPr>
+          <w:rStyle w:val="Strong"/>
+          <w:rFonts w:asciiTheme="majorHAnsi" w:eastAsiaTheme="majorEastAsia" w:hAnsiTheme="majorHAnsi" w:cstheme="majorHAnsi"/>
+        </w:rPr>
+        <w:t xml:space="preserve">Sense </w:t>
+      </w:r>
+      <w:r>
+        <w:rPr>
+          <w:rStyle w:val="Strong"/>
+          <w:rFonts w:asciiTheme="majorHAnsi" w:eastAsiaTheme="majorEastAsia" w:hAnsiTheme="majorHAnsi" w:cstheme="majorHAnsi"/>
+          <w:color w:val="00B050"/>
+        </w:rPr>
+        <w:t xml:space="preserve">prou minúscules </w:t>
+      </w:r>
+      <w:r>
+        <w:rPr>
+          <w:rStyle w:val="Strong"/>
+          <w:rFonts w:asciiTheme="majorHAnsi" w:eastAsiaTheme="majorEastAsia" w:hAnsiTheme="majorHAnsi" w:cstheme="majorHAnsi"/>
+        </w:rPr>
+        <w:t xml:space="preserve">i sense </w:t>
+      </w:r>
+      <w:r>
+        <w:rPr>
+          <w:rStyle w:val="Strong"/>
+          <w:rFonts w:asciiTheme="majorHAnsi" w:eastAsiaTheme="majorEastAsia" w:hAnsiTheme="majorHAnsi" w:cstheme="majorHAnsi"/>
+          <w:color w:val="7030A0"/>
+        </w:rPr>
+        <w:t>prou majúscules</w:t>
+      </w:r>
+      <w:r>
+        <w:rPr>
+          <w:rFonts w:asciiTheme="majorHAnsi" w:hAnsiTheme="majorHAnsi" w:cstheme="majorHAnsi"/>
+          <w:color w:val="7030A0"/>
+        </w:rPr>
+        <w:t xml:space="preserve"> </w:t>
+      </w:r>
+      <w:r>
+        <w:rPr>
+          <w:rFonts w:asciiTheme="majorHAnsi" w:hAnsiTheme="majorHAnsi" w:cstheme="majorHAnsi"/>
+        </w:rPr>
+        <w:t xml:space="preserve">→ </w:t>
+      </w:r>
+      <w:r>
+        <w:rPr>
+          <w:rStyle w:val="katex-mathml"/>
+          <w:rFonts w:asciiTheme="majorHAnsi" w:eastAsiaTheme="majorEastAsia" w:hAnsiTheme="majorHAnsi" w:cstheme="majorHAnsi"/>
+        </w:rPr>
+        <w:t>52</w:t>
+      </w:r>
+      <w:r>
+        <w:rPr>
+          <w:rStyle w:val="katex-mathml"/>
+          <w:rFonts w:asciiTheme="majorHAnsi" w:hAnsiTheme="majorHAnsi" w:cstheme="majorHAnsi"/>
+        </w:rPr>
+        <w:t>^</w:t>
+      </w:r>
+      <w:r>
+        <w:rPr>
+          <w:rStyle w:val="katex-mathml"/>
+          <w:rFonts w:asciiTheme="majorHAnsi" w:eastAsiaTheme="majorEastAsia" w:hAnsiTheme="majorHAnsi" w:cstheme="majorHAnsi"/>
+        </w:rPr>
+        <w:t>8+8×26×52</w:t>
+      </w:r>
+      <w:r>
+        <w:rPr>
+          <w:rStyle w:val="katex-mathml"/>
+          <w:rFonts w:asciiTheme="majorHAnsi" w:hAnsiTheme="majorHAnsi" w:cstheme="majorHAnsi"/>
+        </w:rPr>
+        <w:t>^</w:t>
+      </w:r>
+      <w:r>
+        <w:rPr>
+          <w:rStyle w:val="katex-mathml"/>
+          <w:rFonts w:asciiTheme="majorHAnsi" w:eastAsiaTheme="majorEastAsia" w:hAnsiTheme="majorHAnsi" w:cstheme="majorHAnsi"/>
+        </w:rPr>
+        <w:t>7</w:t>
+      </w:r>
+    </w:p>
+    <w:p>
+      <w:pPr>
+        <w:numPr>
+          <w:ilvl w:val="2"/>
+          <w:numId w:val="11"/>
+        </w:numPr>
+        <w:spacing w:before="100" w:beforeAutospacing="1" w:after="100" w:afterAutospacing="1" w:line="240" w:lineRule="auto"/>
+        <w:rPr>
+          <w:rStyle w:val="Strong"/>
+          <w:rFonts w:asciiTheme="majorHAnsi" w:hAnsiTheme="majorHAnsi" w:cstheme="majorHAnsi"/>
+          <w:b w:val="0"/>
+          <w:bCs w:val="0"/>
+        </w:rPr>
+      </w:pPr>
+      <w:r>
+        <w:rPr>
+          <w:rStyle w:val="Strong"/>
+          <w:rFonts w:asciiTheme="majorHAnsi" w:eastAsiaTheme="majorEastAsia" w:hAnsiTheme="majorHAnsi" w:cstheme="majorHAnsi"/>
+          <w:b w:val="0"/>
+          <w:bCs w:val="0"/>
+        </w:rPr>
+        <w:t xml:space="preserve">Sense minúscules i sense majúscules: Només números i caràcters especials: </w:t>
+      </w:r>
+      <m:oMath>
+        <m:sSup>
+          <m:sSupPr>
+            <m:ctrlPr>
+              <w:rPr>
+                <w:rStyle w:val="Strong"/>
+                <w:rFonts w:ascii="Cambria Math" w:eastAsiaTheme="majorEastAsia" w:hAnsi="Cambria Math" w:cstheme="majorHAnsi"/>
+                <w:b w:val="0"/>
+                <w:bCs w:val="0"/>
+                <w:i/>
+              </w:rPr>
+            </m:ctrlPr>
+          </m:sSupPr>
+          <m:e>
+            <m:d>
+              <m:dPr>
+                <m:ctrlPr>
+                  <w:rPr>
+                    <w:rStyle w:val="Strong"/>
+                    <w:rFonts w:ascii="Cambria Math" w:eastAsiaTheme="majorEastAsia" w:hAnsi="Cambria Math" w:cstheme="majorHAnsi"/>
+                    <w:b w:val="0"/>
+                    <w:bCs w:val="0"/>
+                    <w:i/>
+                  </w:rPr>
+                </m:ctrlPr>
+              </m:dPr>
+              <m:e>
+                <m:r>
+                  <w:rPr>
+                    <w:rStyle w:val="Strong"/>
+                    <w:rFonts w:ascii="Cambria Math" w:eastAsiaTheme="majorEastAsia" w:hAnsi="Cambria Math" w:cstheme="majorHAnsi"/>
+                  </w:rPr>
+                  <m:t>10+32</m:t>
+                </m:r>
+              </m:e>
+            </m:d>
+          </m:e>
+          <m:sup>
+            <m:r>
+              <w:rPr>
+                <w:rStyle w:val="Strong"/>
+                <w:rFonts w:ascii="Cambria Math" w:eastAsiaTheme="majorEastAsia" w:hAnsi="Cambria Math" w:cstheme="majorHAnsi"/>
+              </w:rPr>
+              <m:t>8</m:t>
+            </m:r>
+          </m:sup>
+        </m:sSup>
+        <m:r>
+          <w:rPr>
+            <w:rStyle w:val="Strong"/>
+            <w:rFonts w:ascii="Cambria Math" w:eastAsiaTheme="majorEastAsia" w:hAnsi="Cambria Math" w:cstheme="majorHAnsi"/>
+          </w:rPr>
+          <m:t>=</m:t>
+        </m:r>
+        <m:sSup>
+          <m:sSupPr>
+            <m:ctrlPr>
+              <w:rPr>
+                <w:rStyle w:val="Strong"/>
+                <w:rFonts w:ascii="Cambria Math" w:eastAsiaTheme="majorEastAsia" w:hAnsi="Cambria Math" w:cstheme="majorHAnsi"/>
+                <w:b w:val="0"/>
+                <w:bCs w:val="0"/>
+                <w:i/>
+              </w:rPr>
+            </m:ctrlPr>
+          </m:sSupPr>
+          <m:e>
+            <m:r>
+              <w:rPr>
+                <w:rStyle w:val="Strong"/>
+                <w:rFonts w:ascii="Cambria Math" w:eastAsiaTheme="majorEastAsia" w:hAnsi="Cambria Math" w:cstheme="majorHAnsi"/>
+              </w:rPr>
+              <m:t>42</m:t>
+            </m:r>
+          </m:e>
+          <m:sup>
+            <m:r>
+              <w:rPr>
+                <w:rStyle w:val="Strong"/>
+                <w:rFonts w:ascii="Cambria Math" w:eastAsiaTheme="majorEastAsia" w:hAnsi="Cambria Math" w:cstheme="majorHAnsi"/>
+              </w:rPr>
+              <m:t>8</m:t>
+            </m:r>
+          </m:sup>
+        </m:sSup>
+      </m:oMath>
+    </w:p>
+    <w:p>
+      <w:pPr>
+        <w:numPr>
+          <w:ilvl w:val="2"/>
+          <w:numId w:val="11"/>
+        </w:numPr>
+        <w:spacing w:before="100" w:beforeAutospacing="1" w:after="100" w:afterAutospacing="1" w:line="240" w:lineRule="auto"/>
+        <w:rPr>
+          <w:rStyle w:val="Strong"/>
+          <w:rFonts w:asciiTheme="majorHAnsi" w:hAnsiTheme="majorHAnsi" w:cstheme="majorHAnsi"/>
+          <w:b w:val="0"/>
+          <w:bCs w:val="0"/>
+        </w:rPr>
+      </w:pPr>
+      <w:r>
+        <w:rPr>
+          <w:rStyle w:val="Strong"/>
+          <w:rFonts w:asciiTheme="majorHAnsi" w:eastAsiaTheme="majorEastAsia" w:hAnsiTheme="majorHAnsi" w:cstheme="majorHAnsi"/>
+          <w:b w:val="0"/>
+          <w:bCs w:val="0"/>
+        </w:rPr>
+        <w:t xml:space="preserve">Amb 1 minúscula i sense majúscules: 8 posicions per es 26 minúscules i a les 7 posicions restants números o caràcters especials: </w:t>
+      </w:r>
+      <m:oMath>
+        <m:r>
+          <w:rPr>
+            <w:rStyle w:val="Strong"/>
+            <w:rFonts w:ascii="Cambria Math" w:eastAsiaTheme="majorEastAsia" w:hAnsi="Cambria Math" w:cstheme="majorHAnsi"/>
+          </w:rPr>
+          <m:t>8·26·</m:t>
+        </m:r>
+        <m:sSup>
+          <m:sSupPr>
+            <m:ctrlPr>
+              <w:rPr>
+                <w:rStyle w:val="Strong"/>
+                <w:rFonts w:ascii="Cambria Math" w:eastAsiaTheme="majorEastAsia" w:hAnsi="Cambria Math" w:cstheme="majorHAnsi"/>
+                <w:b w:val="0"/>
+                <w:bCs w:val="0"/>
+                <w:i/>
+              </w:rPr>
+            </m:ctrlPr>
+          </m:sSupPr>
+          <m:e>
+            <m:r>
+              <w:rPr>
+                <w:rStyle w:val="Strong"/>
+                <w:rFonts w:ascii="Cambria Math" w:eastAsiaTheme="majorEastAsia" w:hAnsi="Cambria Math" w:cstheme="majorHAnsi"/>
+              </w:rPr>
+              <m:t>42</m:t>
+            </m:r>
+          </m:e>
+          <m:sup>
+            <m:r>
+              <w:rPr>
+                <w:rStyle w:val="Strong"/>
+                <w:rFonts w:ascii="Cambria Math" w:eastAsiaTheme="majorEastAsia" w:hAnsi="Cambria Math" w:cstheme="majorHAnsi"/>
+              </w:rPr>
+              <m:t>7</m:t>
+            </m:r>
+          </m:sup>
+        </m:sSup>
+      </m:oMath>
+    </w:p>
+    <w:p>
+      <w:pPr>
+        <w:spacing w:before="100" w:beforeAutospacing="1" w:after="100" w:afterAutospacing="1" w:line="240" w:lineRule="auto"/>
+        <w:ind w:left="2160"/>
+        <w:jc w:val="center"/>
+        <w:rPr>
+          <w:rStyle w:val="katex-mathml"/>
+          <w:rFonts w:asciiTheme="majorHAnsi" w:hAnsiTheme="majorHAnsi" w:cstheme="majorHAnsi"/>
+          <w:color w:val="7030A0"/>
+        </w:rPr>
+      </w:pPr>
+      <m:oMathPara>
+        <m:oMath>
+          <m:sSup>
+            <m:sSupPr>
+              <m:ctrlPr>
+                <w:rPr>
+                  <w:rStyle w:val="katex-mathml"/>
+                  <w:rFonts w:ascii="Cambria Math" w:hAnsi="Cambria Math" w:cstheme="majorHAnsi"/>
+                  <w:i/>
+                  <w:color w:val="7030A0"/>
+                </w:rPr>
+              </m:ctrlPr>
+            </m:sSupPr>
+            <m:e>
+              <m:r>
+                <w:rPr>
+                  <w:rStyle w:val="katex-mathml"/>
+                  <w:rFonts w:ascii="Cambria Math" w:hAnsi="Cambria Math" w:cstheme="majorHAnsi"/>
+                  <w:color w:val="7030A0"/>
+                </w:rPr>
+                <m:t>42</m:t>
+              </m:r>
+            </m:e>
+            <m:sup>
+              <m:r>
+                <w:rPr>
+                  <w:rStyle w:val="katex-mathml"/>
+                  <w:rFonts w:ascii="Cambria Math" w:hAnsi="Cambria Math" w:cstheme="majorHAnsi"/>
+                  <w:color w:val="7030A0"/>
+                </w:rPr>
+                <m:t>8</m:t>
+              </m:r>
+            </m:sup>
+          </m:sSup>
+          <m:r>
+            <w:rPr>
+              <w:rStyle w:val="katex-mathml"/>
+              <w:rFonts w:ascii="Cambria Math" w:hAnsi="Cambria Math" w:cstheme="majorHAnsi"/>
+              <w:color w:val="7030A0"/>
+            </w:rPr>
+            <m:t>+8·26·</m:t>
+          </m:r>
+          <m:sSup>
+            <m:sSupPr>
+              <m:ctrlPr>
+                <w:rPr>
+                  <w:rStyle w:val="katex-mathml"/>
+                  <w:rFonts w:ascii="Cambria Math" w:hAnsi="Cambria Math" w:cstheme="majorHAnsi"/>
+                  <w:i/>
+                  <w:color w:val="7030A0"/>
+                </w:rPr>
+              </m:ctrlPr>
+            </m:sSupPr>
+            <m:e>
+              <m:r>
+                <w:rPr>
+                  <w:rStyle w:val="katex-mathml"/>
+                  <w:rFonts w:ascii="Cambria Math" w:hAnsi="Cambria Math" w:cstheme="majorHAnsi"/>
+                  <w:color w:val="7030A0"/>
+                </w:rPr>
+                <m:t>42</m:t>
+              </m:r>
+            </m:e>
+            <m:sup>
+              <m:r>
+                <w:rPr>
+                  <w:rStyle w:val="katex-mathml"/>
+                  <w:rFonts w:ascii="Cambria Math" w:hAnsi="Cambria Math" w:cstheme="majorHAnsi"/>
+                  <w:color w:val="7030A0"/>
+                </w:rPr>
+                <m:t>7</m:t>
+              </m:r>
+            </m:sup>
+          </m:sSup>
+        </m:oMath>
+      </m:oMathPara>
+    </w:p>
+    <w:p>
+      <w:pPr>
+        <w:numPr>
+          <w:ilvl w:val="1"/>
+          <w:numId w:val="11"/>
+        </w:numPr>
+        <w:tabs>
+          <w:tab w:val="clear" w:pos="1440"/>
+          <w:tab w:val="num" w:pos="1080"/>
+        </w:tabs>
+        <w:spacing w:before="100" w:beforeAutospacing="1" w:after="100" w:afterAutospacing="1" w:line="240" w:lineRule="auto"/>
+        <w:ind w:left="1080"/>
+        <w:rPr>
+          <w:rFonts w:asciiTheme="majorHAnsi" w:hAnsiTheme="majorHAnsi" w:cstheme="majorHAnsi"/>
+          <w:color w:val="FFC000"/>
+        </w:rPr>
+      </w:pPr>
+      <w:r>
+        <w:rPr>
+          <w:rFonts w:asciiTheme="majorHAnsi" w:hAnsiTheme="majorHAnsi" w:cstheme="majorHAnsi"/>
+          <w:color w:val="FFC000"/>
+        </w:rPr>
+        <w:t>Tornem a restar les que hem sumat massa vegades (les que falten a les 3 restriccions):</w:t>
+      </w:r>
+      <w:r>
+        <w:rPr>
+          <w:rFonts w:asciiTheme="majorHAnsi" w:hAnsiTheme="majorHAnsi" w:cstheme="majorHAnsi"/>
+          <w:color w:val="FFC000"/>
+        </w:rPr>
+        <w:t xml:space="preserve"> </w:t>
+      </w:r>
+      <w:r>
+        <w:rPr>
+          <w:rFonts w:asciiTheme="majorHAnsi" w:hAnsiTheme="majorHAnsi" w:cstheme="majorHAnsi"/>
+          <w:color w:val="FFC000"/>
+          <w:highlight w:val="yellow"/>
+        </w:rPr>
+        <w:t>52^8</w:t>
+      </w:r>
+    </w:p>
+    <w:p>
+      <w:pPr>
+        <w:numPr>
+          <w:ilvl w:val="2"/>
+          <w:numId w:val="11"/>
+        </w:numPr>
+        <w:spacing w:before="100" w:beforeAutospacing="1" w:after="100" w:afterAutospacing="1" w:line="240" w:lineRule="auto"/>
+        <w:rPr>
+          <w:rFonts w:asciiTheme="majorHAnsi" w:hAnsiTheme="majorHAnsi" w:cstheme="majorHAnsi"/>
+          <w:color w:val="FFC000"/>
+        </w:rPr>
+      </w:pPr>
+      <w:r>
+        <w:rPr>
+          <w:rFonts w:asciiTheme="majorHAnsi" w:hAnsiTheme="majorHAnsi" w:cstheme="majorHAnsi"/>
+          <w:color w:val="FFC000"/>
+        </w:rPr>
+        <w:t>Cap número, cap minúscula, cap majúscula: Només caràcters especials:</w:t>
+      </w:r>
+    </w:p>
+    <w:p>
+      <w:pPr>
+        <w:spacing w:before="100" w:beforeAutospacing="1" w:after="100" w:afterAutospacing="1" w:line="240" w:lineRule="auto"/>
+        <w:ind w:left="2160"/>
+        <w:jc w:val="center"/>
+        <w:rPr>
+          <w:rFonts w:asciiTheme="majorHAnsi" w:eastAsiaTheme="minorEastAsia" w:hAnsiTheme="majorHAnsi" w:cstheme="majorHAnsi"/>
+          <w:color w:val="FFC000"/>
+        </w:rPr>
+      </w:pPr>
+      <m:oMathPara>
+        <m:oMath>
+          <m:sSup>
+            <m:sSupPr>
+              <m:ctrlPr>
+                <w:rPr>
+                  <w:rFonts w:ascii="Cambria Math" w:hAnsi="Cambria Math" w:cstheme="majorHAnsi"/>
+                  <w:i/>
+                  <w:color w:val="FFC000"/>
+                </w:rPr>
+              </m:ctrlPr>
+            </m:sSupPr>
+            <m:e>
+              <m:r>
+                <w:rPr>
+                  <w:rFonts w:ascii="Cambria Math" w:hAnsi="Cambria Math" w:cstheme="majorHAnsi"/>
+                  <w:color w:val="FFC000"/>
+                </w:rPr>
+                <m:t>32</m:t>
+              </m:r>
+            </m:e>
+            <m:sup>
+              <m:r>
+                <w:rPr>
+                  <w:rFonts w:ascii="Cambria Math" w:hAnsi="Cambria Math" w:cstheme="majorHAnsi"/>
+                  <w:color w:val="FFC000"/>
+                </w:rPr>
+                <m:t>8</m:t>
+              </m:r>
+            </m:sup>
+          </m:sSup>
+        </m:oMath>
+      </m:oMathPara>
+    </w:p>
+    <w:p>
+      <w:pPr>
+        <w:spacing w:before="100" w:beforeAutospacing="1" w:after="100" w:afterAutospacing="1" w:line="240" w:lineRule="auto"/>
+        <w:ind w:left="142"/>
+        <w:jc w:val="center"/>
+        <w:rPr>
+          <w:rStyle w:val="katex-mathml"/>
           <w:b/>
           <w:bCs/>
-          <w:lang w:val="ca-ES"/>
-        </w:rPr>
-        <w:t>Comunicar i representar conceptes matemàtics</w:t>
-      </w:r>
-      <w:r>
-        <w:rPr>
-          <w:lang w:val="ca-ES"/>
-        </w:rPr>
-        <w:t xml:space="preserve"> (Competència 7)</w:t>
-      </w:r>
-      <w:r>
-        <w:rPr>
-          <w:lang w:val="ca-ES"/>
-        </w:rPr>
-        <w:t>:</w:t>
-      </w:r>
-      <w:r>
-        <w:rPr>
-          <w:lang w:val="ca-ES"/>
+        </w:rPr>
+      </w:pPr>
+      <m:oMathPara>
+        <m:oMathParaPr>
+          <m:jc m:val="center"/>
+        </m:oMathParaPr>
+        <m:oMath>
+          <m:sSup>
+            <m:sSupPr>
+              <m:ctrlPr>
+                <w:rPr>
+                  <w:rStyle w:val="katex-mathml"/>
+                  <w:rFonts w:ascii="Cambria Math" w:hAnsi="Cambria Math" w:cstheme="majorHAnsi"/>
+                  <w:i/>
+                </w:rPr>
+              </m:ctrlPr>
+            </m:sSupPr>
+            <m:e>
+              <m:r>
+                <w:rPr>
+                  <w:rStyle w:val="katex-mathml"/>
+                  <w:rFonts w:ascii="Cambria Math" w:hAnsi="Cambria Math" w:cstheme="majorHAnsi"/>
+                </w:rPr>
+                <m:t>94</m:t>
+              </m:r>
+            </m:e>
+            <m:sup>
+              <m:r>
+                <w:rPr>
+                  <w:rStyle w:val="katex-mathml"/>
+                  <w:rFonts w:ascii="Cambria Math" w:hAnsi="Cambria Math" w:cstheme="majorHAnsi"/>
+                </w:rPr>
+                <m:t>8</m:t>
+              </m:r>
+            </m:sup>
+          </m:sSup>
+          <m:r>
+            <w:rPr>
+              <w:rStyle w:val="katex-mathml"/>
+              <w:rFonts w:ascii="Cambria Math" w:hAnsi="Cambria Math" w:cstheme="majorHAnsi"/>
+            </w:rPr>
+            <m:t>-</m:t>
+          </m:r>
+          <m:sSup>
+            <m:sSupPr>
+              <m:ctrlPr>
+                <w:rPr>
+                  <w:rStyle w:val="katex-mathml"/>
+                  <w:rFonts w:ascii="Cambria Math" w:hAnsi="Cambria Math" w:cstheme="majorHAnsi"/>
+                  <w:i/>
+                  <w:color w:val="FF0000"/>
+                </w:rPr>
+              </m:ctrlPr>
+            </m:sSupPr>
+            <m:e>
+              <m:r>
+                <w:rPr>
+                  <w:rStyle w:val="katex-mathml"/>
+                  <w:rFonts w:ascii="Cambria Math" w:hAnsi="Cambria Math" w:cstheme="majorHAnsi"/>
+                  <w:color w:val="FF0000"/>
+                </w:rPr>
+                <m:t>(</m:t>
+              </m:r>
+              <m:r>
+                <w:rPr>
+                  <w:rStyle w:val="katex-mathml"/>
+                  <w:rFonts w:ascii="Cambria Math" w:hAnsi="Cambria Math" w:cstheme="majorHAnsi"/>
+                  <w:color w:val="FF0000"/>
+                </w:rPr>
+                <m:t>84</m:t>
+              </m:r>
+            </m:e>
+            <m:sup>
+              <m:r>
+                <w:rPr>
+                  <w:rStyle w:val="katex-mathml"/>
+                  <w:rFonts w:ascii="Cambria Math" w:hAnsi="Cambria Math" w:cstheme="majorHAnsi"/>
+                  <w:color w:val="FF0000"/>
+                </w:rPr>
+                <m:t>8</m:t>
+              </m:r>
+            </m:sup>
+          </m:sSup>
+          <m:r>
+            <w:rPr>
+              <w:rStyle w:val="katex-mathml"/>
+              <w:rFonts w:ascii="Cambria Math" w:eastAsiaTheme="minorEastAsia" w:hAnsi="Cambria Math" w:cstheme="majorHAnsi"/>
+              <w:color w:val="FF0000"/>
+            </w:rPr>
+            <m:t>+8·10·</m:t>
+          </m:r>
+          <m:sSup>
+            <m:sSupPr>
+              <m:ctrlPr>
+                <w:rPr>
+                  <w:rStyle w:val="katex-mathml"/>
+                  <w:rFonts w:ascii="Cambria Math" w:eastAsiaTheme="minorEastAsia" w:hAnsi="Cambria Math" w:cstheme="majorHAnsi"/>
+                  <w:i/>
+                  <w:color w:val="FF0000"/>
+                </w:rPr>
+              </m:ctrlPr>
+            </m:sSupPr>
+            <m:e>
+              <m:r>
+                <w:rPr>
+                  <w:rStyle w:val="katex-mathml"/>
+                  <w:rFonts w:ascii="Cambria Math" w:eastAsiaTheme="minorEastAsia" w:hAnsi="Cambria Math" w:cstheme="majorHAnsi"/>
+                  <w:color w:val="FF0000"/>
+                </w:rPr>
+                <m:t>84</m:t>
+              </m:r>
+            </m:e>
+            <m:sup>
+              <m:r>
+                <w:rPr>
+                  <w:rStyle w:val="katex-mathml"/>
+                  <w:rFonts w:ascii="Cambria Math" w:eastAsiaTheme="minorEastAsia" w:hAnsi="Cambria Math" w:cstheme="majorHAnsi"/>
+                  <w:color w:val="FF0000"/>
+                </w:rPr>
+                <m:t>7</m:t>
+              </m:r>
+            </m:sup>
+          </m:sSup>
+          <m:r>
+            <w:rPr>
+              <w:rStyle w:val="katex-mathml"/>
+              <w:rFonts w:ascii="Cambria Math" w:eastAsiaTheme="minorEastAsia" w:hAnsi="Cambria Math" w:cstheme="majorHAnsi"/>
+              <w:color w:val="FF0000"/>
+            </w:rPr>
+            <m:t>)</m:t>
+          </m:r>
+          <m:r>
+            <w:rPr>
+              <w:rStyle w:val="katex-mathml"/>
+              <w:rFonts w:ascii="Cambria Math" w:eastAsiaTheme="minorEastAsia" w:hAnsi="Cambria Math" w:cstheme="majorHAnsi"/>
+            </w:rPr>
+            <m:t>-</m:t>
+          </m:r>
+          <m:r>
+            <w:rPr>
+              <w:rStyle w:val="katex-mathml"/>
+              <w:rFonts w:ascii="Cambria Math" w:eastAsiaTheme="minorEastAsia" w:hAnsi="Cambria Math" w:cstheme="majorHAnsi"/>
+              <w:color w:val="00B050"/>
+            </w:rPr>
+            <m:t>(</m:t>
+          </m:r>
+          <m:sSup>
+            <m:sSupPr>
+              <m:ctrlPr>
+                <w:rPr>
+                  <w:rStyle w:val="katex-mathml"/>
+                  <w:rFonts w:ascii="Cambria Math" w:eastAsiaTheme="minorEastAsia" w:hAnsi="Cambria Math" w:cstheme="majorHAnsi"/>
+                  <w:i/>
+                  <w:color w:val="00B050"/>
+                </w:rPr>
+              </m:ctrlPr>
+            </m:sSupPr>
+            <m:e>
+              <m:r>
+                <w:rPr>
+                  <w:rStyle w:val="katex-mathml"/>
+                  <w:rFonts w:ascii="Cambria Math" w:eastAsiaTheme="minorEastAsia" w:hAnsi="Cambria Math" w:cstheme="majorHAnsi"/>
+                  <w:color w:val="00B050"/>
+                </w:rPr>
+                <m:t>68</m:t>
+              </m:r>
+            </m:e>
+            <m:sup>
+              <m:r>
+                <w:rPr>
+                  <w:rStyle w:val="katex-mathml"/>
+                  <w:rFonts w:ascii="Cambria Math" w:eastAsiaTheme="minorEastAsia" w:hAnsi="Cambria Math" w:cstheme="majorHAnsi"/>
+                  <w:color w:val="00B050"/>
+                </w:rPr>
+                <m:t>8</m:t>
+              </m:r>
+            </m:sup>
+          </m:sSup>
+          <m:r>
+            <w:rPr>
+              <w:rStyle w:val="katex-mathml"/>
+              <w:rFonts w:ascii="Cambria Math" w:eastAsiaTheme="minorEastAsia" w:hAnsi="Cambria Math" w:cstheme="majorHAnsi"/>
+              <w:color w:val="00B050"/>
+            </w:rPr>
+            <m:t>+8·26·</m:t>
+          </m:r>
+          <m:sSup>
+            <m:sSupPr>
+              <m:ctrlPr>
+                <w:rPr>
+                  <w:rStyle w:val="katex-mathml"/>
+                  <w:rFonts w:ascii="Cambria Math" w:eastAsiaTheme="minorEastAsia" w:hAnsi="Cambria Math" w:cstheme="majorHAnsi"/>
+                  <w:i/>
+                  <w:color w:val="00B050"/>
+                </w:rPr>
+              </m:ctrlPr>
+            </m:sSupPr>
+            <m:e>
+              <m:r>
+                <w:rPr>
+                  <w:rStyle w:val="katex-mathml"/>
+                  <w:rFonts w:ascii="Cambria Math" w:eastAsiaTheme="minorEastAsia" w:hAnsi="Cambria Math" w:cstheme="majorHAnsi"/>
+                  <w:color w:val="00B050"/>
+                </w:rPr>
+                <m:t>68</m:t>
+              </m:r>
+            </m:e>
+            <m:sup>
+              <m:r>
+                <w:rPr>
+                  <w:rStyle w:val="katex-mathml"/>
+                  <w:rFonts w:ascii="Cambria Math" w:eastAsiaTheme="minorEastAsia" w:hAnsi="Cambria Math" w:cstheme="majorHAnsi"/>
+                  <w:color w:val="00B050"/>
+                </w:rPr>
+                <m:t>7</m:t>
+              </m:r>
+            </m:sup>
+          </m:sSup>
+          <m:r>
+            <w:rPr>
+              <w:rStyle w:val="katex-mathml"/>
+              <w:rFonts w:ascii="Cambria Math" w:eastAsiaTheme="minorEastAsia" w:hAnsi="Cambria Math" w:cstheme="majorHAnsi"/>
+              <w:color w:val="00B050"/>
+            </w:rPr>
+            <m:t>)</m:t>
+          </m:r>
+          <m:r>
+            <w:rPr>
+              <w:rStyle w:val="katex-mathml"/>
+              <w:rFonts w:ascii="Cambria Math" w:eastAsiaTheme="minorEastAsia" w:hAnsi="Cambria Math" w:cstheme="majorHAnsi"/>
+            </w:rPr>
+            <m:t>-</m:t>
+          </m:r>
+          <m:sSup>
+            <m:sSupPr>
+              <m:ctrlPr>
+                <w:rPr>
+                  <w:rStyle w:val="katex-mathml"/>
+                  <w:rFonts w:ascii="Cambria Math" w:eastAsiaTheme="minorEastAsia" w:hAnsi="Cambria Math" w:cstheme="majorHAnsi"/>
+                  <w:i/>
+                  <w:color w:val="0070C0"/>
+                </w:rPr>
+              </m:ctrlPr>
+            </m:sSupPr>
+            <m:e>
+              <m:r>
+                <w:rPr>
+                  <w:rStyle w:val="katex-mathml"/>
+                  <w:rFonts w:ascii="Cambria Math" w:eastAsiaTheme="minorEastAsia" w:hAnsi="Cambria Math" w:cstheme="majorHAnsi"/>
+                  <w:color w:val="0070C0"/>
+                </w:rPr>
+                <m:t>68</m:t>
+              </m:r>
+            </m:e>
+            <m:sup>
+              <m:r>
+                <w:rPr>
+                  <w:rStyle w:val="katex-mathml"/>
+                  <w:rFonts w:ascii="Cambria Math" w:eastAsiaTheme="minorEastAsia" w:hAnsi="Cambria Math" w:cstheme="majorHAnsi"/>
+                  <w:color w:val="0070C0"/>
+                </w:rPr>
+                <m:t>8</m:t>
+              </m:r>
+            </m:sup>
+          </m:sSup>
+          <m:r>
+            <w:rPr>
+              <w:rStyle w:val="katex-mathml"/>
+              <w:rFonts w:ascii="Cambria Math" w:eastAsiaTheme="minorEastAsia" w:hAnsi="Cambria Math" w:cstheme="majorHAnsi"/>
+            </w:rPr>
+            <m:t>+</m:t>
+          </m:r>
+          <m:r>
+            <m:rPr>
+              <m:sty m:val="p"/>
+            </m:rPr>
+            <w:rPr>
+              <w:rStyle w:val="katex-mathml"/>
+              <w:rFonts w:ascii="Cambria Math" w:hAnsi="Cambria Math" w:cstheme="majorHAnsi"/>
+              <w:color w:val="7030A0"/>
+            </w:rPr>
+            <m:t>[</m:t>
+          </m:r>
+          <m:d>
+            <m:dPr>
+              <m:ctrlPr>
+                <w:rPr>
+                  <w:rStyle w:val="katex-mathml"/>
+                  <w:rFonts w:ascii="Cambria Math" w:hAnsi="Cambria Math" w:cstheme="majorHAnsi"/>
+                  <w:color w:val="7030A0"/>
+                </w:rPr>
+              </m:ctrlPr>
+            </m:dPr>
+            <m:e>
+              <m:sSup>
+                <m:sSupPr>
+                  <m:ctrlPr>
+                    <w:rPr>
+                      <w:rStyle w:val="Strong"/>
+                      <w:rFonts w:ascii="Cambria Math" w:hAnsi="Cambria Math" w:cstheme="majorHAnsi"/>
+                      <w:b w:val="0"/>
+                      <w:bCs w:val="0"/>
+                      <w:i/>
+                      <w:color w:val="7030A0"/>
+                    </w:rPr>
+                  </m:ctrlPr>
+                </m:sSupPr>
+                <m:e>
+                  <m:r>
+                    <w:rPr>
+                      <w:rStyle w:val="Strong"/>
+                      <w:rFonts w:ascii="Cambria Math" w:hAnsi="Cambria Math" w:cstheme="majorHAnsi"/>
+                      <w:color w:val="7030A0"/>
+                    </w:rPr>
+                    <m:t>58</m:t>
+                  </m:r>
+                </m:e>
+                <m:sup>
+                  <m:r>
+                    <w:rPr>
+                      <w:rStyle w:val="Strong"/>
+                      <w:rFonts w:ascii="Cambria Math" w:hAnsi="Cambria Math" w:cstheme="majorHAnsi"/>
+                      <w:color w:val="7030A0"/>
+                    </w:rPr>
+                    <m:t>8</m:t>
+                  </m:r>
+                </m:sup>
+              </m:sSup>
+              <m:r>
+                <w:rPr>
+                  <w:rFonts w:ascii="Cambria Math" w:hAnsi="Cambria Math" w:cstheme="majorHAnsi"/>
+                  <w:color w:val="7030A0"/>
+                </w:rPr>
+                <m:t>+8</m:t>
+              </m:r>
+              <m:r>
+                <w:rPr>
+                  <w:rFonts w:ascii="Cambria Math" w:hAnsi="Cambria Math" w:cstheme="majorHAnsi"/>
+                  <w:color w:val="7030A0"/>
+                </w:rPr>
+                <m:t>·</m:t>
+              </m:r>
+              <m:r>
+                <w:rPr>
+                  <w:rFonts w:ascii="Cambria Math" w:hAnsi="Cambria Math" w:cstheme="majorHAnsi"/>
+                  <w:color w:val="7030A0"/>
+                </w:rPr>
+                <m:t>7·10·26·</m:t>
+              </m:r>
+              <m:sSup>
+                <m:sSupPr>
+                  <m:ctrlPr>
+                    <w:rPr>
+                      <w:rFonts w:ascii="Cambria Math" w:hAnsi="Cambria Math" w:cstheme="majorHAnsi"/>
+                      <w:i/>
+                      <w:color w:val="7030A0"/>
+                    </w:rPr>
+                  </m:ctrlPr>
+                </m:sSupPr>
+                <m:e>
+                  <m:r>
+                    <w:rPr>
+                      <w:rFonts w:ascii="Cambria Math" w:hAnsi="Cambria Math" w:cstheme="majorHAnsi"/>
+                      <w:color w:val="7030A0"/>
+                    </w:rPr>
+                    <m:t>58</m:t>
+                  </m:r>
+                </m:e>
+                <m:sup>
+                  <m:r>
+                    <w:rPr>
+                      <w:rFonts w:ascii="Cambria Math" w:hAnsi="Cambria Math" w:cstheme="majorHAnsi"/>
+                      <w:color w:val="7030A0"/>
+                    </w:rPr>
+                    <m:t>6</m:t>
+                  </m:r>
+                </m:sup>
+              </m:sSup>
+              <m:r>
+                <w:rPr>
+                  <w:rFonts w:ascii="Cambria Math" w:hAnsi="Cambria Math" w:cstheme="majorHAnsi"/>
+                  <w:color w:val="7030A0"/>
+                </w:rPr>
+                <m:t>+8·26</m:t>
+              </m:r>
+              <m:r>
+                <w:rPr>
+                  <w:rFonts w:ascii="Cambria Math" w:hAnsi="Cambria Math" w:cstheme="majorHAnsi"/>
+                  <w:color w:val="7030A0"/>
+                </w:rPr>
+                <m:t>·</m:t>
+              </m:r>
+              <m:sSup>
+                <m:sSupPr>
+                  <m:ctrlPr>
+                    <w:rPr>
+                      <w:rFonts w:ascii="Cambria Math" w:hAnsi="Cambria Math" w:cstheme="majorHAnsi"/>
+                      <w:i/>
+                      <w:color w:val="7030A0"/>
+                    </w:rPr>
+                  </m:ctrlPr>
+                </m:sSupPr>
+                <m:e>
+                  <m:r>
+                    <w:rPr>
+                      <w:rFonts w:ascii="Cambria Math" w:hAnsi="Cambria Math" w:cstheme="majorHAnsi"/>
+                      <w:color w:val="7030A0"/>
+                    </w:rPr>
+                    <m:t>58</m:t>
+                  </m:r>
+                </m:e>
+                <m:sup>
+                  <m:r>
+                    <w:rPr>
+                      <w:rFonts w:ascii="Cambria Math" w:hAnsi="Cambria Math" w:cstheme="majorHAnsi"/>
+                      <w:color w:val="7030A0"/>
+                    </w:rPr>
+                    <m:t>7</m:t>
+                  </m:r>
+                </m:sup>
+              </m:sSup>
+              <m:ctrlPr>
+                <w:rPr>
+                  <w:rFonts w:ascii="Cambria Math" w:hAnsi="Cambria Math" w:cstheme="majorHAnsi"/>
+                  <w:i/>
+                  <w:color w:val="7030A0"/>
+                </w:rPr>
+              </m:ctrlPr>
+            </m:e>
+          </m:d>
+          <m:r>
+            <w:rPr>
+              <w:rFonts w:ascii="Cambria Math" w:hAnsi="Cambria Math" w:cstheme="majorHAnsi"/>
+              <w:color w:val="7030A0"/>
+            </w:rPr>
+            <m:t>+</m:t>
+          </m:r>
+          <m:d>
+            <m:dPr>
+              <m:ctrlPr>
+                <w:rPr>
+                  <w:rFonts w:ascii="Cambria Math" w:hAnsi="Cambria Math" w:cstheme="majorHAnsi"/>
+                  <w:i/>
+                  <w:color w:val="7030A0"/>
+                </w:rPr>
+              </m:ctrlPr>
+            </m:dPr>
+            <m:e>
+              <m:r>
+                <w:rPr>
+                  <w:rFonts w:ascii="Cambria Math" w:hAnsi="Cambria Math" w:cstheme="majorHAnsi"/>
+                  <w:color w:val="7030A0"/>
+                </w:rPr>
+                <m:t>8·10·</m:t>
+              </m:r>
+              <m:sSup>
+                <m:sSupPr>
+                  <m:ctrlPr>
+                    <w:rPr>
+                      <w:rFonts w:ascii="Cambria Math" w:hAnsi="Cambria Math" w:cstheme="majorHAnsi"/>
+                      <w:i/>
+                      <w:color w:val="7030A0"/>
+                    </w:rPr>
+                  </m:ctrlPr>
+                </m:sSupPr>
+                <m:e>
+                  <m:r>
+                    <w:rPr>
+                      <w:rFonts w:ascii="Cambria Math" w:hAnsi="Cambria Math" w:cstheme="majorHAnsi"/>
+                      <w:color w:val="7030A0"/>
+                    </w:rPr>
+                    <m:t>58</m:t>
+                  </m:r>
+                </m:e>
+                <m:sup>
+                  <m:r>
+                    <w:rPr>
+                      <w:rFonts w:ascii="Cambria Math" w:hAnsi="Cambria Math" w:cstheme="majorHAnsi"/>
+                      <w:color w:val="7030A0"/>
+                    </w:rPr>
+                    <m:t>7</m:t>
+                  </m:r>
+                </m:sup>
+              </m:sSup>
+              <m:ctrlPr>
+                <w:rPr>
+                  <w:rStyle w:val="katex-mathml"/>
+                  <w:rFonts w:ascii="Cambria Math" w:hAnsi="Cambria Math" w:cstheme="majorHAnsi"/>
+                  <w:color w:val="7030A0"/>
+                </w:rPr>
+              </m:ctrlPr>
+            </m:e>
+          </m:d>
+          <m:r>
+            <m:rPr>
+              <m:sty m:val="p"/>
+            </m:rPr>
+            <w:rPr>
+              <w:rStyle w:val="katex-mathml"/>
+              <w:rFonts w:ascii="Cambria Math" w:hAnsi="Cambria Math" w:cstheme="majorHAnsi"/>
+              <w:color w:val="7030A0"/>
+            </w:rPr>
+            <m:t>+</m:t>
+          </m:r>
+          <m:d>
+            <m:dPr>
+              <m:ctrlPr>
+                <w:rPr>
+                  <w:rStyle w:val="katex-mathml"/>
+                  <w:rFonts w:ascii="Cambria Math" w:hAnsi="Cambria Math" w:cstheme="majorHAnsi"/>
+                  <w:color w:val="7030A0"/>
+                </w:rPr>
+              </m:ctrlPr>
+            </m:dPr>
+            <m:e>
+              <m:sSup>
+                <m:sSupPr>
+                  <m:ctrlPr>
+                    <w:rPr>
+                      <w:rStyle w:val="katex-mathml"/>
+                      <w:rFonts w:ascii="Cambria Math" w:hAnsi="Cambria Math" w:cstheme="majorHAnsi"/>
+                      <w:color w:val="7030A0"/>
+                    </w:rPr>
+                  </m:ctrlPr>
+                </m:sSupPr>
+                <m:e>
+                  <m:r>
+                    <m:rPr>
+                      <m:sty m:val="p"/>
+                    </m:rPr>
+                    <w:rPr>
+                      <w:rStyle w:val="katex-mathml"/>
+                      <w:rFonts w:ascii="Cambria Math" w:hAnsi="Cambria Math" w:cstheme="majorHAnsi"/>
+                      <w:color w:val="7030A0"/>
+                    </w:rPr>
+                    <m:t>42</m:t>
+                  </m:r>
+                </m:e>
+                <m:sup>
+                  <m:r>
+                    <m:rPr>
+                      <m:sty m:val="p"/>
+                    </m:rPr>
+                    <w:rPr>
+                      <w:rStyle w:val="katex-mathml"/>
+                      <w:rFonts w:ascii="Cambria Math" w:hAnsi="Cambria Math" w:cstheme="majorHAnsi"/>
+                      <w:color w:val="7030A0"/>
+                    </w:rPr>
+                    <m:t>8</m:t>
+                  </m:r>
+                </m:sup>
+              </m:sSup>
+              <m:r>
+                <m:rPr>
+                  <m:sty m:val="p"/>
+                </m:rPr>
+                <w:rPr>
+                  <w:rStyle w:val="katex-mathml"/>
+                  <w:rFonts w:ascii="Cambria Math" w:hAnsi="Cambria Math" w:cstheme="majorHAnsi"/>
+                  <w:color w:val="7030A0"/>
+                </w:rPr>
+                <m:t>+8·26·</m:t>
+              </m:r>
+              <m:sSup>
+                <m:sSupPr>
+                  <m:ctrlPr>
+                    <w:rPr>
+                      <w:rStyle w:val="katex-mathml"/>
+                      <w:rFonts w:ascii="Cambria Math" w:hAnsi="Cambria Math" w:cstheme="majorHAnsi"/>
+                      <w:color w:val="7030A0"/>
+                    </w:rPr>
+                  </m:ctrlPr>
+                </m:sSupPr>
+                <m:e>
+                  <m:r>
+                    <m:rPr>
+                      <m:sty m:val="p"/>
+                    </m:rPr>
+                    <w:rPr>
+                      <w:rStyle w:val="katex-mathml"/>
+                      <w:rFonts w:ascii="Cambria Math" w:hAnsi="Cambria Math" w:cstheme="majorHAnsi"/>
+                      <w:color w:val="7030A0"/>
+                    </w:rPr>
+                    <m:t>42</m:t>
+                  </m:r>
+                </m:e>
+                <m:sup>
+                  <m:r>
+                    <m:rPr>
+                      <m:sty m:val="p"/>
+                    </m:rPr>
+                    <w:rPr>
+                      <w:rStyle w:val="katex-mathml"/>
+                      <w:rFonts w:ascii="Cambria Math" w:hAnsi="Cambria Math" w:cstheme="majorHAnsi"/>
+                      <w:color w:val="7030A0"/>
+                    </w:rPr>
+                    <m:t>7</m:t>
+                  </m:r>
+                </m:sup>
+              </m:sSup>
+            </m:e>
+          </m:d>
+          <m:r>
+            <m:rPr>
+              <m:sty m:val="p"/>
+            </m:rPr>
+            <w:rPr>
+              <w:rStyle w:val="katex-mathml"/>
+              <w:rFonts w:ascii="Cambria Math" w:hAnsi="Cambria Math" w:cstheme="majorHAnsi"/>
+              <w:color w:val="7030A0"/>
+            </w:rPr>
+            <m:t>]-</m:t>
+          </m:r>
+          <m:sSup>
+            <m:sSupPr>
+              <m:ctrlPr>
+                <w:rPr>
+                  <w:rStyle w:val="katex-mathml"/>
+                  <w:rFonts w:ascii="Cambria Math" w:hAnsi="Cambria Math" w:cstheme="majorHAnsi"/>
+                  <w:color w:val="FFC000"/>
+                </w:rPr>
+              </m:ctrlPr>
+            </m:sSupPr>
+            <m:e>
+              <m:r>
+                <m:rPr>
+                  <m:sty m:val="p"/>
+                </m:rPr>
+                <w:rPr>
+                  <w:rStyle w:val="katex-mathml"/>
+                  <w:rFonts w:ascii="Cambria Math" w:hAnsi="Cambria Math" w:cstheme="majorHAnsi"/>
+                  <w:color w:val="FFC000"/>
+                </w:rPr>
+                <m:t>32</m:t>
+              </m:r>
+            </m:e>
+            <m:sup>
+              <m:r>
+                <m:rPr>
+                  <m:sty m:val="p"/>
+                </m:rPr>
+                <w:rPr>
+                  <w:rStyle w:val="katex-mathml"/>
+                  <w:rFonts w:ascii="Cambria Math" w:hAnsi="Cambria Math" w:cstheme="majorHAnsi"/>
+                  <w:color w:val="FFC000"/>
+                </w:rPr>
+                <m:t>8</m:t>
+              </m:r>
+            </m:sup>
+          </m:sSup>
+        </m:oMath>
+      </m:oMathPara>
+    </w:p>
+    <w:p>
+      <w:pPr>
+        <w:spacing w:before="100" w:beforeAutospacing="1" w:after="100" w:afterAutospacing="1" w:line="240" w:lineRule="auto"/>
+        <w:rPr>
+          <w:rFonts w:asciiTheme="majorHAnsi" w:hAnsiTheme="majorHAnsi" w:cstheme="majorHAnsi"/>
+          <w:color w:val="7030A0"/>
+        </w:rPr>
+      </w:pPr>
+    </w:p>
+    <w:p>
+      <w:pPr>
+        <w:rPr>
+          <w:rFonts w:asciiTheme="majorHAnsi" w:hAnsiTheme="majorHAnsi" w:cstheme="majorHAnsi"/>
+        </w:rPr>
+      </w:pPr>
+      <w:r>
+        <w:rPr>
+          <w:rFonts w:asciiTheme="majorHAnsi" w:hAnsiTheme="majorHAnsi" w:cstheme="majorHAnsi"/>
+        </w:rPr>
+        <w:pict w14:anchorId="45C1C058">
+          <v:rect id="_x0000_i1028" style="width:0;height:1.5pt" o:hralign="center" o:hrstd="t" o:hr="t" fillcolor="#a0a0a0" stroked="f"/>
+        </w:pict>
+      </w:r>
+    </w:p>
+    <w:p>
+      <w:pPr>
+        <w:pStyle w:val="Heading3"/>
+        <w:rPr>
+          <w:rFonts w:asciiTheme="majorHAnsi" w:hAnsiTheme="majorHAnsi" w:cstheme="majorHAnsi"/>
+        </w:rPr>
+      </w:pPr>
+      <w:r>
+        <w:rPr>
+          <w:rStyle w:val="Strong"/>
+          <w:rFonts w:asciiTheme="majorHAnsi" w:hAnsiTheme="majorHAnsi" w:cstheme="majorHAnsi"/>
+          <w:b w:val="0"/>
+          <w:bCs w:val="0"/>
+        </w:rPr>
+        <w:t>5. Fer els càlculs</w:t>
+      </w:r>
+    </w:p>
+    <w:p>
+      <w:pPr>
+        <w:pStyle w:val="NormalWeb"/>
+        <w:rPr>
+          <w:rFonts w:asciiTheme="majorHAnsi" w:hAnsiTheme="majorHAnsi" w:cstheme="majorHAnsi"/>
+        </w:rPr>
+      </w:pPr>
+      <w:r>
+        <w:rPr>
+          <w:rFonts w:asciiTheme="majorHAnsi" w:hAnsiTheme="majorHAnsi" w:cstheme="majorHAnsi"/>
+        </w:rPr>
+        <w:t>Ara substituïm els valors i fem els càlculs correctament:</w:t>
+      </w:r>
+    </w:p>
+    <w:p>
+      <w:pPr>
+        <w:rPr>
+          <w:rFonts w:asciiTheme="majorHAnsi" w:hAnsiTheme="majorHAnsi" w:cstheme="majorHAnsi"/>
+        </w:rPr>
+      </w:pPr>
+      <w:r>
+        <w:rPr>
+          <w:rStyle w:val="katex-mathml"/>
+          <w:rFonts w:asciiTheme="majorHAnsi" w:hAnsiTheme="majorHAnsi" w:cstheme="majorHAnsi"/>
+        </w:rPr>
+        <w:t>94</w:t>
+      </w:r>
+      <w:r>
+        <w:rPr>
+          <w:rStyle w:val="katex-mathml"/>
+          <w:rFonts w:asciiTheme="majorHAnsi" w:hAnsiTheme="majorHAnsi" w:cstheme="majorHAnsi"/>
+        </w:rPr>
+        <w:t>^</w:t>
+      </w:r>
+      <w:r>
+        <w:rPr>
+          <w:rStyle w:val="katex-mathml"/>
+          <w:rFonts w:asciiTheme="majorHAnsi" w:hAnsiTheme="majorHAnsi" w:cstheme="majorHAnsi"/>
+        </w:rPr>
+        <w:t>8</w:t>
+      </w:r>
+      <w:r>
+        <w:rPr>
+          <w:rStyle w:val="katex-mathml"/>
+          <w:rFonts w:asciiTheme="majorHAnsi" w:hAnsiTheme="majorHAnsi" w:cstheme="majorHAnsi"/>
         </w:rPr>
         <w:t xml:space="preserve"> </w:t>
       </w:r>
       <w:r>
         <w:rPr>
+          <w:rStyle w:val="katex-mathml"/>
+          <w:rFonts w:asciiTheme="majorHAnsi" w:hAnsiTheme="majorHAnsi" w:cstheme="majorHAnsi"/>
+        </w:rPr>
+        <w:t>−</w:t>
+      </w:r>
+      <w:r>
+        <w:rPr>
+          <w:rStyle w:val="katex-mathml"/>
+          <w:rFonts w:asciiTheme="majorHAnsi" w:hAnsiTheme="majorHAnsi" w:cstheme="majorHAnsi"/>
+        </w:rPr>
+        <w:t xml:space="preserve"> </w:t>
+      </w:r>
+      <w:r>
+        <w:rPr>
+          <w:rStyle w:val="katex-mathml"/>
+          <w:rFonts w:asciiTheme="majorHAnsi" w:hAnsiTheme="majorHAnsi" w:cstheme="majorHAnsi"/>
+        </w:rPr>
+        <w:t>(84</w:t>
+      </w:r>
+      <w:r>
+        <w:rPr>
+          <w:rStyle w:val="katex-mathml"/>
+          <w:rFonts w:asciiTheme="majorHAnsi" w:hAnsiTheme="majorHAnsi" w:cstheme="majorHAnsi"/>
+        </w:rPr>
+        <w:t>^</w:t>
+      </w:r>
+      <w:r>
+        <w:rPr>
+          <w:rStyle w:val="katex-mathml"/>
+          <w:rFonts w:asciiTheme="majorHAnsi" w:hAnsiTheme="majorHAnsi" w:cstheme="majorHAnsi"/>
+        </w:rPr>
+        <w:t>8</w:t>
+      </w:r>
+      <w:r>
+        <w:rPr>
+          <w:rStyle w:val="katex-mathml"/>
+          <w:rFonts w:asciiTheme="majorHAnsi" w:hAnsiTheme="majorHAnsi" w:cstheme="majorHAnsi"/>
+        </w:rPr>
+        <w:t xml:space="preserve"> </w:t>
+      </w:r>
+      <w:r>
+        <w:rPr>
+          <w:rStyle w:val="katex-mathml"/>
+          <w:rFonts w:asciiTheme="majorHAnsi" w:hAnsiTheme="majorHAnsi" w:cstheme="majorHAnsi"/>
+        </w:rPr>
+        <w:t>+</w:t>
+      </w:r>
+      <w:r>
+        <w:rPr>
+          <w:rStyle w:val="katex-mathml"/>
+          <w:rFonts w:asciiTheme="majorHAnsi" w:hAnsiTheme="majorHAnsi" w:cstheme="majorHAnsi"/>
+        </w:rPr>
+        <w:t xml:space="preserve"> </w:t>
+      </w:r>
+      <w:r>
+        <w:rPr>
+          <w:rStyle w:val="katex-mathml"/>
+          <w:rFonts w:asciiTheme="majorHAnsi" w:hAnsiTheme="majorHAnsi" w:cstheme="majorHAnsi"/>
+        </w:rPr>
+        <w:t>8×10×84</w:t>
+      </w:r>
+      <w:r>
+        <w:rPr>
+          <w:rStyle w:val="katex-mathml"/>
+          <w:rFonts w:asciiTheme="majorHAnsi" w:hAnsiTheme="majorHAnsi" w:cstheme="majorHAnsi"/>
+        </w:rPr>
+        <w:t>^</w:t>
+      </w:r>
+      <w:r>
+        <w:rPr>
+          <w:rStyle w:val="katex-mathml"/>
+          <w:rFonts w:asciiTheme="majorHAnsi" w:hAnsiTheme="majorHAnsi" w:cstheme="majorHAnsi"/>
+        </w:rPr>
+        <w:t>7)</w:t>
+      </w:r>
+      <w:r>
+        <w:rPr>
+          <w:rStyle w:val="katex-mathml"/>
+          <w:rFonts w:asciiTheme="majorHAnsi" w:hAnsiTheme="majorHAnsi" w:cstheme="majorHAnsi"/>
+        </w:rPr>
+        <w:t xml:space="preserve"> </w:t>
+      </w:r>
+      <w:r>
+        <w:rPr>
+          <w:rStyle w:val="katex-mathml"/>
+          <w:rFonts w:asciiTheme="majorHAnsi" w:hAnsiTheme="majorHAnsi" w:cstheme="majorHAnsi"/>
+        </w:rPr>
+        <w:t>−</w:t>
+      </w:r>
+      <w:r>
+        <w:rPr>
+          <w:rStyle w:val="katex-mathml"/>
+          <w:rFonts w:asciiTheme="majorHAnsi" w:hAnsiTheme="majorHAnsi" w:cstheme="majorHAnsi"/>
+        </w:rPr>
+        <w:t xml:space="preserve"> </w:t>
+      </w:r>
+      <w:r>
+        <w:rPr>
+          <w:rStyle w:val="katex-mathml"/>
+          <w:rFonts w:asciiTheme="majorHAnsi" w:hAnsiTheme="majorHAnsi" w:cstheme="majorHAnsi"/>
+        </w:rPr>
+        <w:t>(68</w:t>
+      </w:r>
+      <w:r>
+        <w:rPr>
+          <w:rStyle w:val="katex-mathml"/>
+          <w:rFonts w:asciiTheme="majorHAnsi" w:hAnsiTheme="majorHAnsi" w:cstheme="majorHAnsi"/>
+        </w:rPr>
+        <w:t>^</w:t>
+      </w:r>
+      <w:r>
+        <w:rPr>
+          <w:rStyle w:val="katex-mathml"/>
+          <w:rFonts w:asciiTheme="majorHAnsi" w:hAnsiTheme="majorHAnsi" w:cstheme="majorHAnsi"/>
+        </w:rPr>
+        <w:t>8</w:t>
+      </w:r>
+      <w:r>
+        <w:rPr>
+          <w:rStyle w:val="katex-mathml"/>
+          <w:rFonts w:asciiTheme="majorHAnsi" w:hAnsiTheme="majorHAnsi" w:cstheme="majorHAnsi"/>
+        </w:rPr>
+        <w:t xml:space="preserve"> </w:t>
+      </w:r>
+      <w:r>
+        <w:rPr>
+          <w:rStyle w:val="katex-mathml"/>
+          <w:rFonts w:asciiTheme="majorHAnsi" w:hAnsiTheme="majorHAnsi" w:cstheme="majorHAnsi"/>
+        </w:rPr>
+        <w:t>+</w:t>
+      </w:r>
+      <w:r>
+        <w:rPr>
+          <w:rStyle w:val="katex-mathml"/>
+          <w:rFonts w:asciiTheme="majorHAnsi" w:hAnsiTheme="majorHAnsi" w:cstheme="majorHAnsi"/>
+        </w:rPr>
+        <w:t xml:space="preserve"> </w:t>
+      </w:r>
+      <w:r>
+        <w:rPr>
+          <w:rStyle w:val="katex-mathml"/>
+          <w:rFonts w:asciiTheme="majorHAnsi" w:hAnsiTheme="majorHAnsi" w:cstheme="majorHAnsi"/>
+        </w:rPr>
+        <w:t>8×26×68</w:t>
+      </w:r>
+      <w:r>
+        <w:rPr>
+          <w:rStyle w:val="katex-mathml"/>
+          <w:rFonts w:asciiTheme="majorHAnsi" w:hAnsiTheme="majorHAnsi" w:cstheme="majorHAnsi"/>
+        </w:rPr>
+        <w:t>^</w:t>
+      </w:r>
+      <w:r>
+        <w:rPr>
+          <w:rStyle w:val="katex-mathml"/>
+          <w:rFonts w:asciiTheme="majorHAnsi" w:hAnsiTheme="majorHAnsi" w:cstheme="majorHAnsi"/>
+        </w:rPr>
+        <w:t>7)</w:t>
+      </w:r>
+      <w:r>
+        <w:rPr>
+          <w:rStyle w:val="katex-mathml"/>
+          <w:rFonts w:asciiTheme="majorHAnsi" w:hAnsiTheme="majorHAnsi" w:cstheme="majorHAnsi"/>
+        </w:rPr>
+        <w:t xml:space="preserve"> </w:t>
+      </w:r>
+      <w:r>
+        <w:rPr>
+          <w:rStyle w:val="katex-mathml"/>
+          <w:rFonts w:asciiTheme="majorHAnsi" w:hAnsiTheme="majorHAnsi" w:cstheme="majorHAnsi"/>
+        </w:rPr>
+        <w:t>−</w:t>
+      </w:r>
+      <w:r>
+        <w:rPr>
+          <w:rStyle w:val="katex-mathml"/>
+          <w:rFonts w:asciiTheme="majorHAnsi" w:hAnsiTheme="majorHAnsi" w:cstheme="majorHAnsi"/>
+        </w:rPr>
+        <w:t xml:space="preserve"> </w:t>
+      </w:r>
+      <w:r>
+        <w:rPr>
+          <w:rStyle w:val="katex-mathml"/>
+          <w:rFonts w:asciiTheme="majorHAnsi" w:hAnsiTheme="majorHAnsi" w:cstheme="majorHAnsi"/>
+        </w:rPr>
+        <w:t>(68</w:t>
+      </w:r>
+      <w:r>
+        <w:rPr>
+          <w:rStyle w:val="katex-mathml"/>
+          <w:rFonts w:asciiTheme="majorHAnsi" w:hAnsiTheme="majorHAnsi" w:cstheme="majorHAnsi"/>
+        </w:rPr>
+        <w:t>^</w:t>
+      </w:r>
+      <w:r>
+        <w:rPr>
+          <w:rStyle w:val="katex-mathml"/>
+          <w:rFonts w:asciiTheme="majorHAnsi" w:hAnsiTheme="majorHAnsi" w:cstheme="majorHAnsi"/>
+        </w:rPr>
+        <w:t>8)</w:t>
+      </w:r>
+      <w:r>
+        <w:rPr>
+          <w:rStyle w:val="katex-mathml"/>
+          <w:rFonts w:asciiTheme="majorHAnsi" w:hAnsiTheme="majorHAnsi" w:cstheme="majorHAnsi"/>
+        </w:rPr>
+        <w:t xml:space="preserve"> </w:t>
+      </w:r>
+      <w:r>
+        <w:rPr>
+          <w:rStyle w:val="katex-mathml"/>
+          <w:rFonts w:asciiTheme="majorHAnsi" w:hAnsiTheme="majorHAnsi" w:cstheme="majorHAnsi"/>
+        </w:rPr>
+        <w:t>+</w:t>
+      </w:r>
+      <w:r>
+        <w:rPr>
+          <w:rStyle w:val="katex-mathml"/>
+          <w:rFonts w:asciiTheme="majorHAnsi" w:hAnsiTheme="majorHAnsi" w:cstheme="majorHAnsi"/>
+        </w:rPr>
+        <w:t xml:space="preserve"> </w:t>
+      </w:r>
+      <w:r>
+        <w:rPr>
+          <w:rStyle w:val="katex-mathml"/>
+          <w:rFonts w:asciiTheme="majorHAnsi" w:hAnsiTheme="majorHAnsi" w:cstheme="majorHAnsi"/>
+        </w:rPr>
+        <w:t>(68</w:t>
+      </w:r>
+      <w:r>
+        <w:rPr>
+          <w:rStyle w:val="katex-mathml"/>
+          <w:rFonts w:asciiTheme="majorHAnsi" w:hAnsiTheme="majorHAnsi" w:cstheme="majorHAnsi"/>
+        </w:rPr>
+        <w:t>^</w:t>
+      </w:r>
+      <w:r>
+        <w:rPr>
+          <w:rStyle w:val="katex-mathml"/>
+          <w:rFonts w:asciiTheme="majorHAnsi" w:hAnsiTheme="majorHAnsi" w:cstheme="majorHAnsi"/>
+        </w:rPr>
+        <w:t>8</w:t>
+      </w:r>
+      <w:r>
+        <w:rPr>
+          <w:rStyle w:val="katex-mathml"/>
+          <w:rFonts w:asciiTheme="majorHAnsi" w:hAnsiTheme="majorHAnsi" w:cstheme="majorHAnsi"/>
+        </w:rPr>
+        <w:t xml:space="preserve"> </w:t>
+      </w:r>
+      <w:r>
+        <w:rPr>
+          <w:rStyle w:val="katex-mathml"/>
+          <w:rFonts w:asciiTheme="majorHAnsi" w:hAnsiTheme="majorHAnsi" w:cstheme="majorHAnsi"/>
+        </w:rPr>
+        <w:t>+</w:t>
+      </w:r>
+      <w:r>
+        <w:rPr>
+          <w:rStyle w:val="katex-mathml"/>
+          <w:rFonts w:asciiTheme="majorHAnsi" w:hAnsiTheme="majorHAnsi" w:cstheme="majorHAnsi"/>
+        </w:rPr>
+        <w:t xml:space="preserve"> </w:t>
+      </w:r>
+      <w:r>
+        <w:rPr>
+          <w:rStyle w:val="katex-mathml"/>
+          <w:rFonts w:asciiTheme="majorHAnsi" w:hAnsiTheme="majorHAnsi" w:cstheme="majorHAnsi"/>
+        </w:rPr>
+        <w:t>8×26×68</w:t>
+      </w:r>
+      <w:r>
+        <w:rPr>
+          <w:rStyle w:val="katex-mathml"/>
+          <w:rFonts w:asciiTheme="majorHAnsi" w:hAnsiTheme="majorHAnsi" w:cstheme="majorHAnsi"/>
+        </w:rPr>
+        <w:t>^</w:t>
+      </w:r>
+      <w:r>
+        <w:rPr>
+          <w:rStyle w:val="katex-mathml"/>
+          <w:rFonts w:asciiTheme="majorHAnsi" w:hAnsiTheme="majorHAnsi" w:cstheme="majorHAnsi"/>
+        </w:rPr>
+        <w:t>7)</w:t>
+      </w:r>
+      <w:r>
+        <w:rPr>
+          <w:rStyle w:val="katex-mathml"/>
+          <w:rFonts w:asciiTheme="majorHAnsi" w:hAnsiTheme="majorHAnsi" w:cstheme="majorHAnsi"/>
+        </w:rPr>
+        <w:t xml:space="preserve"> </w:t>
+      </w:r>
+      <w:r>
+        <w:rPr>
+          <w:rStyle w:val="katex-mathml"/>
+          <w:rFonts w:asciiTheme="majorHAnsi" w:hAnsiTheme="majorHAnsi" w:cstheme="majorHAnsi"/>
+        </w:rPr>
+        <w:t>+</w:t>
+      </w:r>
+      <w:r>
+        <w:rPr>
+          <w:rStyle w:val="katex-mathml"/>
+          <w:rFonts w:asciiTheme="majorHAnsi" w:hAnsiTheme="majorHAnsi" w:cstheme="majorHAnsi"/>
+        </w:rPr>
+        <w:t xml:space="preserve"> </w:t>
+      </w:r>
+      <w:r>
+        <w:rPr>
+          <w:rStyle w:val="katex-mathml"/>
+          <w:rFonts w:asciiTheme="majorHAnsi" w:hAnsiTheme="majorHAnsi" w:cstheme="majorHAnsi"/>
+        </w:rPr>
+        <w:t>(68</w:t>
+      </w:r>
+      <w:r>
+        <w:rPr>
+          <w:rStyle w:val="katex-mathml"/>
+          <w:rFonts w:asciiTheme="majorHAnsi" w:hAnsiTheme="majorHAnsi" w:cstheme="majorHAnsi"/>
+        </w:rPr>
+        <w:t>^</w:t>
+      </w:r>
+      <w:r>
+        <w:rPr>
+          <w:rStyle w:val="katex-mathml"/>
+          <w:rFonts w:asciiTheme="majorHAnsi" w:hAnsiTheme="majorHAnsi" w:cstheme="majorHAnsi"/>
+        </w:rPr>
+        <w:t>8</w:t>
+      </w:r>
+      <w:r>
+        <w:rPr>
+          <w:rStyle w:val="katex-mathml"/>
+          <w:rFonts w:asciiTheme="majorHAnsi" w:hAnsiTheme="majorHAnsi" w:cstheme="majorHAnsi"/>
+        </w:rPr>
+        <w:t xml:space="preserve"> </w:t>
+      </w:r>
+      <w:r>
+        <w:rPr>
+          <w:rStyle w:val="katex-mathml"/>
+          <w:rFonts w:asciiTheme="majorHAnsi" w:hAnsiTheme="majorHAnsi" w:cstheme="majorHAnsi"/>
+        </w:rPr>
+        <w:t>+</w:t>
+      </w:r>
+      <w:r>
+        <w:rPr>
+          <w:rStyle w:val="katex-mathml"/>
+          <w:rFonts w:asciiTheme="majorHAnsi" w:hAnsiTheme="majorHAnsi" w:cstheme="majorHAnsi"/>
+        </w:rPr>
+        <w:t xml:space="preserve"> </w:t>
+      </w:r>
+      <w:r>
+        <w:rPr>
+          <w:rStyle w:val="katex-mathml"/>
+          <w:rFonts w:asciiTheme="majorHAnsi" w:hAnsiTheme="majorHAnsi" w:cstheme="majorHAnsi"/>
+        </w:rPr>
+        <w:t>8×10×68</w:t>
+      </w:r>
+      <w:r>
+        <w:rPr>
+          <w:rStyle w:val="katex-mathml"/>
+          <w:rFonts w:asciiTheme="majorHAnsi" w:hAnsiTheme="majorHAnsi" w:cstheme="majorHAnsi"/>
+        </w:rPr>
+        <w:t>^</w:t>
+      </w:r>
+      <w:r>
+        <w:rPr>
+          <w:rStyle w:val="katex-mathml"/>
+          <w:rFonts w:asciiTheme="majorHAnsi" w:hAnsiTheme="majorHAnsi" w:cstheme="majorHAnsi"/>
+        </w:rPr>
+        <w:t>7)</w:t>
+      </w:r>
+      <w:r>
+        <w:rPr>
+          <w:rStyle w:val="katex-mathml"/>
+          <w:rFonts w:asciiTheme="majorHAnsi" w:hAnsiTheme="majorHAnsi" w:cstheme="majorHAnsi"/>
+        </w:rPr>
+        <w:t xml:space="preserve"> </w:t>
+      </w:r>
+      <w:r>
+        <w:rPr>
+          <w:rStyle w:val="katex-mathml"/>
+          <w:rFonts w:asciiTheme="majorHAnsi" w:hAnsiTheme="majorHAnsi" w:cstheme="majorHAnsi"/>
+        </w:rPr>
+        <w:t>+</w:t>
+      </w:r>
+      <w:r>
+        <w:rPr>
+          <w:rStyle w:val="katex-mathml"/>
+          <w:rFonts w:asciiTheme="majorHAnsi" w:hAnsiTheme="majorHAnsi" w:cstheme="majorHAnsi"/>
+        </w:rPr>
+        <w:t xml:space="preserve"> </w:t>
+      </w:r>
+      <w:r>
+        <w:rPr>
+          <w:rStyle w:val="katex-mathml"/>
+          <w:rFonts w:asciiTheme="majorHAnsi" w:hAnsiTheme="majorHAnsi" w:cstheme="majorHAnsi"/>
+        </w:rPr>
+        <w:t>(52</w:t>
+      </w:r>
+      <w:r>
+        <w:rPr>
+          <w:rStyle w:val="katex-mathml"/>
+          <w:rFonts w:asciiTheme="majorHAnsi" w:hAnsiTheme="majorHAnsi" w:cstheme="majorHAnsi"/>
+        </w:rPr>
+        <w:t>^</w:t>
+      </w:r>
+      <w:r>
+        <w:rPr>
+          <w:rStyle w:val="katex-mathml"/>
+          <w:rFonts w:asciiTheme="majorHAnsi" w:hAnsiTheme="majorHAnsi" w:cstheme="majorHAnsi"/>
+        </w:rPr>
+        <w:t>8</w:t>
+      </w:r>
+      <w:r>
+        <w:rPr>
+          <w:rStyle w:val="katex-mathml"/>
+          <w:rFonts w:asciiTheme="majorHAnsi" w:hAnsiTheme="majorHAnsi" w:cstheme="majorHAnsi"/>
+        </w:rPr>
+        <w:t xml:space="preserve"> </w:t>
+      </w:r>
+      <w:r>
+        <w:rPr>
+          <w:rStyle w:val="katex-mathml"/>
+          <w:rFonts w:asciiTheme="majorHAnsi" w:hAnsiTheme="majorHAnsi" w:cstheme="majorHAnsi"/>
+        </w:rPr>
+        <w:t>+</w:t>
+      </w:r>
+      <w:r>
+        <w:rPr>
+          <w:rStyle w:val="katex-mathml"/>
+          <w:rFonts w:asciiTheme="majorHAnsi" w:hAnsiTheme="majorHAnsi" w:cstheme="majorHAnsi"/>
+        </w:rPr>
+        <w:t xml:space="preserve"> </w:t>
+      </w:r>
+      <w:r>
+        <w:rPr>
+          <w:rStyle w:val="katex-mathml"/>
+          <w:rFonts w:asciiTheme="majorHAnsi" w:hAnsiTheme="majorHAnsi" w:cstheme="majorHAnsi"/>
+        </w:rPr>
+        <w:t>8×26×52</w:t>
+      </w:r>
+      <w:r>
+        <w:rPr>
+          <w:rStyle w:val="katex-mathml"/>
+          <w:rFonts w:asciiTheme="majorHAnsi" w:hAnsiTheme="majorHAnsi" w:cstheme="majorHAnsi"/>
+        </w:rPr>
+        <w:t>^</w:t>
+      </w:r>
+      <w:r>
+        <w:rPr>
+          <w:rStyle w:val="katex-mathml"/>
+          <w:rFonts w:asciiTheme="majorHAnsi" w:hAnsiTheme="majorHAnsi" w:cstheme="majorHAnsi"/>
+        </w:rPr>
+        <w:t>7)</w:t>
+      </w:r>
+      <w:r>
+        <w:rPr>
+          <w:rStyle w:val="katex-mathml"/>
+          <w:rFonts w:asciiTheme="majorHAnsi" w:hAnsiTheme="majorHAnsi" w:cstheme="majorHAnsi"/>
+        </w:rPr>
+        <w:t xml:space="preserve"> – </w:t>
+      </w:r>
+      <w:r>
+        <w:rPr>
+          <w:rStyle w:val="katex-mathml"/>
+          <w:rFonts w:asciiTheme="majorHAnsi" w:hAnsiTheme="majorHAnsi" w:cstheme="majorHAnsi"/>
+        </w:rPr>
+        <w:t>52</w:t>
+      </w:r>
+      <w:r>
+        <w:rPr>
+          <w:rStyle w:val="katex-mathml"/>
+          <w:rFonts w:asciiTheme="majorHAnsi" w:hAnsiTheme="majorHAnsi" w:cstheme="majorHAnsi"/>
+        </w:rPr>
+        <w:t>^8</w:t>
+      </w:r>
+    </w:p>
+    <w:p>
+      <w:pPr>
+        <w:pStyle w:val="NormalWeb"/>
+        <w:rPr>
+          <w:rFonts w:asciiTheme="majorHAnsi" w:hAnsiTheme="majorHAnsi" w:cstheme="majorHAnsi"/>
+        </w:rPr>
+      </w:pPr>
+      <w:r>
+        <w:rPr>
+          <w:rFonts w:asciiTheme="majorHAnsi" w:hAnsiTheme="majorHAnsi" w:cstheme="majorHAnsi"/>
+        </w:rPr>
+        <w:t xml:space="preserve">Ara executem aquests càlculs correctament en </w:t>
+      </w:r>
+      <w:proofErr w:type="spellStart"/>
+      <w:r>
+        <w:rPr>
+          <w:rFonts w:asciiTheme="majorHAnsi" w:hAnsiTheme="majorHAnsi" w:cstheme="majorHAnsi"/>
+        </w:rPr>
+        <w:t>Python</w:t>
+      </w:r>
+      <w:proofErr w:type="spellEnd"/>
+      <w:r>
+        <w:rPr>
+          <w:rFonts w:asciiTheme="majorHAnsi" w:hAnsiTheme="majorHAnsi" w:cstheme="majorHAnsi"/>
+        </w:rPr>
+        <w:t xml:space="preserve"> per obtenir la resposta final. </w:t>
+      </w:r>
+      <w:r>
+        <w:rPr>
+          <w:rFonts w:ascii="Segoe UI Emoji" w:hAnsi="Segoe UI Emoji" w:cs="Segoe UI Emoji"/>
+        </w:rPr>
+        <w:t>🚀</w:t>
+      </w:r>
+    </w:p>
+    <w:p>
+      <w:pPr>
+        <w:pStyle w:val="NormalWeb"/>
+        <w:rPr>
+          <w:rFonts w:asciiTheme="majorHAnsi" w:hAnsiTheme="majorHAnsi" w:cstheme="majorHAnsi"/>
+        </w:rPr>
+      </w:pPr>
+      <w:r>
+        <w:rPr>
+          <w:rFonts w:asciiTheme="majorHAnsi" w:hAnsiTheme="majorHAnsi" w:cstheme="majorHAnsi"/>
+        </w:rPr>
+        <w:t xml:space="preserve">El nombre total de contrasenyes que compleixen la condició de tenir </w:t>
+      </w:r>
+      <w:r>
+        <w:rPr>
+          <w:rStyle w:val="Strong"/>
+          <w:rFonts w:asciiTheme="majorHAnsi" w:eastAsiaTheme="majorEastAsia" w:hAnsiTheme="majorHAnsi" w:cstheme="majorHAnsi"/>
+        </w:rPr>
+        <w:t>almenys</w:t>
+      </w:r>
+      <w:r>
+        <w:rPr>
+          <w:rFonts w:asciiTheme="majorHAnsi" w:hAnsiTheme="majorHAnsi" w:cstheme="majorHAnsi"/>
+        </w:rPr>
+        <w:t xml:space="preserve"> 2 números, 2 minúscules i 1 majúscula és </w:t>
+      </w:r>
+      <w:r>
+        <w:rPr>
+          <w:rStyle w:val="Strong"/>
+          <w:rFonts w:asciiTheme="majorHAnsi" w:eastAsiaTheme="majorEastAsia" w:hAnsiTheme="majorHAnsi" w:cstheme="majorHAnsi"/>
+        </w:rPr>
+        <w:t>2,01 × 10¹⁵</w:t>
+      </w:r>
+      <w:r>
+        <w:rPr>
+          <w:rFonts w:asciiTheme="majorHAnsi" w:hAnsiTheme="majorHAnsi" w:cstheme="majorHAnsi"/>
+        </w:rPr>
+        <w:t xml:space="preserve"> (aproximadament 2 quadrilions). </w:t>
+      </w:r>
+      <w:r>
+        <w:rPr>
+          <w:rFonts w:ascii="Segoe UI Emoji" w:hAnsi="Segoe UI Emoji" w:cs="Segoe UI Emoji"/>
+        </w:rPr>
+        <w:t>✅</w:t>
+      </w:r>
+    </w:p>
+    <w:p>
+      <w:pPr>
+        <w:pStyle w:val="NormalWeb"/>
+        <w:rPr>
+          <w:rFonts w:asciiTheme="majorHAnsi" w:hAnsiTheme="majorHAnsi" w:cstheme="majorHAnsi"/>
+        </w:rPr>
+      </w:pPr>
+      <w:r>
+        <w:rPr>
+          <w:rFonts w:asciiTheme="majorHAnsi" w:hAnsiTheme="majorHAnsi" w:cstheme="majorHAnsi"/>
+        </w:rPr>
+        <w:t xml:space="preserve">Ara sí que el resultat és </w:t>
+      </w:r>
+      <w:r>
+        <w:rPr>
+          <w:rStyle w:val="Strong"/>
+          <w:rFonts w:asciiTheme="majorHAnsi" w:eastAsiaTheme="majorEastAsia" w:hAnsiTheme="majorHAnsi" w:cstheme="majorHAnsi"/>
+        </w:rPr>
+        <w:t xml:space="preserve">menor que </w:t>
+      </w:r>
+      <w:r>
+        <w:rPr>
+          <w:rStyle w:val="katex-mathml"/>
+          <w:rFonts w:asciiTheme="majorHAnsi" w:eastAsiaTheme="majorEastAsia" w:hAnsiTheme="majorHAnsi" w:cstheme="majorHAnsi"/>
           <w:b/>
           <w:bCs/>
-          <w:lang w:val="ca-ES"/>
-        </w:rPr>
-        <w:t>____</w:t>
+        </w:rPr>
+        <w:t>94</w:t>
+      </w:r>
+      <w:r>
+        <w:rPr>
+          <w:rStyle w:val="katex-mathml"/>
+          <w:rFonts w:asciiTheme="majorHAnsi" w:eastAsiaTheme="majorEastAsia" w:hAnsiTheme="majorHAnsi" w:cstheme="majorHAnsi"/>
+          <w:b/>
+          <w:bCs/>
+        </w:rPr>
+        <w:t>^</w:t>
+      </w:r>
+      <w:r>
+        <w:rPr>
+          <w:rStyle w:val="katex-mathml"/>
+          <w:rFonts w:asciiTheme="majorHAnsi" w:eastAsiaTheme="majorEastAsia" w:hAnsiTheme="majorHAnsi" w:cstheme="majorHAnsi"/>
+          <w:b/>
+          <w:bCs/>
+        </w:rPr>
+        <w:t>8</w:t>
+      </w:r>
+      <w:r>
+        <w:rPr>
+          <w:rFonts w:asciiTheme="majorHAnsi" w:hAnsiTheme="majorHAnsi" w:cstheme="majorHAnsi"/>
+        </w:rPr>
+        <w:t xml:space="preserve">, tal com esperàvem! Gràcies per la paciència. </w:t>
+      </w:r>
+      <w:r>
+        <w:rPr>
+          <w:rFonts w:ascii="Segoe UI Emoji" w:hAnsi="Segoe UI Emoji" w:cs="Segoe UI Emoji"/>
+        </w:rPr>
+        <w:t>😃</w:t>
+      </w:r>
+      <w:r>
+        <w:rPr>
+          <w:rFonts w:asciiTheme="majorHAnsi" w:hAnsiTheme="majorHAnsi" w:cstheme="majorHAnsi"/>
+        </w:rPr>
+        <w:t xml:space="preserve"> Vols provar-ho amb altres restriccions? ​</w:t>
       </w:r>
     </w:p>
     <w:p>
       <w:pPr>
         <w:rPr>
-          <w:b/>
-          <w:bCs/>
-          <w:lang w:val="ca-ES"/>
-        </w:rPr>
-      </w:pPr>
-    </w:p>
-    <w:p>
-      <w:pPr>
-        <w:rPr>
-          <w:b/>
-          <w:bCs/>
-          <w:lang w:val="ca-ES"/>
-        </w:rPr>
-      </w:pPr>
-      <w:r>
-        <w:rPr>
-          <w:b/>
-          <w:bCs/>
-          <w:lang w:val="ca-ES"/>
-        </w:rPr>
-        <w:t>Qualificació final:</w:t>
-      </w:r>
-      <w:r>
-        <w:rPr>
-          <w:lang w:val="ca-ES"/>
-        </w:rPr>
-        <w:t xml:space="preserve"> </w:t>
-      </w:r>
-      <w:r>
-        <w:rPr>
-          <w:b/>
-          <w:bCs/>
-          <w:lang w:val="ca-ES"/>
-        </w:rPr>
-        <w:t>____</w:t>
-      </w:r>
-    </w:p>
-    <w:p>
-      <w:pPr>
-        <w:rPr>
-          <w:lang w:val="ca-ES"/>
+          <w:rFonts w:asciiTheme="majorHAnsi" w:hAnsiTheme="majorHAnsi" w:cstheme="majorHAnsi"/>
         </w:rPr>
       </w:pPr>
     </w:p>
@@ -1140,6 +7442,1013 @@
 <file path=word/numbering.xml><?xml version="1.0" encoding="utf-8"?>
 <w:numbering xmlns:wpc="http://schemas.microsoft.com/office/word/2010/wordprocessingCanvas" xmlns:cx="http://schemas.microsoft.com/office/drawing/2014/chartex" xmlns:cx1="http://schemas.microsoft.com/office/drawing/2015/9/8/chartex" xmlns:cx2="http://schemas.microsoft.com/office/drawing/2015/10/21/chartex" xmlns:cx3="http://schemas.microsoft.com/office/drawing/2016/5/9/chartex" xmlns:cx4="http://schemas.microsoft.com/office/drawing/2016/5/10/chartex" xmlns:cx5="http://schemas.microsoft.com/office/drawing/2016/5/11/chartex" xmlns:cx6="http://schemas.microsoft.com/office/drawing/2016/5/12/chartex" xmlns:cx7="http://schemas.microsoft.com/office/drawing/2016/5/13/chartex" xmlns:cx8="http://schemas.microsoft.com/office/drawing/2016/5/14/chartex" xmlns:mc="http://schemas.openxmlformats.org/markup-compatibility/2006" xmlns:aink="http://schemas.microsoft.com/office/drawing/2016/ink" xmlns:am3d="http://schemas.microsoft.com/office/drawing/2017/model3d" xmlns:o="urn:schemas-microsoft-com:office:office" xmlns:oel="http://schemas.microsoft.com/office/2019/extlst" xmlns:r="http://schemas.openxmlformats.org/officeDocument/2006/relationships" xmlns:m="http://schemas.openxmlformats.org/officeDocument/2006/math" xmlns:v="urn:schemas-microsoft-com:vml" xmlns:wp14="http://schemas.microsoft.com/office/word/2010/wordprocessingDrawing" xmlns:wp="http://schemas.openxmlformats.org/drawingml/2006/wordprocessingDrawing" xmlns:w10="urn:schemas-microsoft-com:office:word" xmlns:w="http://schemas.openxmlformats.org/wordprocessingml/2006/main" xmlns:w14="http://schemas.microsoft.com/office/word/2010/wordml" xmlns:w15="http://schemas.microsoft.com/office/word/2012/wordml" xmlns:w16cex="http://schemas.microsoft.com/office/word/2018/wordml/cex" xmlns:w16cid="http://schemas.microsoft.com/office/word/2016/wordml/cid" xmlns:w16="http://schemas.microsoft.com/office/word/2018/wordml" xmlns:w16du="http://schemas.microsoft.com/office/word/2023/wordml/word16du" xmlns:w16sdtdh="http://schemas.microsoft.com/office/word/2020/wordml/sdtdatahash" xmlns:w16sdtfl="http://schemas.microsoft.com/office/word/2024/wordml/sdtformatlock" xmlns:w16se="http://schemas.microsoft.com/office/word/2015/wordml/symex" xmlns:wpg="http://schemas.microsoft.com/office/word/2010/wordprocessingGroup" xmlns:wpi="http://schemas.microsoft.com/office/word/2010/wordprocessingInk" xmlns:wne="http://schemas.microsoft.com/office/word/2006/wordml" xmlns:wps="http://schemas.microsoft.com/office/word/2010/wordprocessingShape" mc:Ignorable="w14 w15 w16se w16cid w16 w16cex w16sdtdh w16sdtfl w16du wp14">
   <w:abstractNum w:abstractNumId="0" w15:restartNumberingAfterBreak="0">
+    <w:nsid w:val="09D03187"/>
+    <w:multiLevelType w:val="multilevel"/>
+    <w:tmpl w:val="6E08C51C"/>
+    <w:lvl w:ilvl="0">
+      <w:start w:val="1"/>
+      <w:numFmt w:val="bullet"/>
+      <w:lvlText w:val=""/>
+      <w:lvlJc w:val="left"/>
+      <w:pPr>
+        <w:tabs>
+          <w:tab w:val="num" w:pos="720"/>
+        </w:tabs>
+        <w:ind w:left="720" w:hanging="360"/>
+      </w:pPr>
+      <w:rPr>
+        <w:rFonts w:ascii="Symbol" w:hAnsi="Symbol" w:hint="default"/>
+        <w:sz w:val="20"/>
+      </w:rPr>
+    </w:lvl>
+    <w:lvl w:ilvl="1" w:tentative="1">
+      <w:start w:val="1"/>
+      <w:numFmt w:val="bullet"/>
+      <w:lvlText w:val="o"/>
+      <w:lvlJc w:val="left"/>
+      <w:pPr>
+        <w:tabs>
+          <w:tab w:val="num" w:pos="1440"/>
+        </w:tabs>
+        <w:ind w:left="1440" w:hanging="360"/>
+      </w:pPr>
+      <w:rPr>
+        <w:rFonts w:ascii="Courier New" w:hAnsi="Courier New" w:hint="default"/>
+        <w:sz w:val="20"/>
+      </w:rPr>
+    </w:lvl>
+    <w:lvl w:ilvl="2" w:tentative="1">
+      <w:start w:val="1"/>
+      <w:numFmt w:val="bullet"/>
+      <w:lvlText w:val=""/>
+      <w:lvlJc w:val="left"/>
+      <w:pPr>
+        <w:tabs>
+          <w:tab w:val="num" w:pos="2160"/>
+        </w:tabs>
+        <w:ind w:left="2160" w:hanging="360"/>
+      </w:pPr>
+      <w:rPr>
+        <w:rFonts w:ascii="Wingdings" w:hAnsi="Wingdings" w:hint="default"/>
+        <w:sz w:val="20"/>
+      </w:rPr>
+    </w:lvl>
+    <w:lvl w:ilvl="3" w:tentative="1">
+      <w:start w:val="1"/>
+      <w:numFmt w:val="bullet"/>
+      <w:lvlText w:val=""/>
+      <w:lvlJc w:val="left"/>
+      <w:pPr>
+        <w:tabs>
+          <w:tab w:val="num" w:pos="2880"/>
+        </w:tabs>
+        <w:ind w:left="2880" w:hanging="360"/>
+      </w:pPr>
+      <w:rPr>
+        <w:rFonts w:ascii="Wingdings" w:hAnsi="Wingdings" w:hint="default"/>
+        <w:sz w:val="20"/>
+      </w:rPr>
+    </w:lvl>
+    <w:lvl w:ilvl="4" w:tentative="1">
+      <w:start w:val="1"/>
+      <w:numFmt w:val="bullet"/>
+      <w:lvlText w:val=""/>
+      <w:lvlJc w:val="left"/>
+      <w:pPr>
+        <w:tabs>
+          <w:tab w:val="num" w:pos="3600"/>
+        </w:tabs>
+        <w:ind w:left="3600" w:hanging="360"/>
+      </w:pPr>
+      <w:rPr>
+        <w:rFonts w:ascii="Wingdings" w:hAnsi="Wingdings" w:hint="default"/>
+        <w:sz w:val="20"/>
+      </w:rPr>
+    </w:lvl>
+    <w:lvl w:ilvl="5" w:tentative="1">
+      <w:start w:val="1"/>
+      <w:numFmt w:val="bullet"/>
+      <w:lvlText w:val=""/>
+      <w:lvlJc w:val="left"/>
+      <w:pPr>
+        <w:tabs>
+          <w:tab w:val="num" w:pos="4320"/>
+        </w:tabs>
+        <w:ind w:left="4320" w:hanging="360"/>
+      </w:pPr>
+      <w:rPr>
+        <w:rFonts w:ascii="Wingdings" w:hAnsi="Wingdings" w:hint="default"/>
+        <w:sz w:val="20"/>
+      </w:rPr>
+    </w:lvl>
+    <w:lvl w:ilvl="6" w:tentative="1">
+      <w:start w:val="1"/>
+      <w:numFmt w:val="bullet"/>
+      <w:lvlText w:val=""/>
+      <w:lvlJc w:val="left"/>
+      <w:pPr>
+        <w:tabs>
+          <w:tab w:val="num" w:pos="5040"/>
+        </w:tabs>
+        <w:ind w:left="5040" w:hanging="360"/>
+      </w:pPr>
+      <w:rPr>
+        <w:rFonts w:ascii="Wingdings" w:hAnsi="Wingdings" w:hint="default"/>
+        <w:sz w:val="20"/>
+      </w:rPr>
+    </w:lvl>
+    <w:lvl w:ilvl="7" w:tentative="1">
+      <w:start w:val="1"/>
+      <w:numFmt w:val="bullet"/>
+      <w:lvlText w:val=""/>
+      <w:lvlJc w:val="left"/>
+      <w:pPr>
+        <w:tabs>
+          <w:tab w:val="num" w:pos="5760"/>
+        </w:tabs>
+        <w:ind w:left="5760" w:hanging="360"/>
+      </w:pPr>
+      <w:rPr>
+        <w:rFonts w:ascii="Wingdings" w:hAnsi="Wingdings" w:hint="default"/>
+        <w:sz w:val="20"/>
+      </w:rPr>
+    </w:lvl>
+    <w:lvl w:ilvl="8" w:tentative="1">
+      <w:start w:val="1"/>
+      <w:numFmt w:val="bullet"/>
+      <w:lvlText w:val=""/>
+      <w:lvlJc w:val="left"/>
+      <w:pPr>
+        <w:tabs>
+          <w:tab w:val="num" w:pos="6480"/>
+        </w:tabs>
+        <w:ind w:left="6480" w:hanging="360"/>
+      </w:pPr>
+      <w:rPr>
+        <w:rFonts w:ascii="Wingdings" w:hAnsi="Wingdings" w:hint="default"/>
+        <w:sz w:val="20"/>
+      </w:rPr>
+    </w:lvl>
+  </w:abstractNum>
+  <w:abstractNum w:abstractNumId="1" w15:restartNumberingAfterBreak="0">
+    <w:nsid w:val="0E1E500F"/>
+    <w:multiLevelType w:val="multilevel"/>
+    <w:tmpl w:val="09D0B952"/>
+    <w:lvl w:ilvl="0">
+      <w:start w:val="1"/>
+      <w:numFmt w:val="bullet"/>
+      <w:lvlText w:val=""/>
+      <w:lvlJc w:val="left"/>
+      <w:pPr>
+        <w:tabs>
+          <w:tab w:val="num" w:pos="720"/>
+        </w:tabs>
+        <w:ind w:left="720" w:hanging="360"/>
+      </w:pPr>
+      <w:rPr>
+        <w:rFonts w:ascii="Symbol" w:hAnsi="Symbol" w:hint="default"/>
+        <w:sz w:val="20"/>
+      </w:rPr>
+    </w:lvl>
+    <w:lvl w:ilvl="1" w:tentative="1">
+      <w:start w:val="1"/>
+      <w:numFmt w:val="bullet"/>
+      <w:lvlText w:val="o"/>
+      <w:lvlJc w:val="left"/>
+      <w:pPr>
+        <w:tabs>
+          <w:tab w:val="num" w:pos="1440"/>
+        </w:tabs>
+        <w:ind w:left="1440" w:hanging="360"/>
+      </w:pPr>
+      <w:rPr>
+        <w:rFonts w:ascii="Courier New" w:hAnsi="Courier New" w:hint="default"/>
+        <w:sz w:val="20"/>
+      </w:rPr>
+    </w:lvl>
+    <w:lvl w:ilvl="2" w:tentative="1">
+      <w:start w:val="1"/>
+      <w:numFmt w:val="bullet"/>
+      <w:lvlText w:val=""/>
+      <w:lvlJc w:val="left"/>
+      <w:pPr>
+        <w:tabs>
+          <w:tab w:val="num" w:pos="2160"/>
+        </w:tabs>
+        <w:ind w:left="2160" w:hanging="360"/>
+      </w:pPr>
+      <w:rPr>
+        <w:rFonts w:ascii="Wingdings" w:hAnsi="Wingdings" w:hint="default"/>
+        <w:sz w:val="20"/>
+      </w:rPr>
+    </w:lvl>
+    <w:lvl w:ilvl="3" w:tentative="1">
+      <w:start w:val="1"/>
+      <w:numFmt w:val="bullet"/>
+      <w:lvlText w:val=""/>
+      <w:lvlJc w:val="left"/>
+      <w:pPr>
+        <w:tabs>
+          <w:tab w:val="num" w:pos="2880"/>
+        </w:tabs>
+        <w:ind w:left="2880" w:hanging="360"/>
+      </w:pPr>
+      <w:rPr>
+        <w:rFonts w:ascii="Wingdings" w:hAnsi="Wingdings" w:hint="default"/>
+        <w:sz w:val="20"/>
+      </w:rPr>
+    </w:lvl>
+    <w:lvl w:ilvl="4" w:tentative="1">
+      <w:start w:val="1"/>
+      <w:numFmt w:val="bullet"/>
+      <w:lvlText w:val=""/>
+      <w:lvlJc w:val="left"/>
+      <w:pPr>
+        <w:tabs>
+          <w:tab w:val="num" w:pos="3600"/>
+        </w:tabs>
+        <w:ind w:left="3600" w:hanging="360"/>
+      </w:pPr>
+      <w:rPr>
+        <w:rFonts w:ascii="Wingdings" w:hAnsi="Wingdings" w:hint="default"/>
+        <w:sz w:val="20"/>
+      </w:rPr>
+    </w:lvl>
+    <w:lvl w:ilvl="5" w:tentative="1">
+      <w:start w:val="1"/>
+      <w:numFmt w:val="bullet"/>
+      <w:lvlText w:val=""/>
+      <w:lvlJc w:val="left"/>
+      <w:pPr>
+        <w:tabs>
+          <w:tab w:val="num" w:pos="4320"/>
+        </w:tabs>
+        <w:ind w:left="4320" w:hanging="360"/>
+      </w:pPr>
+      <w:rPr>
+        <w:rFonts w:ascii="Wingdings" w:hAnsi="Wingdings" w:hint="default"/>
+        <w:sz w:val="20"/>
+      </w:rPr>
+    </w:lvl>
+    <w:lvl w:ilvl="6" w:tentative="1">
+      <w:start w:val="1"/>
+      <w:numFmt w:val="bullet"/>
+      <w:lvlText w:val=""/>
+      <w:lvlJc w:val="left"/>
+      <w:pPr>
+        <w:tabs>
+          <w:tab w:val="num" w:pos="5040"/>
+        </w:tabs>
+        <w:ind w:left="5040" w:hanging="360"/>
+      </w:pPr>
+      <w:rPr>
+        <w:rFonts w:ascii="Wingdings" w:hAnsi="Wingdings" w:hint="default"/>
+        <w:sz w:val="20"/>
+      </w:rPr>
+    </w:lvl>
+    <w:lvl w:ilvl="7" w:tentative="1">
+      <w:start w:val="1"/>
+      <w:numFmt w:val="bullet"/>
+      <w:lvlText w:val=""/>
+      <w:lvlJc w:val="left"/>
+      <w:pPr>
+        <w:tabs>
+          <w:tab w:val="num" w:pos="5760"/>
+        </w:tabs>
+        <w:ind w:left="5760" w:hanging="360"/>
+      </w:pPr>
+      <w:rPr>
+        <w:rFonts w:ascii="Wingdings" w:hAnsi="Wingdings" w:hint="default"/>
+        <w:sz w:val="20"/>
+      </w:rPr>
+    </w:lvl>
+    <w:lvl w:ilvl="8" w:tentative="1">
+      <w:start w:val="1"/>
+      <w:numFmt w:val="bullet"/>
+      <w:lvlText w:val=""/>
+      <w:lvlJc w:val="left"/>
+      <w:pPr>
+        <w:tabs>
+          <w:tab w:val="num" w:pos="6480"/>
+        </w:tabs>
+        <w:ind w:left="6480" w:hanging="360"/>
+      </w:pPr>
+      <w:rPr>
+        <w:rFonts w:ascii="Wingdings" w:hAnsi="Wingdings" w:hint="default"/>
+        <w:sz w:val="20"/>
+      </w:rPr>
+    </w:lvl>
+  </w:abstractNum>
+  <w:abstractNum w:abstractNumId="2" w15:restartNumberingAfterBreak="0">
+    <w:nsid w:val="2C550320"/>
+    <w:multiLevelType w:val="multilevel"/>
+    <w:tmpl w:val="1B04DBEE"/>
+    <w:lvl w:ilvl="0">
+      <w:start w:val="1"/>
+      <w:numFmt w:val="bullet"/>
+      <w:lvlText w:val=""/>
+      <w:lvlJc w:val="left"/>
+      <w:pPr>
+        <w:tabs>
+          <w:tab w:val="num" w:pos="720"/>
+        </w:tabs>
+        <w:ind w:left="720" w:hanging="360"/>
+      </w:pPr>
+      <w:rPr>
+        <w:rFonts w:ascii="Symbol" w:hAnsi="Symbol" w:hint="default"/>
+        <w:sz w:val="20"/>
+      </w:rPr>
+    </w:lvl>
+    <w:lvl w:ilvl="1" w:tentative="1">
+      <w:start w:val="1"/>
+      <w:numFmt w:val="bullet"/>
+      <w:lvlText w:val="o"/>
+      <w:lvlJc w:val="left"/>
+      <w:pPr>
+        <w:tabs>
+          <w:tab w:val="num" w:pos="1440"/>
+        </w:tabs>
+        <w:ind w:left="1440" w:hanging="360"/>
+      </w:pPr>
+      <w:rPr>
+        <w:rFonts w:ascii="Courier New" w:hAnsi="Courier New" w:hint="default"/>
+        <w:sz w:val="20"/>
+      </w:rPr>
+    </w:lvl>
+    <w:lvl w:ilvl="2" w:tentative="1">
+      <w:start w:val="1"/>
+      <w:numFmt w:val="bullet"/>
+      <w:lvlText w:val=""/>
+      <w:lvlJc w:val="left"/>
+      <w:pPr>
+        <w:tabs>
+          <w:tab w:val="num" w:pos="2160"/>
+        </w:tabs>
+        <w:ind w:left="2160" w:hanging="360"/>
+      </w:pPr>
+      <w:rPr>
+        <w:rFonts w:ascii="Wingdings" w:hAnsi="Wingdings" w:hint="default"/>
+        <w:sz w:val="20"/>
+      </w:rPr>
+    </w:lvl>
+    <w:lvl w:ilvl="3" w:tentative="1">
+      <w:start w:val="1"/>
+      <w:numFmt w:val="bullet"/>
+      <w:lvlText w:val=""/>
+      <w:lvlJc w:val="left"/>
+      <w:pPr>
+        <w:tabs>
+          <w:tab w:val="num" w:pos="2880"/>
+        </w:tabs>
+        <w:ind w:left="2880" w:hanging="360"/>
+      </w:pPr>
+      <w:rPr>
+        <w:rFonts w:ascii="Wingdings" w:hAnsi="Wingdings" w:hint="default"/>
+        <w:sz w:val="20"/>
+      </w:rPr>
+    </w:lvl>
+    <w:lvl w:ilvl="4" w:tentative="1">
+      <w:start w:val="1"/>
+      <w:numFmt w:val="bullet"/>
+      <w:lvlText w:val=""/>
+      <w:lvlJc w:val="left"/>
+      <w:pPr>
+        <w:tabs>
+          <w:tab w:val="num" w:pos="3600"/>
+        </w:tabs>
+        <w:ind w:left="3600" w:hanging="360"/>
+      </w:pPr>
+      <w:rPr>
+        <w:rFonts w:ascii="Wingdings" w:hAnsi="Wingdings" w:hint="default"/>
+        <w:sz w:val="20"/>
+      </w:rPr>
+    </w:lvl>
+    <w:lvl w:ilvl="5" w:tentative="1">
+      <w:start w:val="1"/>
+      <w:numFmt w:val="bullet"/>
+      <w:lvlText w:val=""/>
+      <w:lvlJc w:val="left"/>
+      <w:pPr>
+        <w:tabs>
+          <w:tab w:val="num" w:pos="4320"/>
+        </w:tabs>
+        <w:ind w:left="4320" w:hanging="360"/>
+      </w:pPr>
+      <w:rPr>
+        <w:rFonts w:ascii="Wingdings" w:hAnsi="Wingdings" w:hint="default"/>
+        <w:sz w:val="20"/>
+      </w:rPr>
+    </w:lvl>
+    <w:lvl w:ilvl="6" w:tentative="1">
+      <w:start w:val="1"/>
+      <w:numFmt w:val="bullet"/>
+      <w:lvlText w:val=""/>
+      <w:lvlJc w:val="left"/>
+      <w:pPr>
+        <w:tabs>
+          <w:tab w:val="num" w:pos="5040"/>
+        </w:tabs>
+        <w:ind w:left="5040" w:hanging="360"/>
+      </w:pPr>
+      <w:rPr>
+        <w:rFonts w:ascii="Wingdings" w:hAnsi="Wingdings" w:hint="default"/>
+        <w:sz w:val="20"/>
+      </w:rPr>
+    </w:lvl>
+    <w:lvl w:ilvl="7" w:tentative="1">
+      <w:start w:val="1"/>
+      <w:numFmt w:val="bullet"/>
+      <w:lvlText w:val=""/>
+      <w:lvlJc w:val="left"/>
+      <w:pPr>
+        <w:tabs>
+          <w:tab w:val="num" w:pos="5760"/>
+        </w:tabs>
+        <w:ind w:left="5760" w:hanging="360"/>
+      </w:pPr>
+      <w:rPr>
+        <w:rFonts w:ascii="Wingdings" w:hAnsi="Wingdings" w:hint="default"/>
+        <w:sz w:val="20"/>
+      </w:rPr>
+    </w:lvl>
+    <w:lvl w:ilvl="8" w:tentative="1">
+      <w:start w:val="1"/>
+      <w:numFmt w:val="bullet"/>
+      <w:lvlText w:val=""/>
+      <w:lvlJc w:val="left"/>
+      <w:pPr>
+        <w:tabs>
+          <w:tab w:val="num" w:pos="6480"/>
+        </w:tabs>
+        <w:ind w:left="6480" w:hanging="360"/>
+      </w:pPr>
+      <w:rPr>
+        <w:rFonts w:ascii="Wingdings" w:hAnsi="Wingdings" w:hint="default"/>
+        <w:sz w:val="20"/>
+      </w:rPr>
+    </w:lvl>
+  </w:abstractNum>
+  <w:abstractNum w:abstractNumId="3" w15:restartNumberingAfterBreak="0">
+    <w:nsid w:val="2C613403"/>
+    <w:multiLevelType w:val="multilevel"/>
+    <w:tmpl w:val="1AD00A30"/>
+    <w:lvl w:ilvl="0">
+      <w:start w:val="1"/>
+      <w:numFmt w:val="bullet"/>
+      <w:lvlText w:val=""/>
+      <w:lvlJc w:val="left"/>
+      <w:pPr>
+        <w:tabs>
+          <w:tab w:val="num" w:pos="720"/>
+        </w:tabs>
+        <w:ind w:left="720" w:hanging="360"/>
+      </w:pPr>
+      <w:rPr>
+        <w:rFonts w:ascii="Symbol" w:hAnsi="Symbol" w:hint="default"/>
+        <w:sz w:val="20"/>
+      </w:rPr>
+    </w:lvl>
+    <w:lvl w:ilvl="1" w:tentative="1">
+      <w:start w:val="1"/>
+      <w:numFmt w:val="bullet"/>
+      <w:lvlText w:val="o"/>
+      <w:lvlJc w:val="left"/>
+      <w:pPr>
+        <w:tabs>
+          <w:tab w:val="num" w:pos="1440"/>
+        </w:tabs>
+        <w:ind w:left="1440" w:hanging="360"/>
+      </w:pPr>
+      <w:rPr>
+        <w:rFonts w:ascii="Courier New" w:hAnsi="Courier New" w:hint="default"/>
+        <w:sz w:val="20"/>
+      </w:rPr>
+    </w:lvl>
+    <w:lvl w:ilvl="2" w:tentative="1">
+      <w:start w:val="1"/>
+      <w:numFmt w:val="bullet"/>
+      <w:lvlText w:val=""/>
+      <w:lvlJc w:val="left"/>
+      <w:pPr>
+        <w:tabs>
+          <w:tab w:val="num" w:pos="2160"/>
+        </w:tabs>
+        <w:ind w:left="2160" w:hanging="360"/>
+      </w:pPr>
+      <w:rPr>
+        <w:rFonts w:ascii="Wingdings" w:hAnsi="Wingdings" w:hint="default"/>
+        <w:sz w:val="20"/>
+      </w:rPr>
+    </w:lvl>
+    <w:lvl w:ilvl="3" w:tentative="1">
+      <w:start w:val="1"/>
+      <w:numFmt w:val="bullet"/>
+      <w:lvlText w:val=""/>
+      <w:lvlJc w:val="left"/>
+      <w:pPr>
+        <w:tabs>
+          <w:tab w:val="num" w:pos="2880"/>
+        </w:tabs>
+        <w:ind w:left="2880" w:hanging="360"/>
+      </w:pPr>
+      <w:rPr>
+        <w:rFonts w:ascii="Wingdings" w:hAnsi="Wingdings" w:hint="default"/>
+        <w:sz w:val="20"/>
+      </w:rPr>
+    </w:lvl>
+    <w:lvl w:ilvl="4" w:tentative="1">
+      <w:start w:val="1"/>
+      <w:numFmt w:val="bullet"/>
+      <w:lvlText w:val=""/>
+      <w:lvlJc w:val="left"/>
+      <w:pPr>
+        <w:tabs>
+          <w:tab w:val="num" w:pos="3600"/>
+        </w:tabs>
+        <w:ind w:left="3600" w:hanging="360"/>
+      </w:pPr>
+      <w:rPr>
+        <w:rFonts w:ascii="Wingdings" w:hAnsi="Wingdings" w:hint="default"/>
+        <w:sz w:val="20"/>
+      </w:rPr>
+    </w:lvl>
+    <w:lvl w:ilvl="5" w:tentative="1">
+      <w:start w:val="1"/>
+      <w:numFmt w:val="bullet"/>
+      <w:lvlText w:val=""/>
+      <w:lvlJc w:val="left"/>
+      <w:pPr>
+        <w:tabs>
+          <w:tab w:val="num" w:pos="4320"/>
+        </w:tabs>
+        <w:ind w:left="4320" w:hanging="360"/>
+      </w:pPr>
+      <w:rPr>
+        <w:rFonts w:ascii="Wingdings" w:hAnsi="Wingdings" w:hint="default"/>
+        <w:sz w:val="20"/>
+      </w:rPr>
+    </w:lvl>
+    <w:lvl w:ilvl="6" w:tentative="1">
+      <w:start w:val="1"/>
+      <w:numFmt w:val="bullet"/>
+      <w:lvlText w:val=""/>
+      <w:lvlJc w:val="left"/>
+      <w:pPr>
+        <w:tabs>
+          <w:tab w:val="num" w:pos="5040"/>
+        </w:tabs>
+        <w:ind w:left="5040" w:hanging="360"/>
+      </w:pPr>
+      <w:rPr>
+        <w:rFonts w:ascii="Wingdings" w:hAnsi="Wingdings" w:hint="default"/>
+        <w:sz w:val="20"/>
+      </w:rPr>
+    </w:lvl>
+    <w:lvl w:ilvl="7" w:tentative="1">
+      <w:start w:val="1"/>
+      <w:numFmt w:val="bullet"/>
+      <w:lvlText w:val=""/>
+      <w:lvlJc w:val="left"/>
+      <w:pPr>
+        <w:tabs>
+          <w:tab w:val="num" w:pos="5760"/>
+        </w:tabs>
+        <w:ind w:left="5760" w:hanging="360"/>
+      </w:pPr>
+      <w:rPr>
+        <w:rFonts w:ascii="Wingdings" w:hAnsi="Wingdings" w:hint="default"/>
+        <w:sz w:val="20"/>
+      </w:rPr>
+    </w:lvl>
+    <w:lvl w:ilvl="8" w:tentative="1">
+      <w:start w:val="1"/>
+      <w:numFmt w:val="bullet"/>
+      <w:lvlText w:val=""/>
+      <w:lvlJc w:val="left"/>
+      <w:pPr>
+        <w:tabs>
+          <w:tab w:val="num" w:pos="6480"/>
+        </w:tabs>
+        <w:ind w:left="6480" w:hanging="360"/>
+      </w:pPr>
+      <w:rPr>
+        <w:rFonts w:ascii="Wingdings" w:hAnsi="Wingdings" w:hint="default"/>
+        <w:sz w:val="20"/>
+      </w:rPr>
+    </w:lvl>
+  </w:abstractNum>
+  <w:abstractNum w:abstractNumId="4" w15:restartNumberingAfterBreak="0">
+    <w:nsid w:val="31C34198"/>
+    <w:multiLevelType w:val="multilevel"/>
+    <w:tmpl w:val="1D2A28FC"/>
+    <w:lvl w:ilvl="0">
+      <w:start w:val="1"/>
+      <w:numFmt w:val="decimal"/>
+      <w:lvlText w:val="%1."/>
+      <w:lvlJc w:val="left"/>
+      <w:pPr>
+        <w:tabs>
+          <w:tab w:val="num" w:pos="720"/>
+        </w:tabs>
+        <w:ind w:left="720" w:hanging="360"/>
+      </w:pPr>
+    </w:lvl>
+    <w:lvl w:ilvl="1" w:tentative="1">
+      <w:start w:val="1"/>
+      <w:numFmt w:val="decimal"/>
+      <w:lvlText w:val="%2."/>
+      <w:lvlJc w:val="left"/>
+      <w:pPr>
+        <w:tabs>
+          <w:tab w:val="num" w:pos="1440"/>
+        </w:tabs>
+        <w:ind w:left="1440" w:hanging="360"/>
+      </w:pPr>
+    </w:lvl>
+    <w:lvl w:ilvl="2" w:tentative="1">
+      <w:start w:val="1"/>
+      <w:numFmt w:val="decimal"/>
+      <w:lvlText w:val="%3."/>
+      <w:lvlJc w:val="left"/>
+      <w:pPr>
+        <w:tabs>
+          <w:tab w:val="num" w:pos="2160"/>
+        </w:tabs>
+        <w:ind w:left="2160" w:hanging="360"/>
+      </w:pPr>
+    </w:lvl>
+    <w:lvl w:ilvl="3" w:tentative="1">
+      <w:start w:val="1"/>
+      <w:numFmt w:val="decimal"/>
+      <w:lvlText w:val="%4."/>
+      <w:lvlJc w:val="left"/>
+      <w:pPr>
+        <w:tabs>
+          <w:tab w:val="num" w:pos="2880"/>
+        </w:tabs>
+        <w:ind w:left="2880" w:hanging="360"/>
+      </w:pPr>
+    </w:lvl>
+    <w:lvl w:ilvl="4" w:tentative="1">
+      <w:start w:val="1"/>
+      <w:numFmt w:val="decimal"/>
+      <w:lvlText w:val="%5."/>
+      <w:lvlJc w:val="left"/>
+      <w:pPr>
+        <w:tabs>
+          <w:tab w:val="num" w:pos="3600"/>
+        </w:tabs>
+        <w:ind w:left="3600" w:hanging="360"/>
+      </w:pPr>
+    </w:lvl>
+    <w:lvl w:ilvl="5" w:tentative="1">
+      <w:start w:val="1"/>
+      <w:numFmt w:val="decimal"/>
+      <w:lvlText w:val="%6."/>
+      <w:lvlJc w:val="left"/>
+      <w:pPr>
+        <w:tabs>
+          <w:tab w:val="num" w:pos="4320"/>
+        </w:tabs>
+        <w:ind w:left="4320" w:hanging="360"/>
+      </w:pPr>
+    </w:lvl>
+    <w:lvl w:ilvl="6" w:tentative="1">
+      <w:start w:val="1"/>
+      <w:numFmt w:val="decimal"/>
+      <w:lvlText w:val="%7."/>
+      <w:lvlJc w:val="left"/>
+      <w:pPr>
+        <w:tabs>
+          <w:tab w:val="num" w:pos="5040"/>
+        </w:tabs>
+        <w:ind w:left="5040" w:hanging="360"/>
+      </w:pPr>
+    </w:lvl>
+    <w:lvl w:ilvl="7" w:tentative="1">
+      <w:start w:val="1"/>
+      <w:numFmt w:val="decimal"/>
+      <w:lvlText w:val="%8."/>
+      <w:lvlJc w:val="left"/>
+      <w:pPr>
+        <w:tabs>
+          <w:tab w:val="num" w:pos="5760"/>
+        </w:tabs>
+        <w:ind w:left="5760" w:hanging="360"/>
+      </w:pPr>
+    </w:lvl>
+    <w:lvl w:ilvl="8" w:tentative="1">
+      <w:start w:val="1"/>
+      <w:numFmt w:val="decimal"/>
+      <w:lvlText w:val="%9."/>
+      <w:lvlJc w:val="left"/>
+      <w:pPr>
+        <w:tabs>
+          <w:tab w:val="num" w:pos="6480"/>
+        </w:tabs>
+        <w:ind w:left="6480" w:hanging="360"/>
+      </w:pPr>
+    </w:lvl>
+  </w:abstractNum>
+  <w:abstractNum w:abstractNumId="5" w15:restartNumberingAfterBreak="0">
+    <w:nsid w:val="31E8495B"/>
+    <w:multiLevelType w:val="multilevel"/>
+    <w:tmpl w:val="E97E252A"/>
+    <w:lvl w:ilvl="0">
+      <w:start w:val="1"/>
+      <w:numFmt w:val="bullet"/>
+      <w:lvlText w:val=""/>
+      <w:lvlJc w:val="left"/>
+      <w:pPr>
+        <w:tabs>
+          <w:tab w:val="num" w:pos="720"/>
+        </w:tabs>
+        <w:ind w:left="720" w:hanging="360"/>
+      </w:pPr>
+      <w:rPr>
+        <w:rFonts w:ascii="Symbol" w:hAnsi="Symbol" w:hint="default"/>
+        <w:sz w:val="20"/>
+      </w:rPr>
+    </w:lvl>
+    <w:lvl w:ilvl="1" w:tentative="1">
+      <w:start w:val="1"/>
+      <w:numFmt w:val="bullet"/>
+      <w:lvlText w:val="o"/>
+      <w:lvlJc w:val="left"/>
+      <w:pPr>
+        <w:tabs>
+          <w:tab w:val="num" w:pos="1440"/>
+        </w:tabs>
+        <w:ind w:left="1440" w:hanging="360"/>
+      </w:pPr>
+      <w:rPr>
+        <w:rFonts w:ascii="Courier New" w:hAnsi="Courier New" w:hint="default"/>
+        <w:sz w:val="20"/>
+      </w:rPr>
+    </w:lvl>
+    <w:lvl w:ilvl="2" w:tentative="1">
+      <w:start w:val="1"/>
+      <w:numFmt w:val="bullet"/>
+      <w:lvlText w:val=""/>
+      <w:lvlJc w:val="left"/>
+      <w:pPr>
+        <w:tabs>
+          <w:tab w:val="num" w:pos="2160"/>
+        </w:tabs>
+        <w:ind w:left="2160" w:hanging="360"/>
+      </w:pPr>
+      <w:rPr>
+        <w:rFonts w:ascii="Wingdings" w:hAnsi="Wingdings" w:hint="default"/>
+        <w:sz w:val="20"/>
+      </w:rPr>
+    </w:lvl>
+    <w:lvl w:ilvl="3" w:tentative="1">
+      <w:start w:val="1"/>
+      <w:numFmt w:val="bullet"/>
+      <w:lvlText w:val=""/>
+      <w:lvlJc w:val="left"/>
+      <w:pPr>
+        <w:tabs>
+          <w:tab w:val="num" w:pos="2880"/>
+        </w:tabs>
+        <w:ind w:left="2880" w:hanging="360"/>
+      </w:pPr>
+      <w:rPr>
+        <w:rFonts w:ascii="Wingdings" w:hAnsi="Wingdings" w:hint="default"/>
+        <w:sz w:val="20"/>
+      </w:rPr>
+    </w:lvl>
+    <w:lvl w:ilvl="4" w:tentative="1">
+      <w:start w:val="1"/>
+      <w:numFmt w:val="bullet"/>
+      <w:lvlText w:val=""/>
+      <w:lvlJc w:val="left"/>
+      <w:pPr>
+        <w:tabs>
+          <w:tab w:val="num" w:pos="3600"/>
+        </w:tabs>
+        <w:ind w:left="3600" w:hanging="360"/>
+      </w:pPr>
+      <w:rPr>
+        <w:rFonts w:ascii="Wingdings" w:hAnsi="Wingdings" w:hint="default"/>
+        <w:sz w:val="20"/>
+      </w:rPr>
+    </w:lvl>
+    <w:lvl w:ilvl="5" w:tentative="1">
+      <w:start w:val="1"/>
+      <w:numFmt w:val="bullet"/>
+      <w:lvlText w:val=""/>
+      <w:lvlJc w:val="left"/>
+      <w:pPr>
+        <w:tabs>
+          <w:tab w:val="num" w:pos="4320"/>
+        </w:tabs>
+        <w:ind w:left="4320" w:hanging="360"/>
+      </w:pPr>
+      <w:rPr>
+        <w:rFonts w:ascii="Wingdings" w:hAnsi="Wingdings" w:hint="default"/>
+        <w:sz w:val="20"/>
+      </w:rPr>
+    </w:lvl>
+    <w:lvl w:ilvl="6" w:tentative="1">
+      <w:start w:val="1"/>
+      <w:numFmt w:val="bullet"/>
+      <w:lvlText w:val=""/>
+      <w:lvlJc w:val="left"/>
+      <w:pPr>
+        <w:tabs>
+          <w:tab w:val="num" w:pos="5040"/>
+        </w:tabs>
+        <w:ind w:left="5040" w:hanging="360"/>
+      </w:pPr>
+      <w:rPr>
+        <w:rFonts w:ascii="Wingdings" w:hAnsi="Wingdings" w:hint="default"/>
+        <w:sz w:val="20"/>
+      </w:rPr>
+    </w:lvl>
+    <w:lvl w:ilvl="7" w:tentative="1">
+      <w:start w:val="1"/>
+      <w:numFmt w:val="bullet"/>
+      <w:lvlText w:val=""/>
+      <w:lvlJc w:val="left"/>
+      <w:pPr>
+        <w:tabs>
+          <w:tab w:val="num" w:pos="5760"/>
+        </w:tabs>
+        <w:ind w:left="5760" w:hanging="360"/>
+      </w:pPr>
+      <w:rPr>
+        <w:rFonts w:ascii="Wingdings" w:hAnsi="Wingdings" w:hint="default"/>
+        <w:sz w:val="20"/>
+      </w:rPr>
+    </w:lvl>
+    <w:lvl w:ilvl="8" w:tentative="1">
+      <w:start w:val="1"/>
+      <w:numFmt w:val="bullet"/>
+      <w:lvlText w:val=""/>
+      <w:lvlJc w:val="left"/>
+      <w:pPr>
+        <w:tabs>
+          <w:tab w:val="num" w:pos="6480"/>
+        </w:tabs>
+        <w:ind w:left="6480" w:hanging="360"/>
+      </w:pPr>
+      <w:rPr>
+        <w:rFonts w:ascii="Wingdings" w:hAnsi="Wingdings" w:hint="default"/>
+        <w:sz w:val="20"/>
+      </w:rPr>
+    </w:lvl>
+  </w:abstractNum>
+  <w:abstractNum w:abstractNumId="6" w15:restartNumberingAfterBreak="0">
+    <w:nsid w:val="36A05635"/>
+    <w:multiLevelType w:val="multilevel"/>
+    <w:tmpl w:val="DA0ED39E"/>
+    <w:lvl w:ilvl="0">
+      <w:start w:val="1"/>
+      <w:numFmt w:val="bullet"/>
+      <w:lvlText w:val=""/>
+      <w:lvlJc w:val="left"/>
+      <w:pPr>
+        <w:tabs>
+          <w:tab w:val="num" w:pos="720"/>
+        </w:tabs>
+        <w:ind w:left="720" w:hanging="360"/>
+      </w:pPr>
+      <w:rPr>
+        <w:rFonts w:ascii="Symbol" w:hAnsi="Symbol" w:hint="default"/>
+        <w:sz w:val="20"/>
+      </w:rPr>
+    </w:lvl>
+    <w:lvl w:ilvl="1" w:tentative="1">
+      <w:start w:val="1"/>
+      <w:numFmt w:val="bullet"/>
+      <w:lvlText w:val="o"/>
+      <w:lvlJc w:val="left"/>
+      <w:pPr>
+        <w:tabs>
+          <w:tab w:val="num" w:pos="1440"/>
+        </w:tabs>
+        <w:ind w:left="1440" w:hanging="360"/>
+      </w:pPr>
+      <w:rPr>
+        <w:rFonts w:ascii="Courier New" w:hAnsi="Courier New" w:hint="default"/>
+        <w:sz w:val="20"/>
+      </w:rPr>
+    </w:lvl>
+    <w:lvl w:ilvl="2" w:tentative="1">
+      <w:start w:val="1"/>
+      <w:numFmt w:val="bullet"/>
+      <w:lvlText w:val=""/>
+      <w:lvlJc w:val="left"/>
+      <w:pPr>
+        <w:tabs>
+          <w:tab w:val="num" w:pos="2160"/>
+        </w:tabs>
+        <w:ind w:left="2160" w:hanging="360"/>
+      </w:pPr>
+      <w:rPr>
+        <w:rFonts w:ascii="Wingdings" w:hAnsi="Wingdings" w:hint="default"/>
+        <w:sz w:val="20"/>
+      </w:rPr>
+    </w:lvl>
+    <w:lvl w:ilvl="3" w:tentative="1">
+      <w:start w:val="1"/>
+      <w:numFmt w:val="bullet"/>
+      <w:lvlText w:val=""/>
+      <w:lvlJc w:val="left"/>
+      <w:pPr>
+        <w:tabs>
+          <w:tab w:val="num" w:pos="2880"/>
+        </w:tabs>
+        <w:ind w:left="2880" w:hanging="360"/>
+      </w:pPr>
+      <w:rPr>
+        <w:rFonts w:ascii="Wingdings" w:hAnsi="Wingdings" w:hint="default"/>
+        <w:sz w:val="20"/>
+      </w:rPr>
+    </w:lvl>
+    <w:lvl w:ilvl="4" w:tentative="1">
+      <w:start w:val="1"/>
+      <w:numFmt w:val="bullet"/>
+      <w:lvlText w:val=""/>
+      <w:lvlJc w:val="left"/>
+      <w:pPr>
+        <w:tabs>
+          <w:tab w:val="num" w:pos="3600"/>
+        </w:tabs>
+        <w:ind w:left="3600" w:hanging="360"/>
+      </w:pPr>
+      <w:rPr>
+        <w:rFonts w:ascii="Wingdings" w:hAnsi="Wingdings" w:hint="default"/>
+        <w:sz w:val="20"/>
+      </w:rPr>
+    </w:lvl>
+    <w:lvl w:ilvl="5" w:tentative="1">
+      <w:start w:val="1"/>
+      <w:numFmt w:val="bullet"/>
+      <w:lvlText w:val=""/>
+      <w:lvlJc w:val="left"/>
+      <w:pPr>
+        <w:tabs>
+          <w:tab w:val="num" w:pos="4320"/>
+        </w:tabs>
+        <w:ind w:left="4320" w:hanging="360"/>
+      </w:pPr>
+      <w:rPr>
+        <w:rFonts w:ascii="Wingdings" w:hAnsi="Wingdings" w:hint="default"/>
+        <w:sz w:val="20"/>
+      </w:rPr>
+    </w:lvl>
+    <w:lvl w:ilvl="6" w:tentative="1">
+      <w:start w:val="1"/>
+      <w:numFmt w:val="bullet"/>
+      <w:lvlText w:val=""/>
+      <w:lvlJc w:val="left"/>
+      <w:pPr>
+        <w:tabs>
+          <w:tab w:val="num" w:pos="5040"/>
+        </w:tabs>
+        <w:ind w:left="5040" w:hanging="360"/>
+      </w:pPr>
+      <w:rPr>
+        <w:rFonts w:ascii="Wingdings" w:hAnsi="Wingdings" w:hint="default"/>
+        <w:sz w:val="20"/>
+      </w:rPr>
+    </w:lvl>
+    <w:lvl w:ilvl="7" w:tentative="1">
+      <w:start w:val="1"/>
+      <w:numFmt w:val="bullet"/>
+      <w:lvlText w:val=""/>
+      <w:lvlJc w:val="left"/>
+      <w:pPr>
+        <w:tabs>
+          <w:tab w:val="num" w:pos="5760"/>
+        </w:tabs>
+        <w:ind w:left="5760" w:hanging="360"/>
+      </w:pPr>
+      <w:rPr>
+        <w:rFonts w:ascii="Wingdings" w:hAnsi="Wingdings" w:hint="default"/>
+        <w:sz w:val="20"/>
+      </w:rPr>
+    </w:lvl>
+    <w:lvl w:ilvl="8" w:tentative="1">
+      <w:start w:val="1"/>
+      <w:numFmt w:val="bullet"/>
+      <w:lvlText w:val=""/>
+      <w:lvlJc w:val="left"/>
+      <w:pPr>
+        <w:tabs>
+          <w:tab w:val="num" w:pos="6480"/>
+        </w:tabs>
+        <w:ind w:left="6480" w:hanging="360"/>
+      </w:pPr>
+      <w:rPr>
+        <w:rFonts w:ascii="Wingdings" w:hAnsi="Wingdings" w:hint="default"/>
+        <w:sz w:val="20"/>
+      </w:rPr>
+    </w:lvl>
+  </w:abstractNum>
+  <w:abstractNum w:abstractNumId="7" w15:restartNumberingAfterBreak="0">
     <w:nsid w:val="46DA553F"/>
     <w:multiLevelType w:val="multilevel"/>
     <w:tmpl w:val="3C805B9E"/>
@@ -1252,10 +8561,122 @@
       </w:pPr>
     </w:lvl>
   </w:abstractNum>
-  <w:abstractNum w:abstractNumId="1" w15:restartNumberingAfterBreak="0">
-    <w:nsid w:val="50B73E3B"/>
+  <w:abstractNum w:abstractNumId="8" w15:restartNumberingAfterBreak="0">
+    <w:nsid w:val="4FD55FD5"/>
+    <w:multiLevelType w:val="hybridMultilevel"/>
+    <w:tmpl w:val="EA38EE4C"/>
+    <w:lvl w:ilvl="0" w:tplc="4506773E">
+      <w:numFmt w:val="bullet"/>
+      <w:lvlText w:val="-"/>
+      <w:lvlJc w:val="left"/>
+      <w:pPr>
+        <w:ind w:left="720" w:hanging="360"/>
+      </w:pPr>
+      <w:rPr>
+        <w:rFonts w:ascii="Calibri" w:eastAsiaTheme="minorHAnsi" w:hAnsi="Calibri" w:cs="Calibri" w:hint="default"/>
+      </w:rPr>
+    </w:lvl>
+    <w:lvl w:ilvl="1" w:tplc="04030003" w:tentative="1">
+      <w:start w:val="1"/>
+      <w:numFmt w:val="bullet"/>
+      <w:lvlText w:val="o"/>
+      <w:lvlJc w:val="left"/>
+      <w:pPr>
+        <w:ind w:left="1440" w:hanging="360"/>
+      </w:pPr>
+      <w:rPr>
+        <w:rFonts w:ascii="Courier New" w:hAnsi="Courier New" w:cs="Courier New" w:hint="default"/>
+      </w:rPr>
+    </w:lvl>
+    <w:lvl w:ilvl="2" w:tplc="04030005" w:tentative="1">
+      <w:start w:val="1"/>
+      <w:numFmt w:val="bullet"/>
+      <w:lvlText w:val=""/>
+      <w:lvlJc w:val="left"/>
+      <w:pPr>
+        <w:ind w:left="2160" w:hanging="360"/>
+      </w:pPr>
+      <w:rPr>
+        <w:rFonts w:ascii="Wingdings" w:hAnsi="Wingdings" w:hint="default"/>
+      </w:rPr>
+    </w:lvl>
+    <w:lvl w:ilvl="3" w:tplc="04030001" w:tentative="1">
+      <w:start w:val="1"/>
+      <w:numFmt w:val="bullet"/>
+      <w:lvlText w:val=""/>
+      <w:lvlJc w:val="left"/>
+      <w:pPr>
+        <w:ind w:left="2880" w:hanging="360"/>
+      </w:pPr>
+      <w:rPr>
+        <w:rFonts w:ascii="Symbol" w:hAnsi="Symbol" w:hint="default"/>
+      </w:rPr>
+    </w:lvl>
+    <w:lvl w:ilvl="4" w:tplc="04030003" w:tentative="1">
+      <w:start w:val="1"/>
+      <w:numFmt w:val="bullet"/>
+      <w:lvlText w:val="o"/>
+      <w:lvlJc w:val="left"/>
+      <w:pPr>
+        <w:ind w:left="3600" w:hanging="360"/>
+      </w:pPr>
+      <w:rPr>
+        <w:rFonts w:ascii="Courier New" w:hAnsi="Courier New" w:cs="Courier New" w:hint="default"/>
+      </w:rPr>
+    </w:lvl>
+    <w:lvl w:ilvl="5" w:tplc="04030005" w:tentative="1">
+      <w:start w:val="1"/>
+      <w:numFmt w:val="bullet"/>
+      <w:lvlText w:val=""/>
+      <w:lvlJc w:val="left"/>
+      <w:pPr>
+        <w:ind w:left="4320" w:hanging="360"/>
+      </w:pPr>
+      <w:rPr>
+        <w:rFonts w:ascii="Wingdings" w:hAnsi="Wingdings" w:hint="default"/>
+      </w:rPr>
+    </w:lvl>
+    <w:lvl w:ilvl="6" w:tplc="04030001" w:tentative="1">
+      <w:start w:val="1"/>
+      <w:numFmt w:val="bullet"/>
+      <w:lvlText w:val=""/>
+      <w:lvlJc w:val="left"/>
+      <w:pPr>
+        <w:ind w:left="5040" w:hanging="360"/>
+      </w:pPr>
+      <w:rPr>
+        <w:rFonts w:ascii="Symbol" w:hAnsi="Symbol" w:hint="default"/>
+      </w:rPr>
+    </w:lvl>
+    <w:lvl w:ilvl="7" w:tplc="04030003" w:tentative="1">
+      <w:start w:val="1"/>
+      <w:numFmt w:val="bullet"/>
+      <w:lvlText w:val="o"/>
+      <w:lvlJc w:val="left"/>
+      <w:pPr>
+        <w:ind w:left="5760" w:hanging="360"/>
+      </w:pPr>
+      <w:rPr>
+        <w:rFonts w:ascii="Courier New" w:hAnsi="Courier New" w:cs="Courier New" w:hint="default"/>
+      </w:rPr>
+    </w:lvl>
+    <w:lvl w:ilvl="8" w:tplc="04030005" w:tentative="1">
+      <w:start w:val="1"/>
+      <w:numFmt w:val="bullet"/>
+      <w:lvlText w:val=""/>
+      <w:lvlJc w:val="left"/>
+      <w:pPr>
+        <w:ind w:left="6480" w:hanging="360"/>
+      </w:pPr>
+      <w:rPr>
+        <w:rFonts w:ascii="Wingdings" w:hAnsi="Wingdings" w:hint="default"/>
+      </w:rPr>
+    </w:lvl>
+  </w:abstractNum>
+  <w:abstractNum w:abstractNumId="9" w15:restartNumberingAfterBreak="0">
+    <w:nsid w:val="51B30A66"/>
     <w:multiLevelType w:val="multilevel"/>
-    <w:tmpl w:val="3C805B9E"/>
+    <w:tmpl w:val="A0905A74"/>
     <w:lvl w:ilvl="0">
       <w:start w:val="1"/>
       <w:numFmt w:val="decimal"/>
@@ -1268,15 +8689,12 @@
         <w:ind w:left="720" w:hanging="360"/>
       </w:pPr>
     </w:lvl>
-    <w:lvl w:ilvl="1" w:tentative="1">
-      <w:start w:val="1"/>
-      <w:numFmt w:val="decimal"/>
+    <w:lvl w:ilvl="1">
+      <w:start w:val="1"/>
+      <w:numFmt w:val="lowerLetter"/>
       <w:lvlText w:val="%2."/>
       <w:lvlJc w:val="left"/>
       <w:pPr>
-        <w:tabs>
-          <w:tab w:val="num" w:pos="1440"/>
-        </w:tabs>
         <w:ind w:left="1440" w:hanging="360"/>
       </w:pPr>
     </w:lvl>
@@ -1365,11 +8783,431 @@
       </w:pPr>
     </w:lvl>
   </w:abstractNum>
+  <w:abstractNum w:abstractNumId="10" w15:restartNumberingAfterBreak="0">
+    <w:nsid w:val="56E31BB1"/>
+    <w:multiLevelType w:val="multilevel"/>
+    <w:tmpl w:val="FF2A9834"/>
+    <w:lvl w:ilvl="0">
+      <w:start w:val="1"/>
+      <w:numFmt w:val="bullet"/>
+      <w:lvlText w:val=""/>
+      <w:lvlJc w:val="left"/>
+      <w:pPr>
+        <w:tabs>
+          <w:tab w:val="num" w:pos="720"/>
+        </w:tabs>
+        <w:ind w:left="720" w:hanging="360"/>
+      </w:pPr>
+      <w:rPr>
+        <w:rFonts w:ascii="Symbol" w:hAnsi="Symbol" w:hint="default"/>
+        <w:sz w:val="20"/>
+      </w:rPr>
+    </w:lvl>
+    <w:lvl w:ilvl="1" w:tentative="1">
+      <w:start w:val="1"/>
+      <w:numFmt w:val="bullet"/>
+      <w:lvlText w:val="o"/>
+      <w:lvlJc w:val="left"/>
+      <w:pPr>
+        <w:tabs>
+          <w:tab w:val="num" w:pos="1440"/>
+        </w:tabs>
+        <w:ind w:left="1440" w:hanging="360"/>
+      </w:pPr>
+      <w:rPr>
+        <w:rFonts w:ascii="Courier New" w:hAnsi="Courier New" w:hint="default"/>
+        <w:sz w:val="20"/>
+      </w:rPr>
+    </w:lvl>
+    <w:lvl w:ilvl="2" w:tentative="1">
+      <w:start w:val="1"/>
+      <w:numFmt w:val="bullet"/>
+      <w:lvlText w:val=""/>
+      <w:lvlJc w:val="left"/>
+      <w:pPr>
+        <w:tabs>
+          <w:tab w:val="num" w:pos="2160"/>
+        </w:tabs>
+        <w:ind w:left="2160" w:hanging="360"/>
+      </w:pPr>
+      <w:rPr>
+        <w:rFonts w:ascii="Wingdings" w:hAnsi="Wingdings" w:hint="default"/>
+        <w:sz w:val="20"/>
+      </w:rPr>
+    </w:lvl>
+    <w:lvl w:ilvl="3" w:tentative="1">
+      <w:start w:val="1"/>
+      <w:numFmt w:val="bullet"/>
+      <w:lvlText w:val=""/>
+      <w:lvlJc w:val="left"/>
+      <w:pPr>
+        <w:tabs>
+          <w:tab w:val="num" w:pos="2880"/>
+        </w:tabs>
+        <w:ind w:left="2880" w:hanging="360"/>
+      </w:pPr>
+      <w:rPr>
+        <w:rFonts w:ascii="Wingdings" w:hAnsi="Wingdings" w:hint="default"/>
+        <w:sz w:val="20"/>
+      </w:rPr>
+    </w:lvl>
+    <w:lvl w:ilvl="4" w:tentative="1">
+      <w:start w:val="1"/>
+      <w:numFmt w:val="bullet"/>
+      <w:lvlText w:val=""/>
+      <w:lvlJc w:val="left"/>
+      <w:pPr>
+        <w:tabs>
+          <w:tab w:val="num" w:pos="3600"/>
+        </w:tabs>
+        <w:ind w:left="3600" w:hanging="360"/>
+      </w:pPr>
+      <w:rPr>
+        <w:rFonts w:ascii="Wingdings" w:hAnsi="Wingdings" w:hint="default"/>
+        <w:sz w:val="20"/>
+      </w:rPr>
+    </w:lvl>
+    <w:lvl w:ilvl="5" w:tentative="1">
+      <w:start w:val="1"/>
+      <w:numFmt w:val="bullet"/>
+      <w:lvlText w:val=""/>
+      <w:lvlJc w:val="left"/>
+      <w:pPr>
+        <w:tabs>
+          <w:tab w:val="num" w:pos="4320"/>
+        </w:tabs>
+        <w:ind w:left="4320" w:hanging="360"/>
+      </w:pPr>
+      <w:rPr>
+        <w:rFonts w:ascii="Wingdings" w:hAnsi="Wingdings" w:hint="default"/>
+        <w:sz w:val="20"/>
+      </w:rPr>
+    </w:lvl>
+    <w:lvl w:ilvl="6" w:tentative="1">
+      <w:start w:val="1"/>
+      <w:numFmt w:val="bullet"/>
+      <w:lvlText w:val=""/>
+      <w:lvlJc w:val="left"/>
+      <w:pPr>
+        <w:tabs>
+          <w:tab w:val="num" w:pos="5040"/>
+        </w:tabs>
+        <w:ind w:left="5040" w:hanging="360"/>
+      </w:pPr>
+      <w:rPr>
+        <w:rFonts w:ascii="Wingdings" w:hAnsi="Wingdings" w:hint="default"/>
+        <w:sz w:val="20"/>
+      </w:rPr>
+    </w:lvl>
+    <w:lvl w:ilvl="7" w:tentative="1">
+      <w:start w:val="1"/>
+      <w:numFmt w:val="bullet"/>
+      <w:lvlText w:val=""/>
+      <w:lvlJc w:val="left"/>
+      <w:pPr>
+        <w:tabs>
+          <w:tab w:val="num" w:pos="5760"/>
+        </w:tabs>
+        <w:ind w:left="5760" w:hanging="360"/>
+      </w:pPr>
+      <w:rPr>
+        <w:rFonts w:ascii="Wingdings" w:hAnsi="Wingdings" w:hint="default"/>
+        <w:sz w:val="20"/>
+      </w:rPr>
+    </w:lvl>
+    <w:lvl w:ilvl="8" w:tentative="1">
+      <w:start w:val="1"/>
+      <w:numFmt w:val="bullet"/>
+      <w:lvlText w:val=""/>
+      <w:lvlJc w:val="left"/>
+      <w:pPr>
+        <w:tabs>
+          <w:tab w:val="num" w:pos="6480"/>
+        </w:tabs>
+        <w:ind w:left="6480" w:hanging="360"/>
+      </w:pPr>
+      <w:rPr>
+        <w:rFonts w:ascii="Wingdings" w:hAnsi="Wingdings" w:hint="default"/>
+        <w:sz w:val="20"/>
+      </w:rPr>
+    </w:lvl>
+  </w:abstractNum>
+  <w:abstractNum w:abstractNumId="11" w15:restartNumberingAfterBreak="0">
+    <w:nsid w:val="572E5270"/>
+    <w:multiLevelType w:val="hybridMultilevel"/>
+    <w:tmpl w:val="230E2764"/>
+    <w:lvl w:ilvl="0" w:tplc="0C0A000F">
+      <w:start w:val="1"/>
+      <w:numFmt w:val="decimal"/>
+      <w:lvlText w:val="%1."/>
+      <w:lvlJc w:val="left"/>
+      <w:pPr>
+        <w:ind w:left="720" w:hanging="360"/>
+      </w:pPr>
+      <w:rPr>
+        <w:rFonts w:hint="default"/>
+      </w:rPr>
+    </w:lvl>
+    <w:lvl w:ilvl="1" w:tplc="0C0A0019">
+      <w:start w:val="1"/>
+      <w:numFmt w:val="lowerLetter"/>
+      <w:lvlText w:val="%2."/>
+      <w:lvlJc w:val="left"/>
+      <w:pPr>
+        <w:ind w:left="1440" w:hanging="360"/>
+      </w:pPr>
+    </w:lvl>
+    <w:lvl w:ilvl="2" w:tplc="0C0A001B" w:tentative="1">
+      <w:start w:val="1"/>
+      <w:numFmt w:val="lowerRoman"/>
+      <w:lvlText w:val="%3."/>
+      <w:lvlJc w:val="right"/>
+      <w:pPr>
+        <w:ind w:left="2160" w:hanging="180"/>
+      </w:pPr>
+    </w:lvl>
+    <w:lvl w:ilvl="3" w:tplc="0C0A000F" w:tentative="1">
+      <w:start w:val="1"/>
+      <w:numFmt w:val="decimal"/>
+      <w:lvlText w:val="%4."/>
+      <w:lvlJc w:val="left"/>
+      <w:pPr>
+        <w:ind w:left="2880" w:hanging="360"/>
+      </w:pPr>
+    </w:lvl>
+    <w:lvl w:ilvl="4" w:tplc="0C0A0019" w:tentative="1">
+      <w:start w:val="1"/>
+      <w:numFmt w:val="lowerLetter"/>
+      <w:lvlText w:val="%5."/>
+      <w:lvlJc w:val="left"/>
+      <w:pPr>
+        <w:ind w:left="3600" w:hanging="360"/>
+      </w:pPr>
+    </w:lvl>
+    <w:lvl w:ilvl="5" w:tplc="0C0A001B" w:tentative="1">
+      <w:start w:val="1"/>
+      <w:numFmt w:val="lowerRoman"/>
+      <w:lvlText w:val="%6."/>
+      <w:lvlJc w:val="right"/>
+      <w:pPr>
+        <w:ind w:left="4320" w:hanging="180"/>
+      </w:pPr>
+    </w:lvl>
+    <w:lvl w:ilvl="6" w:tplc="0C0A000F" w:tentative="1">
+      <w:start w:val="1"/>
+      <w:numFmt w:val="decimal"/>
+      <w:lvlText w:val="%7."/>
+      <w:lvlJc w:val="left"/>
+      <w:pPr>
+        <w:ind w:left="5040" w:hanging="360"/>
+      </w:pPr>
+    </w:lvl>
+    <w:lvl w:ilvl="7" w:tplc="0C0A0019" w:tentative="1">
+      <w:start w:val="1"/>
+      <w:numFmt w:val="lowerLetter"/>
+      <w:lvlText w:val="%8."/>
+      <w:lvlJc w:val="left"/>
+      <w:pPr>
+        <w:ind w:left="5760" w:hanging="360"/>
+      </w:pPr>
+    </w:lvl>
+    <w:lvl w:ilvl="8" w:tplc="0C0A001B" w:tentative="1">
+      <w:start w:val="1"/>
+      <w:numFmt w:val="lowerRoman"/>
+      <w:lvlText w:val="%9."/>
+      <w:lvlJc w:val="right"/>
+      <w:pPr>
+        <w:ind w:left="6480" w:hanging="180"/>
+      </w:pPr>
+    </w:lvl>
+  </w:abstractNum>
+  <w:abstractNum w:abstractNumId="12" w15:restartNumberingAfterBreak="0">
+    <w:nsid w:val="7C970BD6"/>
+    <w:multiLevelType w:val="multilevel"/>
+    <w:tmpl w:val="861A0D46"/>
+    <w:lvl w:ilvl="0">
+      <w:start w:val="1"/>
+      <w:numFmt w:val="bullet"/>
+      <w:lvlText w:val=""/>
+      <w:lvlJc w:val="left"/>
+      <w:pPr>
+        <w:tabs>
+          <w:tab w:val="num" w:pos="720"/>
+        </w:tabs>
+        <w:ind w:left="720" w:hanging="360"/>
+      </w:pPr>
+      <w:rPr>
+        <w:rFonts w:ascii="Symbol" w:hAnsi="Symbol" w:hint="default"/>
+        <w:sz w:val="20"/>
+      </w:rPr>
+    </w:lvl>
+    <w:lvl w:ilvl="1">
+      <w:start w:val="1"/>
+      <w:numFmt w:val="bullet"/>
+      <w:lvlText w:val="o"/>
+      <w:lvlJc w:val="left"/>
+      <w:pPr>
+        <w:tabs>
+          <w:tab w:val="num" w:pos="1440"/>
+        </w:tabs>
+        <w:ind w:left="1440" w:hanging="360"/>
+      </w:pPr>
+      <w:rPr>
+        <w:rFonts w:ascii="Courier New" w:hAnsi="Courier New" w:hint="default"/>
+        <w:sz w:val="20"/>
+      </w:rPr>
+    </w:lvl>
+    <w:lvl w:ilvl="2">
+      <w:start w:val="1"/>
+      <w:numFmt w:val="bullet"/>
+      <w:lvlText w:val=""/>
+      <w:lvlJc w:val="left"/>
+      <w:pPr>
+        <w:tabs>
+          <w:tab w:val="num" w:pos="2160"/>
+        </w:tabs>
+        <w:ind w:left="2160" w:hanging="360"/>
+      </w:pPr>
+      <w:rPr>
+        <w:rFonts w:ascii="Wingdings" w:hAnsi="Wingdings" w:hint="default"/>
+        <w:sz w:val="20"/>
+      </w:rPr>
+    </w:lvl>
+    <w:lvl w:ilvl="3" w:tentative="1">
+      <w:start w:val="1"/>
+      <w:numFmt w:val="bullet"/>
+      <w:lvlText w:val=""/>
+      <w:lvlJc w:val="left"/>
+      <w:pPr>
+        <w:tabs>
+          <w:tab w:val="num" w:pos="2880"/>
+        </w:tabs>
+        <w:ind w:left="2880" w:hanging="360"/>
+      </w:pPr>
+      <w:rPr>
+        <w:rFonts w:ascii="Wingdings" w:hAnsi="Wingdings" w:hint="default"/>
+        <w:sz w:val="20"/>
+      </w:rPr>
+    </w:lvl>
+    <w:lvl w:ilvl="4" w:tentative="1">
+      <w:start w:val="1"/>
+      <w:numFmt w:val="bullet"/>
+      <w:lvlText w:val=""/>
+      <w:lvlJc w:val="left"/>
+      <w:pPr>
+        <w:tabs>
+          <w:tab w:val="num" w:pos="3600"/>
+        </w:tabs>
+        <w:ind w:left="3600" w:hanging="360"/>
+      </w:pPr>
+      <w:rPr>
+        <w:rFonts w:ascii="Wingdings" w:hAnsi="Wingdings" w:hint="default"/>
+        <w:sz w:val="20"/>
+      </w:rPr>
+    </w:lvl>
+    <w:lvl w:ilvl="5" w:tentative="1">
+      <w:start w:val="1"/>
+      <w:numFmt w:val="bullet"/>
+      <w:lvlText w:val=""/>
+      <w:lvlJc w:val="left"/>
+      <w:pPr>
+        <w:tabs>
+          <w:tab w:val="num" w:pos="4320"/>
+        </w:tabs>
+        <w:ind w:left="4320" w:hanging="360"/>
+      </w:pPr>
+      <w:rPr>
+        <w:rFonts w:ascii="Wingdings" w:hAnsi="Wingdings" w:hint="default"/>
+        <w:sz w:val="20"/>
+      </w:rPr>
+    </w:lvl>
+    <w:lvl w:ilvl="6" w:tentative="1">
+      <w:start w:val="1"/>
+      <w:numFmt w:val="bullet"/>
+      <w:lvlText w:val=""/>
+      <w:lvlJc w:val="left"/>
+      <w:pPr>
+        <w:tabs>
+          <w:tab w:val="num" w:pos="5040"/>
+        </w:tabs>
+        <w:ind w:left="5040" w:hanging="360"/>
+      </w:pPr>
+      <w:rPr>
+        <w:rFonts w:ascii="Wingdings" w:hAnsi="Wingdings" w:hint="default"/>
+        <w:sz w:val="20"/>
+      </w:rPr>
+    </w:lvl>
+    <w:lvl w:ilvl="7" w:tentative="1">
+      <w:start w:val="1"/>
+      <w:numFmt w:val="bullet"/>
+      <w:lvlText w:val=""/>
+      <w:lvlJc w:val="left"/>
+      <w:pPr>
+        <w:tabs>
+          <w:tab w:val="num" w:pos="5760"/>
+        </w:tabs>
+        <w:ind w:left="5760" w:hanging="360"/>
+      </w:pPr>
+      <w:rPr>
+        <w:rFonts w:ascii="Wingdings" w:hAnsi="Wingdings" w:hint="default"/>
+        <w:sz w:val="20"/>
+      </w:rPr>
+    </w:lvl>
+    <w:lvl w:ilvl="8" w:tentative="1">
+      <w:start w:val="1"/>
+      <w:numFmt w:val="bullet"/>
+      <w:lvlText w:val=""/>
+      <w:lvlJc w:val="left"/>
+      <w:pPr>
+        <w:tabs>
+          <w:tab w:val="num" w:pos="6480"/>
+        </w:tabs>
+        <w:ind w:left="6480" w:hanging="360"/>
+      </w:pPr>
+      <w:rPr>
+        <w:rFonts w:ascii="Wingdings" w:hAnsi="Wingdings" w:hint="default"/>
+        <w:sz w:val="20"/>
+      </w:rPr>
+    </w:lvl>
+  </w:abstractNum>
   <w:num w:numId="1" w16cid:durableId="646319091">
+    <w:abstractNumId w:val="7"/>
+  </w:num>
+  <w:num w:numId="2" w16cid:durableId="1571891866">
+    <w:abstractNumId w:val="8"/>
+  </w:num>
+  <w:num w:numId="3" w16cid:durableId="684287089">
+    <w:abstractNumId w:val="3"/>
+  </w:num>
+  <w:num w:numId="4" w16cid:durableId="580602881">
     <w:abstractNumId w:val="0"/>
   </w:num>
-  <w:num w:numId="2" w16cid:durableId="585193651">
+  <w:num w:numId="5" w16cid:durableId="393043102">
     <w:abstractNumId w:val="1"/>
+  </w:num>
+  <w:num w:numId="6" w16cid:durableId="1267082731">
+    <w:abstractNumId w:val="10"/>
+  </w:num>
+  <w:num w:numId="7" w16cid:durableId="1418331333">
+    <w:abstractNumId w:val="9"/>
+  </w:num>
+  <w:num w:numId="8" w16cid:durableId="74982473">
+    <w:abstractNumId w:val="5"/>
+  </w:num>
+  <w:num w:numId="9" w16cid:durableId="1755125902">
+    <w:abstractNumId w:val="2"/>
+  </w:num>
+  <w:num w:numId="10" w16cid:durableId="147744157">
+    <w:abstractNumId w:val="6"/>
+  </w:num>
+  <w:num w:numId="11" w16cid:durableId="1562403564">
+    <w:abstractNumId w:val="12"/>
+  </w:num>
+  <w:num w:numId="12" w16cid:durableId="927814204">
+    <w:abstractNumId w:val="4"/>
+  </w:num>
+  <w:num w:numId="13" w16cid:durableId="151877423">
+    <w:abstractNumId w:val="11"/>
   </w:num>
 </w:numbering>
 </file>
@@ -1774,7 +9612,10 @@
   <w:style w:type="paragraph" w:default="1" w:styleId="Normal">
     <w:name w:val="Normal"/>
     <w:qFormat/>
-    <w:rsid w:val="00E81D39"/>
+    <w:rsid w:val="00936956"/>
+    <w:rPr>
+      <w:lang w:val="ca-ES"/>
+    </w:rPr>
   </w:style>
   <w:style w:type="paragraph" w:styleId="Heading1">
     <w:name w:val="heading 1"/>
@@ -2291,6 +10132,91 @@
       <w:spacing w:val="5"/>
     </w:rPr>
   </w:style>
+  <w:style w:type="character" w:styleId="Strong">
+    <w:name w:val="Strong"/>
+    <w:basedOn w:val="DefaultParagraphFont"/>
+    <w:uiPriority w:val="22"/>
+    <w:qFormat/>
+    <w:rsid w:val="007F6B20"/>
+    <w:rPr>
+      <w:b/>
+      <w:bCs/>
+    </w:rPr>
+  </w:style>
+  <w:style w:type="paragraph" w:styleId="NormalWeb">
+    <w:name w:val="Normal (Web)"/>
+    <w:basedOn w:val="Normal"/>
+    <w:uiPriority w:val="99"/>
+    <w:semiHidden/>
+    <w:unhideWhenUsed/>
+    <w:rsid w:val="007F6B20"/>
+    <w:pPr>
+      <w:spacing w:before="100" w:beforeAutospacing="1" w:after="100" w:afterAutospacing="1" w:line="240" w:lineRule="auto"/>
+    </w:pPr>
+    <w:rPr>
+      <w:rFonts w:ascii="Times New Roman" w:eastAsia="Times New Roman" w:hAnsi="Times New Roman" w:cs="Times New Roman"/>
+      <w:kern w:val="0"/>
+      <w:sz w:val="24"/>
+      <w:szCs w:val="24"/>
+      <w:lang w:eastAsia="ca-ES"/>
+      <w14:ligatures w14:val="none"/>
+    </w:rPr>
+  </w:style>
+  <w:style w:type="character" w:customStyle="1" w:styleId="katex-mathml">
+    <w:name w:val="katex-mathml"/>
+    <w:basedOn w:val="DefaultParagraphFont"/>
+    <w:rsid w:val="007F6B20"/>
+  </w:style>
+  <w:style w:type="character" w:customStyle="1" w:styleId="mord">
+    <w:name w:val="mord"/>
+    <w:basedOn w:val="DefaultParagraphFont"/>
+    <w:rsid w:val="007F6B20"/>
+  </w:style>
+  <w:style w:type="character" w:customStyle="1" w:styleId="mrel">
+    <w:name w:val="mrel"/>
+    <w:basedOn w:val="DefaultParagraphFont"/>
+    <w:rsid w:val="007F6B20"/>
+  </w:style>
+  <w:style w:type="character" w:customStyle="1" w:styleId="mbin">
+    <w:name w:val="mbin"/>
+    <w:basedOn w:val="DefaultParagraphFont"/>
+    <w:rsid w:val="007F6B20"/>
+  </w:style>
+  <w:style w:type="character" w:customStyle="1" w:styleId="mopen">
+    <w:name w:val="mopen"/>
+    <w:basedOn w:val="DefaultParagraphFont"/>
+    <w:rsid w:val="007F6B20"/>
+  </w:style>
+  <w:style w:type="character" w:customStyle="1" w:styleId="delimsizing">
+    <w:name w:val="delimsizing"/>
+    <w:basedOn w:val="DefaultParagraphFont"/>
+    <w:rsid w:val="007F6B20"/>
+  </w:style>
+  <w:style w:type="character" w:customStyle="1" w:styleId="vlist-s">
+    <w:name w:val="vlist-s"/>
+    <w:basedOn w:val="DefaultParagraphFont"/>
+    <w:rsid w:val="007F6B20"/>
+  </w:style>
+  <w:style w:type="character" w:customStyle="1" w:styleId="mclose">
+    <w:name w:val="mclose"/>
+    <w:basedOn w:val="DefaultParagraphFont"/>
+    <w:rsid w:val="007F6B20"/>
+  </w:style>
+  <w:style w:type="character" w:customStyle="1" w:styleId="mpunct">
+    <w:name w:val="mpunct"/>
+    <w:basedOn w:val="DefaultParagraphFont"/>
+    <w:rsid w:val="007F6B20"/>
+  </w:style>
+  <w:style w:type="character" w:styleId="PlaceholderText">
+    <w:name w:val="Placeholder Text"/>
+    <w:basedOn w:val="DefaultParagraphFont"/>
+    <w:uiPriority w:val="99"/>
+    <w:semiHidden/>
+    <w:rsid w:val="00B87E5B"/>
+    <w:rPr>
+      <w:color w:val="666666"/>
+    </w:rPr>
+  </w:style>
 </w:styles>
 </file>
 
@@ -2587,4 +10513,318 @@
     </a:ext>
   </a:extLst>
 </a:theme>
+</file>
+
+<file path=customXml/item1.xml><?xml version="1.0" encoding="utf-8"?>
+<p:properties xmlns:p="http://schemas.microsoft.com/office/2006/metadata/properties" xmlns:xsi="http://www.w3.org/2001/XMLSchema-instance" xmlns:pc="http://schemas.microsoft.com/office/infopath/2007/PartnerControls">
+  <documentManagement>
+    <_activity xmlns="70eae260-6369-4bef-bda3-627ae1bae5e1" xsi:nil="true"/>
+  </documentManagement>
+</p:properties>
+</file>
+
+<file path=customXml/item2.xml><?xml version="1.0" encoding="utf-8"?>
+<?mso-contentType ?>
+<FormTemplates xmlns="http://schemas.microsoft.com/sharepoint/v3/contenttype/forms">
+  <Display>DocumentLibraryForm</Display>
+  <Edit>DocumentLibraryForm</Edit>
+  <New>DocumentLibraryForm</New>
+</FormTemplates>
+</file>
+
+<file path=customXml/item3.xml><?xml version="1.0" encoding="utf-8"?>
+<ct:contentTypeSchema xmlns:ct="http://schemas.microsoft.com/office/2006/metadata/contentType" xmlns:ma="http://schemas.microsoft.com/office/2006/metadata/properties/metaAttributes" ct:_="" ma:_="" ma:contentTypeName="Documento" ma:contentTypeID="0x010100B15220EEA7BC4044B57AAAE95AE55E0E" ma:contentTypeVersion="18" ma:contentTypeDescription="Crear nuevo documento." ma:contentTypeScope="" ma:versionID="5cb8267278500487cf907df20589251d">
+  <xsd:schema xmlns:xsd="http://www.w3.org/2001/XMLSchema" xmlns:xs="http://www.w3.org/2001/XMLSchema" xmlns:p="http://schemas.microsoft.com/office/2006/metadata/properties" xmlns:ns3="70eae260-6369-4bef-bda3-627ae1bae5e1" xmlns:ns4="978cbdcb-6c73-45db-998e-2c956214229d" targetNamespace="http://schemas.microsoft.com/office/2006/metadata/properties" ma:root="true" ma:fieldsID="6a8d88b2de0c37bf80c1e5d878c477eb" ns3:_="" ns4:_="">
+    <xsd:import namespace="70eae260-6369-4bef-bda3-627ae1bae5e1"/>
+    <xsd:import namespace="978cbdcb-6c73-45db-998e-2c956214229d"/>
+    <xsd:element name="properties">
+      <xsd:complexType>
+        <xsd:sequence>
+          <xsd:element name="documentManagement">
+            <xsd:complexType>
+              <xsd:all>
+                <xsd:element ref="ns3:MediaServiceMetadata" minOccurs="0"/>
+                <xsd:element ref="ns3:MediaServiceFastMetadata" minOccurs="0"/>
+                <xsd:element ref="ns3:MediaServiceAutoKeyPoints" minOccurs="0"/>
+                <xsd:element ref="ns3:MediaServiceKeyPoints" minOccurs="0"/>
+                <xsd:element ref="ns3:MediaServiceAutoTags" minOccurs="0"/>
+                <xsd:element ref="ns3:MediaServiceOCR" minOccurs="0"/>
+                <xsd:element ref="ns3:MediaServiceGenerationTime" minOccurs="0"/>
+                <xsd:element ref="ns3:MediaServiceEventHashCode" minOccurs="0"/>
+                <xsd:element ref="ns3:MediaServiceDateTaken" minOccurs="0"/>
+                <xsd:element ref="ns3:MediaLengthInSeconds" minOccurs="0"/>
+                <xsd:element ref="ns3:MediaServiceLocation" minOccurs="0"/>
+                <xsd:element ref="ns4:SharedWithUsers" minOccurs="0"/>
+                <xsd:element ref="ns4:SharedWithDetails" minOccurs="0"/>
+                <xsd:element ref="ns4:SharingHintHash" minOccurs="0"/>
+                <xsd:element ref="ns3:_activity" minOccurs="0"/>
+                <xsd:element ref="ns3:MediaServiceObjectDetectorVersions" minOccurs="0"/>
+                <xsd:element ref="ns3:MediaServiceSystemTags" minOccurs="0"/>
+                <xsd:element ref="ns3:MediaServiceSearchProperties" minOccurs="0"/>
+              </xsd:all>
+            </xsd:complexType>
+          </xsd:element>
+        </xsd:sequence>
+      </xsd:complexType>
+    </xsd:element>
+  </xsd:schema>
+  <xsd:schema xmlns:xsd="http://www.w3.org/2001/XMLSchema" xmlns:xs="http://www.w3.org/2001/XMLSchema" xmlns:dms="http://schemas.microsoft.com/office/2006/documentManagement/types" xmlns:pc="http://schemas.microsoft.com/office/infopath/2007/PartnerControls" targetNamespace="70eae260-6369-4bef-bda3-627ae1bae5e1" elementFormDefault="qualified">
+    <xsd:import namespace="http://schemas.microsoft.com/office/2006/documentManagement/types"/>
+    <xsd:import namespace="http://schemas.microsoft.com/office/infopath/2007/PartnerControls"/>
+    <xsd:element name="MediaServiceMetadata" ma:index="8" nillable="true" ma:displayName="MediaServiceMetadata" ma:hidden="true" ma:internalName="MediaServiceMetadata" ma:readOnly="true">
+      <xsd:simpleType>
+        <xsd:restriction base="dms:Note"/>
+      </xsd:simpleType>
+    </xsd:element>
+    <xsd:element name="MediaServiceFastMetadata" ma:index="9" nillable="true" ma:displayName="MediaServiceFastMetadata" ma:hidden="true" ma:internalName="MediaServiceFastMetadata" ma:readOnly="true">
+      <xsd:simpleType>
+        <xsd:restriction base="dms:Note"/>
+      </xsd:simpleType>
+    </xsd:element>
+    <xsd:element name="MediaServiceAutoKeyPoints" ma:index="10" nillable="true" ma:displayName="MediaServiceAutoKeyPoints" ma:hidden="true" ma:internalName="MediaServiceAutoKeyPoints" ma:readOnly="true">
+      <xsd:simpleType>
+        <xsd:restriction base="dms:Note"/>
+      </xsd:simpleType>
+    </xsd:element>
+    <xsd:element name="MediaServiceKeyPoints" ma:index="11" nillable="true" ma:displayName="KeyPoints" ma:internalName="MediaServiceKeyPoints" ma:readOnly="true">
+      <xsd:simpleType>
+        <xsd:restriction base="dms:Note">
+          <xsd:maxLength value="255"/>
+        </xsd:restriction>
+      </xsd:simpleType>
+    </xsd:element>
+    <xsd:element name="MediaServiceAutoTags" ma:index="12" nillable="true" ma:displayName="Tags" ma:internalName="MediaServiceAutoTags" ma:readOnly="true">
+      <xsd:simpleType>
+        <xsd:restriction base="dms:Text"/>
+      </xsd:simpleType>
+    </xsd:element>
+    <xsd:element name="MediaServiceOCR" ma:index="13" nillable="true" ma:displayName="Extracted Text" ma:internalName="MediaServiceOCR" ma:readOnly="true">
+      <xsd:simpleType>
+        <xsd:restriction base="dms:Note">
+          <xsd:maxLength value="255"/>
+        </xsd:restriction>
+      </xsd:simpleType>
+    </xsd:element>
+    <xsd:element name="MediaServiceGenerationTime" ma:index="14" nillable="true" ma:displayName="MediaServiceGenerationTime" ma:hidden="true" ma:internalName="MediaServiceGenerationTime" ma:readOnly="true">
+      <xsd:simpleType>
+        <xsd:restriction base="dms:Text"/>
+      </xsd:simpleType>
+    </xsd:element>
+    <xsd:element name="MediaServiceEventHashCode" ma:index="15" nillable="true" ma:displayName="MediaServiceEventHashCode" ma:hidden="true" ma:internalName="MediaServiceEventHashCode" ma:readOnly="true">
+      <xsd:simpleType>
+        <xsd:restriction base="dms:Text"/>
+      </xsd:simpleType>
+    </xsd:element>
+    <xsd:element name="MediaServiceDateTaken" ma:index="16" nillable="true" ma:displayName="MediaServiceDateTaken" ma:hidden="true" ma:internalName="MediaServiceDateTaken" ma:readOnly="true">
+      <xsd:simpleType>
+        <xsd:restriction base="dms:Text"/>
+      </xsd:simpleType>
+    </xsd:element>
+    <xsd:element name="MediaLengthInSeconds" ma:index="17" nillable="true" ma:displayName="Length (seconds)" ma:internalName="MediaLengthInSeconds" ma:readOnly="true">
+      <xsd:simpleType>
+        <xsd:restriction base="dms:Unknown"/>
+      </xsd:simpleType>
+    </xsd:element>
+    <xsd:element name="MediaServiceLocation" ma:index="18" nillable="true" ma:displayName="Location" ma:internalName="MediaServiceLocation" ma:readOnly="true">
+      <xsd:simpleType>
+        <xsd:restriction base="dms:Text"/>
+      </xsd:simpleType>
+    </xsd:element>
+    <xsd:element name="_activity" ma:index="22" nillable="true" ma:displayName="_activity" ma:hidden="true" ma:internalName="_activity">
+      <xsd:simpleType>
+        <xsd:restriction base="dms:Note"/>
+      </xsd:simpleType>
+    </xsd:element>
+    <xsd:element name="MediaServiceObjectDetectorVersions" ma:index="23" nillable="true" ma:displayName="MediaServiceObjectDetectorVersions" ma:description="" ma:hidden="true" ma:indexed="true" ma:internalName="MediaServiceObjectDetectorVersions" ma:readOnly="true">
+      <xsd:simpleType>
+        <xsd:restriction base="dms:Text"/>
+      </xsd:simpleType>
+    </xsd:element>
+    <xsd:element name="MediaServiceSystemTags" ma:index="24" nillable="true" ma:displayName="MediaServiceSystemTags" ma:hidden="true" ma:internalName="MediaServiceSystemTags" ma:readOnly="true">
+      <xsd:simpleType>
+        <xsd:restriction base="dms:Note"/>
+      </xsd:simpleType>
+    </xsd:element>
+    <xsd:element name="MediaServiceSearchProperties" ma:index="25" nillable="true" ma:displayName="MediaServiceSearchProperties" ma:hidden="true" ma:internalName="MediaServiceSearchProperties" ma:readOnly="true">
+      <xsd:simpleType>
+        <xsd:restriction base="dms:Note"/>
+      </xsd:simpleType>
+    </xsd:element>
+  </xsd:schema>
+  <xsd:schema xmlns:xsd="http://www.w3.org/2001/XMLSchema" xmlns:xs="http://www.w3.org/2001/XMLSchema" xmlns:dms="http://schemas.microsoft.com/office/2006/documentManagement/types" xmlns:pc="http://schemas.microsoft.com/office/infopath/2007/PartnerControls" targetNamespace="978cbdcb-6c73-45db-998e-2c956214229d" elementFormDefault="qualified">
+    <xsd:import namespace="http://schemas.microsoft.com/office/2006/documentManagement/types"/>
+    <xsd:import namespace="http://schemas.microsoft.com/office/infopath/2007/PartnerControls"/>
+    <xsd:element name="SharedWithUsers" ma:index="19" nillable="true" ma:displayName="Compartido con" ma:internalName="SharedWithUsers" ma:readOnly="true">
+      <xsd:complexType>
+        <xsd:complexContent>
+          <xsd:extension base="dms:UserMulti">
+            <xsd:sequence>
+              <xsd:element name="UserInfo" minOccurs="0" maxOccurs="unbounded">
+                <xsd:complexType>
+                  <xsd:sequence>
+                    <xsd:element name="DisplayName" type="xsd:string" minOccurs="0"/>
+                    <xsd:element name="AccountId" type="dms:UserId" minOccurs="0" nillable="true"/>
+                    <xsd:element name="AccountType" type="xsd:string" minOccurs="0"/>
+                  </xsd:sequence>
+                </xsd:complexType>
+              </xsd:element>
+            </xsd:sequence>
+          </xsd:extension>
+        </xsd:complexContent>
+      </xsd:complexType>
+    </xsd:element>
+    <xsd:element name="SharedWithDetails" ma:index="20" nillable="true" ma:displayName="Detalles de uso compartido" ma:internalName="SharedWithDetails" ma:readOnly="true">
+      <xsd:simpleType>
+        <xsd:restriction base="dms:Note">
+          <xsd:maxLength value="255"/>
+        </xsd:restriction>
+      </xsd:simpleType>
+    </xsd:element>
+    <xsd:element name="SharingHintHash" ma:index="21" nillable="true" ma:displayName="Hash de la sugerencia para compartir" ma:hidden="true" ma:internalName="SharingHintHash" ma:readOnly="true">
+      <xsd:simpleType>
+        <xsd:restriction base="dms:Text"/>
+      </xsd:simpleType>
+    </xsd:element>
+  </xsd:schema>
+  <xsd:schema xmlns="http://schemas.openxmlformats.org/package/2006/metadata/core-properties" xmlns:xsd="http://www.w3.org/2001/XMLSchema" xmlns:xsi="http://www.w3.org/2001/XMLSchema-instance" xmlns:dc="http://purl.org/dc/elements/1.1/" xmlns:dcterms="http://purl.org/dc/terms/" xmlns:odoc="http://schemas.microsoft.com/internal/obd" targetNamespace="http://schemas.openxmlformats.org/package/2006/metadata/core-properties" elementFormDefault="qualified" attributeFormDefault="unqualified" blockDefault="#all">
+    <xsd:import namespace="http://purl.org/dc/elements/1.1/" schemaLocation="http://dublincore.org/schemas/xmls/qdc/2003/04/02/dc.xsd"/>
+    <xsd:import namespace="http://purl.org/dc/terms/" schemaLocation="http://dublincore.org/schemas/xmls/qdc/2003/04/02/dcterms.xsd"/>
+    <xsd:element name="coreProperties" type="CT_coreProperties"/>
+    <xsd:complexType name="CT_coreProperties">
+      <xsd:all>
+        <xsd:element ref="dc:creator" minOccurs="0" maxOccurs="1"/>
+        <xsd:element ref="dcterms:created" minOccurs="0" maxOccurs="1"/>
+        <xsd:element ref="dc:identifier" minOccurs="0" maxOccurs="1"/>
+        <xsd:element name="contentType" minOccurs="0" maxOccurs="1" type="xsd:string" ma:index="0" ma:displayName="Tipo de contenido"/>
+        <xsd:element ref="dc:title" minOccurs="0" maxOccurs="1" ma:index="4" ma:displayName="Título"/>
+        <xsd:element ref="dc:subject" minOccurs="0" maxOccurs="1"/>
+        <xsd:element ref="dc:description" minOccurs="0" maxOccurs="1"/>
+        <xsd:element name="keywords" minOccurs="0" maxOccurs="1" type="xsd:string"/>
+        <xsd:element ref="dc:language" minOccurs="0" maxOccurs="1"/>
+        <xsd:element name="category" minOccurs="0" maxOccurs="1" type="xsd:string"/>
+        <xsd:element name="version" minOccurs="0" maxOccurs="1" type="xsd:string"/>
+        <xsd:element name="revision" minOccurs="0" maxOccurs="1" type="xsd:string">
+          <xsd:annotation>
+            <xsd:documentation>
+                        This value indicates the number of saves or revisions. The application is responsible for updating this value after each revision.
+                    </xsd:documentation>
+          </xsd:annotation>
+        </xsd:element>
+        <xsd:element name="lastModifiedBy" minOccurs="0" maxOccurs="1" type="xsd:string"/>
+        <xsd:element ref="dcterms:modified" minOccurs="0" maxOccurs="1"/>
+        <xsd:element name="contentStatus" minOccurs="0" maxOccurs="1" type="xsd:string"/>
+      </xsd:all>
+    </xsd:complexType>
+  </xsd:schema>
+  <xs:schema xmlns:pc="http://schemas.microsoft.com/office/infopath/2007/PartnerControls" xmlns:xs="http://www.w3.org/2001/XMLSchema" targetNamespace="http://schemas.microsoft.com/office/infopath/2007/PartnerControls" elementFormDefault="qualified" attributeFormDefault="unqualified">
+    <xs:element name="Person">
+      <xs:complexType>
+        <xs:sequence>
+          <xs:element ref="pc:DisplayName" minOccurs="0"/>
+          <xs:element ref="pc:AccountId" minOccurs="0"/>
+          <xs:element ref="pc:AccountType" minOccurs="0"/>
+        </xs:sequence>
+      </xs:complexType>
+    </xs:element>
+    <xs:element name="DisplayName" type="xs:string"/>
+    <xs:element name="AccountId" type="xs:string"/>
+    <xs:element name="AccountType" type="xs:string"/>
+    <xs:element name="BDCAssociatedEntity">
+      <xs:complexType>
+        <xs:sequence>
+          <xs:element ref="pc:BDCEntity" minOccurs="0" maxOccurs="unbounded"/>
+        </xs:sequence>
+        <xs:attribute ref="pc:EntityNamespace"/>
+        <xs:attribute ref="pc:EntityName"/>
+        <xs:attribute ref="pc:SystemInstanceName"/>
+        <xs:attribute ref="pc:AssociationName"/>
+      </xs:complexType>
+    </xs:element>
+    <xs:attribute name="EntityNamespace" type="xs:string"/>
+    <xs:attribute name="EntityName" type="xs:string"/>
+    <xs:attribute name="SystemInstanceName" type="xs:string"/>
+    <xs:attribute name="AssociationName" type="xs:string"/>
+    <xs:element name="BDCEntity">
+      <xs:complexType>
+        <xs:sequence>
+          <xs:element ref="pc:EntityDisplayName" minOccurs="0"/>
+          <xs:element ref="pc:EntityInstanceReference" minOccurs="0"/>
+          <xs:element ref="pc:EntityId1" minOccurs="0"/>
+          <xs:element ref="pc:EntityId2" minOccurs="0"/>
+          <xs:element ref="pc:EntityId3" minOccurs="0"/>
+          <xs:element ref="pc:EntityId4" minOccurs="0"/>
+          <xs:element ref="pc:EntityId5" minOccurs="0"/>
+        </xs:sequence>
+      </xs:complexType>
+    </xs:element>
+    <xs:element name="EntityDisplayName" type="xs:string"/>
+    <xs:element name="EntityInstanceReference" type="xs:string"/>
+    <xs:element name="EntityId1" type="xs:string"/>
+    <xs:element name="EntityId2" type="xs:string"/>
+    <xs:element name="EntityId3" type="xs:string"/>
+    <xs:element name="EntityId4" type="xs:string"/>
+    <xs:element name="EntityId5" type="xs:string"/>
+    <xs:element name="Terms">
+      <xs:complexType>
+        <xs:sequence>
+          <xs:element ref="pc:TermInfo" minOccurs="0" maxOccurs="unbounded"/>
+        </xs:sequence>
+      </xs:complexType>
+    </xs:element>
+    <xs:element name="TermInfo">
+      <xs:complexType>
+        <xs:sequence>
+          <xs:element ref="pc:TermName" minOccurs="0"/>
+          <xs:element ref="pc:TermId" minOccurs="0"/>
+        </xs:sequence>
+      </xs:complexType>
+    </xs:element>
+    <xs:element name="TermName" type="xs:string"/>
+    <xs:element name="TermId" type="xs:string"/>
+  </xs:schema>
+</ct:contentTypeSchema>
+</file>
+
+<file path=customXml/itemProps1.xml><?xml version="1.0" encoding="utf-8"?>
+<ds:datastoreItem xmlns:ds="http://schemas.openxmlformats.org/officeDocument/2006/customXml" ds:itemID="{6EFB30B1-3197-42B0-B282-25C32901E04C}">
+  <ds:schemaRefs>
+    <ds:schemaRef ds:uri="http://schemas.openxmlformats.org/package/2006/metadata/core-properties"/>
+    <ds:schemaRef ds:uri="http://purl.org/dc/elements/1.1/"/>
+    <ds:schemaRef ds:uri="http://purl.org/dc/dcmitype/"/>
+    <ds:schemaRef ds:uri="http://purl.org/dc/terms/"/>
+    <ds:schemaRef ds:uri="http://schemas.microsoft.com/office/2006/metadata/properties"/>
+    <ds:schemaRef ds:uri="http://www.w3.org/XML/1998/namespace"/>
+    <ds:schemaRef ds:uri="http://schemas.microsoft.com/office/2006/documentManagement/types"/>
+    <ds:schemaRef ds:uri="http://schemas.microsoft.com/office/infopath/2007/PartnerControls"/>
+    <ds:schemaRef ds:uri="978cbdcb-6c73-45db-998e-2c956214229d"/>
+    <ds:schemaRef ds:uri="70eae260-6369-4bef-bda3-627ae1bae5e1"/>
+  </ds:schemaRefs>
+</ds:datastoreItem>
+</file>
+
+<file path=customXml/itemProps2.xml><?xml version="1.0" encoding="utf-8"?>
+<ds:datastoreItem xmlns:ds="http://schemas.openxmlformats.org/officeDocument/2006/customXml" ds:itemID="{C18E0994-88F1-4320-B3CE-FDB4F2A39B7A}">
+  <ds:schemaRefs>
+    <ds:schemaRef ds:uri="http://schemas.microsoft.com/sharepoint/v3/contenttype/forms"/>
+  </ds:schemaRefs>
+</ds:datastoreItem>
+</file>
+
+<file path=customXml/itemProps3.xml><?xml version="1.0" encoding="utf-8"?>
+<ds:datastoreItem xmlns:ds="http://schemas.openxmlformats.org/officeDocument/2006/customXml" ds:itemID="{0EFE5D5F-40B8-49FB-B848-BB0ED0B2DF70}">
+  <ds:schemaRefs>
+    <ds:schemaRef ds:uri="http://schemas.microsoft.com/office/2006/metadata/contentType"/>
+    <ds:schemaRef ds:uri="http://schemas.microsoft.com/office/2006/metadata/properties/metaAttributes"/>
+    <ds:schemaRef ds:uri="http://www.w3.org/2001/XMLSchema"/>
+    <ds:schemaRef ds:uri="http://schemas.microsoft.com/office/2006/metadata/properties"/>
+    <ds:schemaRef ds:uri="70eae260-6369-4bef-bda3-627ae1bae5e1"/>
+    <ds:schemaRef ds:uri="978cbdcb-6c73-45db-998e-2c956214229d"/>
+    <ds:schemaRef ds:uri="http://schemas.microsoft.com/office/2006/documentManagement/types"/>
+    <ds:schemaRef ds:uri="http://schemas.microsoft.com/office/infopath/2007/PartnerControls"/>
+    <ds:schemaRef ds:uri="http://schemas.openxmlformats.org/package/2006/metadata/core-properties"/>
+    <ds:schemaRef ds:uri="http://purl.org/dc/elements/1.1/"/>
+    <ds:schemaRef ds:uri="http://purl.org/dc/terms/"/>
+    <ds:schemaRef ds:uri="http://schemas.microsoft.com/internal/obd"/>
+  </ds:schemaRefs>
+</ds:datastoreItem>
 </file>